--- a/mon/toan/khbd/lop12/KHDH_OnTapGiuaKi1_Lop12_KT.docx
+++ b/mon/toan/khbd/lop12/KHDH_OnTapGiuaKi1_Lop12_KT.docx
@@ -26,9 +26,9 @@
             </w:pPr>
             <w:r>
               <w:rPr>
-                <w:rFonts w:ascii="Times New Roman" w:hAnsi="Times New Roman" w:eastAsia="Times New Roman"/>
+                <w:rFonts w:ascii="Times New Roman" w:hAnsi="Times New Roman" w:eastAsia="Times New Roman" w:cs="Times New Roman"/>
                 <w:i/>
-                <w:sz w:val="26"/>
+                <w:sz w:val="24"/>
               </w:rPr>
               <w:t>TRƯỜNG THPT – TỔ TOÁN</w:t>
             </w:r>
@@ -40,9 +40,9 @@
             </w:pPr>
             <w:r>
               <w:rPr>
-                <w:rFonts w:ascii="Times New Roman" w:hAnsi="Times New Roman" w:eastAsia="Times New Roman"/>
+                <w:rFonts w:ascii="Times New Roman" w:hAnsi="Times New Roman" w:eastAsia="Times New Roman" w:cs="Times New Roman"/>
                 <w:i/>
-                <w:sz w:val="26"/>
+                <w:sz w:val="24"/>
               </w:rPr>
               <w:t>Ngày soạn: ……/……/………</w:t>
             </w:r>
@@ -60,9 +60,9 @@
             </w:pPr>
             <w:r>
               <w:rPr>
-                <w:rFonts w:ascii="Times New Roman" w:hAnsi="Times New Roman" w:eastAsia="Times New Roman"/>
+                <w:rFonts w:ascii="Times New Roman" w:hAnsi="Times New Roman" w:eastAsia="Times New Roman" w:cs="Times New Roman"/>
                 <w:i/>
-                <w:sz w:val="26"/>
+                <w:sz w:val="24"/>
               </w:rPr>
               <w:t>Họ và tên giáo viên: ………………………………</w:t>
             </w:r>
@@ -74,9 +74,9 @@
             </w:pPr>
             <w:r>
               <w:rPr>
-                <w:rFonts w:ascii="Times New Roman" w:hAnsi="Times New Roman" w:eastAsia="Times New Roman"/>
+                <w:rFonts w:ascii="Times New Roman" w:hAnsi="Times New Roman" w:eastAsia="Times New Roman" w:cs="Times New Roman"/>
                 <w:i/>
-                <w:sz w:val="26"/>
+                <w:sz w:val="24"/>
               </w:rPr>
               <w:t>Lớp dạy: ……………  Ngày dạy: ……/……/………</w:t>
             </w:r>
@@ -91,10 +91,10 @@
       </w:pPr>
       <w:r>
         <w:rPr>
-          <w:rFonts w:ascii="Times New Roman" w:hAnsi="Times New Roman" w:eastAsia="Times New Roman"/>
+          <w:rFonts w:ascii="Times New Roman" w:hAnsi="Times New Roman" w:eastAsia="Times New Roman" w:cs="Times New Roman"/>
           <w:b/>
           <w:color w:val="FF0000"/>
-          <w:sz w:val="28"/>
+          <w:sz w:val="24"/>
         </w:rPr>
         <w:t>KẾ HOẠCH BÀI DẠY MÔN TOÁN LỚP 12</w:t>
       </w:r>
@@ -106,10 +106,10 @@
       </w:pPr>
       <w:r>
         <w:rPr>
-          <w:rFonts w:ascii="Times New Roman" w:hAnsi="Times New Roman" w:eastAsia="Times New Roman"/>
+          <w:rFonts w:ascii="Times New Roman" w:hAnsi="Times New Roman" w:eastAsia="Times New Roman" w:cs="Times New Roman"/>
           <w:i/>
           <w:color w:val="C00000"/>
-          <w:sz w:val="26"/>
+          <w:sz w:val="24"/>
         </w:rPr>
         <w:t>(Lớp có học sinh khuyết tật hoà nhập – khuyết tật vận động, mức độ nặng)</w:t>
       </w:r>
@@ -161,9 +161,9 @@
       </w:pPr>
       <w:r>
         <w:rPr>
-          <w:rFonts w:ascii="Times New Roman" w:hAnsi="Times New Roman" w:eastAsia="Times New Roman"/>
+          <w:rFonts w:ascii="Times New Roman" w:hAnsi="Times New Roman" w:eastAsia="Times New Roman" w:cs="Times New Roman"/>
           <w:b/>
-          <w:sz w:val="26"/>
+          <w:sz w:val="24"/>
         </w:rPr>
         <w:t>Chương I. Ứng dụng đạo hàm để khảo sát và vẽ đồ thị hàm số (Bài 1 – Bài 5)</w:t>
       </w:r>
@@ -175,8 +175,8 @@
       </w:pPr>
       <w:r>
         <w:rPr>
-          <w:rFonts w:ascii="Times New Roman" w:hAnsi="Times New Roman" w:eastAsia="Times New Roman"/>
-          <w:sz w:val="26"/>
+          <w:rFonts w:ascii="Times New Roman" w:hAnsi="Times New Roman" w:eastAsia="Times New Roman" w:cs="Times New Roman"/>
+          <w:sz w:val="24"/>
         </w:rPr>
         <w:t>Thời gian thực hiện: (Số tiết 1: T25)</w:t>
       </w:r>
@@ -189,9 +189,9 @@
       </w:pPr>
       <w:r>
         <w:rPr>
-          <w:rFonts w:ascii="Times New Roman" w:hAnsi="Times New Roman" w:eastAsia="Times New Roman"/>
+          <w:rFonts w:ascii="Times New Roman" w:hAnsi="Times New Roman" w:eastAsia="Times New Roman" w:cs="Times New Roman"/>
           <w:b/>
-          <w:sz w:val="26"/>
+          <w:sz w:val="24"/>
         </w:rPr>
         <w:t>I. MỤC TIÊU</w:t>
       </w:r>
@@ -204,9 +204,9 @@
       </w:pPr>
       <w:r>
         <w:rPr>
-          <w:rFonts w:ascii="Times New Roman" w:hAnsi="Times New Roman" w:eastAsia="Times New Roman"/>
+          <w:rFonts w:ascii="Times New Roman" w:hAnsi="Times New Roman" w:eastAsia="Times New Roman" w:cs="Times New Roman"/>
           <w:b/>
-          <w:sz w:val="26"/>
+          <w:sz w:val="24"/>
         </w:rPr>
         <w:t>1. Về kiến thức</w:t>
       </w:r>
@@ -219,16 +219,16 @@
       </w:pPr>
       <w:r>
         <w:rPr>
-          <w:rFonts w:ascii="Times New Roman" w:hAnsi="Times New Roman" w:eastAsia="Times New Roman"/>
-          <w:sz w:val="26"/>
+          <w:rFonts w:ascii="Times New Roman" w:hAnsi="Times New Roman" w:eastAsia="Times New Roman" w:cs="Times New Roman"/>
+          <w:sz w:val="24"/>
         </w:rPr>
         <w:t>-</w:t>
         <w:tab/>
       </w:r>
       <w:r>
         <w:rPr>
-          <w:rFonts w:ascii="Times New Roman" w:hAnsi="Times New Roman" w:eastAsia="Times New Roman"/>
-          <w:sz w:val="26"/>
+          <w:rFonts w:ascii="Times New Roman" w:hAnsi="Times New Roman" w:eastAsia="Times New Roman" w:cs="Times New Roman"/>
+          <w:sz w:val="24"/>
         </w:rPr>
         <w:t>Nắm được kiến thức cơ bản và vận dụng giải quyết một số bài tập cơ bản về tính đơn điệu và cực trị của hàm số, giá trị lớn nhất và giá trị nhỏ nhất của hàm số, đường tiệm cận của đồ thị hàm số, khảo sát và vẽ đồ thị của hàm số.</w:t>
       </w:r>
@@ -241,16 +241,16 @@
       </w:pPr>
       <w:r>
         <w:rPr>
-          <w:rFonts w:ascii="Times New Roman" w:hAnsi="Times New Roman" w:eastAsia="Times New Roman"/>
-          <w:sz w:val="26"/>
+          <w:rFonts w:ascii="Times New Roman" w:hAnsi="Times New Roman" w:eastAsia="Times New Roman" w:cs="Times New Roman"/>
+          <w:sz w:val="24"/>
         </w:rPr>
         <w:t>-</w:t>
         <w:tab/>
       </w:r>
       <w:r>
         <w:rPr>
-          <w:rFonts w:ascii="Times New Roman" w:hAnsi="Times New Roman" w:eastAsia="Times New Roman"/>
-          <w:sz w:val="26"/>
+          <w:rFonts w:ascii="Times New Roman" w:hAnsi="Times New Roman" w:eastAsia="Times New Roman" w:cs="Times New Roman"/>
+          <w:sz w:val="24"/>
         </w:rPr>
         <w:t>Vận dụng các kiến thức đã học để giải quyết các bài toán thực tiễn, liên môn (tốc độ thay đổi, tối ưu hoá).</w:t>
       </w:r>
@@ -263,16 +263,16 @@
       </w:pPr>
       <w:r>
         <w:rPr>
-          <w:rFonts w:ascii="Times New Roman" w:hAnsi="Times New Roman" w:eastAsia="Times New Roman"/>
-          <w:sz w:val="26"/>
+          <w:rFonts w:ascii="Times New Roman" w:hAnsi="Times New Roman" w:eastAsia="Times New Roman" w:cs="Times New Roman"/>
+          <w:sz w:val="24"/>
         </w:rPr>
         <w:t>-</w:t>
         <w:tab/>
       </w:r>
       <w:r>
         <w:rPr>
-          <w:rFonts w:ascii="Times New Roman" w:hAnsi="Times New Roman" w:eastAsia="Times New Roman"/>
-          <w:sz w:val="26"/>
+          <w:rFonts w:ascii="Times New Roman" w:hAnsi="Times New Roman" w:eastAsia="Times New Roman" w:cs="Times New Roman"/>
+          <w:sz w:val="24"/>
         </w:rPr>
         <w:t>Làm quen với cấu trúc đề kiểm tra giữa kì I (90 phút): Phần I – 12 câu nhiều lựa chọn; Phần II – 4 câu đúng – sai; Phần III – 6 câu trả lời ngắn; tự đánh giá mức độ đạt chuẩn kiến thức, kĩ năng.</w:t>
       </w:r>
@@ -285,9 +285,9 @@
       </w:pPr>
       <w:r>
         <w:rPr>
-          <w:rFonts w:ascii="Times New Roman" w:hAnsi="Times New Roman" w:eastAsia="Times New Roman"/>
+          <w:rFonts w:ascii="Times New Roman" w:hAnsi="Times New Roman" w:eastAsia="Times New Roman" w:cs="Times New Roman"/>
           <w:b/>
-          <w:sz w:val="26"/>
+          <w:sz w:val="24"/>
         </w:rPr>
         <w:t>2. Về năng lực</w:t>
       </w:r>
@@ -299,10 +299,10 @@
       </w:pPr>
       <w:r>
         <w:rPr>
-          <w:rFonts w:ascii="Times New Roman" w:hAnsi="Times New Roman" w:eastAsia="Times New Roman"/>
+          <w:rFonts w:ascii="Times New Roman" w:hAnsi="Times New Roman" w:eastAsia="Times New Roman" w:cs="Times New Roman"/>
           <w:b/>
           <w:i/>
-          <w:sz w:val="26"/>
+          <w:sz w:val="24"/>
         </w:rPr>
         <w:t>a) Năng lực chung</w:t>
       </w:r>
@@ -315,24 +315,24 @@
       </w:pPr>
       <w:r>
         <w:rPr>
-          <w:rFonts w:ascii="Times New Roman" w:hAnsi="Times New Roman" w:eastAsia="Times New Roman"/>
-          <w:sz w:val="26"/>
+          <w:rFonts w:ascii="Times New Roman" w:hAnsi="Times New Roman" w:eastAsia="Times New Roman" w:cs="Times New Roman"/>
+          <w:sz w:val="24"/>
         </w:rPr>
         <w:t>-</w:t>
         <w:tab/>
       </w:r>
       <w:r>
         <w:rPr>
-          <w:rFonts w:ascii="Times New Roman" w:hAnsi="Times New Roman" w:eastAsia="Times New Roman"/>
+          <w:rFonts w:ascii="Times New Roman" w:hAnsi="Times New Roman" w:eastAsia="Times New Roman" w:cs="Times New Roman"/>
           <w:b/>
-          <w:sz w:val="26"/>
+          <w:sz w:val="24"/>
         </w:rPr>
         <w:t>Tự chủ và tự học:</w:t>
       </w:r>
       <w:r>
         <w:rPr>
-          <w:rFonts w:ascii="Times New Roman" w:hAnsi="Times New Roman" w:eastAsia="Times New Roman"/>
-          <w:sz w:val="26"/>
+          <w:rFonts w:ascii="Times New Roman" w:hAnsi="Times New Roman" w:eastAsia="Times New Roman" w:cs="Times New Roman"/>
+          <w:sz w:val="24"/>
         </w:rPr>
         <w:t xml:space="preserve"> tự hệ thống kiến thức bằng sơ đồ tư duy; tự ôn luyện, tự đánh giá bằng đề trực tuyến ở nhà.</w:t>
       </w:r>
@@ -345,24 +345,24 @@
       </w:pPr>
       <w:r>
         <w:rPr>
-          <w:rFonts w:ascii="Times New Roman" w:hAnsi="Times New Roman" w:eastAsia="Times New Roman"/>
-          <w:sz w:val="26"/>
+          <w:rFonts w:ascii="Times New Roman" w:hAnsi="Times New Roman" w:eastAsia="Times New Roman" w:cs="Times New Roman"/>
+          <w:sz w:val="24"/>
         </w:rPr>
         <w:t>-</w:t>
         <w:tab/>
       </w:r>
       <w:r>
         <w:rPr>
-          <w:rFonts w:ascii="Times New Roman" w:hAnsi="Times New Roman" w:eastAsia="Times New Roman"/>
+          <w:rFonts w:ascii="Times New Roman" w:hAnsi="Times New Roman" w:eastAsia="Times New Roman" w:cs="Times New Roman"/>
           <w:b/>
-          <w:sz w:val="26"/>
+          <w:sz w:val="24"/>
         </w:rPr>
         <w:t>Giao tiếp và hợp tác:</w:t>
       </w:r>
       <w:r>
         <w:rPr>
-          <w:rFonts w:ascii="Times New Roman" w:hAnsi="Times New Roman" w:eastAsia="Times New Roman"/>
-          <w:sz w:val="26"/>
+          <w:rFonts w:ascii="Times New Roman" w:hAnsi="Times New Roman" w:eastAsia="Times New Roman" w:cs="Times New Roman"/>
+          <w:sz w:val="24"/>
         </w:rPr>
         <w:t xml:space="preserve"> thi tiếp sức theo nhóm ở phần trả lời ngắn; giải thích cách làm cho bạn (HĐ4).</w:t>
       </w:r>
@@ -375,24 +375,24 @@
       </w:pPr>
       <w:r>
         <w:rPr>
-          <w:rFonts w:ascii="Times New Roman" w:hAnsi="Times New Roman" w:eastAsia="Times New Roman"/>
-          <w:sz w:val="26"/>
+          <w:rFonts w:ascii="Times New Roman" w:hAnsi="Times New Roman" w:eastAsia="Times New Roman" w:cs="Times New Roman"/>
+          <w:sz w:val="24"/>
         </w:rPr>
         <w:t>-</w:t>
         <w:tab/>
       </w:r>
       <w:r>
         <w:rPr>
-          <w:rFonts w:ascii="Times New Roman" w:hAnsi="Times New Roman" w:eastAsia="Times New Roman"/>
+          <w:rFonts w:ascii="Times New Roman" w:hAnsi="Times New Roman" w:eastAsia="Times New Roman" w:cs="Times New Roman"/>
           <w:b/>
-          <w:sz w:val="26"/>
+          <w:sz w:val="24"/>
         </w:rPr>
         <w:t>Giải quyết vấn đề và sáng tạo:</w:t>
       </w:r>
       <w:r>
         <w:rPr>
-          <w:rFonts w:ascii="Times New Roman" w:hAnsi="Times New Roman" w:eastAsia="Times New Roman"/>
-          <w:sz w:val="26"/>
+          <w:rFonts w:ascii="Times New Roman" w:hAnsi="Times New Roman" w:eastAsia="Times New Roman" w:cs="Times New Roman"/>
+          <w:sz w:val="24"/>
         </w:rPr>
         <w:t xml:space="preserve"> chọn cách giải nhanh, hợp lí cho câu trắc nghiệm; kiểm tra lại kết quả trước khi chọn.</w:t>
       </w:r>
@@ -404,10 +404,10 @@
       </w:pPr>
       <w:r>
         <w:rPr>
-          <w:rFonts w:ascii="Times New Roman" w:hAnsi="Times New Roman" w:eastAsia="Times New Roman"/>
+          <w:rFonts w:ascii="Times New Roman" w:hAnsi="Times New Roman" w:eastAsia="Times New Roman" w:cs="Times New Roman"/>
           <w:b/>
           <w:i/>
-          <w:sz w:val="26"/>
+          <w:sz w:val="24"/>
         </w:rPr>
         <w:t>b) Năng lực đặc thù môn Toán</w:t>
       </w:r>
@@ -420,24 +420,24 @@
       </w:pPr>
       <w:r>
         <w:rPr>
-          <w:rFonts w:ascii="Times New Roman" w:hAnsi="Times New Roman" w:eastAsia="Times New Roman"/>
-          <w:sz w:val="26"/>
+          <w:rFonts w:ascii="Times New Roman" w:hAnsi="Times New Roman" w:eastAsia="Times New Roman" w:cs="Times New Roman"/>
+          <w:sz w:val="24"/>
         </w:rPr>
         <w:t>-</w:t>
         <w:tab/>
       </w:r>
       <w:r>
         <w:rPr>
-          <w:rFonts w:ascii="Times New Roman" w:hAnsi="Times New Roman" w:eastAsia="Times New Roman"/>
+          <w:rFonts w:ascii="Times New Roman" w:hAnsi="Times New Roman" w:eastAsia="Times New Roman" w:cs="Times New Roman"/>
           <w:b/>
-          <w:sz w:val="26"/>
+          <w:sz w:val="24"/>
         </w:rPr>
         <w:t>Tư duy và lập luận toán học:</w:t>
       </w:r>
       <w:r>
         <w:rPr>
-          <w:rFonts w:ascii="Times New Roman" w:hAnsi="Times New Roman" w:eastAsia="Times New Roman"/>
-          <w:sz w:val="26"/>
+          <w:rFonts w:ascii="Times New Roman" w:hAnsi="Times New Roman" w:eastAsia="Times New Roman" w:cs="Times New Roman"/>
+          <w:sz w:val="24"/>
         </w:rPr>
         <w:t xml:space="preserve"> lập luận để khẳng định một ý đúng hay sai (Phần II); loại trừ phương án nhiễu.</w:t>
       </w:r>
@@ -450,24 +450,24 @@
       </w:pPr>
       <w:r>
         <w:rPr>
-          <w:rFonts w:ascii="Times New Roman" w:hAnsi="Times New Roman" w:eastAsia="Times New Roman"/>
-          <w:sz w:val="26"/>
+          <w:rFonts w:ascii="Times New Roman" w:hAnsi="Times New Roman" w:eastAsia="Times New Roman" w:cs="Times New Roman"/>
+          <w:sz w:val="24"/>
         </w:rPr>
         <w:t>-</w:t>
         <w:tab/>
       </w:r>
       <w:r>
         <w:rPr>
-          <w:rFonts w:ascii="Times New Roman" w:hAnsi="Times New Roman" w:eastAsia="Times New Roman"/>
+          <w:rFonts w:ascii="Times New Roman" w:hAnsi="Times New Roman" w:eastAsia="Times New Roman" w:cs="Times New Roman"/>
           <w:b/>
-          <w:sz w:val="26"/>
+          <w:sz w:val="24"/>
         </w:rPr>
         <w:t>Giải quyết vấn đề toán học:</w:t>
       </w:r>
       <w:r>
         <w:rPr>
-          <w:rFonts w:ascii="Times New Roman" w:hAnsi="Times New Roman" w:eastAsia="Times New Roman"/>
-          <w:sz w:val="26"/>
+          <w:rFonts w:ascii="Times New Roman" w:hAnsi="Times New Roman" w:eastAsia="Times New Roman" w:cs="Times New Roman"/>
+          <w:sz w:val="24"/>
         </w:rPr>
         <w:t xml:space="preserve"> tính đạo hàm, lập bảng biến thiên, tìm cực trị, GTLN – GTNN, tiệm cận nhanh và chính xác.</w:t>
       </w:r>
@@ -480,24 +480,24 @@
       </w:pPr>
       <w:r>
         <w:rPr>
-          <w:rFonts w:ascii="Times New Roman" w:hAnsi="Times New Roman" w:eastAsia="Times New Roman"/>
-          <w:sz w:val="26"/>
+          <w:rFonts w:ascii="Times New Roman" w:hAnsi="Times New Roman" w:eastAsia="Times New Roman" w:cs="Times New Roman"/>
+          <w:sz w:val="24"/>
         </w:rPr>
         <w:t>-</w:t>
         <w:tab/>
       </w:r>
       <w:r>
         <w:rPr>
-          <w:rFonts w:ascii="Times New Roman" w:hAnsi="Times New Roman" w:eastAsia="Times New Roman"/>
+          <w:rFonts w:ascii="Times New Roman" w:hAnsi="Times New Roman" w:eastAsia="Times New Roman" w:cs="Times New Roman"/>
           <w:b/>
-          <w:sz w:val="26"/>
+          <w:sz w:val="24"/>
         </w:rPr>
         <w:t>Mô hình hóa toán học:</w:t>
       </w:r>
       <w:r>
         <w:rPr>
-          <w:rFonts w:ascii="Times New Roman" w:hAnsi="Times New Roman" w:eastAsia="Times New Roman"/>
-          <w:sz w:val="26"/>
+          <w:rFonts w:ascii="Times New Roman" w:hAnsi="Times New Roman" w:eastAsia="Times New Roman" w:cs="Times New Roman"/>
+          <w:sz w:val="24"/>
         </w:rPr>
         <w:t xml:space="preserve"> lập hàm số cho bài toán thực tế (vận tốc, diện tích, lợi nhuận) và tìm giá trị tối ưu.</w:t>
       </w:r>
@@ -510,24 +510,24 @@
       </w:pPr>
       <w:r>
         <w:rPr>
-          <w:rFonts w:ascii="Times New Roman" w:hAnsi="Times New Roman" w:eastAsia="Times New Roman"/>
-          <w:sz w:val="26"/>
+          <w:rFonts w:ascii="Times New Roman" w:hAnsi="Times New Roman" w:eastAsia="Times New Roman" w:cs="Times New Roman"/>
+          <w:sz w:val="24"/>
         </w:rPr>
         <w:t>-</w:t>
         <w:tab/>
       </w:r>
       <w:r>
         <w:rPr>
-          <w:rFonts w:ascii="Times New Roman" w:hAnsi="Times New Roman" w:eastAsia="Times New Roman"/>
+          <w:rFonts w:ascii="Times New Roman" w:hAnsi="Times New Roman" w:eastAsia="Times New Roman" w:cs="Times New Roman"/>
           <w:b/>
-          <w:sz w:val="26"/>
+          <w:sz w:val="24"/>
         </w:rPr>
         <w:t>Sử dụng công cụ, phương tiện học toán:</w:t>
       </w:r>
       <w:r>
         <w:rPr>
-          <w:rFonts w:ascii="Times New Roman" w:hAnsi="Times New Roman" w:eastAsia="Times New Roman"/>
-          <w:sz w:val="26"/>
+          <w:rFonts w:ascii="Times New Roman" w:hAnsi="Times New Roman" w:eastAsia="Times New Roman" w:cs="Times New Roman"/>
+          <w:sz w:val="24"/>
         </w:rPr>
         <w:t xml:space="preserve"> dùng máy tính cầm tay (chức năng TABLE, giải phương trình) để kiểm tra nhanh kết quả.</w:t>
       </w:r>
@@ -539,10 +539,10 @@
       </w:pPr>
       <w:r>
         <w:rPr>
-          <w:rFonts w:ascii="Times New Roman" w:hAnsi="Times New Roman" w:eastAsia="Times New Roman"/>
+          <w:rFonts w:ascii="Times New Roman" w:hAnsi="Times New Roman" w:eastAsia="Times New Roman" w:cs="Times New Roman"/>
           <w:b/>
           <w:i/>
-          <w:sz w:val="26"/>
+          <w:sz w:val="24"/>
         </w:rPr>
         <w:t>c) Năng lực số (Thông tư 02/2025/TT-BGDĐT, mức NC1 – THPT) và năng lực AI (Khung giáo dục AI – Quyết định 2422/QĐ-BGDĐT: NLa, NLb, NLc, NLd)</w:t>
       </w:r>
@@ -555,24 +555,24 @@
       </w:pPr>
       <w:r>
         <w:rPr>
-          <w:rFonts w:ascii="Times New Roman" w:hAnsi="Times New Roman" w:eastAsia="Times New Roman"/>
-          <w:sz w:val="26"/>
+          <w:rFonts w:ascii="Times New Roman" w:hAnsi="Times New Roman" w:eastAsia="Times New Roman" w:cs="Times New Roman"/>
+          <w:sz w:val="24"/>
         </w:rPr>
         <w:t>-</w:t>
         <w:tab/>
       </w:r>
       <w:r>
         <w:rPr>
-          <w:rFonts w:ascii="Times New Roman" w:hAnsi="Times New Roman" w:eastAsia="Times New Roman"/>
+          <w:rFonts w:ascii="Times New Roman" w:hAnsi="Times New Roman" w:eastAsia="Times New Roman" w:cs="Times New Roman"/>
           <w:b/>
-          <w:sz w:val="26"/>
+          <w:sz w:val="24"/>
         </w:rPr>
         <w:t>3.1.NC1a – Phát triển nội dung số:</w:t>
       </w:r>
       <w:r>
         <w:rPr>
-          <w:rFonts w:ascii="Times New Roman" w:hAnsi="Times New Roman" w:eastAsia="Times New Roman"/>
-          <w:sz w:val="26"/>
+          <w:rFonts w:ascii="Times New Roman" w:hAnsi="Times New Roman" w:eastAsia="Times New Roman" w:cs="Times New Roman"/>
+          <w:sz w:val="24"/>
         </w:rPr>
         <w:t xml:space="preserve"> sử dụng sơ đồ tư duy số (Canva, PowerPoint, MindMeister, Xmind) để hệ thống hoá kiến thức Chương I (HĐ1).</w:t>
       </w:r>
@@ -585,24 +585,24 @@
       </w:pPr>
       <w:r>
         <w:rPr>
-          <w:rFonts w:ascii="Times New Roman" w:hAnsi="Times New Roman" w:eastAsia="Times New Roman"/>
-          <w:sz w:val="26"/>
+          <w:rFonts w:ascii="Times New Roman" w:hAnsi="Times New Roman" w:eastAsia="Times New Roman" w:cs="Times New Roman"/>
+          <w:sz w:val="24"/>
         </w:rPr>
         <w:t>-</w:t>
         <w:tab/>
       </w:r>
       <w:r>
         <w:rPr>
-          <w:rFonts w:ascii="Times New Roman" w:hAnsi="Times New Roman" w:eastAsia="Times New Roman"/>
+          <w:rFonts w:ascii="Times New Roman" w:hAnsi="Times New Roman" w:eastAsia="Times New Roman" w:cs="Times New Roman"/>
           <w:b/>
-          <w:sz w:val="26"/>
+          <w:sz w:val="24"/>
         </w:rPr>
         <w:t>5.2.NC1b; 2.5.NC1a – Củng cố, luyện tập bài học trên môi trường số; an toàn, trung thực khi làm bài trực tuyến:</w:t>
       </w:r>
       <w:r>
         <w:rPr>
-          <w:rFonts w:ascii="Times New Roman" w:hAnsi="Times New Roman" w:eastAsia="Times New Roman"/>
-          <w:sz w:val="26"/>
+          <w:rFonts w:ascii="Times New Roman" w:hAnsi="Times New Roman" w:eastAsia="Times New Roman" w:cs="Times New Roman"/>
+          <w:sz w:val="24"/>
         </w:rPr>
         <w:t xml:space="preserve"> khai thác ngân hàng câu hỏi, đề trắc nghiệm trực tuyến trên website Taode_thi_online để tự ôn luyện, tự đánh giá mức độ đạt chuẩn kiến thức, kĩ năng; Sử dụng hệ thống luyện tập trực tuyến do giáo viên/tổ chuyên môn tổ chức để củng cố nội dung bài học, nhận phản hồi và tự đánh giá kết quả; thực hiện đúng quy tắc an toàn, bảo mật và trung thực trong môi trường số (Củng cố, HĐ4).</w:t>
       </w:r>
@@ -615,9 +615,9 @@
       </w:pPr>
       <w:r>
         <w:rPr>
-          <w:rFonts w:ascii="Times New Roman" w:hAnsi="Times New Roman" w:eastAsia="Times New Roman"/>
+          <w:rFonts w:ascii="Times New Roman" w:hAnsi="Times New Roman" w:eastAsia="Times New Roman" w:cs="Times New Roman"/>
           <w:b/>
-          <w:sz w:val="26"/>
+          <w:sz w:val="24"/>
         </w:rPr>
         <w:t>3. Về phẩm chất</w:t>
       </w:r>
@@ -630,24 +630,24 @@
       </w:pPr>
       <w:r>
         <w:rPr>
-          <w:rFonts w:ascii="Times New Roman" w:hAnsi="Times New Roman" w:eastAsia="Times New Roman"/>
-          <w:sz w:val="26"/>
+          <w:rFonts w:ascii="Times New Roman" w:hAnsi="Times New Roman" w:eastAsia="Times New Roman" w:cs="Times New Roman"/>
+          <w:sz w:val="24"/>
         </w:rPr>
         <w:t>-</w:t>
         <w:tab/>
       </w:r>
       <w:r>
         <w:rPr>
-          <w:rFonts w:ascii="Times New Roman" w:hAnsi="Times New Roman" w:eastAsia="Times New Roman"/>
+          <w:rFonts w:ascii="Times New Roman" w:hAnsi="Times New Roman" w:eastAsia="Times New Roman" w:cs="Times New Roman"/>
           <w:b/>
-          <w:sz w:val="26"/>
+          <w:sz w:val="24"/>
         </w:rPr>
         <w:t>Chăm chỉ:</w:t>
       </w:r>
       <w:r>
         <w:rPr>
-          <w:rFonts w:ascii="Times New Roman" w:hAnsi="Times New Roman" w:eastAsia="Times New Roman"/>
-          <w:sz w:val="26"/>
+          <w:rFonts w:ascii="Times New Roman" w:hAnsi="Times New Roman" w:eastAsia="Times New Roman" w:cs="Times New Roman"/>
+          <w:sz w:val="24"/>
         </w:rPr>
         <w:t xml:space="preserve"> tích cực ôn tập, hoàn thành phiếu luyện tập và đề ôn luyện trực tuyến ở nhà.</w:t>
       </w:r>
@@ -660,24 +660,24 @@
       </w:pPr>
       <w:r>
         <w:rPr>
-          <w:rFonts w:ascii="Times New Roman" w:hAnsi="Times New Roman" w:eastAsia="Times New Roman"/>
-          <w:sz w:val="26"/>
+          <w:rFonts w:ascii="Times New Roman" w:hAnsi="Times New Roman" w:eastAsia="Times New Roman" w:cs="Times New Roman"/>
+          <w:sz w:val="24"/>
         </w:rPr>
         <w:t>-</w:t>
         <w:tab/>
       </w:r>
       <w:r>
         <w:rPr>
-          <w:rFonts w:ascii="Times New Roman" w:hAnsi="Times New Roman" w:eastAsia="Times New Roman"/>
+          <w:rFonts w:ascii="Times New Roman" w:hAnsi="Times New Roman" w:eastAsia="Times New Roman" w:cs="Times New Roman"/>
           <w:b/>
-          <w:sz w:val="26"/>
+          <w:sz w:val="24"/>
         </w:rPr>
         <w:t>Trung thực:</w:t>
       </w:r>
       <w:r>
         <w:rPr>
-          <w:rFonts w:ascii="Times New Roman" w:hAnsi="Times New Roman" w:eastAsia="Times New Roman"/>
-          <w:sz w:val="26"/>
+          <w:rFonts w:ascii="Times New Roman" w:hAnsi="Times New Roman" w:eastAsia="Times New Roman" w:cs="Times New Roman"/>
+          <w:sz w:val="24"/>
         </w:rPr>
         <w:t xml:space="preserve"> tự làm bài, không xem đáp án trước; chuẩn bị tâm thế nghiêm túc cho bài kiểm tra giữa kì.</w:t>
       </w:r>
@@ -690,24 +690,24 @@
       </w:pPr>
       <w:r>
         <w:rPr>
-          <w:rFonts w:ascii="Times New Roman" w:hAnsi="Times New Roman" w:eastAsia="Times New Roman"/>
-          <w:sz w:val="26"/>
+          <w:rFonts w:ascii="Times New Roman" w:hAnsi="Times New Roman" w:eastAsia="Times New Roman" w:cs="Times New Roman"/>
+          <w:sz w:val="24"/>
         </w:rPr>
         <w:t>-</w:t>
         <w:tab/>
       </w:r>
       <w:r>
         <w:rPr>
-          <w:rFonts w:ascii="Times New Roman" w:hAnsi="Times New Roman" w:eastAsia="Times New Roman"/>
+          <w:rFonts w:ascii="Times New Roman" w:hAnsi="Times New Roman" w:eastAsia="Times New Roman" w:cs="Times New Roman"/>
           <w:b/>
-          <w:sz w:val="26"/>
+          <w:sz w:val="24"/>
         </w:rPr>
         <w:t>Trách nhiệm:</w:t>
       </w:r>
       <w:r>
         <w:rPr>
-          <w:rFonts w:ascii="Times New Roman" w:hAnsi="Times New Roman" w:eastAsia="Times New Roman"/>
-          <w:sz w:val="26"/>
+          <w:rFonts w:ascii="Times New Roman" w:hAnsi="Times New Roman" w:eastAsia="Times New Roman" w:cs="Times New Roman"/>
+          <w:sz w:val="24"/>
         </w:rPr>
         <w:t xml:space="preserve"> hỗ trợ bạn cùng nhóm ôn những phần còn yếu.</w:t>
       </w:r>
@@ -720,9 +720,9 @@
       </w:pPr>
       <w:r>
         <w:rPr>
-          <w:rFonts w:ascii="Times New Roman" w:hAnsi="Times New Roman" w:eastAsia="Times New Roman"/>
+          <w:rFonts w:ascii="Times New Roman" w:hAnsi="Times New Roman" w:eastAsia="Times New Roman" w:cs="Times New Roman"/>
           <w:b/>
-          <w:sz w:val="26"/>
+          <w:sz w:val="24"/>
         </w:rPr>
         <w:t>4. Mục tiêu đối với học sinh khuyết tật hoà nhập</w:t>
       </w:r>
@@ -734,38 +734,38 @@
       </w:pPr>
       <w:r>
         <w:rPr>
-          <w:rFonts w:ascii="Times New Roman" w:hAnsi="Times New Roman" w:eastAsia="Times New Roman"/>
-          <w:sz w:val="26"/>
+          <w:rFonts w:ascii="Times New Roman" w:hAnsi="Times New Roman" w:eastAsia="Times New Roman" w:cs="Times New Roman"/>
+          <w:sz w:val="24"/>
         </w:rPr>
         <w:t xml:space="preserve">Lớp có 01 học sinh khuyết tật hoà nhập: </w:t>
       </w:r>
       <w:r>
         <w:rPr>
-          <w:rFonts w:ascii="Times New Roman" w:hAnsi="Times New Roman" w:eastAsia="Times New Roman"/>
+          <w:rFonts w:ascii="Times New Roman" w:hAnsi="Times New Roman" w:eastAsia="Times New Roman" w:cs="Times New Roman"/>
           <w:b/>
-          <w:sz w:val="26"/>
+          <w:sz w:val="24"/>
         </w:rPr>
         <w:t>khuyết tật vận động</w:t>
       </w:r>
       <w:r>
         <w:rPr>
-          <w:rFonts w:ascii="Times New Roman" w:hAnsi="Times New Roman" w:eastAsia="Times New Roman"/>
-          <w:sz w:val="26"/>
+          <w:rFonts w:ascii="Times New Roman" w:hAnsi="Times New Roman" w:eastAsia="Times New Roman" w:cs="Times New Roman"/>
+          <w:sz w:val="24"/>
         </w:rPr>
         <w:t xml:space="preserve"> (cong vẹo cột sống, đi lại khó khăn), </w:t>
       </w:r>
       <w:r>
         <w:rPr>
-          <w:rFonts w:ascii="Times New Roman" w:hAnsi="Times New Roman" w:eastAsia="Times New Roman"/>
+          <w:rFonts w:ascii="Times New Roman" w:hAnsi="Times New Roman" w:eastAsia="Times New Roman" w:cs="Times New Roman"/>
           <w:b/>
-          <w:sz w:val="26"/>
+          <w:sz w:val="24"/>
         </w:rPr>
         <w:t>mức độ nặng</w:t>
       </w:r>
       <w:r>
         <w:rPr>
-          <w:rFonts w:ascii="Times New Roman" w:hAnsi="Times New Roman" w:eastAsia="Times New Roman"/>
-          <w:sz w:val="26"/>
+          <w:rFonts w:ascii="Times New Roman" w:hAnsi="Times New Roman" w:eastAsia="Times New Roman" w:cs="Times New Roman"/>
+          <w:sz w:val="24"/>
         </w:rPr>
         <w:t xml:space="preserve"> (có giấy xác nhận khuyết tật). Trí tuệ phát triển bình thường, nghe hiểu và tư duy logic tốt; hai tay hoạt động bình thường (tự ghi chép, vẽ hình cơ bản, dùng thành thạo máy tính cầm tay, điện thoại). Khó khăn: không ngồi một tư thế hoặc cúi viết lâu, đi lại chậm, không đứng lên bảng, không mang vác, cúi vươn người được; nhanh mệt vào cuối buổi học (theo Kế hoạch dạy học học sinh khuyết tật hoà nhập môn Toán 12, năm học 2026 – 2027).</w:t>
       </w:r>
@@ -777,10 +777,10 @@
       </w:pPr>
       <w:r>
         <w:rPr>
-          <w:rFonts w:ascii="Times New Roman" w:hAnsi="Times New Roman" w:eastAsia="Times New Roman"/>
+          <w:rFonts w:ascii="Times New Roman" w:hAnsi="Times New Roman" w:eastAsia="Times New Roman" w:cs="Times New Roman"/>
           <w:b/>
           <w:i/>
-          <w:sz w:val="26"/>
+          <w:sz w:val="24"/>
         </w:rPr>
         <w:t>a) Kiến thức, kĩ năng (mức Nhận biết – Thông hiểu):</w:t>
       </w:r>
@@ -793,16 +793,16 @@
       </w:pPr>
       <w:r>
         <w:rPr>
-          <w:rFonts w:ascii="Times New Roman" w:hAnsi="Times New Roman" w:eastAsia="Times New Roman"/>
-          <w:sz w:val="26"/>
+          <w:rFonts w:ascii="Times New Roman" w:hAnsi="Times New Roman" w:eastAsia="Times New Roman" w:cs="Times New Roman"/>
+          <w:sz w:val="24"/>
         </w:rPr>
         <w:t>-</w:t>
         <w:tab/>
       </w:r>
       <w:r>
         <w:rPr>
-          <w:rFonts w:ascii="Times New Roman" w:hAnsi="Times New Roman" w:eastAsia="Times New Roman"/>
-          <w:sz w:val="26"/>
+          <w:rFonts w:ascii="Times New Roman" w:hAnsi="Times New Roman" w:eastAsia="Times New Roman" w:cs="Times New Roman"/>
+          <w:sz w:val="24"/>
         </w:rPr>
         <w:t>Nắm được kiến thức cơ bản Bài 1 – Bài 5 ở mức Nhận biết – Thông hiểu; làm được Phần I, Phần II của phiếu luyện tập và Câu 10, 11 của Phần III.</w:t>
       </w:r>
@@ -815,16 +815,16 @@
       </w:pPr>
       <w:r>
         <w:rPr>
-          <w:rFonts w:ascii="Times New Roman" w:hAnsi="Times New Roman" w:eastAsia="Times New Roman"/>
-          <w:sz w:val="26"/>
+          <w:rFonts w:ascii="Times New Roman" w:hAnsi="Times New Roman" w:eastAsia="Times New Roman" w:cs="Times New Roman"/>
+          <w:sz w:val="24"/>
         </w:rPr>
         <w:t>-</w:t>
         <w:tab/>
       </w:r>
       <w:r>
         <w:rPr>
-          <w:rFonts w:ascii="Times New Roman" w:hAnsi="Times New Roman" w:eastAsia="Times New Roman"/>
-          <w:sz w:val="26"/>
+          <w:rFonts w:ascii="Times New Roman" w:hAnsi="Times New Roman" w:eastAsia="Times New Roman" w:cs="Times New Roman"/>
+          <w:sz w:val="24"/>
         </w:rPr>
         <w:t>Biết cấu trúc đề kiểm tra giữa kì I và các điều chỉnh dành cho HSKT khi làm bài (chỗ ngồi, thêm thời gian, được nghỉ giãn cơ).</w:t>
       </w:r>
@@ -836,10 +836,10 @@
       </w:pPr>
       <w:r>
         <w:rPr>
-          <w:rFonts w:ascii="Times New Roman" w:hAnsi="Times New Roman" w:eastAsia="Times New Roman"/>
+          <w:rFonts w:ascii="Times New Roman" w:hAnsi="Times New Roman" w:eastAsia="Times New Roman" w:cs="Times New Roman"/>
           <w:b/>
           <w:i/>
-          <w:sz w:val="26"/>
+          <w:sz w:val="24"/>
         </w:rPr>
         <w:t>b) Điều chỉnh, hoà nhập:</w:t>
       </w:r>
@@ -852,24 +852,24 @@
       </w:pPr>
       <w:r>
         <w:rPr>
-          <w:rFonts w:ascii="Times New Roman" w:hAnsi="Times New Roman" w:eastAsia="Times New Roman"/>
-          <w:sz w:val="26"/>
+          <w:rFonts w:ascii="Times New Roman" w:hAnsi="Times New Roman" w:eastAsia="Times New Roman" w:cs="Times New Roman"/>
+          <w:sz w:val="24"/>
         </w:rPr>
         <w:t>-</w:t>
         <w:tab/>
       </w:r>
       <w:r>
         <w:rPr>
-          <w:rFonts w:ascii="Times New Roman" w:hAnsi="Times New Roman" w:eastAsia="Times New Roman"/>
+          <w:rFonts w:ascii="Times New Roman" w:hAnsi="Times New Roman" w:eastAsia="Times New Roman" w:cs="Times New Roman"/>
           <w:b/>
-          <w:sz w:val="26"/>
+          <w:sz w:val="24"/>
         </w:rPr>
         <w:t>Giảm tải:</w:t>
       </w:r>
       <w:r>
         <w:rPr>
-          <w:rFonts w:ascii="Times New Roman" w:hAnsi="Times New Roman" w:eastAsia="Times New Roman"/>
-          <w:sz w:val="26"/>
+          <w:rFonts w:ascii="Times New Roman" w:hAnsi="Times New Roman" w:eastAsia="Times New Roman" w:cs="Times New Roman"/>
+          <w:sz w:val="24"/>
         </w:rPr>
         <w:t xml:space="preserve"> giảm khối lượng cúi viết, kẻ vẽ (dùng phiếu in sẵn, chỉ điền kết quả); miễn hoàn toàn việc lên bảng và các hoạt động phải đi lại.</w:t>
       </w:r>
@@ -882,24 +882,24 @@
       </w:pPr>
       <w:r>
         <w:rPr>
-          <w:rFonts w:ascii="Times New Roman" w:hAnsi="Times New Roman" w:eastAsia="Times New Roman"/>
-          <w:sz w:val="26"/>
+          <w:rFonts w:ascii="Times New Roman" w:hAnsi="Times New Roman" w:eastAsia="Times New Roman" w:cs="Times New Roman"/>
+          <w:sz w:val="24"/>
         </w:rPr>
         <w:t>-</w:t>
         <w:tab/>
       </w:r>
       <w:r>
         <w:rPr>
-          <w:rFonts w:ascii="Times New Roman" w:hAnsi="Times New Roman" w:eastAsia="Times New Roman"/>
+          <w:rFonts w:ascii="Times New Roman" w:hAnsi="Times New Roman" w:eastAsia="Times New Roman" w:cs="Times New Roman"/>
           <w:b/>
-          <w:sz w:val="26"/>
+          <w:sz w:val="24"/>
         </w:rPr>
         <w:t>Kĩ năng và hoà nhập:</w:t>
       </w:r>
       <w:r>
         <w:rPr>
-          <w:rFonts w:ascii="Times New Roman" w:hAnsi="Times New Roman" w:eastAsia="Times New Roman"/>
-          <w:sz w:val="26"/>
+          <w:rFonts w:ascii="Times New Roman" w:hAnsi="Times New Roman" w:eastAsia="Times New Roman" w:cs="Times New Roman"/>
+          <w:sz w:val="24"/>
         </w:rPr>
         <w:t xml:space="preserve"> chủ động trao đổi, thảo luận nhóm ngay tại chỗ ngồi; biết tự điều chỉnh tư thế, nghỉ giải lao tại chỗ hợp lí để giữ sức khoẻ.</w:t>
       </w:r>
@@ -912,9 +912,9 @@
       </w:pPr>
       <w:r>
         <w:rPr>
-          <w:rFonts w:ascii="Times New Roman" w:hAnsi="Times New Roman" w:eastAsia="Times New Roman"/>
+          <w:rFonts w:ascii="Times New Roman" w:hAnsi="Times New Roman" w:eastAsia="Times New Roman" w:cs="Times New Roman"/>
           <w:b/>
-          <w:sz w:val="26"/>
+          <w:sz w:val="24"/>
         </w:rPr>
         <w:t>II. THIẾT BỊ DẠY HỌC VÀ HỌC LIỆU</w:t>
       </w:r>
@@ -927,9 +927,9 @@
       </w:pPr>
       <w:r>
         <w:rPr>
-          <w:rFonts w:ascii="Times New Roman" w:hAnsi="Times New Roman" w:eastAsia="Times New Roman"/>
+          <w:rFonts w:ascii="Times New Roman" w:hAnsi="Times New Roman" w:eastAsia="Times New Roman" w:cs="Times New Roman"/>
           <w:b/>
-          <w:sz w:val="26"/>
+          <w:sz w:val="24"/>
         </w:rPr>
         <w:t>1. Thiết bị, học liệu truyền thống</w:t>
       </w:r>
@@ -942,24 +942,24 @@
       </w:pPr>
       <w:r>
         <w:rPr>
-          <w:rFonts w:ascii="Times New Roman" w:hAnsi="Times New Roman" w:eastAsia="Times New Roman"/>
-          <w:sz w:val="26"/>
+          <w:rFonts w:ascii="Times New Roman" w:hAnsi="Times New Roman" w:eastAsia="Times New Roman" w:cs="Times New Roman"/>
+          <w:sz w:val="24"/>
         </w:rPr>
         <w:t>-</w:t>
         <w:tab/>
       </w:r>
       <w:r>
         <w:rPr>
-          <w:rFonts w:ascii="Times New Roman" w:hAnsi="Times New Roman" w:eastAsia="Times New Roman"/>
+          <w:rFonts w:ascii="Times New Roman" w:hAnsi="Times New Roman" w:eastAsia="Times New Roman" w:cs="Times New Roman"/>
           <w:b/>
-          <w:sz w:val="26"/>
+          <w:sz w:val="24"/>
         </w:rPr>
         <w:t>Giáo viên:</w:t>
       </w:r>
       <w:r>
         <w:rPr>
-          <w:rFonts w:ascii="Times New Roman" w:hAnsi="Times New Roman" w:eastAsia="Times New Roman"/>
-          <w:sz w:val="26"/>
+          <w:rFonts w:ascii="Times New Roman" w:hAnsi="Times New Roman" w:eastAsia="Times New Roman" w:cs="Times New Roman"/>
+          <w:sz w:val="24"/>
         </w:rPr>
         <w:t xml:space="preserve"> SGK Toán 12 tập một; ma trận, bản đặc tả đề kiểm tra giữa kì I; kế hoạch bài dạy; máy tính, màn trình chiếu, bài trình chiếu Slide_TOAN12_OnTapGiuaKi1_T25.pptx; Phiếu luyện tập theo cấu trúc đề (Phụ lục); bộ thẻ A, B, C, D và thẻ Đ/S; bảng phụ cho 4 nhóm; mã QR bài trắc nghiệm củng cố online.</w:t>
       </w:r>
@@ -972,24 +972,24 @@
       </w:pPr>
       <w:r>
         <w:rPr>
-          <w:rFonts w:ascii="Times New Roman" w:hAnsi="Times New Roman" w:eastAsia="Times New Roman"/>
-          <w:sz w:val="26"/>
+          <w:rFonts w:ascii="Times New Roman" w:hAnsi="Times New Roman" w:eastAsia="Times New Roman" w:cs="Times New Roman"/>
+          <w:sz w:val="24"/>
         </w:rPr>
         <w:t>-</w:t>
         <w:tab/>
       </w:r>
       <w:r>
         <w:rPr>
-          <w:rFonts w:ascii="Times New Roman" w:hAnsi="Times New Roman" w:eastAsia="Times New Roman"/>
+          <w:rFonts w:ascii="Times New Roman" w:hAnsi="Times New Roman" w:eastAsia="Times New Roman" w:cs="Times New Roman"/>
           <w:b/>
-          <w:sz w:val="26"/>
+          <w:sz w:val="24"/>
         </w:rPr>
         <w:t>Học sinh:</w:t>
       </w:r>
       <w:r>
         <w:rPr>
-          <w:rFonts w:ascii="Times New Roman" w:hAnsi="Times New Roman" w:eastAsia="Times New Roman"/>
-          <w:sz w:val="26"/>
+          <w:rFonts w:ascii="Times New Roman" w:hAnsi="Times New Roman" w:eastAsia="Times New Roman" w:cs="Times New Roman"/>
+          <w:sz w:val="24"/>
         </w:rPr>
         <w:t xml:space="preserve"> SGK, vở ghi, máy tính cầm tay; sơ đồ tư duy số Chương I (đã làm ở T23 – T24); điện thoại để làm bài trắc nghiệm củng cố và đề ôn luyện ở nhà.</w:t>
       </w:r>
@@ -1002,9 +1002,9 @@
       </w:pPr>
       <w:r>
         <w:rPr>
-          <w:rFonts w:ascii="Times New Roman" w:hAnsi="Times New Roman" w:eastAsia="Times New Roman"/>
+          <w:rFonts w:ascii="Times New Roman" w:hAnsi="Times New Roman" w:eastAsia="Times New Roman" w:cs="Times New Roman"/>
           <w:b/>
-          <w:sz w:val="26"/>
+          <w:sz w:val="24"/>
         </w:rPr>
         <w:t>2. Công cụ số và AI hỗ trợ dạy học</w:t>
       </w:r>
@@ -1037,9 +1037,9 @@
             </w:pPr>
             <w:r>
               <w:rPr>
-                <w:rFonts w:ascii="Times New Roman" w:hAnsi="Times New Roman" w:eastAsia="Times New Roman"/>
+                <w:rFonts w:ascii="Times New Roman" w:hAnsi="Times New Roman" w:eastAsia="Times New Roman" w:cs="Times New Roman"/>
                 <w:b/>
-                <w:sz w:val="22"/>
+                <w:sz w:val="24"/>
               </w:rPr>
               <w:t>Công cụ</w:t>
             </w:r>
@@ -1058,9 +1058,9 @@
             </w:pPr>
             <w:r>
               <w:rPr>
-                <w:rFonts w:ascii="Times New Roman" w:hAnsi="Times New Roman" w:eastAsia="Times New Roman"/>
+                <w:rFonts w:ascii="Times New Roman" w:hAnsi="Times New Roman" w:eastAsia="Times New Roman" w:cs="Times New Roman"/>
                 <w:b/>
-                <w:sz w:val="22"/>
+                <w:sz w:val="24"/>
               </w:rPr>
               <w:t>Dùng ở hoạt động</w:t>
             </w:r>
@@ -1079,9 +1079,9 @@
             </w:pPr>
             <w:r>
               <w:rPr>
-                <w:rFonts w:ascii="Times New Roman" w:hAnsi="Times New Roman" w:eastAsia="Times New Roman"/>
+                <w:rFonts w:ascii="Times New Roman" w:hAnsi="Times New Roman" w:eastAsia="Times New Roman" w:cs="Times New Roman"/>
                 <w:b/>
-                <w:sz w:val="22"/>
+                <w:sz w:val="24"/>
               </w:rPr>
               <w:t>Dùng để làm gì</w:t>
             </w:r>
@@ -1100,9 +1100,9 @@
             </w:pPr>
             <w:r>
               <w:rPr>
-                <w:rFonts w:ascii="Times New Roman" w:hAnsi="Times New Roman" w:eastAsia="Times New Roman"/>
+                <w:rFonts w:ascii="Times New Roman" w:hAnsi="Times New Roman" w:eastAsia="Times New Roman" w:cs="Times New Roman"/>
                 <w:b/>
-                <w:sz w:val="22"/>
+                <w:sz w:val="24"/>
               </w:rPr>
               <w:t>Vai trò của GV</w:t>
             </w:r>
@@ -1122,8 +1122,8 @@
             </w:pPr>
             <w:r>
               <w:rPr>
-                <w:rFonts w:ascii="Times New Roman" w:hAnsi="Times New Roman" w:eastAsia="Times New Roman"/>
-                <w:sz w:val="22"/>
+                <w:rFonts w:ascii="Times New Roman" w:hAnsi="Times New Roman" w:eastAsia="Times New Roman" w:cs="Times New Roman"/>
+                <w:sz w:val="24"/>
               </w:rPr>
               <w:t>Canva/PowerPoint/MindMeister/Xmind (sơ đồ tư duy số)</w:t>
             </w:r>
@@ -1141,8 +1141,8 @@
             </w:pPr>
             <w:r>
               <w:rPr>
-                <w:rFonts w:ascii="Times New Roman" w:hAnsi="Times New Roman" w:eastAsia="Times New Roman"/>
-                <w:sz w:val="22"/>
+                <w:rFonts w:ascii="Times New Roman" w:hAnsi="Times New Roman" w:eastAsia="Times New Roman" w:cs="Times New Roman"/>
+                <w:sz w:val="24"/>
               </w:rPr>
               <w:t>HĐ1</w:t>
             </w:r>
@@ -1160,8 +1160,8 @@
             </w:pPr>
             <w:r>
               <w:rPr>
-                <w:rFonts w:ascii="Times New Roman" w:hAnsi="Times New Roman" w:eastAsia="Times New Roman"/>
-                <w:sz w:val="22"/>
+                <w:rFonts w:ascii="Times New Roman" w:hAnsi="Times New Roman" w:eastAsia="Times New Roman" w:cs="Times New Roman"/>
+                <w:sz w:val="24"/>
               </w:rPr>
               <w:t>Trình chiếu sơ đồ tư duy Chương I của nhóm</w:t>
             </w:r>
@@ -1179,8 +1179,8 @@
             </w:pPr>
             <w:r>
               <w:rPr>
-                <w:rFonts w:ascii="Times New Roman" w:hAnsi="Times New Roman" w:eastAsia="Times New Roman"/>
-                <w:sz w:val="22"/>
+                <w:rFonts w:ascii="Times New Roman" w:hAnsi="Times New Roman" w:eastAsia="Times New Roman" w:cs="Times New Roman"/>
+                <w:sz w:val="24"/>
               </w:rPr>
               <w:t>Chỉnh sửa, chuẩn hoá kiến thức</w:t>
             </w:r>
@@ -1200,8 +1200,8 @@
             </w:pPr>
             <w:r>
               <w:rPr>
-                <w:rFonts w:ascii="Times New Roman" w:hAnsi="Times New Roman" w:eastAsia="Times New Roman"/>
-                <w:sz w:val="22"/>
+                <w:rFonts w:ascii="Times New Roman" w:hAnsi="Times New Roman" w:eastAsia="Times New Roman" w:cs="Times New Roman"/>
+                <w:sz w:val="24"/>
               </w:rPr>
               <w:t>Máy tính cầm tay</w:t>
             </w:r>
@@ -1219,8 +1219,8 @@
             </w:pPr>
             <w:r>
               <w:rPr>
-                <w:rFonts w:ascii="Times New Roman" w:hAnsi="Times New Roman" w:eastAsia="Times New Roman"/>
-                <w:sz w:val="22"/>
+                <w:rFonts w:ascii="Times New Roman" w:hAnsi="Times New Roman" w:eastAsia="Times New Roman" w:cs="Times New Roman"/>
+                <w:sz w:val="24"/>
               </w:rPr>
               <w:t>HĐ2 – HĐ4</w:t>
             </w:r>
@@ -1238,8 +1238,8 @@
             </w:pPr>
             <w:r>
               <w:rPr>
-                <w:rFonts w:ascii="Times New Roman" w:hAnsi="Times New Roman" w:eastAsia="Times New Roman"/>
-                <w:sz w:val="22"/>
+                <w:rFonts w:ascii="Times New Roman" w:hAnsi="Times New Roman" w:eastAsia="Times New Roman" w:cs="Times New Roman"/>
+                <w:sz w:val="24"/>
               </w:rPr>
               <w:t>Kiểm tra nhanh đạo hàm, bảng giá trị, nghiệm phương trình</w:t>
             </w:r>
@@ -1257,8 +1257,8 @@
             </w:pPr>
             <w:r>
               <w:rPr>
-                <w:rFonts w:ascii="Times New Roman" w:hAnsi="Times New Roman" w:eastAsia="Times New Roman"/>
-                <w:sz w:val="22"/>
+                <w:rFonts w:ascii="Times New Roman" w:hAnsi="Times New Roman" w:eastAsia="Times New Roman" w:cs="Times New Roman"/>
+                <w:sz w:val="24"/>
               </w:rPr>
               <w:t>Hướng dẫn cách kiểm tra, không lạm dụng</w:t>
             </w:r>
@@ -1278,8 +1278,8 @@
             </w:pPr>
             <w:r>
               <w:rPr>
-                <w:rFonts w:ascii="Times New Roman" w:hAnsi="Times New Roman" w:eastAsia="Times New Roman"/>
-                <w:sz w:val="22"/>
+                <w:rFonts w:ascii="Times New Roman" w:hAnsi="Times New Roman" w:eastAsia="Times New Roman" w:cs="Times New Roman"/>
+                <w:sz w:val="24"/>
               </w:rPr>
               <w:t>Taode_thi_online (bài củng cố, đề ôn luyện giữa kì I, đề ôn tập Chương I)</w:t>
             </w:r>
@@ -1297,8 +1297,8 @@
             </w:pPr>
             <w:r>
               <w:rPr>
-                <w:rFonts w:ascii="Times New Roman" w:hAnsi="Times New Roman" w:eastAsia="Times New Roman"/>
-                <w:sz w:val="22"/>
+                <w:rFonts w:ascii="Times New Roman" w:hAnsi="Times New Roman" w:eastAsia="Times New Roman" w:cs="Times New Roman"/>
+                <w:sz w:val="24"/>
               </w:rPr>
               <w:t>Củng cố, HĐ4 (ở nhà)</w:t>
             </w:r>
@@ -1316,8 +1316,8 @@
             </w:pPr>
             <w:r>
               <w:rPr>
-                <w:rFonts w:ascii="Times New Roman" w:hAnsi="Times New Roman" w:eastAsia="Times New Roman"/>
-                <w:sz w:val="22"/>
+                <w:rFonts w:ascii="Times New Roman" w:hAnsi="Times New Roman" w:eastAsia="Times New Roman" w:cs="Times New Roman"/>
+                <w:sz w:val="24"/>
               </w:rPr>
               <w:t>Tự ôn luyện, tự đánh giá, nhận phản hồi</w:t>
             </w:r>
@@ -1335,8 +1335,8 @@
             </w:pPr>
             <w:r>
               <w:rPr>
-                <w:rFonts w:ascii="Times New Roman" w:hAnsi="Times New Roman" w:eastAsia="Times New Roman"/>
-                <w:sz w:val="22"/>
+                <w:rFonts w:ascii="Times New Roman" w:hAnsi="Times New Roman" w:eastAsia="Times New Roman" w:cs="Times New Roman"/>
+                <w:sz w:val="24"/>
               </w:rPr>
               <w:t>Theo dõi kết quả, chữa câu nhiều HS sai</w:t>
             </w:r>
@@ -1351,16 +1351,16 @@
       </w:pPr>
       <w:r>
         <w:rPr>
-          <w:rFonts w:ascii="Times New Roman" w:hAnsi="Times New Roman" w:eastAsia="Times New Roman"/>
+          <w:rFonts w:ascii="Times New Roman" w:hAnsi="Times New Roman" w:eastAsia="Times New Roman" w:cs="Times New Roman"/>
           <w:b/>
-          <w:sz w:val="26"/>
+          <w:sz w:val="24"/>
         </w:rPr>
         <w:t>Bài trắc nghiệm củng cố online</w:t>
       </w:r>
       <w:r>
         <w:rPr>
-          <w:rFonts w:ascii="Times New Roman" w:hAnsi="Times New Roman" w:eastAsia="Times New Roman"/>
-          <w:sz w:val="26"/>
+          <w:rFonts w:ascii="Times New Roman" w:hAnsi="Times New Roman" w:eastAsia="Times New Roman" w:cs="Times New Roman"/>
+          <w:sz w:val="24"/>
         </w:rPr>
         <w:t xml:space="preserve"> (trên trang Taode_thi_online của GV; HS không cần tài khoản): https://trangtu66.github.io/Taode_thi_online/cc_ontapgk1_t12.html – GV chiếu mã QR, theo dõi kết quả, xếp hạng trên trang quản lý (Khối 12).</w:t>
       </w:r>
@@ -1372,16 +1372,16 @@
       </w:pPr>
       <w:r>
         <w:rPr>
-          <w:rFonts w:ascii="Times New Roman" w:hAnsi="Times New Roman" w:eastAsia="Times New Roman"/>
+          <w:rFonts w:ascii="Times New Roman" w:hAnsi="Times New Roman" w:eastAsia="Times New Roman" w:cs="Times New Roman"/>
           <w:b/>
-          <w:sz w:val="26"/>
+          <w:sz w:val="24"/>
         </w:rPr>
         <w:t>Câu lệnh mẫu cho HS khi dùng chatbot AI:</w:t>
       </w:r>
       <w:r>
         <w:rPr>
-          <w:rFonts w:ascii="Times New Roman" w:hAnsi="Times New Roman" w:eastAsia="Times New Roman"/>
-          <w:sz w:val="26"/>
+          <w:rFonts w:ascii="Times New Roman" w:hAnsi="Times New Roman" w:eastAsia="Times New Roman" w:cs="Times New Roman"/>
+          <w:sz w:val="24"/>
         </w:rPr>
         <w:t xml:space="preserve"> (Tiết ôn tập không sử dụng chatbot AI trên lớp. Khi tự ôn ở nhà, nếu dùng AI, HS chỉ xin gợi ý một bước:) "Em đang ôn tập giữa kì I Toán 12. Hãy gợi ý bước tiếp theo cho bài sau, không giải hộ toàn bộ: …"</w:t>
       </w:r>
@@ -1394,9 +1394,9 @@
       </w:pPr>
       <w:r>
         <w:rPr>
-          <w:rFonts w:ascii="Times New Roman" w:hAnsi="Times New Roman" w:eastAsia="Times New Roman"/>
+          <w:rFonts w:ascii="Times New Roman" w:hAnsi="Times New Roman" w:eastAsia="Times New Roman" w:cs="Times New Roman"/>
           <w:b/>
-          <w:sz w:val="26"/>
+          <w:sz w:val="24"/>
         </w:rPr>
         <w:t>3. Thiết bị, học liệu hỗ trợ học sinh khuyết tật</w:t>
       </w:r>
@@ -1409,16 +1409,16 @@
       </w:pPr>
       <w:r>
         <w:rPr>
-          <w:rFonts w:ascii="Times New Roman" w:hAnsi="Times New Roman" w:eastAsia="Times New Roman"/>
-          <w:sz w:val="26"/>
+          <w:rFonts w:ascii="Times New Roman" w:hAnsi="Times New Roman" w:eastAsia="Times New Roman" w:cs="Times New Roman"/>
+          <w:sz w:val="24"/>
         </w:rPr>
         <w:t>-</w:t>
         <w:tab/>
       </w:r>
       <w:r>
         <w:rPr>
-          <w:rFonts w:ascii="Times New Roman" w:hAnsi="Times New Roman" w:eastAsia="Times New Roman"/>
-          <w:sz w:val="26"/>
+          <w:rFonts w:ascii="Times New Roman" w:hAnsi="Times New Roman" w:eastAsia="Times New Roman" w:cs="Times New Roman"/>
+          <w:sz w:val="24"/>
         </w:rPr>
         <w:t>Phiếu luyện tập in sẵn (phóng to cỡ chữ 14), phiếu trả lời đặt sẵn tại bàn; đệm tựa lưng.</w:t>
       </w:r>
@@ -1431,16 +1431,16 @@
       </w:pPr>
       <w:r>
         <w:rPr>
-          <w:rFonts w:ascii="Times New Roman" w:hAnsi="Times New Roman" w:eastAsia="Times New Roman"/>
-          <w:sz w:val="26"/>
+          <w:rFonts w:ascii="Times New Roman" w:hAnsi="Times New Roman" w:eastAsia="Times New Roman" w:cs="Times New Roman"/>
+          <w:sz w:val="24"/>
         </w:rPr>
         <w:t>-</w:t>
         <w:tab/>
       </w:r>
       <w:r>
         <w:rPr>
-          <w:rFonts w:ascii="Times New Roman" w:hAnsi="Times New Roman" w:eastAsia="Times New Roman"/>
-          <w:sz w:val="26"/>
+          <w:rFonts w:ascii="Times New Roman" w:hAnsi="Times New Roman" w:eastAsia="Times New Roman" w:cs="Times New Roman"/>
+          <w:sz w:val="24"/>
         </w:rPr>
         <w:t>Chỗ ngồi bàn đầu, sát lối đi, gần cửa ra vào; đệm tựa lưng chỉnh hình, giá đỡ sách trên mặt bàn (tài liệu ngang tầm mắt); 01 bộ SGK để sẵn tại ngăn bàn.</w:t>
       </w:r>
@@ -1453,16 +1453,16 @@
       </w:pPr>
       <w:r>
         <w:rPr>
-          <w:rFonts w:ascii="Times New Roman" w:hAnsi="Times New Roman" w:eastAsia="Times New Roman"/>
-          <w:sz w:val="26"/>
+          <w:rFonts w:ascii="Times New Roman" w:hAnsi="Times New Roman" w:eastAsia="Times New Roman" w:cs="Times New Roman"/>
+          <w:sz w:val="24"/>
         </w:rPr>
         <w:t>-</w:t>
         <w:tab/>
       </w:r>
       <w:r>
         <w:rPr>
-          <w:rFonts w:ascii="Times New Roman" w:hAnsi="Times New Roman" w:eastAsia="Times New Roman"/>
-          <w:sz w:val="26"/>
+          <w:rFonts w:ascii="Times New Roman" w:hAnsi="Times New Roman" w:eastAsia="Times New Roman" w:cs="Times New Roman"/>
+          <w:sz w:val="24"/>
         </w:rPr>
         <w:t>Bạn cùng bàn ("Đôi bạn cùng tiến") hỗ trợ lấy, cất dụng cụ học tập; GV xuống bàn kiểm tra, có thể chiếu bài làm của HSKT lên màn hình bằng điện thoại.</w:t>
       </w:r>
@@ -1475,9 +1475,9 @@
       </w:pPr>
       <w:r>
         <w:rPr>
-          <w:rFonts w:ascii="Times New Roman" w:hAnsi="Times New Roman" w:eastAsia="Times New Roman"/>
+          <w:rFonts w:ascii="Times New Roman" w:hAnsi="Times New Roman" w:eastAsia="Times New Roman" w:cs="Times New Roman"/>
           <w:b/>
-          <w:sz w:val="26"/>
+          <w:sz w:val="24"/>
         </w:rPr>
         <w:t>III. TIẾN TRÌNH DẠY HỌC</w:t>
       </w:r>
@@ -1489,9 +1489,9 @@
       </w:pPr>
       <w:r>
         <w:rPr>
-          <w:rFonts w:ascii="Times New Roman" w:hAnsi="Times New Roman" w:eastAsia="Times New Roman"/>
+          <w:rFonts w:ascii="Times New Roman" w:hAnsi="Times New Roman" w:eastAsia="Times New Roman" w:cs="Times New Roman"/>
           <w:b/>
-          <w:sz w:val="26"/>
+          <w:sz w:val="24"/>
         </w:rPr>
         <w:t>Phân bố thời gian</w:t>
       </w:r>
@@ -1523,7 +1523,7 @@
             </w:pPr>
             <w:r>
               <w:rPr>
-                <w:rFonts w:ascii="Times New Roman" w:hAnsi="Times New Roman" w:eastAsia="Times New Roman"/>
+                <w:rFonts w:ascii="Times New Roman" w:hAnsi="Times New Roman" w:eastAsia="Times New Roman" w:cs="Times New Roman"/>
                 <w:b/>
                 <w:sz w:val="24"/>
               </w:rPr>
@@ -1544,7 +1544,7 @@
             </w:pPr>
             <w:r>
               <w:rPr>
-                <w:rFonts w:ascii="Times New Roman" w:hAnsi="Times New Roman" w:eastAsia="Times New Roman"/>
+                <w:rFonts w:ascii="Times New Roman" w:hAnsi="Times New Roman" w:eastAsia="Times New Roman" w:cs="Times New Roman"/>
                 <w:b/>
                 <w:sz w:val="24"/>
               </w:rPr>
@@ -1565,7 +1565,7 @@
             </w:pPr>
             <w:r>
               <w:rPr>
-                <w:rFonts w:ascii="Times New Roman" w:hAnsi="Times New Roman" w:eastAsia="Times New Roman"/>
+                <w:rFonts w:ascii="Times New Roman" w:hAnsi="Times New Roman" w:eastAsia="Times New Roman" w:cs="Times New Roman"/>
                 <w:b/>
                 <w:sz w:val="24"/>
               </w:rPr>
@@ -1587,7 +1587,7 @@
             </w:pPr>
             <w:r>
               <w:rPr>
-                <w:rFonts w:ascii="Times New Roman" w:hAnsi="Times New Roman" w:eastAsia="Times New Roman"/>
+                <w:rFonts w:ascii="Times New Roman" w:hAnsi="Times New Roman" w:eastAsia="Times New Roman" w:cs="Times New Roman"/>
                 <w:sz w:val="24"/>
               </w:rPr>
               <w:t>Tiết 1 (T25)</w:t>
@@ -1606,7 +1606,7 @@
             </w:pPr>
             <w:r>
               <w:rPr>
-                <w:rFonts w:ascii="Times New Roman" w:hAnsi="Times New Roman" w:eastAsia="Times New Roman"/>
+                <w:rFonts w:ascii="Times New Roman" w:hAnsi="Times New Roman" w:eastAsia="Times New Roman" w:cs="Times New Roman"/>
                 <w:sz w:val="24"/>
               </w:rPr>
               <w:t>HĐ1. Mở đầu: hệ thống kiến thức Chương I; giới thiệu cấu trúc đề kiểm tra giữa kì I</w:t>
@@ -1625,7 +1625,7 @@
             </w:pPr>
             <w:r>
               <w:rPr>
-                <w:rFonts w:ascii="Times New Roman" w:hAnsi="Times New Roman" w:eastAsia="Times New Roman"/>
+                <w:rFonts w:ascii="Times New Roman" w:hAnsi="Times New Roman" w:eastAsia="Times New Roman" w:cs="Times New Roman"/>
                 <w:sz w:val="24"/>
               </w:rPr>
               <w:t>5</w:t>
@@ -1658,7 +1658,7 @@
             </w:pPr>
             <w:r>
               <w:rPr>
-                <w:rFonts w:ascii="Times New Roman" w:hAnsi="Times New Roman" w:eastAsia="Times New Roman"/>
+                <w:rFonts w:ascii="Times New Roman" w:hAnsi="Times New Roman" w:eastAsia="Times New Roman" w:cs="Times New Roman"/>
                 <w:sz w:val="24"/>
               </w:rPr>
               <w:t>HĐ2. Luyện tập Phần I – trắc nghiệm nhiều phương án lựa chọn (Câu 1 – 8)</w:t>
@@ -1677,7 +1677,7 @@
             </w:pPr>
             <w:r>
               <w:rPr>
-                <w:rFonts w:ascii="Times New Roman" w:hAnsi="Times New Roman" w:eastAsia="Times New Roman"/>
+                <w:rFonts w:ascii="Times New Roman" w:hAnsi="Times New Roman" w:eastAsia="Times New Roman" w:cs="Times New Roman"/>
                 <w:sz w:val="24"/>
               </w:rPr>
               <w:t>12</w:t>
@@ -1710,7 +1710,7 @@
             </w:pPr>
             <w:r>
               <w:rPr>
-                <w:rFonts w:ascii="Times New Roman" w:hAnsi="Times New Roman" w:eastAsia="Times New Roman"/>
+                <w:rFonts w:ascii="Times New Roman" w:hAnsi="Times New Roman" w:eastAsia="Times New Roman" w:cs="Times New Roman"/>
                 <w:sz w:val="24"/>
               </w:rPr>
               <w:t>HĐ3. Luyện tập Phần II – trắc nghiệm đúng sai (Câu 9)</w:t>
@@ -1729,7 +1729,7 @@
             </w:pPr>
             <w:r>
               <w:rPr>
-                <w:rFonts w:ascii="Times New Roman" w:hAnsi="Times New Roman" w:eastAsia="Times New Roman"/>
+                <w:rFonts w:ascii="Times New Roman" w:hAnsi="Times New Roman" w:eastAsia="Times New Roman" w:cs="Times New Roman"/>
                 <w:sz w:val="24"/>
               </w:rPr>
               <w:t>8</w:t>
@@ -1762,7 +1762,7 @@
             </w:pPr>
             <w:r>
               <w:rPr>
-                <w:rFonts w:ascii="Times New Roman" w:hAnsi="Times New Roman" w:eastAsia="Times New Roman"/>
+                <w:rFonts w:ascii="Times New Roman" w:hAnsi="Times New Roman" w:eastAsia="Times New Roman" w:cs="Times New Roman"/>
                 <w:sz w:val="24"/>
               </w:rPr>
               <w:t>HĐ4. Vận dụng Phần III – trả lời ngắn (Câu 10 – 13); giao đề ôn luyện ở nhà</w:t>
@@ -1781,7 +1781,7 @@
             </w:pPr>
             <w:r>
               <w:rPr>
-                <w:rFonts w:ascii="Times New Roman" w:hAnsi="Times New Roman" w:eastAsia="Times New Roman"/>
+                <w:rFonts w:ascii="Times New Roman" w:hAnsi="Times New Roman" w:eastAsia="Times New Roman" w:cs="Times New Roman"/>
                 <w:sz w:val="24"/>
               </w:rPr>
               <w:t>13</w:t>
@@ -1814,7 +1814,7 @@
             </w:pPr>
             <w:r>
               <w:rPr>
-                <w:rFonts w:ascii="Times New Roman" w:hAnsi="Times New Roman" w:eastAsia="Times New Roman"/>
+                <w:rFonts w:ascii="Times New Roman" w:hAnsi="Times New Roman" w:eastAsia="Times New Roman" w:cs="Times New Roman"/>
                 <w:sz w:val="24"/>
               </w:rPr>
               <w:t>Củng cố: sơ đồ tư duy, trắc nghiệm online, chuẩn bị kiểm tra giữa kì</w:t>
@@ -1833,7 +1833,7 @@
             </w:pPr>
             <w:r>
               <w:rPr>
-                <w:rFonts w:ascii="Times New Roman" w:hAnsi="Times New Roman" w:eastAsia="Times New Roman"/>
+                <w:rFonts w:ascii="Times New Roman" w:hAnsi="Times New Roman" w:eastAsia="Times New Roman" w:cs="Times New Roman"/>
                 <w:sz w:val="24"/>
               </w:rPr>
               <w:t>7</w:t>
@@ -1854,7 +1854,7 @@
             </w:pPr>
             <w:r>
               <w:rPr>
-                <w:rFonts w:ascii="Times New Roman" w:hAnsi="Times New Roman" w:eastAsia="Times New Roman"/>
+                <w:rFonts w:ascii="Times New Roman" w:hAnsi="Times New Roman" w:eastAsia="Times New Roman" w:cs="Times New Roman"/>
                 <w:sz w:val="24"/>
               </w:rPr>
               <w:t>Tổng</w:t>
@@ -1873,7 +1873,7 @@
             </w:pPr>
             <w:r>
               <w:rPr>
-                <w:rFonts w:ascii="Times New Roman" w:hAnsi="Times New Roman" w:eastAsia="Times New Roman"/>
+                <w:rFonts w:ascii="Times New Roman" w:hAnsi="Times New Roman" w:eastAsia="Times New Roman" w:cs="Times New Roman"/>
                 <w:sz w:val="24"/>
               </w:rPr>
               <w:t>1 tiết</w:t>
@@ -1892,7 +1892,7 @@
             </w:pPr>
             <w:r>
               <w:rPr>
-                <w:rFonts w:ascii="Times New Roman" w:hAnsi="Times New Roman" w:eastAsia="Times New Roman"/>
+                <w:rFonts w:ascii="Times New Roman" w:hAnsi="Times New Roman" w:eastAsia="Times New Roman" w:cs="Times New Roman"/>
                 <w:sz w:val="24"/>
               </w:rPr>
               <w:t>45</w:t>
@@ -1909,9 +1909,9 @@
       </w:pPr>
       <w:r>
         <w:rPr>
-          <w:rFonts w:ascii="Times New Roman" w:hAnsi="Times New Roman" w:eastAsia="Times New Roman"/>
+          <w:rFonts w:ascii="Times New Roman" w:hAnsi="Times New Roman" w:eastAsia="Times New Roman" w:cs="Times New Roman"/>
           <w:b/>
-          <w:sz w:val="26"/>
+          <w:sz w:val="24"/>
         </w:rPr>
         <w:t>TIẾT 1 (T25)</w:t>
       </w:r>
@@ -1924,9 +1924,9 @@
       </w:pPr>
       <w:r>
         <w:rPr>
-          <w:rFonts w:ascii="Times New Roman" w:hAnsi="Times New Roman" w:eastAsia="Times New Roman"/>
+          <w:rFonts w:ascii="Times New Roman" w:hAnsi="Times New Roman" w:eastAsia="Times New Roman" w:cs="Times New Roman"/>
           <w:b/>
-          <w:sz w:val="26"/>
+          <w:sz w:val="24"/>
         </w:rPr>
         <w:t>1. Hoạt động 1: Mở đầu – Hệ thống kiến thức, cấu trúc đề (5 phút)</w:t>
       </w:r>
@@ -1938,16 +1938,16 @@
       </w:pPr>
       <w:r>
         <w:rPr>
-          <w:rFonts w:ascii="Times New Roman" w:hAnsi="Times New Roman" w:eastAsia="Times New Roman"/>
+          <w:rFonts w:ascii="Times New Roman" w:hAnsi="Times New Roman" w:eastAsia="Times New Roman" w:cs="Times New Roman"/>
           <w:b/>
-          <w:sz w:val="26"/>
+          <w:sz w:val="24"/>
         </w:rPr>
         <w:t>a) Mục tiêu:</w:t>
       </w:r>
       <w:r>
         <w:rPr>
-          <w:rFonts w:ascii="Times New Roman" w:hAnsi="Times New Roman" w:eastAsia="Times New Roman"/>
-          <w:sz w:val="26"/>
+          <w:rFonts w:ascii="Times New Roman" w:hAnsi="Times New Roman" w:eastAsia="Times New Roman" w:cs="Times New Roman"/>
+          <w:sz w:val="24"/>
         </w:rPr>
         <w:t xml:space="preserve"> HS nhắc lại kiến thức trọng tâm Chương I bằng sơ đồ tư duy số (3.1.NC1a); biết cấu trúc, phạm vi đề kiểm tra giữa kì I.</w:t>
       </w:r>
@@ -1960,9 +1960,9 @@
       </w:pPr>
       <w:r>
         <w:rPr>
-          <w:rFonts w:ascii="Times New Roman" w:hAnsi="Times New Roman" w:eastAsia="Times New Roman"/>
+          <w:rFonts w:ascii="Times New Roman" w:hAnsi="Times New Roman" w:eastAsia="Times New Roman" w:cs="Times New Roman"/>
           <w:b/>
-          <w:sz w:val="26"/>
+          <w:sz w:val="24"/>
         </w:rPr>
         <w:t>b) Nội dung:</w:t>
       </w:r>
@@ -1974,8 +1974,8 @@
       </w:pPr>
       <w:r>
         <w:rPr>
-          <w:rFonts w:ascii="Times New Roman" w:hAnsi="Times New Roman" w:eastAsia="Times New Roman"/>
-          <w:sz w:val="26"/>
+          <w:rFonts w:ascii="Times New Roman" w:hAnsi="Times New Roman" w:eastAsia="Times New Roman" w:cs="Times New Roman"/>
+          <w:sz w:val="24"/>
         </w:rPr>
         <w:t>GV mời 1 nhóm trình chiếu sơ đồ tư duy số Chương I (đã hoàn thiện ở tiết Bài tập cuối chương); cả lớp trả lời nhanh "Đúng hay Sai?":</w:t>
       </w:r>
@@ -1988,16 +1988,16 @@
       </w:pPr>
       <w:r>
         <w:rPr>
-          <w:rFonts w:ascii="Times New Roman" w:hAnsi="Times New Roman" w:eastAsia="Times New Roman"/>
-          <w:sz w:val="26"/>
+          <w:rFonts w:ascii="Times New Roman" w:hAnsi="Times New Roman" w:eastAsia="Times New Roman" w:cs="Times New Roman"/>
+          <w:sz w:val="24"/>
         </w:rPr>
         <w:t>-</w:t>
         <w:tab/>
       </w:r>
       <w:r>
         <w:rPr>
-          <w:rFonts w:ascii="Times New Roman" w:hAnsi="Times New Roman" w:eastAsia="Times New Roman"/>
-          <w:sz w:val="26"/>
+          <w:rFonts w:ascii="Times New Roman" w:hAnsi="Times New Roman" w:eastAsia="Times New Roman" w:cs="Times New Roman"/>
+          <w:sz w:val="24"/>
         </w:rPr>
         <w:t xml:space="preserve">Nếu </w:t>
       </w:r>
@@ -2035,8 +2035,8 @@
       </m:oMath>
       <w:r>
         <w:rPr>
-          <w:rFonts w:ascii="Times New Roman" w:hAnsi="Times New Roman" w:eastAsia="Times New Roman"/>
-          <w:sz w:val="26"/>
+          <w:rFonts w:ascii="Times New Roman" w:hAnsi="Times New Roman" w:eastAsia="Times New Roman" w:cs="Times New Roman"/>
+          <w:sz w:val="24"/>
         </w:rPr>
         <w:t xml:space="preserve"> thì </w:t>
       </w:r>
@@ -2056,8 +2056,8 @@
       </m:oMath>
       <w:r>
         <w:rPr>
-          <w:rFonts w:ascii="Times New Roman" w:hAnsi="Times New Roman" w:eastAsia="Times New Roman"/>
-          <w:sz w:val="26"/>
+          <w:rFonts w:ascii="Times New Roman" w:hAnsi="Times New Roman" w:eastAsia="Times New Roman" w:cs="Times New Roman"/>
+          <w:sz w:val="24"/>
         </w:rPr>
         <w:t xml:space="preserve"> là điểm cực trị của hàm số.</w:t>
       </w:r>
@@ -2070,16 +2070,16 @@
       </w:pPr>
       <w:r>
         <w:rPr>
-          <w:rFonts w:ascii="Times New Roman" w:hAnsi="Times New Roman" w:eastAsia="Times New Roman"/>
-          <w:sz w:val="26"/>
+          <w:rFonts w:ascii="Times New Roman" w:hAnsi="Times New Roman" w:eastAsia="Times New Roman" w:cs="Times New Roman"/>
+          <w:sz w:val="24"/>
         </w:rPr>
         <w:t>-</w:t>
         <w:tab/>
       </w:r>
       <w:r>
         <w:rPr>
-          <w:rFonts w:ascii="Times New Roman" w:hAnsi="Times New Roman" w:eastAsia="Times New Roman"/>
-          <w:sz w:val="26"/>
+          <w:rFonts w:ascii="Times New Roman" w:hAnsi="Times New Roman" w:eastAsia="Times New Roman" w:cs="Times New Roman"/>
+          <w:sz w:val="24"/>
         </w:rPr>
         <w:t xml:space="preserve">Hàm số liên tục trên đoạn </w:t>
       </w:r>
@@ -2105,8 +2105,8 @@
       </m:oMath>
       <w:r>
         <w:rPr>
-          <w:rFonts w:ascii="Times New Roman" w:hAnsi="Times New Roman" w:eastAsia="Times New Roman"/>
-          <w:sz w:val="26"/>
+          <w:rFonts w:ascii="Times New Roman" w:hAnsi="Times New Roman" w:eastAsia="Times New Roman" w:cs="Times New Roman"/>
+          <w:sz w:val="24"/>
         </w:rPr>
         <w:t xml:space="preserve"> luôn có giá trị lớn nhất và giá trị nhỏ nhất trên đoạn đó.</w:t>
       </w:r>
@@ -2119,16 +2119,16 @@
       </w:pPr>
       <w:r>
         <w:rPr>
-          <w:rFonts w:ascii="Times New Roman" w:hAnsi="Times New Roman" w:eastAsia="Times New Roman"/>
-          <w:sz w:val="26"/>
+          <w:rFonts w:ascii="Times New Roman" w:hAnsi="Times New Roman" w:eastAsia="Times New Roman" w:cs="Times New Roman"/>
+          <w:sz w:val="24"/>
         </w:rPr>
         <w:t>-</w:t>
         <w:tab/>
       </w:r>
       <w:r>
         <w:rPr>
-          <w:rFonts w:ascii="Times New Roman" w:hAnsi="Times New Roman" w:eastAsia="Times New Roman"/>
-          <w:sz w:val="26"/>
+          <w:rFonts w:ascii="Times New Roman" w:hAnsi="Times New Roman" w:eastAsia="Times New Roman" w:cs="Times New Roman"/>
+          <w:sz w:val="24"/>
         </w:rPr>
         <w:t xml:space="preserve">Nếu </w:t>
       </w:r>
@@ -2163,8 +2163,8 @@
       </m:oMath>
       <w:r>
         <w:rPr>
-          <w:rFonts w:ascii="Times New Roman" w:hAnsi="Times New Roman" w:eastAsia="Times New Roman"/>
-          <w:sz w:val="26"/>
+          <w:rFonts w:ascii="Times New Roman" w:hAnsi="Times New Roman" w:eastAsia="Times New Roman" w:cs="Times New Roman"/>
+          <w:sz w:val="24"/>
         </w:rPr>
         <w:t xml:space="preserve"> là một số thực thì đường thẳng </w:t>
       </w:r>
@@ -2187,8 +2187,8 @@
       </m:oMath>
       <w:r>
         <w:rPr>
-          <w:rFonts w:ascii="Times New Roman" w:hAnsi="Times New Roman" w:eastAsia="Times New Roman"/>
-          <w:sz w:val="26"/>
+          <w:rFonts w:ascii="Times New Roman" w:hAnsi="Times New Roman" w:eastAsia="Times New Roman" w:cs="Times New Roman"/>
+          <w:sz w:val="24"/>
         </w:rPr>
         <w:t xml:space="preserve"> không là tiệm cận đứng của đồ thị hàm số.</w:t>
       </w:r>
@@ -2201,16 +2201,16 @@
       </w:pPr>
       <w:r>
         <w:rPr>
-          <w:rFonts w:ascii="Times New Roman" w:hAnsi="Times New Roman" w:eastAsia="Times New Roman"/>
-          <w:sz w:val="26"/>
+          <w:rFonts w:ascii="Times New Roman" w:hAnsi="Times New Roman" w:eastAsia="Times New Roman" w:cs="Times New Roman"/>
+          <w:sz w:val="24"/>
         </w:rPr>
         <w:t>-</w:t>
         <w:tab/>
       </w:r>
       <w:r>
         <w:rPr>
-          <w:rFonts w:ascii="Times New Roman" w:hAnsi="Times New Roman" w:eastAsia="Times New Roman"/>
-          <w:sz w:val="26"/>
+          <w:rFonts w:ascii="Times New Roman" w:hAnsi="Times New Roman" w:eastAsia="Times New Roman" w:cs="Times New Roman"/>
+          <w:sz w:val="24"/>
         </w:rPr>
         <w:t>Đồ thị hàm số bậc ba luôn có tâm đối xứng.</w:t>
       </w:r>
@@ -2222,8 +2222,8 @@
       </w:pPr>
       <w:r>
         <w:rPr>
-          <w:rFonts w:ascii="Times New Roman" w:hAnsi="Times New Roman" w:eastAsia="Times New Roman"/>
-          <w:sz w:val="26"/>
+          <w:rFonts w:ascii="Times New Roman" w:hAnsi="Times New Roman" w:eastAsia="Times New Roman" w:cs="Times New Roman"/>
+          <w:sz w:val="24"/>
         </w:rPr>
         <w:t>GV giới thiệu cấu trúc đề: thời gian 90 phút; Phần I – 12 câu (3 điểm), Phần II – 4 câu (4 điểm), Phần III – 6 câu (3 điểm); phạm vi Bài 1 – Bài 5 và Bài tập cuối chương I.</w:t>
       </w:r>
@@ -2235,16 +2235,16 @@
       </w:pPr>
       <w:r>
         <w:rPr>
-          <w:rFonts w:ascii="Times New Roman" w:hAnsi="Times New Roman" w:eastAsia="Times New Roman"/>
+          <w:rFonts w:ascii="Times New Roman" w:hAnsi="Times New Roman" w:eastAsia="Times New Roman" w:cs="Times New Roman"/>
           <w:b/>
-          <w:sz w:val="26"/>
+          <w:sz w:val="24"/>
         </w:rPr>
         <w:t>c) Sản phẩm:</w:t>
       </w:r>
       <w:r>
         <w:rPr>
-          <w:rFonts w:ascii="Times New Roman" w:hAnsi="Times New Roman" w:eastAsia="Times New Roman"/>
-          <w:sz w:val="26"/>
+          <w:rFonts w:ascii="Times New Roman" w:hAnsi="Times New Roman" w:eastAsia="Times New Roman" w:cs="Times New Roman"/>
+          <w:sz w:val="24"/>
         </w:rPr>
         <w:t xml:space="preserve"> Câu trả lời: Sai (ví dụ </w:t>
       </w:r>
@@ -2267,8 +2267,8 @@
       </m:oMath>
       <w:r>
         <w:rPr>
-          <w:rFonts w:ascii="Times New Roman" w:hAnsi="Times New Roman" w:eastAsia="Times New Roman"/>
-          <w:sz w:val="26"/>
+          <w:rFonts w:ascii="Times New Roman" w:hAnsi="Times New Roman" w:eastAsia="Times New Roman" w:cs="Times New Roman"/>
+          <w:sz w:val="24"/>
         </w:rPr>
         <w:t xml:space="preserve"> tại </w:t>
       </w:r>
@@ -2279,8 +2279,8 @@
       </m:oMath>
       <w:r>
         <w:rPr>
-          <w:rFonts w:ascii="Times New Roman" w:hAnsi="Times New Roman" w:eastAsia="Times New Roman"/>
-          <w:sz w:val="26"/>
+          <w:rFonts w:ascii="Times New Roman" w:hAnsi="Times New Roman" w:eastAsia="Times New Roman" w:cs="Times New Roman"/>
+          <w:sz w:val="24"/>
         </w:rPr>
         <w:t>); Đúng; Đúng; Đúng. HS ghi cấu trúc đề vào vở.</w:t>
       </w:r>
@@ -2293,9 +2293,9 @@
       </w:pPr>
       <w:r>
         <w:rPr>
-          <w:rFonts w:ascii="Times New Roman" w:hAnsi="Times New Roman" w:eastAsia="Times New Roman"/>
+          <w:rFonts w:ascii="Times New Roman" w:hAnsi="Times New Roman" w:eastAsia="Times New Roman" w:cs="Times New Roman"/>
           <w:b/>
-          <w:sz w:val="26"/>
+          <w:sz w:val="24"/>
         </w:rPr>
         <w:t>d) Tổ chức thực hiện:</w:t>
       </w:r>
@@ -2308,24 +2308,24 @@
       </w:pPr>
       <w:r>
         <w:rPr>
-          <w:rFonts w:ascii="Times New Roman" w:hAnsi="Times New Roman" w:eastAsia="Times New Roman"/>
-          <w:sz w:val="26"/>
+          <w:rFonts w:ascii="Times New Roman" w:hAnsi="Times New Roman" w:eastAsia="Times New Roman" w:cs="Times New Roman"/>
+          <w:sz w:val="24"/>
         </w:rPr>
         <w:t>-</w:t>
         <w:tab/>
       </w:r>
       <w:r>
         <w:rPr>
-          <w:rFonts w:ascii="Times New Roman" w:hAnsi="Times New Roman" w:eastAsia="Times New Roman"/>
+          <w:rFonts w:ascii="Times New Roman" w:hAnsi="Times New Roman" w:eastAsia="Times New Roman" w:cs="Times New Roman"/>
           <w:b/>
-          <w:sz w:val="26"/>
+          <w:sz w:val="24"/>
         </w:rPr>
         <w:t>Giao nhiệm vụ:</w:t>
       </w:r>
       <w:r>
         <w:rPr>
-          <w:rFonts w:ascii="Times New Roman" w:hAnsi="Times New Roman" w:eastAsia="Times New Roman"/>
-          <w:sz w:val="26"/>
+          <w:rFonts w:ascii="Times New Roman" w:hAnsi="Times New Roman" w:eastAsia="Times New Roman" w:cs="Times New Roman"/>
+          <w:sz w:val="24"/>
         </w:rPr>
         <w:t xml:space="preserve"> GV mời nhóm trình chiếu sơ đồ; chiếu 4 khẳng định.</w:t>
       </w:r>
@@ -2338,24 +2338,24 @@
       </w:pPr>
       <w:r>
         <w:rPr>
-          <w:rFonts w:ascii="Times New Roman" w:hAnsi="Times New Roman" w:eastAsia="Times New Roman"/>
-          <w:sz w:val="26"/>
+          <w:rFonts w:ascii="Times New Roman" w:hAnsi="Times New Roman" w:eastAsia="Times New Roman" w:cs="Times New Roman"/>
+          <w:sz w:val="24"/>
         </w:rPr>
         <w:t>-</w:t>
         <w:tab/>
       </w:r>
       <w:r>
         <w:rPr>
-          <w:rFonts w:ascii="Times New Roman" w:hAnsi="Times New Roman" w:eastAsia="Times New Roman"/>
+          <w:rFonts w:ascii="Times New Roman" w:hAnsi="Times New Roman" w:eastAsia="Times New Roman" w:cs="Times New Roman"/>
           <w:b/>
-          <w:sz w:val="26"/>
+          <w:sz w:val="24"/>
         </w:rPr>
         <w:t>Thực hiện nhiệm vụ:</w:t>
       </w:r>
       <w:r>
         <w:rPr>
-          <w:rFonts w:ascii="Times New Roman" w:hAnsi="Times New Roman" w:eastAsia="Times New Roman"/>
-          <w:sz w:val="26"/>
+          <w:rFonts w:ascii="Times New Roman" w:hAnsi="Times New Roman" w:eastAsia="Times New Roman" w:cs="Times New Roman"/>
+          <w:sz w:val="24"/>
         </w:rPr>
         <w:t xml:space="preserve"> HS giơ thẻ Đ/S; 1 HS nêu phản ví dụ cho khẳng định sai.</w:t>
       </w:r>
@@ -2368,24 +2368,24 @@
       </w:pPr>
       <w:r>
         <w:rPr>
-          <w:rFonts w:ascii="Times New Roman" w:hAnsi="Times New Roman" w:eastAsia="Times New Roman"/>
-          <w:sz w:val="26"/>
+          <w:rFonts w:ascii="Times New Roman" w:hAnsi="Times New Roman" w:eastAsia="Times New Roman" w:cs="Times New Roman"/>
+          <w:sz w:val="24"/>
         </w:rPr>
         <w:t>-</w:t>
         <w:tab/>
       </w:r>
       <w:r>
         <w:rPr>
-          <w:rFonts w:ascii="Times New Roman" w:hAnsi="Times New Roman" w:eastAsia="Times New Roman"/>
+          <w:rFonts w:ascii="Times New Roman" w:hAnsi="Times New Roman" w:eastAsia="Times New Roman" w:cs="Times New Roman"/>
           <w:b/>
-          <w:sz w:val="26"/>
+          <w:sz w:val="24"/>
         </w:rPr>
         <w:t>Báo cáo, thảo luận:</w:t>
       </w:r>
       <w:r>
         <w:rPr>
-          <w:rFonts w:ascii="Times New Roman" w:hAnsi="Times New Roman" w:eastAsia="Times New Roman"/>
-          <w:sz w:val="26"/>
+          <w:rFonts w:ascii="Times New Roman" w:hAnsi="Times New Roman" w:eastAsia="Times New Roman" w:cs="Times New Roman"/>
+          <w:sz w:val="24"/>
         </w:rPr>
         <w:t xml:space="preserve"> Lớp nhận xét sơ đồ của nhóm bạn, bổ sung lưu ý.</w:t>
       </w:r>
@@ -2398,24 +2398,24 @@
       </w:pPr>
       <w:r>
         <w:rPr>
-          <w:rFonts w:ascii="Times New Roman" w:hAnsi="Times New Roman" w:eastAsia="Times New Roman"/>
-          <w:sz w:val="26"/>
+          <w:rFonts w:ascii="Times New Roman" w:hAnsi="Times New Roman" w:eastAsia="Times New Roman" w:cs="Times New Roman"/>
+          <w:sz w:val="24"/>
         </w:rPr>
         <w:t>-</w:t>
         <w:tab/>
       </w:r>
       <w:r>
         <w:rPr>
-          <w:rFonts w:ascii="Times New Roman" w:hAnsi="Times New Roman" w:eastAsia="Times New Roman"/>
+          <w:rFonts w:ascii="Times New Roman" w:hAnsi="Times New Roman" w:eastAsia="Times New Roman" w:cs="Times New Roman"/>
           <w:b/>
-          <w:sz w:val="26"/>
+          <w:sz w:val="24"/>
         </w:rPr>
         <w:t>Kết luận, nhận định:</w:t>
       </w:r>
       <w:r>
         <w:rPr>
-          <w:rFonts w:ascii="Times New Roman" w:hAnsi="Times New Roman" w:eastAsia="Times New Roman"/>
-          <w:sz w:val="26"/>
+          <w:rFonts w:ascii="Times New Roman" w:hAnsi="Times New Roman" w:eastAsia="Times New Roman" w:cs="Times New Roman"/>
+          <w:sz w:val="24"/>
         </w:rPr>
         <w:t xml:space="preserve"> GV chốt kiến thức; giới thiệu cấu trúc đề và cách tính điểm: Phần I mỗi câu 0,25 điểm; Phần II mỗi ý đúng 0,25 điểm; Phần III mỗi câu 0,5 điểm (theo ma trận đề của tổ).</w:t>
       </w:r>
@@ -2428,18 +2428,18 @@
       </w:pPr>
       <w:r>
         <w:rPr>
-          <w:rFonts w:ascii="Times New Roman" w:hAnsi="Times New Roman" w:eastAsia="Times New Roman"/>
+          <w:rFonts w:ascii="Times New Roman" w:hAnsi="Times New Roman" w:eastAsia="Times New Roman" w:cs="Times New Roman"/>
           <w:b/>
           <w:color w:val="1F3864"/>
-          <w:sz w:val="26"/>
+          <w:sz w:val="24"/>
         </w:rPr>
         <w:t>Hỗ trợ HSKT:</w:t>
       </w:r>
       <w:r>
         <w:rPr>
-          <w:rFonts w:ascii="Times New Roman" w:hAnsi="Times New Roman" w:eastAsia="Times New Roman"/>
+          <w:rFonts w:ascii="Times New Roman" w:hAnsi="Times New Roman" w:eastAsia="Times New Roman" w:cs="Times New Roman"/>
           <w:color w:val="1F3864"/>
-          <w:sz w:val="26"/>
+          <w:sz w:val="24"/>
         </w:rPr>
         <w:t xml:space="preserve"> HS trả lời Đúng/Sai bằng thẻ tại chỗ; GV thông báo riêng các điều chỉnh khi kiểm tra: ngồi bàn đầu gần cửa (phòng tầng 1), được dùng đệm tựa lưng, vươn vai tại chỗ 2 – 3 phút, cộng thêm 15 – 20 phút nếu cần.</w:t>
       </w:r>
@@ -2452,9 +2452,9 @@
       </w:pPr>
       <w:r>
         <w:rPr>
-          <w:rFonts w:ascii="Times New Roman" w:hAnsi="Times New Roman" w:eastAsia="Times New Roman"/>
+          <w:rFonts w:ascii="Times New Roman" w:hAnsi="Times New Roman" w:eastAsia="Times New Roman" w:cs="Times New Roman"/>
           <w:b/>
-          <w:sz w:val="26"/>
+          <w:sz w:val="24"/>
         </w:rPr>
         <w:t>2. Hoạt động 2: Luyện tập Phần I – Trắc nghiệm nhiều phương án lựa chọn (12 phút)</w:t>
       </w:r>
@@ -2466,16 +2466,16 @@
       </w:pPr>
       <w:r>
         <w:rPr>
-          <w:rFonts w:ascii="Times New Roman" w:hAnsi="Times New Roman" w:eastAsia="Times New Roman"/>
+          <w:rFonts w:ascii="Times New Roman" w:hAnsi="Times New Roman" w:eastAsia="Times New Roman" w:cs="Times New Roman"/>
           <w:b/>
-          <w:sz w:val="26"/>
+          <w:sz w:val="24"/>
         </w:rPr>
         <w:t>a) Mục tiêu:</w:t>
       </w:r>
       <w:r>
         <w:rPr>
-          <w:rFonts w:ascii="Times New Roman" w:hAnsi="Times New Roman" w:eastAsia="Times New Roman"/>
-          <w:sz w:val="26"/>
+          <w:rFonts w:ascii="Times New Roman" w:hAnsi="Times New Roman" w:eastAsia="Times New Roman" w:cs="Times New Roman"/>
+          <w:sz w:val="24"/>
         </w:rPr>
         <w:t xml:space="preserve"> HS nhận biết, thông hiểu kiến thức Bài 1 – Bài 5 qua 8 câu trắc nghiệm theo đặc tả; rèn kĩ năng làm nhanh, loại trừ phương án nhiễu.</w:t>
       </w:r>
@@ -2488,9 +2488,9 @@
       </w:pPr>
       <w:r>
         <w:rPr>
-          <w:rFonts w:ascii="Times New Roman" w:hAnsi="Times New Roman" w:eastAsia="Times New Roman"/>
+          <w:rFonts w:ascii="Times New Roman" w:hAnsi="Times New Roman" w:eastAsia="Times New Roman" w:cs="Times New Roman"/>
           <w:b/>
-          <w:sz w:val="26"/>
+          <w:sz w:val="24"/>
         </w:rPr>
         <w:t>b) Nội dung:</w:t>
       </w:r>
@@ -2502,23 +2502,23 @@
       </w:pPr>
       <w:r>
         <w:rPr>
-          <w:rFonts w:ascii="Times New Roman" w:hAnsi="Times New Roman" w:eastAsia="Times New Roman"/>
-          <w:sz w:val="26"/>
+          <w:rFonts w:ascii="Times New Roman" w:hAnsi="Times New Roman" w:eastAsia="Times New Roman" w:cs="Times New Roman"/>
+          <w:sz w:val="24"/>
         </w:rPr>
         <w:t xml:space="preserve">Phiếu luyện tập – </w:t>
       </w:r>
       <w:r>
         <w:rPr>
-          <w:rFonts w:ascii="Times New Roman" w:hAnsi="Times New Roman" w:eastAsia="Times New Roman"/>
+          <w:rFonts w:ascii="Times New Roman" w:hAnsi="Times New Roman" w:eastAsia="Times New Roman" w:cs="Times New Roman"/>
           <w:b/>
-          <w:sz w:val="26"/>
+          <w:sz w:val="24"/>
         </w:rPr>
         <w:t>Phần I, Câu 1 – 8</w:t>
       </w:r>
       <w:r>
         <w:rPr>
-          <w:rFonts w:ascii="Times New Roman" w:hAnsi="Times New Roman" w:eastAsia="Times New Roman"/>
-          <w:sz w:val="26"/>
+          <w:rFonts w:ascii="Times New Roman" w:hAnsi="Times New Roman" w:eastAsia="Times New Roman" w:cs="Times New Roman"/>
+          <w:sz w:val="24"/>
         </w:rPr>
         <w:t xml:space="preserve"> (Phụ lục).</w:t>
       </w:r>
@@ -2531,9 +2531,9 @@
       </w:pPr>
       <w:r>
         <w:rPr>
-          <w:rFonts w:ascii="Times New Roman" w:hAnsi="Times New Roman" w:eastAsia="Times New Roman"/>
+          <w:rFonts w:ascii="Times New Roman" w:hAnsi="Times New Roman" w:eastAsia="Times New Roman" w:cs="Times New Roman"/>
           <w:b/>
-          <w:sz w:val="26"/>
+          <w:sz w:val="24"/>
         </w:rPr>
         <w:t>c) Sản phẩm:</w:t>
       </w:r>
@@ -2545,8 +2545,8 @@
       </w:pPr>
       <w:r>
         <w:rPr>
-          <w:rFonts w:ascii="Times New Roman" w:hAnsi="Times New Roman" w:eastAsia="Times New Roman"/>
-          <w:sz w:val="26"/>
+          <w:rFonts w:ascii="Times New Roman" w:hAnsi="Times New Roman" w:eastAsia="Times New Roman" w:cs="Times New Roman"/>
+          <w:sz w:val="24"/>
         </w:rPr>
         <w:t>Đáp án Phần I theo phiếu in: 1 – B; 2 – C; 3 – A; 4 – D; 5 – B; 6 – A; 7 – C; 8 – D (lời giải ở Phụ lục).</w:t>
       </w:r>
@@ -2559,9 +2559,9 @@
       </w:pPr>
       <w:r>
         <w:rPr>
-          <w:rFonts w:ascii="Times New Roman" w:hAnsi="Times New Roman" w:eastAsia="Times New Roman"/>
+          <w:rFonts w:ascii="Times New Roman" w:hAnsi="Times New Roman" w:eastAsia="Times New Roman" w:cs="Times New Roman"/>
           <w:b/>
-          <w:sz w:val="26"/>
+          <w:sz w:val="24"/>
         </w:rPr>
         <w:t>d) Tổ chức thực hiện:</w:t>
       </w:r>
@@ -2574,24 +2574,24 @@
       </w:pPr>
       <w:r>
         <w:rPr>
-          <w:rFonts w:ascii="Times New Roman" w:hAnsi="Times New Roman" w:eastAsia="Times New Roman"/>
-          <w:sz w:val="26"/>
+          <w:rFonts w:ascii="Times New Roman" w:hAnsi="Times New Roman" w:eastAsia="Times New Roman" w:cs="Times New Roman"/>
+          <w:sz w:val="24"/>
         </w:rPr>
         <w:t>-</w:t>
         <w:tab/>
       </w:r>
       <w:r>
         <w:rPr>
-          <w:rFonts w:ascii="Times New Roman" w:hAnsi="Times New Roman" w:eastAsia="Times New Roman"/>
+          <w:rFonts w:ascii="Times New Roman" w:hAnsi="Times New Roman" w:eastAsia="Times New Roman" w:cs="Times New Roman"/>
           <w:b/>
-          <w:sz w:val="26"/>
+          <w:sz w:val="24"/>
         </w:rPr>
         <w:t>Giao nhiệm vụ:</w:t>
       </w:r>
       <w:r>
         <w:rPr>
-          <w:rFonts w:ascii="Times New Roman" w:hAnsi="Times New Roman" w:eastAsia="Times New Roman"/>
-          <w:sz w:val="26"/>
+          <w:rFonts w:ascii="Times New Roman" w:hAnsi="Times New Roman" w:eastAsia="Times New Roman" w:cs="Times New Roman"/>
+          <w:sz w:val="24"/>
         </w:rPr>
         <w:t xml:space="preserve"> GV chiếu từng câu (1 phút/câu); HS giơ thẻ A, B, C, D.</w:t>
       </w:r>
@@ -2604,24 +2604,24 @@
       </w:pPr>
       <w:r>
         <w:rPr>
-          <w:rFonts w:ascii="Times New Roman" w:hAnsi="Times New Roman" w:eastAsia="Times New Roman"/>
-          <w:sz w:val="26"/>
+          <w:rFonts w:ascii="Times New Roman" w:hAnsi="Times New Roman" w:eastAsia="Times New Roman" w:cs="Times New Roman"/>
+          <w:sz w:val="24"/>
         </w:rPr>
         <w:t>-</w:t>
         <w:tab/>
       </w:r>
       <w:r>
         <w:rPr>
-          <w:rFonts w:ascii="Times New Roman" w:hAnsi="Times New Roman" w:eastAsia="Times New Roman"/>
+          <w:rFonts w:ascii="Times New Roman" w:hAnsi="Times New Roman" w:eastAsia="Times New Roman" w:cs="Times New Roman"/>
           <w:b/>
-          <w:sz w:val="26"/>
+          <w:sz w:val="24"/>
         </w:rPr>
         <w:t>Thực hiện nhiệm vụ:</w:t>
       </w:r>
       <w:r>
         <w:rPr>
-          <w:rFonts w:ascii="Times New Roman" w:hAnsi="Times New Roman" w:eastAsia="Times New Roman"/>
-          <w:sz w:val="26"/>
+          <w:rFonts w:ascii="Times New Roman" w:hAnsi="Times New Roman" w:eastAsia="Times New Roman" w:cs="Times New Roman"/>
+          <w:sz w:val="24"/>
         </w:rPr>
         <w:t xml:space="preserve"> HS làm cá nhân, dùng máy tính cầm tay kiểm tra nhanh khi cần.</w:t>
       </w:r>
@@ -2634,24 +2634,24 @@
       </w:pPr>
       <w:r>
         <w:rPr>
-          <w:rFonts w:ascii="Times New Roman" w:hAnsi="Times New Roman" w:eastAsia="Times New Roman"/>
-          <w:sz w:val="26"/>
+          <w:rFonts w:ascii="Times New Roman" w:hAnsi="Times New Roman" w:eastAsia="Times New Roman" w:cs="Times New Roman"/>
+          <w:sz w:val="24"/>
         </w:rPr>
         <w:t>-</w:t>
         <w:tab/>
       </w:r>
       <w:r>
         <w:rPr>
-          <w:rFonts w:ascii="Times New Roman" w:hAnsi="Times New Roman" w:eastAsia="Times New Roman"/>
+          <w:rFonts w:ascii="Times New Roman" w:hAnsi="Times New Roman" w:eastAsia="Times New Roman" w:cs="Times New Roman"/>
           <w:b/>
-          <w:sz w:val="26"/>
+          <w:sz w:val="24"/>
         </w:rPr>
         <w:t>Báo cáo, thảo luận:</w:t>
       </w:r>
       <w:r>
         <w:rPr>
-          <w:rFonts w:ascii="Times New Roman" w:hAnsi="Times New Roman" w:eastAsia="Times New Roman"/>
-          <w:sz w:val="26"/>
+          <w:rFonts w:ascii="Times New Roman" w:hAnsi="Times New Roman" w:eastAsia="Times New Roman" w:cs="Times New Roman"/>
+          <w:sz w:val="24"/>
         </w:rPr>
         <w:t xml:space="preserve"> GV thống kê thẻ; với Câu 2, Câu 5 (dễ nhầm) mời HS chọn sai và HS chọn đúng nêu lí do.</w:t>
       </w:r>
@@ -2664,24 +2664,24 @@
       </w:pPr>
       <w:r>
         <w:rPr>
-          <w:rFonts w:ascii="Times New Roman" w:hAnsi="Times New Roman" w:eastAsia="Times New Roman"/>
-          <w:sz w:val="26"/>
+          <w:rFonts w:ascii="Times New Roman" w:hAnsi="Times New Roman" w:eastAsia="Times New Roman" w:cs="Times New Roman"/>
+          <w:sz w:val="24"/>
         </w:rPr>
         <w:t>-</w:t>
         <w:tab/>
       </w:r>
       <w:r>
         <w:rPr>
-          <w:rFonts w:ascii="Times New Roman" w:hAnsi="Times New Roman" w:eastAsia="Times New Roman"/>
+          <w:rFonts w:ascii="Times New Roman" w:hAnsi="Times New Roman" w:eastAsia="Times New Roman" w:cs="Times New Roman"/>
           <w:b/>
-          <w:sz w:val="26"/>
+          <w:sz w:val="24"/>
         </w:rPr>
         <w:t>Kết luận, nhận định:</w:t>
       </w:r>
       <w:r>
         <w:rPr>
-          <w:rFonts w:ascii="Times New Roman" w:hAnsi="Times New Roman" w:eastAsia="Times New Roman"/>
-          <w:sz w:val="26"/>
+          <w:rFonts w:ascii="Times New Roman" w:hAnsi="Times New Roman" w:eastAsia="Times New Roman" w:cs="Times New Roman"/>
+          <w:sz w:val="24"/>
         </w:rPr>
         <w:t xml:space="preserve"> GV chốt: phân biệt điểm cực trị (giá trị </w:t>
       </w:r>
@@ -2692,8 +2692,8 @@
       </m:oMath>
       <w:r>
         <w:rPr>
-          <w:rFonts w:ascii="Times New Roman" w:hAnsi="Times New Roman" w:eastAsia="Times New Roman"/>
-          <w:sz w:val="26"/>
+          <w:rFonts w:ascii="Times New Roman" w:hAnsi="Times New Roman" w:eastAsia="Times New Roman" w:cs="Times New Roman"/>
+          <w:sz w:val="24"/>
         </w:rPr>
         <w:t>) với giá trị cực trị (</w:t>
       </w:r>
@@ -2704,8 +2704,8 @@
       </m:oMath>
       <w:r>
         <w:rPr>
-          <w:rFonts w:ascii="Times New Roman" w:hAnsi="Times New Roman" w:eastAsia="Times New Roman"/>
-          <w:sz w:val="26"/>
+          <w:rFonts w:ascii="Times New Roman" w:hAnsi="Times New Roman" w:eastAsia="Times New Roman" w:cs="Times New Roman"/>
+          <w:sz w:val="24"/>
         </w:rPr>
         <w:t>); kiểm tra rút gọn trước khi kết luận tiệm cận đứng.</w:t>
       </w:r>
@@ -2718,18 +2718,18 @@
       </w:pPr>
       <w:r>
         <w:rPr>
-          <w:rFonts w:ascii="Times New Roman" w:hAnsi="Times New Roman" w:eastAsia="Times New Roman"/>
+          <w:rFonts w:ascii="Times New Roman" w:hAnsi="Times New Roman" w:eastAsia="Times New Roman" w:cs="Times New Roman"/>
           <w:b/>
           <w:color w:val="1F3864"/>
-          <w:sz w:val="26"/>
+          <w:sz w:val="24"/>
         </w:rPr>
         <w:t>Hỗ trợ HSKT:</w:t>
       </w:r>
       <w:r>
         <w:rPr>
-          <w:rFonts w:ascii="Times New Roman" w:hAnsi="Times New Roman" w:eastAsia="Times New Roman"/>
+          <w:rFonts w:ascii="Times New Roman" w:hAnsi="Times New Roman" w:eastAsia="Times New Roman" w:cs="Times New Roman"/>
           <w:color w:val="1F3864"/>
-          <w:sz w:val="26"/>
+          <w:sz w:val="24"/>
         </w:rPr>
         <w:t xml:space="preserve"> HS giơ thẻ tại chỗ; tập trung các câu Biết, Hiểu; dùng máy tính cầm tay kiểm tra nhanh.</w:t>
       </w:r>
@@ -2742,9 +2742,9 @@
       </w:pPr>
       <w:r>
         <w:rPr>
-          <w:rFonts w:ascii="Times New Roman" w:hAnsi="Times New Roman" w:eastAsia="Times New Roman"/>
+          <w:rFonts w:ascii="Times New Roman" w:hAnsi="Times New Roman" w:eastAsia="Times New Roman" w:cs="Times New Roman"/>
           <w:b/>
-          <w:sz w:val="26"/>
+          <w:sz w:val="24"/>
         </w:rPr>
         <w:t>3. Hoạt động 3: Luyện tập Phần II – Trắc nghiệm đúng sai (8 phút)</w:t>
       </w:r>
@@ -2756,16 +2756,16 @@
       </w:pPr>
       <w:r>
         <w:rPr>
-          <w:rFonts w:ascii="Times New Roman" w:hAnsi="Times New Roman" w:eastAsia="Times New Roman"/>
+          <w:rFonts w:ascii="Times New Roman" w:hAnsi="Times New Roman" w:eastAsia="Times New Roman" w:cs="Times New Roman"/>
           <w:b/>
-          <w:sz w:val="26"/>
+          <w:sz w:val="24"/>
         </w:rPr>
         <w:t>a) Mục tiêu:</w:t>
       </w:r>
       <w:r>
         <w:rPr>
-          <w:rFonts w:ascii="Times New Roman" w:hAnsi="Times New Roman" w:eastAsia="Times New Roman"/>
-          <w:sz w:val="26"/>
+          <w:rFonts w:ascii="Times New Roman" w:hAnsi="Times New Roman" w:eastAsia="Times New Roman" w:cs="Times New Roman"/>
+          <w:sz w:val="24"/>
         </w:rPr>
         <w:t xml:space="preserve"> HS phân tích một hàm số bậc ba qua 4 ý đúng – sai (đạo hàm, đơn điệu, cực trị, GTNN trên đoạn); rèn kĩ năng lập luận cho từng ý.</w:t>
       </w:r>
@@ -2778,9 +2778,9 @@
       </w:pPr>
       <w:r>
         <w:rPr>
-          <w:rFonts w:ascii="Times New Roman" w:hAnsi="Times New Roman" w:eastAsia="Times New Roman"/>
+          <w:rFonts w:ascii="Times New Roman" w:hAnsi="Times New Roman" w:eastAsia="Times New Roman" w:cs="Times New Roman"/>
           <w:b/>
-          <w:sz w:val="26"/>
+          <w:sz w:val="24"/>
         </w:rPr>
         <w:t>b) Nội dung:</w:t>
       </w:r>
@@ -2792,23 +2792,23 @@
       </w:pPr>
       <w:r>
         <w:rPr>
-          <w:rFonts w:ascii="Times New Roman" w:hAnsi="Times New Roman" w:eastAsia="Times New Roman"/>
-          <w:sz w:val="26"/>
+          <w:rFonts w:ascii="Times New Roman" w:hAnsi="Times New Roman" w:eastAsia="Times New Roman" w:cs="Times New Roman"/>
+          <w:sz w:val="24"/>
         </w:rPr>
         <w:t xml:space="preserve">Phiếu luyện tập – </w:t>
       </w:r>
       <w:r>
         <w:rPr>
-          <w:rFonts w:ascii="Times New Roman" w:hAnsi="Times New Roman" w:eastAsia="Times New Roman"/>
+          <w:rFonts w:ascii="Times New Roman" w:hAnsi="Times New Roman" w:eastAsia="Times New Roman" w:cs="Times New Roman"/>
           <w:b/>
-          <w:sz w:val="26"/>
+          <w:sz w:val="24"/>
         </w:rPr>
         <w:t>Phần II, Câu 9</w:t>
       </w:r>
       <w:r>
         <w:rPr>
-          <w:rFonts w:ascii="Times New Roman" w:hAnsi="Times New Roman" w:eastAsia="Times New Roman"/>
-          <w:sz w:val="26"/>
+          <w:rFonts w:ascii="Times New Roman" w:hAnsi="Times New Roman" w:eastAsia="Times New Roman" w:cs="Times New Roman"/>
+          <w:sz w:val="24"/>
         </w:rPr>
         <w:t xml:space="preserve"> (Phụ lục).</w:t>
       </w:r>
@@ -2821,9 +2821,9 @@
       </w:pPr>
       <w:r>
         <w:rPr>
-          <w:rFonts w:ascii="Times New Roman" w:hAnsi="Times New Roman" w:eastAsia="Times New Roman"/>
+          <w:rFonts w:ascii="Times New Roman" w:hAnsi="Times New Roman" w:eastAsia="Times New Roman" w:cs="Times New Roman"/>
           <w:b/>
-          <w:sz w:val="26"/>
+          <w:sz w:val="24"/>
         </w:rPr>
         <w:t>c) Sản phẩm:</w:t>
       </w:r>
@@ -2835,8 +2835,8 @@
       </w:pPr>
       <w:r>
         <w:rPr>
-          <w:rFonts w:ascii="Times New Roman" w:hAnsi="Times New Roman" w:eastAsia="Times New Roman"/>
-          <w:sz w:val="26"/>
+          <w:rFonts w:ascii="Times New Roman" w:hAnsi="Times New Roman" w:eastAsia="Times New Roman" w:cs="Times New Roman"/>
+          <w:sz w:val="24"/>
         </w:rPr>
         <w:t>Câu 9: a) Đúng; b) Đúng; c) Sai (</w:t>
       </w:r>
@@ -2859,8 +2859,8 @@
       </m:oMath>
       <w:r>
         <w:rPr>
-          <w:rFonts w:ascii="Times New Roman" w:hAnsi="Times New Roman" w:eastAsia="Times New Roman"/>
-          <w:sz w:val="26"/>
+          <w:rFonts w:ascii="Times New Roman" w:hAnsi="Times New Roman" w:eastAsia="Times New Roman" w:cs="Times New Roman"/>
+          <w:sz w:val="24"/>
         </w:rPr>
         <w:t>); d) Đúng.</w:t>
       </w:r>
@@ -2873,9 +2873,9 @@
       </w:pPr>
       <w:r>
         <w:rPr>
-          <w:rFonts w:ascii="Times New Roman" w:hAnsi="Times New Roman" w:eastAsia="Times New Roman"/>
+          <w:rFonts w:ascii="Times New Roman" w:hAnsi="Times New Roman" w:eastAsia="Times New Roman" w:cs="Times New Roman"/>
           <w:b/>
-          <w:sz w:val="26"/>
+          <w:sz w:val="24"/>
         </w:rPr>
         <w:t>d) Tổ chức thực hiện:</w:t>
       </w:r>
@@ -2888,24 +2888,24 @@
       </w:pPr>
       <w:r>
         <w:rPr>
-          <w:rFonts w:ascii="Times New Roman" w:hAnsi="Times New Roman" w:eastAsia="Times New Roman"/>
-          <w:sz w:val="26"/>
+          <w:rFonts w:ascii="Times New Roman" w:hAnsi="Times New Roman" w:eastAsia="Times New Roman" w:cs="Times New Roman"/>
+          <w:sz w:val="24"/>
         </w:rPr>
         <w:t>-</w:t>
         <w:tab/>
       </w:r>
       <w:r>
         <w:rPr>
-          <w:rFonts w:ascii="Times New Roman" w:hAnsi="Times New Roman" w:eastAsia="Times New Roman"/>
+          <w:rFonts w:ascii="Times New Roman" w:hAnsi="Times New Roman" w:eastAsia="Times New Roman" w:cs="Times New Roman"/>
           <w:b/>
-          <w:sz w:val="26"/>
+          <w:sz w:val="24"/>
         </w:rPr>
         <w:t>Giao nhiệm vụ:</w:t>
       </w:r>
       <w:r>
         <w:rPr>
-          <w:rFonts w:ascii="Times New Roman" w:hAnsi="Times New Roman" w:eastAsia="Times New Roman"/>
-          <w:sz w:val="26"/>
+          <w:rFonts w:ascii="Times New Roman" w:hAnsi="Times New Roman" w:eastAsia="Times New Roman" w:cs="Times New Roman"/>
+          <w:sz w:val="24"/>
         </w:rPr>
         <w:t xml:space="preserve"> HS làm cá nhân 4 phút, sau đó đối chiếu cặp đôi.</w:t>
       </w:r>
@@ -2918,24 +2918,24 @@
       </w:pPr>
       <w:r>
         <w:rPr>
-          <w:rFonts w:ascii="Times New Roman" w:hAnsi="Times New Roman" w:eastAsia="Times New Roman"/>
-          <w:sz w:val="26"/>
+          <w:rFonts w:ascii="Times New Roman" w:hAnsi="Times New Roman" w:eastAsia="Times New Roman" w:cs="Times New Roman"/>
+          <w:sz w:val="24"/>
         </w:rPr>
         <w:t>-</w:t>
         <w:tab/>
       </w:r>
       <w:r>
         <w:rPr>
-          <w:rFonts w:ascii="Times New Roman" w:hAnsi="Times New Roman" w:eastAsia="Times New Roman"/>
+          <w:rFonts w:ascii="Times New Roman" w:hAnsi="Times New Roman" w:eastAsia="Times New Roman" w:cs="Times New Roman"/>
           <w:b/>
-          <w:sz w:val="26"/>
+          <w:sz w:val="24"/>
         </w:rPr>
         <w:t>Thực hiện nhiệm vụ:</w:t>
       </w:r>
       <w:r>
         <w:rPr>
-          <w:rFonts w:ascii="Times New Roman" w:hAnsi="Times New Roman" w:eastAsia="Times New Roman"/>
-          <w:sz w:val="26"/>
+          <w:rFonts w:ascii="Times New Roman" w:hAnsi="Times New Roman" w:eastAsia="Times New Roman" w:cs="Times New Roman"/>
+          <w:sz w:val="24"/>
         </w:rPr>
         <w:t xml:space="preserve"> HS lập bảng biến thiên của </w:t>
       </w:r>
@@ -2976,8 +2976,8 @@
       </m:oMath>
       <w:r>
         <w:rPr>
-          <w:rFonts w:ascii="Times New Roman" w:hAnsi="Times New Roman" w:eastAsia="Times New Roman"/>
-          <w:sz w:val="26"/>
+          <w:rFonts w:ascii="Times New Roman" w:hAnsi="Times New Roman" w:eastAsia="Times New Roman" w:cs="Times New Roman"/>
+          <w:sz w:val="24"/>
         </w:rPr>
         <w:t xml:space="preserve">, tính giá trị tại các đầu mút </w:t>
       </w:r>
@@ -2988,8 +2988,8 @@
       </m:oMath>
       <w:r>
         <w:rPr>
-          <w:rFonts w:ascii="Times New Roman" w:hAnsi="Times New Roman" w:eastAsia="Times New Roman"/>
-          <w:sz w:val="26"/>
+          <w:rFonts w:ascii="Times New Roman" w:hAnsi="Times New Roman" w:eastAsia="Times New Roman" w:cs="Times New Roman"/>
+          <w:sz w:val="24"/>
         </w:rPr>
         <w:t xml:space="preserve">; </w:t>
       </w:r>
@@ -3000,8 +3000,8 @@
       </m:oMath>
       <w:r>
         <w:rPr>
-          <w:rFonts w:ascii="Times New Roman" w:hAnsi="Times New Roman" w:eastAsia="Times New Roman"/>
-          <w:sz w:val="26"/>
+          <w:rFonts w:ascii="Times New Roman" w:hAnsi="Times New Roman" w:eastAsia="Times New Roman" w:cs="Times New Roman"/>
+          <w:sz w:val="24"/>
         </w:rPr>
         <w:t>.</w:t>
       </w:r>
@@ -3014,24 +3014,24 @@
       </w:pPr>
       <w:r>
         <w:rPr>
-          <w:rFonts w:ascii="Times New Roman" w:hAnsi="Times New Roman" w:eastAsia="Times New Roman"/>
-          <w:sz w:val="26"/>
+          <w:rFonts w:ascii="Times New Roman" w:hAnsi="Times New Roman" w:eastAsia="Times New Roman" w:cs="Times New Roman"/>
+          <w:sz w:val="24"/>
         </w:rPr>
         <w:t>-</w:t>
         <w:tab/>
       </w:r>
       <w:r>
         <w:rPr>
-          <w:rFonts w:ascii="Times New Roman" w:hAnsi="Times New Roman" w:eastAsia="Times New Roman"/>
+          <w:rFonts w:ascii="Times New Roman" w:hAnsi="Times New Roman" w:eastAsia="Times New Roman" w:cs="Times New Roman"/>
           <w:b/>
-          <w:sz w:val="26"/>
+          <w:sz w:val="24"/>
         </w:rPr>
         <w:t>Báo cáo, thảo luận:</w:t>
       </w:r>
       <w:r>
         <w:rPr>
-          <w:rFonts w:ascii="Times New Roman" w:hAnsi="Times New Roman" w:eastAsia="Times New Roman"/>
-          <w:sz w:val="26"/>
+          <w:rFonts w:ascii="Times New Roman" w:hAnsi="Times New Roman" w:eastAsia="Times New Roman" w:cs="Times New Roman"/>
+          <w:sz w:val="24"/>
         </w:rPr>
         <w:t xml:space="preserve"> 4 HS lần lượt trình bày 4 ý; lớp nhận xét.</w:t>
       </w:r>
@@ -3044,24 +3044,24 @@
       </w:pPr>
       <w:r>
         <w:rPr>
-          <w:rFonts w:ascii="Times New Roman" w:hAnsi="Times New Roman" w:eastAsia="Times New Roman"/>
-          <w:sz w:val="26"/>
+          <w:rFonts w:ascii="Times New Roman" w:hAnsi="Times New Roman" w:eastAsia="Times New Roman" w:cs="Times New Roman"/>
+          <w:sz w:val="24"/>
         </w:rPr>
         <w:t>-</w:t>
         <w:tab/>
       </w:r>
       <w:r>
         <w:rPr>
-          <w:rFonts w:ascii="Times New Roman" w:hAnsi="Times New Roman" w:eastAsia="Times New Roman"/>
+          <w:rFonts w:ascii="Times New Roman" w:hAnsi="Times New Roman" w:eastAsia="Times New Roman" w:cs="Times New Roman"/>
           <w:b/>
-          <w:sz w:val="26"/>
+          <w:sz w:val="24"/>
         </w:rPr>
         <w:t>Kết luận, nhận định:</w:t>
       </w:r>
       <w:r>
         <w:rPr>
-          <w:rFonts w:ascii="Times New Roman" w:hAnsi="Times New Roman" w:eastAsia="Times New Roman"/>
-          <w:sz w:val="26"/>
+          <w:rFonts w:ascii="Times New Roman" w:hAnsi="Times New Roman" w:eastAsia="Times New Roman" w:cs="Times New Roman"/>
+          <w:sz w:val="24"/>
         </w:rPr>
         <w:t xml:space="preserve"> GV chốt: ý c) nhầm giá trị cực đại với giá trị tại điểm cực tiểu; ý d) phải so sánh cả giá trị tại hai đầu mút.</w:t>
       </w:r>
@@ -3074,18 +3074,18 @@
       </w:pPr>
       <w:r>
         <w:rPr>
-          <w:rFonts w:ascii="Times New Roman" w:hAnsi="Times New Roman" w:eastAsia="Times New Roman"/>
+          <w:rFonts w:ascii="Times New Roman" w:hAnsi="Times New Roman" w:eastAsia="Times New Roman" w:cs="Times New Roman"/>
           <w:b/>
           <w:color w:val="1F3864"/>
-          <w:sz w:val="26"/>
+          <w:sz w:val="24"/>
         </w:rPr>
         <w:t>Hỗ trợ HSKT:</w:t>
       </w:r>
       <w:r>
         <w:rPr>
-          <w:rFonts w:ascii="Times New Roman" w:hAnsi="Times New Roman" w:eastAsia="Times New Roman"/>
+          <w:rFonts w:ascii="Times New Roman" w:hAnsi="Times New Roman" w:eastAsia="Times New Roman" w:cs="Times New Roman"/>
           <w:color w:val="1F3864"/>
-          <w:sz w:val="26"/>
+          <w:sz w:val="24"/>
         </w:rPr>
         <w:t xml:space="preserve"> HS làm cá nhân trên phiếu in sẵn, đối chiếu với bạn cùng bàn; GV kiểm tra tại bàn.</w:t>
       </w:r>
@@ -3098,9 +3098,9 @@
       </w:pPr>
       <w:r>
         <w:rPr>
-          <w:rFonts w:ascii="Times New Roman" w:hAnsi="Times New Roman" w:eastAsia="Times New Roman"/>
+          <w:rFonts w:ascii="Times New Roman" w:hAnsi="Times New Roman" w:eastAsia="Times New Roman" w:cs="Times New Roman"/>
           <w:b/>
-          <w:sz w:val="26"/>
+          <w:sz w:val="24"/>
         </w:rPr>
         <w:t>4. Hoạt động 4: Vận dụng – Phần III trả lời ngắn (13 phút)</w:t>
       </w:r>
@@ -3112,16 +3112,16 @@
       </w:pPr>
       <w:r>
         <w:rPr>
-          <w:rFonts w:ascii="Times New Roman" w:hAnsi="Times New Roman" w:eastAsia="Times New Roman"/>
+          <w:rFonts w:ascii="Times New Roman" w:hAnsi="Times New Roman" w:eastAsia="Times New Roman" w:cs="Times New Roman"/>
           <w:b/>
-          <w:sz w:val="26"/>
+          <w:sz w:val="24"/>
         </w:rPr>
         <w:t>a) Mục tiêu:</w:t>
       </w:r>
       <w:r>
         <w:rPr>
-          <w:rFonts w:ascii="Times New Roman" w:hAnsi="Times New Roman" w:eastAsia="Times New Roman"/>
-          <w:sz w:val="26"/>
+          <w:rFonts w:ascii="Times New Roman" w:hAnsi="Times New Roman" w:eastAsia="Times New Roman" w:cs="Times New Roman"/>
+          <w:sz w:val="24"/>
         </w:rPr>
         <w:t xml:space="preserve"> HS vận dụng kiến thức tìm tiệm cận xiên, GTLN, giải bài toán tối ưu thực tế và bài toán tham số; luyện ghi đáp số đúng quy định của phần trả lời ngắn (5.2.NC1b; 2.5.NC1a khi tự ôn ở nhà).</w:t>
       </w:r>
@@ -3134,9 +3134,9 @@
       </w:pPr>
       <w:r>
         <w:rPr>
-          <w:rFonts w:ascii="Times New Roman" w:hAnsi="Times New Roman" w:eastAsia="Times New Roman"/>
+          <w:rFonts w:ascii="Times New Roman" w:hAnsi="Times New Roman" w:eastAsia="Times New Roman" w:cs="Times New Roman"/>
           <w:b/>
-          <w:sz w:val="26"/>
+          <w:sz w:val="24"/>
         </w:rPr>
         <w:t>b) Nội dung:</w:t>
       </w:r>
@@ -3148,23 +3148,23 @@
       </w:pPr>
       <w:r>
         <w:rPr>
-          <w:rFonts w:ascii="Times New Roman" w:hAnsi="Times New Roman" w:eastAsia="Times New Roman"/>
-          <w:sz w:val="26"/>
+          <w:rFonts w:ascii="Times New Roman" w:hAnsi="Times New Roman" w:eastAsia="Times New Roman" w:cs="Times New Roman"/>
+          <w:sz w:val="24"/>
         </w:rPr>
         <w:t xml:space="preserve">Phiếu luyện tập – </w:t>
       </w:r>
       <w:r>
         <w:rPr>
-          <w:rFonts w:ascii="Times New Roman" w:hAnsi="Times New Roman" w:eastAsia="Times New Roman"/>
+          <w:rFonts w:ascii="Times New Roman" w:hAnsi="Times New Roman" w:eastAsia="Times New Roman" w:cs="Times New Roman"/>
           <w:b/>
-          <w:sz w:val="26"/>
+          <w:sz w:val="24"/>
         </w:rPr>
         <w:t>Phần III, Câu 10 – 13</w:t>
       </w:r>
       <w:r>
         <w:rPr>
-          <w:rFonts w:ascii="Times New Roman" w:hAnsi="Times New Roman" w:eastAsia="Times New Roman"/>
-          <w:sz w:val="26"/>
+          <w:rFonts w:ascii="Times New Roman" w:hAnsi="Times New Roman" w:eastAsia="Times New Roman" w:cs="Times New Roman"/>
+          <w:sz w:val="24"/>
         </w:rPr>
         <w:t xml:space="preserve"> (Phụ lục).</w:t>
       </w:r>
@@ -3176,16 +3176,16 @@
       </w:pPr>
       <w:r>
         <w:rPr>
-          <w:rFonts w:ascii="Times New Roman" w:hAnsi="Times New Roman" w:eastAsia="Times New Roman"/>
+          <w:rFonts w:ascii="Times New Roman" w:hAnsi="Times New Roman" w:eastAsia="Times New Roman" w:cs="Times New Roman"/>
           <w:b/>
-          <w:sz w:val="26"/>
+          <w:sz w:val="24"/>
         </w:rPr>
         <w:t>Trò chơi "Tiếp sức":</w:t>
       </w:r>
       <w:r>
         <w:rPr>
-          <w:rFonts w:ascii="Times New Roman" w:hAnsi="Times New Roman" w:eastAsia="Times New Roman"/>
-          <w:sz w:val="26"/>
+          <w:rFonts w:ascii="Times New Roman" w:hAnsi="Times New Roman" w:eastAsia="Times New Roman" w:cs="Times New Roman"/>
+          <w:sz w:val="24"/>
         </w:rPr>
         <w:t xml:space="preserve"> 4 nhóm, mỗi thành viên giải một câu rồi chuyền phiếu; nhóm hoàn thành đúng, nhanh nhất được cộng điểm.</w:t>
       </w:r>
@@ -3197,16 +3197,16 @@
       </w:pPr>
       <w:r>
         <w:rPr>
-          <w:rFonts w:ascii="Times New Roman" w:hAnsi="Times New Roman" w:eastAsia="Times New Roman"/>
+          <w:rFonts w:ascii="Times New Roman" w:hAnsi="Times New Roman" w:eastAsia="Times New Roman" w:cs="Times New Roman"/>
           <w:b/>
-          <w:sz w:val="26"/>
+          <w:sz w:val="24"/>
         </w:rPr>
         <w:t>Giao về nhà:</w:t>
       </w:r>
       <w:r>
         <w:rPr>
-          <w:rFonts w:ascii="Times New Roman" w:hAnsi="Times New Roman" w:eastAsia="Times New Roman"/>
-          <w:sz w:val="26"/>
+          <w:rFonts w:ascii="Times New Roman" w:hAnsi="Times New Roman" w:eastAsia="Times New Roman" w:cs="Times New Roman"/>
+          <w:sz w:val="24"/>
         </w:rPr>
         <w:t xml:space="preserve"> làm đề "Ôn luyện kiểm tra giữa kì I – Toán 12" trên trang luyện tập: https://trangtu66.github.io/Taode_thi_online/kt_toan12_gki.html (đủ 3 phần, có chấm điểm); HS chưa vững làm thêm đề Ôn tập Chương I: https://trangtu66.github.io/Taode_thi_online/oc_toan12_chuong1.html.</w:t>
       </w:r>
@@ -3219,9 +3219,9 @@
       </w:pPr>
       <w:r>
         <w:rPr>
-          <w:rFonts w:ascii="Times New Roman" w:hAnsi="Times New Roman" w:eastAsia="Times New Roman"/>
+          <w:rFonts w:ascii="Times New Roman" w:hAnsi="Times New Roman" w:eastAsia="Times New Roman" w:cs="Times New Roman"/>
           <w:b/>
-          <w:sz w:val="26"/>
+          <w:sz w:val="24"/>
         </w:rPr>
         <w:t>c) Sản phẩm:</w:t>
       </w:r>
@@ -3233,8 +3233,8 @@
       </w:pPr>
       <w:r>
         <w:rPr>
-          <w:rFonts w:ascii="Times New Roman" w:hAnsi="Times New Roman" w:eastAsia="Times New Roman"/>
-          <w:sz w:val="26"/>
+          <w:rFonts w:ascii="Times New Roman" w:hAnsi="Times New Roman" w:eastAsia="Times New Roman" w:cs="Times New Roman"/>
+          <w:sz w:val="24"/>
         </w:rPr>
         <w:t xml:space="preserve">Đáp số: Câu 10 – </w:t>
       </w:r>
@@ -3245,8 +3245,8 @@
       </m:oMath>
       <w:r>
         <w:rPr>
-          <w:rFonts w:ascii="Times New Roman" w:hAnsi="Times New Roman" w:eastAsia="Times New Roman"/>
-          <w:sz w:val="26"/>
+          <w:rFonts w:ascii="Times New Roman" w:hAnsi="Times New Roman" w:eastAsia="Times New Roman" w:cs="Times New Roman"/>
+          <w:sz w:val="24"/>
         </w:rPr>
         <w:t xml:space="preserve">; Câu 11 – </w:t>
       </w:r>
@@ -3257,8 +3257,8 @@
       </m:oMath>
       <w:r>
         <w:rPr>
-          <w:rFonts w:ascii="Times New Roman" w:hAnsi="Times New Roman" w:eastAsia="Times New Roman"/>
-          <w:sz w:val="26"/>
+          <w:rFonts w:ascii="Times New Roman" w:hAnsi="Times New Roman" w:eastAsia="Times New Roman" w:cs="Times New Roman"/>
+          <w:sz w:val="24"/>
         </w:rPr>
         <w:t xml:space="preserve">; Câu 12 – </w:t>
       </w:r>
@@ -3269,8 +3269,8 @@
       </m:oMath>
       <w:r>
         <w:rPr>
-          <w:rFonts w:ascii="Times New Roman" w:hAnsi="Times New Roman" w:eastAsia="Times New Roman"/>
-          <w:sz w:val="26"/>
+          <w:rFonts w:ascii="Times New Roman" w:hAnsi="Times New Roman" w:eastAsia="Times New Roman" w:cs="Times New Roman"/>
+          <w:sz w:val="24"/>
         </w:rPr>
         <w:t xml:space="preserve">; Câu 13 – </w:t>
       </w:r>
@@ -3281,8 +3281,8 @@
       </m:oMath>
       <w:r>
         <w:rPr>
-          <w:rFonts w:ascii="Times New Roman" w:hAnsi="Times New Roman" w:eastAsia="Times New Roman"/>
-          <w:sz w:val="26"/>
+          <w:rFonts w:ascii="Times New Roman" w:hAnsi="Times New Roman" w:eastAsia="Times New Roman" w:cs="Times New Roman"/>
+          <w:sz w:val="24"/>
         </w:rPr>
         <w:t xml:space="preserve"> (lời giải ở Phụ lục).</w:t>
       </w:r>
@@ -3294,8 +3294,8 @@
       </w:pPr>
       <w:r>
         <w:rPr>
-          <w:rFonts w:ascii="Times New Roman" w:hAnsi="Times New Roman" w:eastAsia="Times New Roman"/>
-          <w:sz w:val="26"/>
+          <w:rFonts w:ascii="Times New Roman" w:hAnsi="Times New Roman" w:eastAsia="Times New Roman" w:cs="Times New Roman"/>
+          <w:sz w:val="24"/>
         </w:rPr>
         <w:t>Kết quả đề ôn luyện trực tuyến ở nhà (GV xem trên trang quản lí kết quả).</w:t>
       </w:r>
@@ -3308,9 +3308,9 @@
       </w:pPr>
       <w:r>
         <w:rPr>
-          <w:rFonts w:ascii="Times New Roman" w:hAnsi="Times New Roman" w:eastAsia="Times New Roman"/>
+          <w:rFonts w:ascii="Times New Roman" w:hAnsi="Times New Roman" w:eastAsia="Times New Roman" w:cs="Times New Roman"/>
           <w:b/>
-          <w:sz w:val="26"/>
+          <w:sz w:val="24"/>
         </w:rPr>
         <w:t>d) Tổ chức thực hiện:</w:t>
       </w:r>
@@ -3323,24 +3323,24 @@
       </w:pPr>
       <w:r>
         <w:rPr>
-          <w:rFonts w:ascii="Times New Roman" w:hAnsi="Times New Roman" w:eastAsia="Times New Roman"/>
-          <w:sz w:val="26"/>
+          <w:rFonts w:ascii="Times New Roman" w:hAnsi="Times New Roman" w:eastAsia="Times New Roman" w:cs="Times New Roman"/>
+          <w:sz w:val="24"/>
         </w:rPr>
         <w:t>-</w:t>
         <w:tab/>
       </w:r>
       <w:r>
         <w:rPr>
-          <w:rFonts w:ascii="Times New Roman" w:hAnsi="Times New Roman" w:eastAsia="Times New Roman"/>
+          <w:rFonts w:ascii="Times New Roman" w:hAnsi="Times New Roman" w:eastAsia="Times New Roman" w:cs="Times New Roman"/>
           <w:b/>
-          <w:sz w:val="26"/>
+          <w:sz w:val="24"/>
         </w:rPr>
         <w:t>Giao nhiệm vụ:</w:t>
       </w:r>
       <w:r>
         <w:rPr>
-          <w:rFonts w:ascii="Times New Roman" w:hAnsi="Times New Roman" w:eastAsia="Times New Roman"/>
-          <w:sz w:val="26"/>
+          <w:rFonts w:ascii="Times New Roman" w:hAnsi="Times New Roman" w:eastAsia="Times New Roman" w:cs="Times New Roman"/>
+          <w:sz w:val="24"/>
         </w:rPr>
         <w:t xml:space="preserve"> GV chia 4 nhóm, phát phiếu Phần III, nêu luật tiếp sức (8 phút).</w:t>
       </w:r>
@@ -3353,24 +3353,24 @@
       </w:pPr>
       <w:r>
         <w:rPr>
-          <w:rFonts w:ascii="Times New Roman" w:hAnsi="Times New Roman" w:eastAsia="Times New Roman"/>
-          <w:sz w:val="26"/>
+          <w:rFonts w:ascii="Times New Roman" w:hAnsi="Times New Roman" w:eastAsia="Times New Roman" w:cs="Times New Roman"/>
+          <w:sz w:val="24"/>
         </w:rPr>
         <w:t>-</w:t>
         <w:tab/>
       </w:r>
       <w:r>
         <w:rPr>
-          <w:rFonts w:ascii="Times New Roman" w:hAnsi="Times New Roman" w:eastAsia="Times New Roman"/>
+          <w:rFonts w:ascii="Times New Roman" w:hAnsi="Times New Roman" w:eastAsia="Times New Roman" w:cs="Times New Roman"/>
           <w:b/>
-          <w:sz w:val="26"/>
+          <w:sz w:val="24"/>
         </w:rPr>
         <w:t>Thực hiện nhiệm vụ:</w:t>
       </w:r>
       <w:r>
         <w:rPr>
-          <w:rFonts w:ascii="Times New Roman" w:hAnsi="Times New Roman" w:eastAsia="Times New Roman"/>
-          <w:sz w:val="26"/>
+          <w:rFonts w:ascii="Times New Roman" w:hAnsi="Times New Roman" w:eastAsia="Times New Roman" w:cs="Times New Roman"/>
+          <w:sz w:val="24"/>
         </w:rPr>
         <w:t xml:space="preserve"> Các thành viên lần lượt giải; ghi đáp số dạng số (không ghi đơn vị) như trên phiếu trả lời đề thi.</w:t>
       </w:r>
@@ -3383,24 +3383,24 @@
       </w:pPr>
       <w:r>
         <w:rPr>
-          <w:rFonts w:ascii="Times New Roman" w:hAnsi="Times New Roman" w:eastAsia="Times New Roman"/>
-          <w:sz w:val="26"/>
+          <w:rFonts w:ascii="Times New Roman" w:hAnsi="Times New Roman" w:eastAsia="Times New Roman" w:cs="Times New Roman"/>
+          <w:sz w:val="24"/>
         </w:rPr>
         <w:t>-</w:t>
         <w:tab/>
       </w:r>
       <w:r>
         <w:rPr>
-          <w:rFonts w:ascii="Times New Roman" w:hAnsi="Times New Roman" w:eastAsia="Times New Roman"/>
+          <w:rFonts w:ascii="Times New Roman" w:hAnsi="Times New Roman" w:eastAsia="Times New Roman" w:cs="Times New Roman"/>
           <w:b/>
-          <w:sz w:val="26"/>
+          <w:sz w:val="24"/>
         </w:rPr>
         <w:t>Báo cáo, thảo luận:</w:t>
       </w:r>
       <w:r>
         <w:rPr>
-          <w:rFonts w:ascii="Times New Roman" w:hAnsi="Times New Roman" w:eastAsia="Times New Roman"/>
-          <w:sz w:val="26"/>
+          <w:rFonts w:ascii="Times New Roman" w:hAnsi="Times New Roman" w:eastAsia="Times New Roman" w:cs="Times New Roman"/>
+          <w:sz w:val="24"/>
         </w:rPr>
         <w:t xml:space="preserve"> Các nhóm dán phiếu lên bảng; GV chiếu đáp số; nhóm chấm chéo.</w:t>
       </w:r>
@@ -3413,24 +3413,24 @@
       </w:pPr>
       <w:r>
         <w:rPr>
-          <w:rFonts w:ascii="Times New Roman" w:hAnsi="Times New Roman" w:eastAsia="Times New Roman"/>
-          <w:sz w:val="26"/>
+          <w:rFonts w:ascii="Times New Roman" w:hAnsi="Times New Roman" w:eastAsia="Times New Roman" w:cs="Times New Roman"/>
+          <w:sz w:val="24"/>
         </w:rPr>
         <w:t>-</w:t>
         <w:tab/>
       </w:r>
       <w:r>
         <w:rPr>
-          <w:rFonts w:ascii="Times New Roman" w:hAnsi="Times New Roman" w:eastAsia="Times New Roman"/>
+          <w:rFonts w:ascii="Times New Roman" w:hAnsi="Times New Roman" w:eastAsia="Times New Roman" w:cs="Times New Roman"/>
           <w:b/>
-          <w:sz w:val="26"/>
+          <w:sz w:val="24"/>
         </w:rPr>
         <w:t>Kết luận, nhận định:</w:t>
       </w:r>
       <w:r>
         <w:rPr>
-          <w:rFonts w:ascii="Times New Roman" w:hAnsi="Times New Roman" w:eastAsia="Times New Roman"/>
-          <w:sz w:val="26"/>
+          <w:rFonts w:ascii="Times New Roman" w:hAnsi="Times New Roman" w:eastAsia="Times New Roman" w:cs="Times New Roman"/>
+          <w:sz w:val="24"/>
         </w:rPr>
         <w:t xml:space="preserve"> GV chốt: Phần III chỉ ghi số; với bài toán thực tế phải đặt ẩn, tìm điều kiện; bài toán tham số dùng điều kiện </w:t>
       </w:r>
@@ -3453,8 +3453,8 @@
       </m:oMath>
       <w:r>
         <w:rPr>
-          <w:rFonts w:ascii="Times New Roman" w:hAnsi="Times New Roman" w:eastAsia="Times New Roman"/>
-          <w:sz w:val="26"/>
+          <w:rFonts w:ascii="Times New Roman" w:hAnsi="Times New Roman" w:eastAsia="Times New Roman" w:cs="Times New Roman"/>
+          <w:sz w:val="24"/>
         </w:rPr>
         <w:t xml:space="preserve"> với mọi </w:t>
       </w:r>
@@ -3465,8 +3465,8 @@
       </m:oMath>
       <w:r>
         <w:rPr>
-          <w:rFonts w:ascii="Times New Roman" w:hAnsi="Times New Roman" w:eastAsia="Times New Roman"/>
-          <w:sz w:val="26"/>
+          <w:rFonts w:ascii="Times New Roman" w:hAnsi="Times New Roman" w:eastAsia="Times New Roman" w:cs="Times New Roman"/>
+          <w:sz w:val="24"/>
         </w:rPr>
         <w:t>. Giao đề ôn luyện trực tuyến, hạn làm trước tiết kiểm tra.</w:t>
       </w:r>
@@ -3479,18 +3479,18 @@
       </w:pPr>
       <w:r>
         <w:rPr>
-          <w:rFonts w:ascii="Times New Roman" w:hAnsi="Times New Roman" w:eastAsia="Times New Roman"/>
+          <w:rFonts w:ascii="Times New Roman" w:hAnsi="Times New Roman" w:eastAsia="Times New Roman" w:cs="Times New Roman"/>
           <w:b/>
           <w:color w:val="1F3864"/>
-          <w:sz w:val="26"/>
+          <w:sz w:val="24"/>
         </w:rPr>
         <w:t>Hỗ trợ HSKT:</w:t>
       </w:r>
       <w:r>
         <w:rPr>
-          <w:rFonts w:ascii="Times New Roman" w:hAnsi="Times New Roman" w:eastAsia="Times New Roman"/>
+          <w:rFonts w:ascii="Times New Roman" w:hAnsi="Times New Roman" w:eastAsia="Times New Roman" w:cs="Times New Roman"/>
           <w:color w:val="1F3864"/>
-          <w:sz w:val="26"/>
+          <w:sz w:val="24"/>
         </w:rPr>
         <w:t xml:space="preserve"> Trong trò chơi tiếp sức, phiếu được chuyền đến bàn HSKT (HS không phải di chuyển); HS nhận Câu 10 hoặc 11. Đề ôn luyện online ở nhà: làm theo sức, chia làm 2 lần nếu mệt.</w:t>
       </w:r>
@@ -3503,9 +3503,9 @@
       </w:pPr>
       <w:r>
         <w:rPr>
-          <w:rFonts w:ascii="Times New Roman" w:hAnsi="Times New Roman" w:eastAsia="Times New Roman"/>
+          <w:rFonts w:ascii="Times New Roman" w:hAnsi="Times New Roman" w:eastAsia="Times New Roman" w:cs="Times New Roman"/>
           <w:b/>
-          <w:sz w:val="26"/>
+          <w:sz w:val="24"/>
         </w:rPr>
         <w:t>5. Củng cố bài học (7 phút, cuối tiết)</w:t>
       </w:r>
@@ -3517,16 +3517,16 @@
       </w:pPr>
       <w:r>
         <w:rPr>
-          <w:rFonts w:ascii="Times New Roman" w:hAnsi="Times New Roman" w:eastAsia="Times New Roman"/>
+          <w:rFonts w:ascii="Times New Roman" w:hAnsi="Times New Roman" w:eastAsia="Times New Roman" w:cs="Times New Roman"/>
           <w:b/>
-          <w:sz w:val="26"/>
+          <w:sz w:val="24"/>
         </w:rPr>
         <w:t>a) Mục tiêu:</w:t>
       </w:r>
       <w:r>
         <w:rPr>
-          <w:rFonts w:ascii="Times New Roman" w:hAnsi="Times New Roman" w:eastAsia="Times New Roman"/>
-          <w:sz w:val="26"/>
+          <w:rFonts w:ascii="Times New Roman" w:hAnsi="Times New Roman" w:eastAsia="Times New Roman" w:cs="Times New Roman"/>
+          <w:sz w:val="24"/>
         </w:rPr>
         <w:t xml:space="preserve"> HS hệ thống lại kiến thức của bài bằng sơ đồ tư duy; tự đánh giá mức độ đạt yêu cầu cần đạt qua câu hỏi trắc nghiệm; biết bài học của tiết sau. Sử dụng hệ thống luyện tập trực tuyến do giáo viên/tổ chuyên môn tổ chức để củng cố nội dung bài học, nhận phản hồi và tự đánh giá kết quả; thực hiện đúng quy tắc an toàn, bảo mật và trung thực trong môi trường số (5.2.NC1b; 2.5.NC1a).</w:t>
       </w:r>
@@ -3538,16 +3538,16 @@
       </w:pPr>
       <w:r>
         <w:rPr>
-          <w:rFonts w:ascii="Times New Roman" w:hAnsi="Times New Roman" w:eastAsia="Times New Roman"/>
+          <w:rFonts w:ascii="Times New Roman" w:hAnsi="Times New Roman" w:eastAsia="Times New Roman" w:cs="Times New Roman"/>
           <w:b/>
-          <w:sz w:val="26"/>
+          <w:sz w:val="24"/>
         </w:rPr>
         <w:t>b) Nội dung:</w:t>
       </w:r>
       <w:r>
         <w:rPr>
-          <w:rFonts w:ascii="Times New Roman" w:hAnsi="Times New Roman" w:eastAsia="Times New Roman"/>
-          <w:sz w:val="26"/>
+          <w:rFonts w:ascii="Times New Roman" w:hAnsi="Times New Roman" w:eastAsia="Times New Roman" w:cs="Times New Roman"/>
+          <w:sz w:val="24"/>
         </w:rPr>
         <w:t xml:space="preserve"> (1) Sơ đồ tư duy của bài học; (2) 6 câu trắc nghiệm nhiều phương án lựa chọn và 1 câu trắc nghiệm đúng sai; (3) Chuẩn bị cho tiết học sau (dưới đây).</w:t>
       </w:r>
@@ -3559,16 +3559,16 @@
       </w:pPr>
       <w:r>
         <w:rPr>
-          <w:rFonts w:ascii="Times New Roman" w:hAnsi="Times New Roman" w:eastAsia="Times New Roman"/>
+          <w:rFonts w:ascii="Times New Roman" w:hAnsi="Times New Roman" w:eastAsia="Times New Roman" w:cs="Times New Roman"/>
           <w:b/>
-          <w:sz w:val="26"/>
+          <w:sz w:val="24"/>
         </w:rPr>
         <w:t>c) Sản phẩm:</w:t>
       </w:r>
       <w:r>
         <w:rPr>
-          <w:rFonts w:ascii="Times New Roman" w:hAnsi="Times New Roman" w:eastAsia="Times New Roman"/>
-          <w:sz w:val="26"/>
+          <w:rFonts w:ascii="Times New Roman" w:hAnsi="Times New Roman" w:eastAsia="Times New Roman" w:cs="Times New Roman"/>
+          <w:sz w:val="24"/>
         </w:rPr>
         <w:t xml:space="preserve"> Nội dung các nhánh sơ đồ tư duy do HS nêu; câu trả lời trắc nghiệm của HS (đáp án và lời giải chi tiết ở dưới); HS ghi tên bài học tiết sau vào vở.</w:t>
       </w:r>
@@ -3581,9 +3581,9 @@
       </w:pPr>
       <w:r>
         <w:rPr>
-          <w:rFonts w:ascii="Times New Roman" w:hAnsi="Times New Roman" w:eastAsia="Times New Roman"/>
+          <w:rFonts w:ascii="Times New Roman" w:hAnsi="Times New Roman" w:eastAsia="Times New Roman" w:cs="Times New Roman"/>
           <w:b/>
-          <w:sz w:val="26"/>
+          <w:sz w:val="24"/>
         </w:rPr>
         <w:t>d) Tổ chức thực hiện:</w:t>
       </w:r>
@@ -3596,24 +3596,24 @@
       </w:pPr>
       <w:r>
         <w:rPr>
-          <w:rFonts w:ascii="Times New Roman" w:hAnsi="Times New Roman" w:eastAsia="Times New Roman"/>
-          <w:sz w:val="26"/>
+          <w:rFonts w:ascii="Times New Roman" w:hAnsi="Times New Roman" w:eastAsia="Times New Roman" w:cs="Times New Roman"/>
+          <w:sz w:val="24"/>
         </w:rPr>
         <w:t>-</w:t>
         <w:tab/>
       </w:r>
       <w:r>
         <w:rPr>
-          <w:rFonts w:ascii="Times New Roman" w:hAnsi="Times New Roman" w:eastAsia="Times New Roman"/>
+          <w:rFonts w:ascii="Times New Roman" w:hAnsi="Times New Roman" w:eastAsia="Times New Roman" w:cs="Times New Roman"/>
           <w:b/>
-          <w:sz w:val="26"/>
+          <w:sz w:val="24"/>
         </w:rPr>
         <w:t>Sơ đồ tư duy (2 phút):</w:t>
       </w:r>
       <w:r>
         <w:rPr>
-          <w:rFonts w:ascii="Times New Roman" w:hAnsi="Times New Roman" w:eastAsia="Times New Roman"/>
-          <w:sz w:val="26"/>
+          <w:rFonts w:ascii="Times New Roman" w:hAnsi="Times New Roman" w:eastAsia="Times New Roman" w:cs="Times New Roman"/>
+          <w:sz w:val="24"/>
         </w:rPr>
         <w:t xml:space="preserve"> GV chiếu sơ đồ tư duy chỉ có tên 4 nhánh, yêu cầu HS nêu nội dung từng nhánh; GV lần lượt hiện nội dung đầy đủ để HS đối chiếu, chụp hoặc chép vào vở.</w:t>
       </w:r>
@@ -3626,24 +3626,24 @@
       </w:pPr>
       <w:r>
         <w:rPr>
-          <w:rFonts w:ascii="Times New Roman" w:hAnsi="Times New Roman" w:eastAsia="Times New Roman"/>
-          <w:sz w:val="26"/>
+          <w:rFonts w:ascii="Times New Roman" w:hAnsi="Times New Roman" w:eastAsia="Times New Roman" w:cs="Times New Roman"/>
+          <w:sz w:val="24"/>
         </w:rPr>
         <w:t>-</w:t>
         <w:tab/>
       </w:r>
       <w:r>
         <w:rPr>
-          <w:rFonts w:ascii="Times New Roman" w:hAnsi="Times New Roman" w:eastAsia="Times New Roman"/>
+          <w:rFonts w:ascii="Times New Roman" w:hAnsi="Times New Roman" w:eastAsia="Times New Roman" w:cs="Times New Roman"/>
           <w:b/>
-          <w:sz w:val="26"/>
+          <w:sz w:val="24"/>
         </w:rPr>
         <w:t>Giao nhiệm vụ trắc nghiệm (7 phút):</w:t>
       </w:r>
       <w:r>
         <w:rPr>
-          <w:rFonts w:ascii="Times New Roman" w:hAnsi="Times New Roman" w:eastAsia="Times New Roman"/>
-          <w:sz w:val="26"/>
+          <w:rFonts w:ascii="Times New Roman" w:hAnsi="Times New Roman" w:eastAsia="Times New Roman" w:cs="Times New Roman"/>
+          <w:sz w:val="24"/>
         </w:rPr>
         <w:t xml:space="preserve"> GV chiếu mã QR; HS quét mã, nhập họ tên, lớp và làm 7 câu trong 7 phút rồi nộp bài (HS không có điện thoại: GV chiếu từng câu, HS giơ thẻ A, B, C, D và Đúng/Sai). Thứ tự câu và phương án được đảo ngẫu nhiên cho từng HS nên khi chữa bài, GV và HS gọi theo nội dung, không gọi theo chữ cái.</w:t>
       </w:r>
@@ -3656,24 +3656,24 @@
       </w:pPr>
       <w:r>
         <w:rPr>
-          <w:rFonts w:ascii="Times New Roman" w:hAnsi="Times New Roman" w:eastAsia="Times New Roman"/>
-          <w:sz w:val="26"/>
+          <w:rFonts w:ascii="Times New Roman" w:hAnsi="Times New Roman" w:eastAsia="Times New Roman" w:cs="Times New Roman"/>
+          <w:sz w:val="24"/>
         </w:rPr>
         <w:t>-</w:t>
         <w:tab/>
       </w:r>
       <w:r>
         <w:rPr>
-          <w:rFonts w:ascii="Times New Roman" w:hAnsi="Times New Roman" w:eastAsia="Times New Roman"/>
+          <w:rFonts w:ascii="Times New Roman" w:hAnsi="Times New Roman" w:eastAsia="Times New Roman" w:cs="Times New Roman"/>
           <w:b/>
-          <w:sz w:val="26"/>
+          <w:sz w:val="24"/>
         </w:rPr>
         <w:t>Thực hiện, báo cáo:</w:t>
       </w:r>
       <w:r>
         <w:rPr>
-          <w:rFonts w:ascii="Times New Roman" w:hAnsi="Times New Roman" w:eastAsia="Times New Roman"/>
-          <w:sz w:val="26"/>
+          <w:rFonts w:ascii="Times New Roman" w:hAnsi="Times New Roman" w:eastAsia="Times New Roman" w:cs="Times New Roman"/>
+          <w:sz w:val="24"/>
         </w:rPr>
         <w:t xml:space="preserve"> HS làm bài độc lập. GV xem nhanh bảng xếp hạng; với câu có tỉ lệ sai cao, mời 1 HS chọn đúng giải thích cách làm.</w:t>
       </w:r>
@@ -3686,24 +3686,24 @@
       </w:pPr>
       <w:r>
         <w:rPr>
-          <w:rFonts w:ascii="Times New Roman" w:hAnsi="Times New Roman" w:eastAsia="Times New Roman"/>
-          <w:sz w:val="26"/>
+          <w:rFonts w:ascii="Times New Roman" w:hAnsi="Times New Roman" w:eastAsia="Times New Roman" w:cs="Times New Roman"/>
+          <w:sz w:val="24"/>
         </w:rPr>
         <w:t>-</w:t>
         <w:tab/>
       </w:r>
       <w:r>
         <w:rPr>
-          <w:rFonts w:ascii="Times New Roman" w:hAnsi="Times New Roman" w:eastAsia="Times New Roman"/>
+          <w:rFonts w:ascii="Times New Roman" w:hAnsi="Times New Roman" w:eastAsia="Times New Roman" w:cs="Times New Roman"/>
           <w:b/>
-          <w:sz w:val="26"/>
+          <w:sz w:val="24"/>
         </w:rPr>
         <w:t>Kết luận, nhận định:</w:t>
       </w:r>
       <w:r>
         <w:rPr>
-          <w:rFonts w:ascii="Times New Roman" w:hAnsi="Times New Roman" w:eastAsia="Times New Roman"/>
-          <w:sz w:val="26"/>
+          <w:rFonts w:ascii="Times New Roman" w:hAnsi="Times New Roman" w:eastAsia="Times New Roman" w:cs="Times New Roman"/>
+          <w:sz w:val="24"/>
         </w:rPr>
         <w:t xml:space="preserve"> GV nhận xét kết quả; HS chưa đạt làm lại các câu sai ở nhà theo lời giải chi tiết.</w:t>
       </w:r>
@@ -3716,18 +3716,18 @@
       </w:pPr>
       <w:r>
         <w:rPr>
-          <w:rFonts w:ascii="Times New Roman" w:hAnsi="Times New Roman" w:eastAsia="Times New Roman"/>
+          <w:rFonts w:ascii="Times New Roman" w:hAnsi="Times New Roman" w:eastAsia="Times New Roman" w:cs="Times New Roman"/>
           <w:b/>
           <w:color w:val="1F3864"/>
-          <w:sz w:val="26"/>
+          <w:sz w:val="24"/>
         </w:rPr>
         <w:t>Hỗ trợ HSKT:</w:t>
       </w:r>
       <w:r>
         <w:rPr>
-          <w:rFonts w:ascii="Times New Roman" w:hAnsi="Times New Roman" w:eastAsia="Times New Roman"/>
+          <w:rFonts w:ascii="Times New Roman" w:hAnsi="Times New Roman" w:eastAsia="Times New Roman" w:cs="Times New Roman"/>
           <w:color w:val="1F3864"/>
-          <w:sz w:val="26"/>
+          <w:sz w:val="24"/>
         </w:rPr>
         <w:t xml:space="preserve"> HS làm trắc nghiệm tại chỗ trên điện thoại; cho thêm 3 – 5 phút nếu cần.</w:t>
       </w:r>
@@ -3740,24 +3740,24 @@
       </w:pPr>
       <w:r>
         <w:rPr>
-          <w:rFonts w:ascii="Times New Roman" w:hAnsi="Times New Roman" w:eastAsia="Times New Roman"/>
-          <w:sz w:val="26"/>
+          <w:rFonts w:ascii="Times New Roman" w:hAnsi="Times New Roman" w:eastAsia="Times New Roman" w:cs="Times New Roman"/>
+          <w:sz w:val="24"/>
         </w:rPr>
         <w:t>-</w:t>
         <w:tab/>
       </w:r>
       <w:r>
         <w:rPr>
-          <w:rFonts w:ascii="Times New Roman" w:hAnsi="Times New Roman" w:eastAsia="Times New Roman"/>
+          <w:rFonts w:ascii="Times New Roman" w:hAnsi="Times New Roman" w:eastAsia="Times New Roman" w:cs="Times New Roman"/>
           <w:b/>
-          <w:sz w:val="26"/>
+          <w:sz w:val="24"/>
         </w:rPr>
         <w:t>Chuẩn bị bài sau (1 phút):</w:t>
       </w:r>
       <w:r>
         <w:rPr>
-          <w:rFonts w:ascii="Times New Roman" w:hAnsi="Times New Roman" w:eastAsia="Times New Roman"/>
-          <w:sz w:val="26"/>
+          <w:rFonts w:ascii="Times New Roman" w:hAnsi="Times New Roman" w:eastAsia="Times New Roman" w:cs="Times New Roman"/>
+          <w:sz w:val="24"/>
         </w:rPr>
         <w:t xml:space="preserve"> GV thông báo tên bài học tiết sau; HS ghi vào vở.</w:t>
       </w:r>
@@ -3770,9 +3770,9 @@
       </w:pPr>
       <w:r>
         <w:rPr>
-          <w:rFonts w:ascii="Times New Roman" w:hAnsi="Times New Roman" w:eastAsia="Times New Roman"/>
+          <w:rFonts w:ascii="Times New Roman" w:hAnsi="Times New Roman" w:eastAsia="Times New Roman" w:cs="Times New Roman"/>
           <w:b/>
-          <w:sz w:val="26"/>
+          <w:sz w:val="24"/>
         </w:rPr>
         <w:t>(1) Sơ đồ tư duy bài học</w:t>
       </w:r>
@@ -3825,9 +3825,9 @@
       </w:pPr>
       <w:r>
         <w:rPr>
-          <w:rFonts w:ascii="Times New Roman" w:hAnsi="Times New Roman" w:eastAsia="Times New Roman"/>
+          <w:rFonts w:ascii="Times New Roman" w:hAnsi="Times New Roman" w:eastAsia="Times New Roman" w:cs="Times New Roman"/>
           <w:b/>
-          <w:sz w:val="26"/>
+          <w:sz w:val="24"/>
         </w:rPr>
         <w:t>(2) Câu hỏi trắc nghiệm</w:t>
       </w:r>
@@ -3903,9 +3903,9 @@
             </w:pPr>
             <w:r>
               <w:rPr>
-                <w:rFonts w:ascii="Times New Roman" w:hAnsi="Times New Roman" w:eastAsia="Times New Roman"/>
+                <w:rFonts w:ascii="Times New Roman" w:hAnsi="Times New Roman" w:eastAsia="Times New Roman" w:cs="Times New Roman"/>
                 <w:b/>
-                <w:sz w:val="26"/>
+                <w:sz w:val="24"/>
               </w:rPr>
               <w:t>BÀI TRẮC NGHIỆM CỦNG CỐ ONLINE – ÔN TẬP GIỮA KÌ I. CHƯƠNG I – ỨNG DỤNG ĐẠO HÀM ĐỂ KHẢO SÁT VÀ VẼ ĐỒ THỊ HÀM SỐ</w:t>
             </w:r>
@@ -3917,8 +3917,8 @@
             </w:pPr>
             <w:r>
               <w:rPr>
-                <w:rFonts w:ascii="Times New Roman" w:hAnsi="Times New Roman" w:eastAsia="Times New Roman"/>
-                <w:sz w:val="26"/>
+                <w:rFonts w:ascii="Times New Roman" w:hAnsi="Times New Roman" w:eastAsia="Times New Roman" w:cs="Times New Roman"/>
+                <w:sz w:val="24"/>
               </w:rPr>
               <w:t>Đường link: https://trangtu66.github.io/Taode_thi_online/cc_ontapgk1_t12.html</w:t>
             </w:r>
@@ -3930,8 +3930,8 @@
             </w:pPr>
             <w:r>
               <w:rPr>
-                <w:rFonts w:ascii="Times New Roman" w:hAnsi="Times New Roman" w:eastAsia="Times New Roman"/>
-                <w:sz w:val="26"/>
+                <w:rFonts w:ascii="Times New Roman" w:hAnsi="Times New Roman" w:eastAsia="Times New Roman" w:cs="Times New Roman"/>
+                <w:sz w:val="24"/>
               </w:rPr>
               <w:t>HS quét mã QR bằng điện thoại (camera hoặc Zalo) hoặc mở đường link, nhập họ tên, lớp rồi làm 7 câu dưới đây. Nộp bài xong, hệ thống chấm điểm theo thang 10 và hiện lời giải chi tiết từng câu.</w:t>
             </w:r>
@@ -3946,9 +3946,9 @@
       </w:pPr>
       <w:r>
         <w:rPr>
-          <w:rFonts w:ascii="Times New Roman" w:hAnsi="Times New Roman" w:eastAsia="Times New Roman"/>
+          <w:rFonts w:ascii="Times New Roman" w:hAnsi="Times New Roman" w:eastAsia="Times New Roman" w:cs="Times New Roman"/>
           <w:b/>
-          <w:sz w:val="26"/>
+          <w:sz w:val="24"/>
         </w:rPr>
         <w:t>Phần I. Câu trắc nghiệm nhiều phương án lựa chọn</w:t>
       </w:r>
@@ -3961,16 +3961,16 @@
       </w:pPr>
       <w:r>
         <w:rPr>
-          <w:rFonts w:ascii="Times New Roman" w:hAnsi="Times New Roman" w:eastAsia="Times New Roman"/>
+          <w:rFonts w:ascii="Times New Roman" w:hAnsi="Times New Roman" w:eastAsia="Times New Roman" w:cs="Times New Roman"/>
           <w:b/>
-          <w:sz w:val="26"/>
+          <w:sz w:val="24"/>
         </w:rPr>
         <w:t>Câu 1 (Nhận biết).</w:t>
       </w:r>
       <w:r>
         <w:rPr>
-          <w:rFonts w:ascii="Times New Roman" w:hAnsi="Times New Roman" w:eastAsia="Times New Roman"/>
-          <w:sz w:val="26"/>
+          <w:rFonts w:ascii="Times New Roman" w:hAnsi="Times New Roman" w:eastAsia="Times New Roman" w:cs="Times New Roman"/>
+          <w:sz w:val="24"/>
         </w:rPr>
         <w:t xml:space="preserve"> Hàm số </w:t>
       </w:r>
@@ -4011,8 +4011,8 @@
       </m:oMath>
       <w:r>
         <w:rPr>
-          <w:rFonts w:ascii="Times New Roman" w:hAnsi="Times New Roman" w:eastAsia="Times New Roman"/>
-          <w:sz w:val="26"/>
+          <w:rFonts w:ascii="Times New Roman" w:hAnsi="Times New Roman" w:eastAsia="Times New Roman" w:cs="Times New Roman"/>
+          <w:sz w:val="24"/>
         </w:rPr>
         <w:t xml:space="preserve"> có bao nhiêu điểm cực trị?</w:t>
       </w:r>
@@ -4041,10 +4041,10 @@
             </w:pPr>
             <w:r>
               <w:rPr>
-                <w:rFonts w:ascii="Times New Roman" w:hAnsi="Times New Roman" w:eastAsia="Times New Roman"/>
+                <w:rFonts w:ascii="Times New Roman" w:hAnsi="Times New Roman" w:eastAsia="Times New Roman" w:cs="Times New Roman"/>
                 <w:b/>
                 <w:color w:val="1F4E79"/>
-                <w:sz w:val="26"/>
+                <w:sz w:val="24"/>
               </w:rPr>
               <w:t xml:space="preserve">A. </w:t>
             </w:r>
@@ -4066,10 +4066,10 @@
             </w:pPr>
             <w:r>
               <w:rPr>
-                <w:rFonts w:ascii="Times New Roman" w:hAnsi="Times New Roman" w:eastAsia="Times New Roman"/>
+                <w:rFonts w:ascii="Times New Roman" w:hAnsi="Times New Roman" w:eastAsia="Times New Roman" w:cs="Times New Roman"/>
                 <w:b/>
                 <w:color w:val="1F4E79"/>
-                <w:sz w:val="26"/>
+                <w:sz w:val="24"/>
               </w:rPr>
               <w:t xml:space="preserve">B. </w:t>
             </w:r>
@@ -4091,10 +4091,10 @@
             </w:pPr>
             <w:r>
               <w:rPr>
-                <w:rFonts w:ascii="Times New Roman" w:hAnsi="Times New Roman" w:eastAsia="Times New Roman"/>
+                <w:rFonts w:ascii="Times New Roman" w:hAnsi="Times New Roman" w:eastAsia="Times New Roman" w:cs="Times New Roman"/>
                 <w:b/>
                 <w:color w:val="1F4E79"/>
-                <w:sz w:val="26"/>
+                <w:sz w:val="24"/>
               </w:rPr>
               <w:t xml:space="preserve">C. </w:t>
             </w:r>
@@ -4116,10 +4116,10 @@
             </w:pPr>
             <w:r>
               <w:rPr>
-                <w:rFonts w:ascii="Times New Roman" w:hAnsi="Times New Roman" w:eastAsia="Times New Roman"/>
+                <w:rFonts w:ascii="Times New Roman" w:hAnsi="Times New Roman" w:eastAsia="Times New Roman" w:cs="Times New Roman"/>
                 <w:b/>
                 <w:color w:val="1F4E79"/>
-                <w:sz w:val="26"/>
+                <w:sz w:val="24"/>
               </w:rPr>
               <w:t xml:space="preserve">D. </w:t>
             </w:r>
@@ -4140,16 +4140,16 @@
       </w:pPr>
       <w:r>
         <w:rPr>
-          <w:rFonts w:ascii="Times New Roman" w:hAnsi="Times New Roman" w:eastAsia="Times New Roman"/>
+          <w:rFonts w:ascii="Times New Roman" w:hAnsi="Times New Roman" w:eastAsia="Times New Roman" w:cs="Times New Roman"/>
           <w:b/>
-          <w:sz w:val="26"/>
+          <w:sz w:val="24"/>
         </w:rPr>
         <w:t>Câu 2 (Nhận biết).</w:t>
       </w:r>
       <w:r>
         <w:rPr>
-          <w:rFonts w:ascii="Times New Roman" w:hAnsi="Times New Roman" w:eastAsia="Times New Roman"/>
-          <w:sz w:val="26"/>
+          <w:rFonts w:ascii="Times New Roman" w:hAnsi="Times New Roman" w:eastAsia="Times New Roman" w:cs="Times New Roman"/>
+          <w:sz w:val="24"/>
         </w:rPr>
         <w:t xml:space="preserve"> Đường tiệm cận ngang của đồ thị hàm số </w:t>
       </w:r>
@@ -4175,8 +4175,8 @@
       </m:oMath>
       <w:r>
         <w:rPr>
-          <w:rFonts w:ascii="Times New Roman" w:hAnsi="Times New Roman" w:eastAsia="Times New Roman"/>
-          <w:sz w:val="26"/>
+          <w:rFonts w:ascii="Times New Roman" w:hAnsi="Times New Roman" w:eastAsia="Times New Roman" w:cs="Times New Roman"/>
+          <w:sz w:val="24"/>
         </w:rPr>
         <w:t xml:space="preserve"> là</w:t>
       </w:r>
@@ -4205,10 +4205,10 @@
             </w:pPr>
             <w:r>
               <w:rPr>
-                <w:rFonts w:ascii="Times New Roman" w:hAnsi="Times New Roman" w:eastAsia="Times New Roman"/>
+                <w:rFonts w:ascii="Times New Roman" w:hAnsi="Times New Roman" w:eastAsia="Times New Roman" w:cs="Times New Roman"/>
                 <w:b/>
                 <w:color w:val="1F4E79"/>
-                <w:sz w:val="26"/>
+                <w:sz w:val="24"/>
               </w:rPr>
               <w:t xml:space="preserve">A. </w:t>
             </w:r>
@@ -4230,10 +4230,10 @@
             </w:pPr>
             <w:r>
               <w:rPr>
-                <w:rFonts w:ascii="Times New Roman" w:hAnsi="Times New Roman" w:eastAsia="Times New Roman"/>
+                <w:rFonts w:ascii="Times New Roman" w:hAnsi="Times New Roman" w:eastAsia="Times New Roman" w:cs="Times New Roman"/>
                 <w:b/>
                 <w:color w:val="1F4E79"/>
-                <w:sz w:val="26"/>
+                <w:sz w:val="24"/>
               </w:rPr>
               <w:t xml:space="preserve">B. </w:t>
             </w:r>
@@ -4255,10 +4255,10 @@
             </w:pPr>
             <w:r>
               <w:rPr>
-                <w:rFonts w:ascii="Times New Roman" w:hAnsi="Times New Roman" w:eastAsia="Times New Roman"/>
+                <w:rFonts w:ascii="Times New Roman" w:hAnsi="Times New Roman" w:eastAsia="Times New Roman" w:cs="Times New Roman"/>
                 <w:b/>
                 <w:color w:val="1F4E79"/>
-                <w:sz w:val="26"/>
+                <w:sz w:val="24"/>
               </w:rPr>
               <w:t xml:space="preserve">C. </w:t>
             </w:r>
@@ -4280,10 +4280,10 @@
             </w:pPr>
             <w:r>
               <w:rPr>
-                <w:rFonts w:ascii="Times New Roman" w:hAnsi="Times New Roman" w:eastAsia="Times New Roman"/>
+                <w:rFonts w:ascii="Times New Roman" w:hAnsi="Times New Roman" w:eastAsia="Times New Roman" w:cs="Times New Roman"/>
                 <w:b/>
                 <w:color w:val="1F4E79"/>
-                <w:sz w:val="26"/>
+                <w:sz w:val="24"/>
               </w:rPr>
               <w:t xml:space="preserve">D. </w:t>
             </w:r>
@@ -4304,16 +4304,16 @@
       </w:pPr>
       <w:r>
         <w:rPr>
-          <w:rFonts w:ascii="Times New Roman" w:hAnsi="Times New Roman" w:eastAsia="Times New Roman"/>
+          <w:rFonts w:ascii="Times New Roman" w:hAnsi="Times New Roman" w:eastAsia="Times New Roman" w:cs="Times New Roman"/>
           <w:b/>
-          <w:sz w:val="26"/>
+          <w:sz w:val="24"/>
         </w:rPr>
         <w:t>Câu 3 (Thông hiểu).</w:t>
       </w:r>
       <w:r>
         <w:rPr>
-          <w:rFonts w:ascii="Times New Roman" w:hAnsi="Times New Roman" w:eastAsia="Times New Roman"/>
-          <w:sz w:val="26"/>
+          <w:rFonts w:ascii="Times New Roman" w:hAnsi="Times New Roman" w:eastAsia="Times New Roman" w:cs="Times New Roman"/>
+          <w:sz w:val="24"/>
         </w:rPr>
         <w:t xml:space="preserve"> Giá trị lớn nhất của hàm số </w:t>
       </w:r>
@@ -4339,8 +4339,8 @@
       </m:oMath>
       <w:r>
         <w:rPr>
-          <w:rFonts w:ascii="Times New Roman" w:hAnsi="Times New Roman" w:eastAsia="Times New Roman"/>
-          <w:sz w:val="26"/>
+          <w:rFonts w:ascii="Times New Roman" w:hAnsi="Times New Roman" w:eastAsia="Times New Roman" w:cs="Times New Roman"/>
+          <w:sz w:val="24"/>
         </w:rPr>
         <w:t xml:space="preserve"> trên đoạn </w:t>
       </w:r>
@@ -4366,8 +4366,8 @@
       </m:oMath>
       <w:r>
         <w:rPr>
-          <w:rFonts w:ascii="Times New Roman" w:hAnsi="Times New Roman" w:eastAsia="Times New Roman"/>
-          <w:sz w:val="26"/>
+          <w:rFonts w:ascii="Times New Roman" w:hAnsi="Times New Roman" w:eastAsia="Times New Roman" w:cs="Times New Roman"/>
+          <w:sz w:val="24"/>
         </w:rPr>
         <w:t xml:space="preserve"> là</w:t>
       </w:r>
@@ -4396,10 +4396,10 @@
             </w:pPr>
             <w:r>
               <w:rPr>
-                <w:rFonts w:ascii="Times New Roman" w:hAnsi="Times New Roman" w:eastAsia="Times New Roman"/>
+                <w:rFonts w:ascii="Times New Roman" w:hAnsi="Times New Roman" w:eastAsia="Times New Roman" w:cs="Times New Roman"/>
                 <w:b/>
                 <w:color w:val="1F4E79"/>
-                <w:sz w:val="26"/>
+                <w:sz w:val="24"/>
               </w:rPr>
               <w:t xml:space="preserve">A. </w:t>
             </w:r>
@@ -4421,10 +4421,10 @@
             </w:pPr>
             <w:r>
               <w:rPr>
-                <w:rFonts w:ascii="Times New Roman" w:hAnsi="Times New Roman" w:eastAsia="Times New Roman"/>
+                <w:rFonts w:ascii="Times New Roman" w:hAnsi="Times New Roman" w:eastAsia="Times New Roman" w:cs="Times New Roman"/>
                 <w:b/>
                 <w:color w:val="1F4E79"/>
-                <w:sz w:val="26"/>
+                <w:sz w:val="24"/>
               </w:rPr>
               <w:t xml:space="preserve">B. </w:t>
             </w:r>
@@ -4446,10 +4446,10 @@
             </w:pPr>
             <w:r>
               <w:rPr>
-                <w:rFonts w:ascii="Times New Roman" w:hAnsi="Times New Roman" w:eastAsia="Times New Roman"/>
+                <w:rFonts w:ascii="Times New Roman" w:hAnsi="Times New Roman" w:eastAsia="Times New Roman" w:cs="Times New Roman"/>
                 <w:b/>
                 <w:color w:val="1F4E79"/>
-                <w:sz w:val="26"/>
+                <w:sz w:val="24"/>
               </w:rPr>
               <w:t xml:space="preserve">C. </w:t>
             </w:r>
@@ -4483,10 +4483,10 @@
             </w:pPr>
             <w:r>
               <w:rPr>
-                <w:rFonts w:ascii="Times New Roman" w:hAnsi="Times New Roman" w:eastAsia="Times New Roman"/>
+                <w:rFonts w:ascii="Times New Roman" w:hAnsi="Times New Roman" w:eastAsia="Times New Roman" w:cs="Times New Roman"/>
                 <w:b/>
                 <w:color w:val="1F4E79"/>
-                <w:sz w:val="26"/>
+                <w:sz w:val="24"/>
               </w:rPr>
               <w:t xml:space="preserve">D. </w:t>
             </w:r>
@@ -4507,16 +4507,16 @@
       </w:pPr>
       <w:r>
         <w:rPr>
-          <w:rFonts w:ascii="Times New Roman" w:hAnsi="Times New Roman" w:eastAsia="Times New Roman"/>
+          <w:rFonts w:ascii="Times New Roman" w:hAnsi="Times New Roman" w:eastAsia="Times New Roman" w:cs="Times New Roman"/>
           <w:b/>
-          <w:sz w:val="26"/>
+          <w:sz w:val="24"/>
         </w:rPr>
         <w:t>Câu 4 (Thông hiểu).</w:t>
       </w:r>
       <w:r>
         <w:rPr>
-          <w:rFonts w:ascii="Times New Roman" w:hAnsi="Times New Roman" w:eastAsia="Times New Roman"/>
-          <w:sz w:val="26"/>
+          <w:rFonts w:ascii="Times New Roman" w:hAnsi="Times New Roman" w:eastAsia="Times New Roman" w:cs="Times New Roman"/>
+          <w:sz w:val="24"/>
         </w:rPr>
         <w:t xml:space="preserve"> Hàm số </w:t>
       </w:r>
@@ -4563,17 +4563,17 @@
             </w:pPr>
             <w:r>
               <w:rPr>
-                <w:rFonts w:ascii="Times New Roman" w:hAnsi="Times New Roman" w:eastAsia="Times New Roman"/>
+                <w:rFonts w:ascii="Times New Roman" w:hAnsi="Times New Roman" w:eastAsia="Times New Roman" w:cs="Times New Roman"/>
                 <w:b/>
                 <w:color w:val="1F4E79"/>
-                <w:sz w:val="26"/>
+                <w:sz w:val="24"/>
               </w:rPr>
               <w:t xml:space="preserve">A. </w:t>
             </w:r>
             <w:r>
               <w:rPr>
-                <w:rFonts w:ascii="Times New Roman" w:hAnsi="Times New Roman" w:eastAsia="Times New Roman"/>
-                <w:sz w:val="26"/>
+                <w:rFonts w:ascii="Times New Roman" w:hAnsi="Times New Roman" w:eastAsia="Times New Roman" w:cs="Times New Roman"/>
+                <w:sz w:val="24"/>
               </w:rPr>
               <w:t xml:space="preserve">nghịch biến trên </w:t>
             </w:r>
@@ -4595,17 +4595,17 @@
             </w:pPr>
             <w:r>
               <w:rPr>
-                <w:rFonts w:ascii="Times New Roman" w:hAnsi="Times New Roman" w:eastAsia="Times New Roman"/>
+                <w:rFonts w:ascii="Times New Roman" w:hAnsi="Times New Roman" w:eastAsia="Times New Roman" w:cs="Times New Roman"/>
                 <w:b/>
                 <w:color w:val="1F4E79"/>
-                <w:sz w:val="26"/>
+                <w:sz w:val="24"/>
               </w:rPr>
               <w:t xml:space="preserve">B. </w:t>
             </w:r>
             <w:r>
               <w:rPr>
-                <w:rFonts w:ascii="Times New Roman" w:hAnsi="Times New Roman" w:eastAsia="Times New Roman"/>
-                <w:sz w:val="26"/>
+                <w:rFonts w:ascii="Times New Roman" w:hAnsi="Times New Roman" w:eastAsia="Times New Roman" w:cs="Times New Roman"/>
+                <w:sz w:val="24"/>
               </w:rPr>
               <w:t xml:space="preserve">đồng biến trên mỗi khoảng </w:t>
             </w:r>
@@ -4632,8 +4632,8 @@
             </m:oMath>
             <w:r>
               <w:rPr>
-                <w:rFonts w:ascii="Times New Roman" w:hAnsi="Times New Roman" w:eastAsia="Times New Roman"/>
-                <w:sz w:val="26"/>
+                <w:rFonts w:ascii="Times New Roman" w:hAnsi="Times New Roman" w:eastAsia="Times New Roman" w:cs="Times New Roman"/>
+                <w:sz w:val="24"/>
               </w:rPr>
               <w:t xml:space="preserve"> và </w:t>
             </w:r>
@@ -4673,17 +4673,17 @@
             </w:pPr>
             <w:r>
               <w:rPr>
-                <w:rFonts w:ascii="Times New Roman" w:hAnsi="Times New Roman" w:eastAsia="Times New Roman"/>
+                <w:rFonts w:ascii="Times New Roman" w:hAnsi="Times New Roman" w:eastAsia="Times New Roman" w:cs="Times New Roman"/>
                 <w:b/>
                 <w:color w:val="1F4E79"/>
-                <w:sz w:val="26"/>
+                <w:sz w:val="24"/>
               </w:rPr>
               <w:t xml:space="preserve">C. </w:t>
             </w:r>
             <w:r>
               <w:rPr>
-                <w:rFonts w:ascii="Times New Roman" w:hAnsi="Times New Roman" w:eastAsia="Times New Roman"/>
-                <w:sz w:val="26"/>
+                <w:rFonts w:ascii="Times New Roman" w:hAnsi="Times New Roman" w:eastAsia="Times New Roman" w:cs="Times New Roman"/>
+                <w:sz w:val="24"/>
               </w:rPr>
               <w:t xml:space="preserve">nghịch biến trên mỗi khoảng </w:t>
             </w:r>
@@ -4710,8 +4710,8 @@
             </m:oMath>
             <w:r>
               <w:rPr>
-                <w:rFonts w:ascii="Times New Roman" w:hAnsi="Times New Roman" w:eastAsia="Times New Roman"/>
-                <w:sz w:val="26"/>
+                <w:rFonts w:ascii="Times New Roman" w:hAnsi="Times New Roman" w:eastAsia="Times New Roman" w:cs="Times New Roman"/>
+                <w:sz w:val="24"/>
               </w:rPr>
               <w:t xml:space="preserve"> và </w:t>
             </w:r>
@@ -4749,17 +4749,17 @@
             </w:pPr>
             <w:r>
               <w:rPr>
-                <w:rFonts w:ascii="Times New Roman" w:hAnsi="Times New Roman" w:eastAsia="Times New Roman"/>
+                <w:rFonts w:ascii="Times New Roman" w:hAnsi="Times New Roman" w:eastAsia="Times New Roman" w:cs="Times New Roman"/>
                 <w:b/>
                 <w:color w:val="1F4E79"/>
-                <w:sz w:val="26"/>
+                <w:sz w:val="24"/>
               </w:rPr>
               <w:t xml:space="preserve">D. </w:t>
             </w:r>
             <w:r>
               <w:rPr>
-                <w:rFonts w:ascii="Times New Roman" w:hAnsi="Times New Roman" w:eastAsia="Times New Roman"/>
-                <w:sz w:val="26"/>
+                <w:rFonts w:ascii="Times New Roman" w:hAnsi="Times New Roman" w:eastAsia="Times New Roman" w:cs="Times New Roman"/>
+                <w:sz w:val="24"/>
               </w:rPr>
               <w:t xml:space="preserve">đồng biến trên </w:t>
             </w:r>
@@ -4780,16 +4780,16 @@
       </w:pPr>
       <w:r>
         <w:rPr>
-          <w:rFonts w:ascii="Times New Roman" w:hAnsi="Times New Roman" w:eastAsia="Times New Roman"/>
+          <w:rFonts w:ascii="Times New Roman" w:hAnsi="Times New Roman" w:eastAsia="Times New Roman" w:cs="Times New Roman"/>
           <w:b/>
-          <w:sz w:val="26"/>
+          <w:sz w:val="24"/>
         </w:rPr>
         <w:t>Câu 5 (Thông hiểu).</w:t>
       </w:r>
       <w:r>
         <w:rPr>
-          <w:rFonts w:ascii="Times New Roman" w:hAnsi="Times New Roman" w:eastAsia="Times New Roman"/>
-          <w:sz w:val="26"/>
+          <w:rFonts w:ascii="Times New Roman" w:hAnsi="Times New Roman" w:eastAsia="Times New Roman" w:cs="Times New Roman"/>
+          <w:sz w:val="24"/>
         </w:rPr>
         <w:t xml:space="preserve"> Tiệm cận xiên của đồ thị hàm số </w:t>
       </w:r>
@@ -4827,8 +4827,8 @@
       </m:oMath>
       <w:r>
         <w:rPr>
-          <w:rFonts w:ascii="Times New Roman" w:hAnsi="Times New Roman" w:eastAsia="Times New Roman"/>
-          <w:sz w:val="26"/>
+          <w:rFonts w:ascii="Times New Roman" w:hAnsi="Times New Roman" w:eastAsia="Times New Roman" w:cs="Times New Roman"/>
+          <w:sz w:val="24"/>
         </w:rPr>
         <w:t xml:space="preserve"> là</w:t>
       </w:r>
@@ -4857,10 +4857,10 @@
             </w:pPr>
             <w:r>
               <w:rPr>
-                <w:rFonts w:ascii="Times New Roman" w:hAnsi="Times New Roman" w:eastAsia="Times New Roman"/>
+                <w:rFonts w:ascii="Times New Roman" w:hAnsi="Times New Roman" w:eastAsia="Times New Roman" w:cs="Times New Roman"/>
                 <w:b/>
                 <w:color w:val="1F4E79"/>
-                <w:sz w:val="26"/>
+                <w:sz w:val="24"/>
               </w:rPr>
               <w:t xml:space="preserve">A. </w:t>
             </w:r>
@@ -4882,10 +4882,10 @@
             </w:pPr>
             <w:r>
               <w:rPr>
-                <w:rFonts w:ascii="Times New Roman" w:hAnsi="Times New Roman" w:eastAsia="Times New Roman"/>
+                <w:rFonts w:ascii="Times New Roman" w:hAnsi="Times New Roman" w:eastAsia="Times New Roman" w:cs="Times New Roman"/>
                 <w:b/>
                 <w:color w:val="1F4E79"/>
-                <w:sz w:val="26"/>
+                <w:sz w:val="24"/>
               </w:rPr>
               <w:t xml:space="preserve">B. </w:t>
             </w:r>
@@ -4907,10 +4907,10 @@
             </w:pPr>
             <w:r>
               <w:rPr>
-                <w:rFonts w:ascii="Times New Roman" w:hAnsi="Times New Roman" w:eastAsia="Times New Roman"/>
+                <w:rFonts w:ascii="Times New Roman" w:hAnsi="Times New Roman" w:eastAsia="Times New Roman" w:cs="Times New Roman"/>
                 <w:b/>
                 <w:color w:val="1F4E79"/>
-                <w:sz w:val="26"/>
+                <w:sz w:val="24"/>
               </w:rPr>
               <w:t xml:space="preserve">C. </w:t>
             </w:r>
@@ -4932,10 +4932,10 @@
             </w:pPr>
             <w:r>
               <w:rPr>
-                <w:rFonts w:ascii="Times New Roman" w:hAnsi="Times New Roman" w:eastAsia="Times New Roman"/>
+                <w:rFonts w:ascii="Times New Roman" w:hAnsi="Times New Roman" w:eastAsia="Times New Roman" w:cs="Times New Roman"/>
                 <w:b/>
                 <w:color w:val="1F4E79"/>
-                <w:sz w:val="26"/>
+                <w:sz w:val="24"/>
               </w:rPr>
               <w:t xml:space="preserve">D. </w:t>
             </w:r>
@@ -4956,16 +4956,16 @@
       </w:pPr>
       <w:r>
         <w:rPr>
-          <w:rFonts w:ascii="Times New Roman" w:hAnsi="Times New Roman" w:eastAsia="Times New Roman"/>
+          <w:rFonts w:ascii="Times New Roman" w:hAnsi="Times New Roman" w:eastAsia="Times New Roman" w:cs="Times New Roman"/>
           <w:b/>
-          <w:sz w:val="26"/>
+          <w:sz w:val="24"/>
         </w:rPr>
         <w:t>Câu 6 (Vận dụng).</w:t>
       </w:r>
       <w:r>
         <w:rPr>
-          <w:rFonts w:ascii="Times New Roman" w:hAnsi="Times New Roman" w:eastAsia="Times New Roman"/>
-          <w:sz w:val="26"/>
+          <w:rFonts w:ascii="Times New Roman" w:hAnsi="Times New Roman" w:eastAsia="Times New Roman" w:cs="Times New Roman"/>
+          <w:sz w:val="24"/>
         </w:rPr>
         <w:t xml:space="preserve"> Uốn một sợi dây thép dài </w:t>
       </w:r>
@@ -4976,8 +4976,8 @@
       </m:oMath>
       <w:r>
         <w:rPr>
-          <w:rFonts w:ascii="Times New Roman" w:hAnsi="Times New Roman" w:eastAsia="Times New Roman"/>
-          <w:sz w:val="26"/>
+          <w:rFonts w:ascii="Times New Roman" w:hAnsi="Times New Roman" w:eastAsia="Times New Roman" w:cs="Times New Roman"/>
+          <w:sz w:val="24"/>
         </w:rPr>
         <w:t xml:space="preserve"> m thành khung hình chữ nhật. Diện tích lớn nhất của hình chữ nhật đó là</w:t>
       </w:r>
@@ -5006,10 +5006,10 @@
             </w:pPr>
             <w:r>
               <w:rPr>
-                <w:rFonts w:ascii="Times New Roman" w:hAnsi="Times New Roman" w:eastAsia="Times New Roman"/>
+                <w:rFonts w:ascii="Times New Roman" w:hAnsi="Times New Roman" w:eastAsia="Times New Roman" w:cs="Times New Roman"/>
                 <w:b/>
                 <w:color w:val="1F4E79"/>
-                <w:sz w:val="26"/>
+                <w:sz w:val="24"/>
               </w:rPr>
               <w:t xml:space="preserve">A. </w:t>
             </w:r>
@@ -5052,10 +5052,10 @@
             </w:pPr>
             <w:r>
               <w:rPr>
-                <w:rFonts w:ascii="Times New Roman" w:hAnsi="Times New Roman" w:eastAsia="Times New Roman"/>
+                <w:rFonts w:ascii="Times New Roman" w:hAnsi="Times New Roman" w:eastAsia="Times New Roman" w:cs="Times New Roman"/>
                 <w:b/>
                 <w:color w:val="1F4E79"/>
-                <w:sz w:val="26"/>
+                <w:sz w:val="24"/>
               </w:rPr>
               <w:t xml:space="preserve">B. </w:t>
             </w:r>
@@ -5098,10 +5098,10 @@
             </w:pPr>
             <w:r>
               <w:rPr>
-                <w:rFonts w:ascii="Times New Roman" w:hAnsi="Times New Roman" w:eastAsia="Times New Roman"/>
+                <w:rFonts w:ascii="Times New Roman" w:hAnsi="Times New Roman" w:eastAsia="Times New Roman" w:cs="Times New Roman"/>
                 <w:b/>
                 <w:color w:val="1F4E79"/>
-                <w:sz w:val="26"/>
+                <w:sz w:val="24"/>
               </w:rPr>
               <w:t xml:space="preserve">C. </w:t>
             </w:r>
@@ -5144,10 +5144,10 @@
             </w:pPr>
             <w:r>
               <w:rPr>
-                <w:rFonts w:ascii="Times New Roman" w:hAnsi="Times New Roman" w:eastAsia="Times New Roman"/>
+                <w:rFonts w:ascii="Times New Roman" w:hAnsi="Times New Roman" w:eastAsia="Times New Roman" w:cs="Times New Roman"/>
                 <w:b/>
                 <w:color w:val="1F4E79"/>
-                <w:sz w:val="26"/>
+                <w:sz w:val="24"/>
               </w:rPr>
               <w:t xml:space="preserve">D. </w:t>
             </w:r>
@@ -5188,9 +5188,9 @@
       </w:pPr>
       <w:r>
         <w:rPr>
-          <w:rFonts w:ascii="Times New Roman" w:hAnsi="Times New Roman" w:eastAsia="Times New Roman"/>
+          <w:rFonts w:ascii="Times New Roman" w:hAnsi="Times New Roman" w:eastAsia="Times New Roman" w:cs="Times New Roman"/>
           <w:b/>
-          <w:sz w:val="26"/>
+          <w:sz w:val="24"/>
         </w:rPr>
         <w:t>Phần II. Câu trắc nghiệm đúng sai</w:t>
       </w:r>
@@ -5202,16 +5202,16 @@
       </w:pPr>
       <w:r>
         <w:rPr>
-          <w:rFonts w:ascii="Times New Roman" w:hAnsi="Times New Roman" w:eastAsia="Times New Roman"/>
+          <w:rFonts w:ascii="Times New Roman" w:hAnsi="Times New Roman" w:eastAsia="Times New Roman" w:cs="Times New Roman"/>
           <w:b/>
-          <w:sz w:val="26"/>
+          <w:sz w:val="24"/>
         </w:rPr>
         <w:t>Câu 7 (Vận dụng – thực tiễn).</w:t>
       </w:r>
       <w:r>
         <w:rPr>
-          <w:rFonts w:ascii="Times New Roman" w:hAnsi="Times New Roman" w:eastAsia="Times New Roman"/>
-          <w:sz w:val="26"/>
+          <w:rFonts w:ascii="Times New Roman" w:hAnsi="Times New Roman" w:eastAsia="Times New Roman" w:cs="Times New Roman"/>
+          <w:sz w:val="24"/>
         </w:rPr>
         <w:t xml:space="preserve"> Một cơ sở rang xay cà phê ở địa phương ước tính: nếu bán với giá </w:t>
       </w:r>
@@ -5222,8 +5222,8 @@
       </m:oMath>
       <w:r>
         <w:rPr>
-          <w:rFonts w:ascii="Times New Roman" w:hAnsi="Times New Roman" w:eastAsia="Times New Roman"/>
-          <w:sz w:val="26"/>
+          <w:rFonts w:ascii="Times New Roman" w:hAnsi="Times New Roman" w:eastAsia="Times New Roman" w:cs="Times New Roman"/>
+          <w:sz w:val="24"/>
         </w:rPr>
         <w:t xml:space="preserve"> (nghìn đồng/kg) thì mỗi tháng bán được </w:t>
       </w:r>
@@ -5234,8 +5234,8 @@
       </m:oMath>
       <w:r>
         <w:rPr>
-          <w:rFonts w:ascii="Times New Roman" w:hAnsi="Times New Roman" w:eastAsia="Times New Roman"/>
-          <w:sz w:val="26"/>
+          <w:rFonts w:ascii="Times New Roman" w:hAnsi="Times New Roman" w:eastAsia="Times New Roman" w:cs="Times New Roman"/>
+          <w:sz w:val="24"/>
         </w:rPr>
         <w:t xml:space="preserve"> (kg), với </w:t>
       </w:r>
@@ -5246,8 +5246,8 @@
       </m:oMath>
       <w:r>
         <w:rPr>
-          <w:rFonts w:ascii="Times New Roman" w:hAnsi="Times New Roman" w:eastAsia="Times New Roman"/>
-          <w:sz w:val="26"/>
+          <w:rFonts w:ascii="Times New Roman" w:hAnsi="Times New Roman" w:eastAsia="Times New Roman" w:cs="Times New Roman"/>
+          <w:sz w:val="24"/>
         </w:rPr>
         <w:t xml:space="preserve">. Chi phí cho mỗi kilôgam cà phê là </w:t>
       </w:r>
@@ -5258,8 +5258,8 @@
       </m:oMath>
       <w:r>
         <w:rPr>
-          <w:rFonts w:ascii="Times New Roman" w:hAnsi="Times New Roman" w:eastAsia="Times New Roman"/>
-          <w:sz w:val="26"/>
+          <w:rFonts w:ascii="Times New Roman" w:hAnsi="Times New Roman" w:eastAsia="Times New Roman" w:cs="Times New Roman"/>
+          <w:sz w:val="24"/>
         </w:rPr>
         <w:t xml:space="preserve"> nghìn đồng. Lợi nhuận mỗi tháng là </w:t>
       </w:r>
@@ -5270,8 +5270,8 @@
       </m:oMath>
       <w:r>
         <w:rPr>
-          <w:rFonts w:ascii="Times New Roman" w:hAnsi="Times New Roman" w:eastAsia="Times New Roman"/>
-          <w:sz w:val="26"/>
+          <w:rFonts w:ascii="Times New Roman" w:hAnsi="Times New Roman" w:eastAsia="Times New Roman" w:cs="Times New Roman"/>
+          <w:sz w:val="24"/>
         </w:rPr>
         <w:t xml:space="preserve"> (nghìn đồng). Xét tính đúng, sai của các khẳng định sau:</w:t>
       </w:r>
@@ -5284,8 +5284,8 @@
       </w:pPr>
       <w:r>
         <w:rPr>
-          <w:rFonts w:ascii="Times New Roman" w:hAnsi="Times New Roman" w:eastAsia="Times New Roman"/>
-          <w:sz w:val="26"/>
+          <w:rFonts w:ascii="Times New Roman" w:hAnsi="Times New Roman" w:eastAsia="Times New Roman" w:cs="Times New Roman"/>
+          <w:sz w:val="24"/>
         </w:rPr>
         <w:t xml:space="preserve">a) Nếu bán với giá </w:t>
       </w:r>
@@ -5296,8 +5296,8 @@
       </m:oMath>
       <w:r>
         <w:rPr>
-          <w:rFonts w:ascii="Times New Roman" w:hAnsi="Times New Roman" w:eastAsia="Times New Roman"/>
-          <w:sz w:val="26"/>
+          <w:rFonts w:ascii="Times New Roman" w:hAnsi="Times New Roman" w:eastAsia="Times New Roman" w:cs="Times New Roman"/>
+          <w:sz w:val="24"/>
         </w:rPr>
         <w:t xml:space="preserve"> nghìn đồng/kg thì lợi nhuận mỗi tháng là </w:t>
       </w:r>
@@ -5308,8 +5308,8 @@
       </m:oMath>
       <w:r>
         <w:rPr>
-          <w:rFonts w:ascii="Times New Roman" w:hAnsi="Times New Roman" w:eastAsia="Times New Roman"/>
-          <w:sz w:val="26"/>
+          <w:rFonts w:ascii="Times New Roman" w:hAnsi="Times New Roman" w:eastAsia="Times New Roman" w:cs="Times New Roman"/>
+          <w:sz w:val="24"/>
         </w:rPr>
         <w:t xml:space="preserve"> triệu đồng.</w:t>
       </w:r>
@@ -5322,8 +5322,8 @@
       </w:pPr>
       <w:r>
         <w:rPr>
-          <w:rFonts w:ascii="Times New Roman" w:hAnsi="Times New Roman" w:eastAsia="Times New Roman"/>
-          <w:sz w:val="26"/>
+          <w:rFonts w:ascii="Times New Roman" w:hAnsi="Times New Roman" w:eastAsia="Times New Roman" w:cs="Times New Roman"/>
+          <w:sz w:val="24"/>
         </w:rPr>
         <w:t xml:space="preserve">b) </w:t>
       </w:r>
@@ -5346,8 +5346,8 @@
       </m:oMath>
       <w:r>
         <w:rPr>
-          <w:rFonts w:ascii="Times New Roman" w:hAnsi="Times New Roman" w:eastAsia="Times New Roman"/>
-          <w:sz w:val="26"/>
+          <w:rFonts w:ascii="Times New Roman" w:hAnsi="Times New Roman" w:eastAsia="Times New Roman" w:cs="Times New Roman"/>
+          <w:sz w:val="24"/>
         </w:rPr>
         <w:t>.</w:t>
       </w:r>
@@ -5360,8 +5360,8 @@
       </w:pPr>
       <w:r>
         <w:rPr>
-          <w:rFonts w:ascii="Times New Roman" w:hAnsi="Times New Roman" w:eastAsia="Times New Roman"/>
-          <w:sz w:val="26"/>
+          <w:rFonts w:ascii="Times New Roman" w:hAnsi="Times New Roman" w:eastAsia="Times New Roman" w:cs="Times New Roman"/>
+          <w:sz w:val="24"/>
         </w:rPr>
         <w:t xml:space="preserve">c) Lợi nhuận lớn nhất khi bán với giá </w:t>
       </w:r>
@@ -5372,8 +5372,8 @@
       </m:oMath>
       <w:r>
         <w:rPr>
-          <w:rFonts w:ascii="Times New Roman" w:hAnsi="Times New Roman" w:eastAsia="Times New Roman"/>
-          <w:sz w:val="26"/>
+          <w:rFonts w:ascii="Times New Roman" w:hAnsi="Times New Roman" w:eastAsia="Times New Roman" w:cs="Times New Roman"/>
+          <w:sz w:val="24"/>
         </w:rPr>
         <w:t xml:space="preserve"> nghìn đồng/kg.</w:t>
       </w:r>
@@ -5386,8 +5386,8 @@
       </w:pPr>
       <w:r>
         <w:rPr>
-          <w:rFonts w:ascii="Times New Roman" w:hAnsi="Times New Roman" w:eastAsia="Times New Roman"/>
-          <w:sz w:val="26"/>
+          <w:rFonts w:ascii="Times New Roman" w:hAnsi="Times New Roman" w:eastAsia="Times New Roman" w:cs="Times New Roman"/>
+          <w:sz w:val="24"/>
         </w:rPr>
         <w:t xml:space="preserve">d) Lợi nhuận lớn nhất mỗi tháng là </w:t>
       </w:r>
@@ -5398,8 +5398,8 @@
       </m:oMath>
       <w:r>
         <w:rPr>
-          <w:rFonts w:ascii="Times New Roman" w:hAnsi="Times New Roman" w:eastAsia="Times New Roman"/>
-          <w:sz w:val="26"/>
+          <w:rFonts w:ascii="Times New Roman" w:hAnsi="Times New Roman" w:eastAsia="Times New Roman" w:cs="Times New Roman"/>
+          <w:sz w:val="24"/>
         </w:rPr>
         <w:t xml:space="preserve"> triệu đồng.</w:t>
       </w:r>
@@ -5411,9 +5411,9 @@
       </w:pPr>
       <w:r>
         <w:rPr>
-          <w:rFonts w:ascii="Times New Roman" w:hAnsi="Times New Roman" w:eastAsia="Times New Roman"/>
+          <w:rFonts w:ascii="Times New Roman" w:hAnsi="Times New Roman" w:eastAsia="Times New Roman" w:cs="Times New Roman"/>
           <w:b/>
-          <w:sz w:val="26"/>
+          <w:sz w:val="24"/>
         </w:rPr>
         <w:t>Đáp án và lời giải chi tiết</w:t>
       </w:r>
@@ -5425,9 +5425,9 @@
       </w:pPr>
       <w:r>
         <w:rPr>
-          <w:rFonts w:ascii="Times New Roman" w:hAnsi="Times New Roman" w:eastAsia="Times New Roman"/>
+          <w:rFonts w:ascii="Times New Roman" w:hAnsi="Times New Roman" w:eastAsia="Times New Roman" w:cs="Times New Roman"/>
           <w:i/>
-          <w:sz w:val="26"/>
+          <w:sz w:val="24"/>
         </w:rPr>
         <w:t>(Đáp án ghi theo thứ tự gốc trong KHBD; khi chữa bài online, gọi theo nội dung phương án vì thứ tự đã được xáo trộn.)</w:t>
       </w:r>
@@ -5464,7 +5464,7 @@
             </w:pPr>
             <w:r>
               <w:rPr>
-                <w:rFonts w:ascii="Times New Roman" w:hAnsi="Times New Roman" w:eastAsia="Times New Roman"/>
+                <w:rFonts w:ascii="Times New Roman" w:hAnsi="Times New Roman" w:eastAsia="Times New Roman" w:cs="Times New Roman"/>
                 <w:b/>
                 <w:sz w:val="24"/>
               </w:rPr>
@@ -5485,7 +5485,7 @@
             </w:pPr>
             <w:r>
               <w:rPr>
-                <w:rFonts w:ascii="Times New Roman" w:hAnsi="Times New Roman" w:eastAsia="Times New Roman"/>
+                <w:rFonts w:ascii="Times New Roman" w:hAnsi="Times New Roman" w:eastAsia="Times New Roman" w:cs="Times New Roman"/>
                 <w:b/>
                 <w:sz w:val="24"/>
               </w:rPr>
@@ -5506,7 +5506,7 @@
             </w:pPr>
             <w:r>
               <w:rPr>
-                <w:rFonts w:ascii="Times New Roman" w:hAnsi="Times New Roman" w:eastAsia="Times New Roman"/>
+                <w:rFonts w:ascii="Times New Roman" w:hAnsi="Times New Roman" w:eastAsia="Times New Roman" w:cs="Times New Roman"/>
                 <w:b/>
                 <w:sz w:val="24"/>
               </w:rPr>
@@ -5527,7 +5527,7 @@
             </w:pPr>
             <w:r>
               <w:rPr>
-                <w:rFonts w:ascii="Times New Roman" w:hAnsi="Times New Roman" w:eastAsia="Times New Roman"/>
+                <w:rFonts w:ascii="Times New Roman" w:hAnsi="Times New Roman" w:eastAsia="Times New Roman" w:cs="Times New Roman"/>
                 <w:b/>
                 <w:sz w:val="24"/>
               </w:rPr>
@@ -5548,7 +5548,7 @@
             </w:pPr>
             <w:r>
               <w:rPr>
-                <w:rFonts w:ascii="Times New Roman" w:hAnsi="Times New Roman" w:eastAsia="Times New Roman"/>
+                <w:rFonts w:ascii="Times New Roman" w:hAnsi="Times New Roman" w:eastAsia="Times New Roman" w:cs="Times New Roman"/>
                 <w:b/>
                 <w:sz w:val="24"/>
               </w:rPr>
@@ -5569,7 +5569,7 @@
             </w:pPr>
             <w:r>
               <w:rPr>
-                <w:rFonts w:ascii="Times New Roman" w:hAnsi="Times New Roman" w:eastAsia="Times New Roman"/>
+                <w:rFonts w:ascii="Times New Roman" w:hAnsi="Times New Roman" w:eastAsia="Times New Roman" w:cs="Times New Roman"/>
                 <w:b/>
                 <w:sz w:val="24"/>
               </w:rPr>
@@ -5590,7 +5590,7 @@
             </w:pPr>
             <w:r>
               <w:rPr>
-                <w:rFonts w:ascii="Times New Roman" w:hAnsi="Times New Roman" w:eastAsia="Times New Roman"/>
+                <w:rFonts w:ascii="Times New Roman" w:hAnsi="Times New Roman" w:eastAsia="Times New Roman" w:cs="Times New Roman"/>
                 <w:b/>
                 <w:sz w:val="24"/>
               </w:rPr>
@@ -5611,7 +5611,7 @@
             </w:pPr>
             <w:r>
               <w:rPr>
-                <w:rFonts w:ascii="Times New Roman" w:hAnsi="Times New Roman" w:eastAsia="Times New Roman"/>
+                <w:rFonts w:ascii="Times New Roman" w:hAnsi="Times New Roman" w:eastAsia="Times New Roman" w:cs="Times New Roman"/>
                 <w:b/>
                 <w:sz w:val="24"/>
               </w:rPr>
@@ -5633,7 +5633,7 @@
             </w:pPr>
             <w:r>
               <w:rPr>
-                <w:rFonts w:ascii="Times New Roman" w:hAnsi="Times New Roman" w:eastAsia="Times New Roman"/>
+                <w:rFonts w:ascii="Times New Roman" w:hAnsi="Times New Roman" w:eastAsia="Times New Roman" w:cs="Times New Roman"/>
                 <w:sz w:val="24"/>
               </w:rPr>
               <w:t>Đáp án</w:t>
@@ -5652,7 +5652,7 @@
             </w:pPr>
             <w:r>
               <w:rPr>
-                <w:rFonts w:ascii="Times New Roman" w:hAnsi="Times New Roman" w:eastAsia="Times New Roman"/>
+                <w:rFonts w:ascii="Times New Roman" w:hAnsi="Times New Roman" w:eastAsia="Times New Roman" w:cs="Times New Roman"/>
                 <w:sz w:val="24"/>
               </w:rPr>
               <w:t>B</w:t>
@@ -5671,7 +5671,7 @@
             </w:pPr>
             <w:r>
               <w:rPr>
-                <w:rFonts w:ascii="Times New Roman" w:hAnsi="Times New Roman" w:eastAsia="Times New Roman"/>
+                <w:rFonts w:ascii="Times New Roman" w:hAnsi="Times New Roman" w:eastAsia="Times New Roman" w:cs="Times New Roman"/>
                 <w:sz w:val="24"/>
               </w:rPr>
               <w:t>A</w:t>
@@ -5690,7 +5690,7 @@
             </w:pPr>
             <w:r>
               <w:rPr>
-                <w:rFonts w:ascii="Times New Roman" w:hAnsi="Times New Roman" w:eastAsia="Times New Roman"/>
+                <w:rFonts w:ascii="Times New Roman" w:hAnsi="Times New Roman" w:eastAsia="Times New Roman" w:cs="Times New Roman"/>
                 <w:sz w:val="24"/>
               </w:rPr>
               <w:t>D</w:t>
@@ -5709,7 +5709,7 @@
             </w:pPr>
             <w:r>
               <w:rPr>
-                <w:rFonts w:ascii="Times New Roman" w:hAnsi="Times New Roman" w:eastAsia="Times New Roman"/>
+                <w:rFonts w:ascii="Times New Roman" w:hAnsi="Times New Roman" w:eastAsia="Times New Roman" w:cs="Times New Roman"/>
                 <w:sz w:val="24"/>
               </w:rPr>
               <w:t>C</w:t>
@@ -5728,7 +5728,7 @@
             </w:pPr>
             <w:r>
               <w:rPr>
-                <w:rFonts w:ascii="Times New Roman" w:hAnsi="Times New Roman" w:eastAsia="Times New Roman"/>
+                <w:rFonts w:ascii="Times New Roman" w:hAnsi="Times New Roman" w:eastAsia="Times New Roman" w:cs="Times New Roman"/>
                 <w:sz w:val="24"/>
               </w:rPr>
               <w:t>A</w:t>
@@ -5747,7 +5747,7 @@
             </w:pPr>
             <w:r>
               <w:rPr>
-                <w:rFonts w:ascii="Times New Roman" w:hAnsi="Times New Roman" w:eastAsia="Times New Roman"/>
+                <w:rFonts w:ascii="Times New Roman" w:hAnsi="Times New Roman" w:eastAsia="Times New Roman" w:cs="Times New Roman"/>
                 <w:sz w:val="24"/>
               </w:rPr>
               <w:t>D</w:t>
@@ -5766,7 +5766,7 @@
             </w:pPr>
             <w:r>
               <w:rPr>
-                <w:rFonts w:ascii="Times New Roman" w:hAnsi="Times New Roman" w:eastAsia="Times New Roman"/>
+                <w:rFonts w:ascii="Times New Roman" w:hAnsi="Times New Roman" w:eastAsia="Times New Roman" w:cs="Times New Roman"/>
                 <w:sz w:val="24"/>
               </w:rPr>
               <w:t>a) Đ</w:t>
@@ -5779,7 +5779,7 @@
             </w:pPr>
             <w:r>
               <w:rPr>
-                <w:rFonts w:ascii="Times New Roman" w:hAnsi="Times New Roman" w:eastAsia="Times New Roman"/>
+                <w:rFonts w:ascii="Times New Roman" w:hAnsi="Times New Roman" w:eastAsia="Times New Roman" w:cs="Times New Roman"/>
                 <w:sz w:val="24"/>
               </w:rPr>
               <w:t>b) Đ</w:t>
@@ -5792,7 +5792,7 @@
             </w:pPr>
             <w:r>
               <w:rPr>
-                <w:rFonts w:ascii="Times New Roman" w:hAnsi="Times New Roman" w:eastAsia="Times New Roman"/>
+                <w:rFonts w:ascii="Times New Roman" w:hAnsi="Times New Roman" w:eastAsia="Times New Roman" w:cs="Times New Roman"/>
                 <w:sz w:val="24"/>
               </w:rPr>
               <w:t>c) Đ</w:t>
@@ -5805,7 +5805,7 @@
             </w:pPr>
             <w:r>
               <w:rPr>
-                <w:rFonts w:ascii="Times New Roman" w:hAnsi="Times New Roman" w:eastAsia="Times New Roman"/>
+                <w:rFonts w:ascii="Times New Roman" w:hAnsi="Times New Roman" w:eastAsia="Times New Roman" w:cs="Times New Roman"/>
                 <w:sz w:val="24"/>
               </w:rPr>
               <w:t>d) S</w:t>
@@ -5821,16 +5821,16 @@
       </w:pPr>
       <w:r>
         <w:rPr>
-          <w:rFonts w:ascii="Times New Roman" w:hAnsi="Times New Roman" w:eastAsia="Times New Roman"/>
+          <w:rFonts w:ascii="Times New Roman" w:hAnsi="Times New Roman" w:eastAsia="Times New Roman" w:cs="Times New Roman"/>
           <w:b/>
-          <w:sz w:val="26"/>
+          <w:sz w:val="24"/>
         </w:rPr>
         <w:t>Câu 1.</w:t>
       </w:r>
       <w:r>
         <w:rPr>
-          <w:rFonts w:ascii="Times New Roman" w:hAnsi="Times New Roman" w:eastAsia="Times New Roman"/>
-          <w:sz w:val="26"/>
+          <w:rFonts w:ascii="Times New Roman" w:hAnsi="Times New Roman" w:eastAsia="Times New Roman" w:cs="Times New Roman"/>
+          <w:sz w:val="24"/>
         </w:rPr>
         <w:t xml:space="preserve"> </w:t>
       </w:r>
@@ -5868,8 +5868,8 @@
       </m:oMath>
       <w:r>
         <w:rPr>
-          <w:rFonts w:ascii="Times New Roman" w:hAnsi="Times New Roman" w:eastAsia="Times New Roman"/>
-          <w:sz w:val="26"/>
+          <w:rFonts w:ascii="Times New Roman" w:hAnsi="Times New Roman" w:eastAsia="Times New Roman" w:cs="Times New Roman"/>
+          <w:sz w:val="24"/>
         </w:rPr>
         <w:t xml:space="preserve"> đổi dấu khi qua </w:t>
       </w:r>
@@ -5880,8 +5880,8 @@
       </m:oMath>
       <w:r>
         <w:rPr>
-          <w:rFonts w:ascii="Times New Roman" w:hAnsi="Times New Roman" w:eastAsia="Times New Roman"/>
-          <w:sz w:val="26"/>
+          <w:rFonts w:ascii="Times New Roman" w:hAnsi="Times New Roman" w:eastAsia="Times New Roman" w:cs="Times New Roman"/>
+          <w:sz w:val="24"/>
         </w:rPr>
         <w:t xml:space="preserve">, </w:t>
       </w:r>
@@ -5892,8 +5892,8 @@
       </m:oMath>
       <w:r>
         <w:rPr>
-          <w:rFonts w:ascii="Times New Roman" w:hAnsi="Times New Roman" w:eastAsia="Times New Roman"/>
-          <w:sz w:val="26"/>
+          <w:rFonts w:ascii="Times New Roman" w:hAnsi="Times New Roman" w:eastAsia="Times New Roman" w:cs="Times New Roman"/>
+          <w:sz w:val="24"/>
         </w:rPr>
         <w:t xml:space="preserve">, </w:t>
       </w:r>
@@ -5904,8 +5904,8 @@
       </m:oMath>
       <w:r>
         <w:rPr>
-          <w:rFonts w:ascii="Times New Roman" w:hAnsi="Times New Roman" w:eastAsia="Times New Roman"/>
-          <w:sz w:val="26"/>
+          <w:rFonts w:ascii="Times New Roman" w:hAnsi="Times New Roman" w:eastAsia="Times New Roman" w:cs="Times New Roman"/>
+          <w:sz w:val="24"/>
         </w:rPr>
         <w:t xml:space="preserve"> nên hàm số có </w:t>
       </w:r>
@@ -5916,8 +5916,8 @@
       </m:oMath>
       <w:r>
         <w:rPr>
-          <w:rFonts w:ascii="Times New Roman" w:hAnsi="Times New Roman" w:eastAsia="Times New Roman"/>
-          <w:sz w:val="26"/>
+          <w:rFonts w:ascii="Times New Roman" w:hAnsi="Times New Roman" w:eastAsia="Times New Roman" w:cs="Times New Roman"/>
+          <w:sz w:val="24"/>
         </w:rPr>
         <w:t xml:space="preserve"> điểm cực trị.</w:t>
       </w:r>
@@ -5929,16 +5929,16 @@
       </w:pPr>
       <w:r>
         <w:rPr>
-          <w:rFonts w:ascii="Times New Roman" w:hAnsi="Times New Roman" w:eastAsia="Times New Roman"/>
+          <w:rFonts w:ascii="Times New Roman" w:hAnsi="Times New Roman" w:eastAsia="Times New Roman" w:cs="Times New Roman"/>
           <w:b/>
-          <w:sz w:val="26"/>
+          <w:sz w:val="24"/>
         </w:rPr>
         <w:t>Câu 2.</w:t>
       </w:r>
       <w:r>
         <w:rPr>
-          <w:rFonts w:ascii="Times New Roman" w:hAnsi="Times New Roman" w:eastAsia="Times New Roman"/>
-          <w:sz w:val="26"/>
+          <w:rFonts w:ascii="Times New Roman" w:hAnsi="Times New Roman" w:eastAsia="Times New Roman" w:cs="Times New Roman"/>
+          <w:sz w:val="24"/>
         </w:rPr>
         <w:t xml:space="preserve"> </w:t>
       </w:r>
@@ -5976,8 +5976,8 @@
       </m:oMath>
       <w:r>
         <w:rPr>
-          <w:rFonts w:ascii="Times New Roman" w:hAnsi="Times New Roman" w:eastAsia="Times New Roman"/>
-          <w:sz w:val="26"/>
+          <w:rFonts w:ascii="Times New Roman" w:hAnsi="Times New Roman" w:eastAsia="Times New Roman" w:cs="Times New Roman"/>
+          <w:sz w:val="24"/>
         </w:rPr>
         <w:t xml:space="preserve"> nên tiệm cận ngang là </w:t>
       </w:r>
@@ -5988,8 +5988,8 @@
       </m:oMath>
       <w:r>
         <w:rPr>
-          <w:rFonts w:ascii="Times New Roman" w:hAnsi="Times New Roman" w:eastAsia="Times New Roman"/>
-          <w:sz w:val="26"/>
+          <w:rFonts w:ascii="Times New Roman" w:hAnsi="Times New Roman" w:eastAsia="Times New Roman" w:cs="Times New Roman"/>
+          <w:sz w:val="24"/>
         </w:rPr>
         <w:t xml:space="preserve">; </w:t>
       </w:r>
@@ -6000,8 +6000,8 @@
       </m:oMath>
       <w:r>
         <w:rPr>
-          <w:rFonts w:ascii="Times New Roman" w:hAnsi="Times New Roman" w:eastAsia="Times New Roman"/>
-          <w:sz w:val="26"/>
+          <w:rFonts w:ascii="Times New Roman" w:hAnsi="Times New Roman" w:eastAsia="Times New Roman" w:cs="Times New Roman"/>
+          <w:sz w:val="24"/>
         </w:rPr>
         <w:t xml:space="preserve"> là tiệm cận đứng.</w:t>
       </w:r>
@@ -6013,16 +6013,16 @@
       </w:pPr>
       <w:r>
         <w:rPr>
-          <w:rFonts w:ascii="Times New Roman" w:hAnsi="Times New Roman" w:eastAsia="Times New Roman"/>
+          <w:rFonts w:ascii="Times New Roman" w:hAnsi="Times New Roman" w:eastAsia="Times New Roman" w:cs="Times New Roman"/>
           <w:b/>
-          <w:sz w:val="26"/>
+          <w:sz w:val="24"/>
         </w:rPr>
         <w:t>Câu 3.</w:t>
       </w:r>
       <w:r>
         <w:rPr>
-          <w:rFonts w:ascii="Times New Roman" w:hAnsi="Times New Roman" w:eastAsia="Times New Roman"/>
-          <w:sz w:val="26"/>
+          <w:rFonts w:ascii="Times New Roman" w:hAnsi="Times New Roman" w:eastAsia="Times New Roman" w:cs="Times New Roman"/>
+          <w:sz w:val="24"/>
         </w:rPr>
         <w:t xml:space="preserve"> </w:t>
       </w:r>
@@ -6072,8 +6072,8 @@
       </m:oMath>
       <w:r>
         <w:rPr>
-          <w:rFonts w:ascii="Times New Roman" w:hAnsi="Times New Roman" w:eastAsia="Times New Roman"/>
-          <w:sz w:val="26"/>
+          <w:rFonts w:ascii="Times New Roman" w:hAnsi="Times New Roman" w:eastAsia="Times New Roman" w:cs="Times New Roman"/>
+          <w:sz w:val="24"/>
         </w:rPr>
         <w:t xml:space="preserve"> (thuộc </w:t>
       </w:r>
@@ -6099,8 +6099,8 @@
       </m:oMath>
       <w:r>
         <w:rPr>
-          <w:rFonts w:ascii="Times New Roman" w:hAnsi="Times New Roman" w:eastAsia="Times New Roman"/>
-          <w:sz w:val="26"/>
+          <w:rFonts w:ascii="Times New Roman" w:hAnsi="Times New Roman" w:eastAsia="Times New Roman" w:cs="Times New Roman"/>
+          <w:sz w:val="24"/>
         </w:rPr>
         <w:t xml:space="preserve">). </w:t>
       </w:r>
@@ -6111,8 +6111,8 @@
       </m:oMath>
       <w:r>
         <w:rPr>
-          <w:rFonts w:ascii="Times New Roman" w:hAnsi="Times New Roman" w:eastAsia="Times New Roman"/>
-          <w:sz w:val="26"/>
+          <w:rFonts w:ascii="Times New Roman" w:hAnsi="Times New Roman" w:eastAsia="Times New Roman" w:cs="Times New Roman"/>
+          <w:sz w:val="24"/>
         </w:rPr>
         <w:t xml:space="preserve">, </w:t>
       </w:r>
@@ -6123,8 +6123,8 @@
       </m:oMath>
       <w:r>
         <w:rPr>
-          <w:rFonts w:ascii="Times New Roman" w:hAnsi="Times New Roman" w:eastAsia="Times New Roman"/>
-          <w:sz w:val="26"/>
+          <w:rFonts w:ascii="Times New Roman" w:hAnsi="Times New Roman" w:eastAsia="Times New Roman" w:cs="Times New Roman"/>
+          <w:sz w:val="24"/>
         </w:rPr>
         <w:t xml:space="preserve">, </w:t>
       </w:r>
@@ -6135,8 +6135,8 @@
       </m:oMath>
       <w:r>
         <w:rPr>
-          <w:rFonts w:ascii="Times New Roman" w:hAnsi="Times New Roman" w:eastAsia="Times New Roman"/>
-          <w:sz w:val="26"/>
+          <w:rFonts w:ascii="Times New Roman" w:hAnsi="Times New Roman" w:eastAsia="Times New Roman" w:cs="Times New Roman"/>
+          <w:sz w:val="24"/>
         </w:rPr>
         <w:t xml:space="preserve">. Giá trị lớn nhất là </w:t>
       </w:r>
@@ -6147,8 +6147,8 @@
       </m:oMath>
       <w:r>
         <w:rPr>
-          <w:rFonts w:ascii="Times New Roman" w:hAnsi="Times New Roman" w:eastAsia="Times New Roman"/>
-          <w:sz w:val="26"/>
+          <w:rFonts w:ascii="Times New Roman" w:hAnsi="Times New Roman" w:eastAsia="Times New Roman" w:cs="Times New Roman"/>
+          <w:sz w:val="24"/>
         </w:rPr>
         <w:t xml:space="preserve">; còn </w:t>
       </w:r>
@@ -6159,8 +6159,8 @@
       </m:oMath>
       <w:r>
         <w:rPr>
-          <w:rFonts w:ascii="Times New Roman" w:hAnsi="Times New Roman" w:eastAsia="Times New Roman"/>
-          <w:sz w:val="26"/>
+          <w:rFonts w:ascii="Times New Roman" w:hAnsi="Times New Roman" w:eastAsia="Times New Roman" w:cs="Times New Roman"/>
+          <w:sz w:val="24"/>
         </w:rPr>
         <w:t xml:space="preserve"> là giá trị nhỏ nhất.</w:t>
       </w:r>
@@ -6172,16 +6172,16 @@
       </w:pPr>
       <w:r>
         <w:rPr>
-          <w:rFonts w:ascii="Times New Roman" w:hAnsi="Times New Roman" w:eastAsia="Times New Roman"/>
+          <w:rFonts w:ascii="Times New Roman" w:hAnsi="Times New Roman" w:eastAsia="Times New Roman" w:cs="Times New Roman"/>
           <w:b/>
-          <w:sz w:val="26"/>
+          <w:sz w:val="24"/>
         </w:rPr>
         <w:t>Câu 4.</w:t>
       </w:r>
       <w:r>
         <w:rPr>
-          <w:rFonts w:ascii="Times New Roman" w:hAnsi="Times New Roman" w:eastAsia="Times New Roman"/>
-          <w:sz w:val="26"/>
+          <w:rFonts w:ascii="Times New Roman" w:hAnsi="Times New Roman" w:eastAsia="Times New Roman" w:cs="Times New Roman"/>
+          <w:sz w:val="24"/>
         </w:rPr>
         <w:t xml:space="preserve"> </w:t>
       </w:r>
@@ -6244,8 +6244,8 @@
       </m:oMath>
       <w:r>
         <w:rPr>
-          <w:rFonts w:ascii="Times New Roman" w:hAnsi="Times New Roman" w:eastAsia="Times New Roman"/>
-          <w:sz w:val="26"/>
+          <w:rFonts w:ascii="Times New Roman" w:hAnsi="Times New Roman" w:eastAsia="Times New Roman" w:cs="Times New Roman"/>
+          <w:sz w:val="24"/>
         </w:rPr>
         <w:t xml:space="preserve"> với mọi </w:t>
       </w:r>
@@ -6256,8 +6256,8 @@
       </m:oMath>
       <w:r>
         <w:rPr>
-          <w:rFonts w:ascii="Times New Roman" w:hAnsi="Times New Roman" w:eastAsia="Times New Roman"/>
-          <w:sz w:val="26"/>
+          <w:rFonts w:ascii="Times New Roman" w:hAnsi="Times New Roman" w:eastAsia="Times New Roman" w:cs="Times New Roman"/>
+          <w:sz w:val="24"/>
         </w:rPr>
         <w:t xml:space="preserve"> nên hàm số nghịch biến trên từng khoảng xác định; không nói “nghịch biến trên </w:t>
       </w:r>
@@ -6268,8 +6268,8 @@
       </m:oMath>
       <w:r>
         <w:rPr>
-          <w:rFonts w:ascii="Times New Roman" w:hAnsi="Times New Roman" w:eastAsia="Times New Roman"/>
-          <w:sz w:val="26"/>
+          <w:rFonts w:ascii="Times New Roman" w:hAnsi="Times New Roman" w:eastAsia="Times New Roman" w:cs="Times New Roman"/>
+          <w:sz w:val="24"/>
         </w:rPr>
         <w:t xml:space="preserve">” vì hàm số không xác định tại </w:t>
       </w:r>
@@ -6280,8 +6280,8 @@
       </m:oMath>
       <w:r>
         <w:rPr>
-          <w:rFonts w:ascii="Times New Roman" w:hAnsi="Times New Roman" w:eastAsia="Times New Roman"/>
-          <w:sz w:val="26"/>
+          <w:rFonts w:ascii="Times New Roman" w:hAnsi="Times New Roman" w:eastAsia="Times New Roman" w:cs="Times New Roman"/>
+          <w:sz w:val="24"/>
         </w:rPr>
         <w:t>.</w:t>
       </w:r>
@@ -6293,16 +6293,16 @@
       </w:pPr>
       <w:r>
         <w:rPr>
-          <w:rFonts w:ascii="Times New Roman" w:hAnsi="Times New Roman" w:eastAsia="Times New Roman"/>
+          <w:rFonts w:ascii="Times New Roman" w:hAnsi="Times New Roman" w:eastAsia="Times New Roman" w:cs="Times New Roman"/>
           <w:b/>
-          <w:sz w:val="26"/>
+          <w:sz w:val="24"/>
         </w:rPr>
         <w:t>Câu 5.</w:t>
       </w:r>
       <w:r>
         <w:rPr>
-          <w:rFonts w:ascii="Times New Roman" w:hAnsi="Times New Roman" w:eastAsia="Times New Roman"/>
-          <w:sz w:val="26"/>
+          <w:rFonts w:ascii="Times New Roman" w:hAnsi="Times New Roman" w:eastAsia="Times New Roman" w:cs="Times New Roman"/>
+          <w:sz w:val="24"/>
         </w:rPr>
         <w:t xml:space="preserve"> </w:t>
       </w:r>
@@ -6355,8 +6355,8 @@
       </m:oMath>
       <w:r>
         <w:rPr>
-          <w:rFonts w:ascii="Times New Roman" w:hAnsi="Times New Roman" w:eastAsia="Times New Roman"/>
-          <w:sz w:val="26"/>
+          <w:rFonts w:ascii="Times New Roman" w:hAnsi="Times New Roman" w:eastAsia="Times New Roman" w:cs="Times New Roman"/>
+          <w:sz w:val="24"/>
         </w:rPr>
         <w:t xml:space="preserve"> và </w:t>
       </w:r>
@@ -6394,8 +6394,8 @@
       </m:oMath>
       <w:r>
         <w:rPr>
-          <w:rFonts w:ascii="Times New Roman" w:hAnsi="Times New Roman" w:eastAsia="Times New Roman"/>
-          <w:sz w:val="26"/>
+          <w:rFonts w:ascii="Times New Roman" w:hAnsi="Times New Roman" w:eastAsia="Times New Roman" w:cs="Times New Roman"/>
+          <w:sz w:val="24"/>
         </w:rPr>
         <w:t xml:space="preserve"> nên tiệm cận xiên là </w:t>
       </w:r>
@@ -6406,8 +6406,8 @@
       </m:oMath>
       <w:r>
         <w:rPr>
-          <w:rFonts w:ascii="Times New Roman" w:hAnsi="Times New Roman" w:eastAsia="Times New Roman"/>
-          <w:sz w:val="26"/>
+          <w:rFonts w:ascii="Times New Roman" w:hAnsi="Times New Roman" w:eastAsia="Times New Roman" w:cs="Times New Roman"/>
+          <w:sz w:val="24"/>
         </w:rPr>
         <w:t>.</w:t>
       </w:r>
@@ -6419,16 +6419,16 @@
       </w:pPr>
       <w:r>
         <w:rPr>
-          <w:rFonts w:ascii="Times New Roman" w:hAnsi="Times New Roman" w:eastAsia="Times New Roman"/>
+          <w:rFonts w:ascii="Times New Roman" w:hAnsi="Times New Roman" w:eastAsia="Times New Roman" w:cs="Times New Roman"/>
           <w:b/>
-          <w:sz w:val="26"/>
+          <w:sz w:val="24"/>
         </w:rPr>
         <w:t>Câu 6.</w:t>
       </w:r>
       <w:r>
         <w:rPr>
-          <w:rFonts w:ascii="Times New Roman" w:hAnsi="Times New Roman" w:eastAsia="Times New Roman"/>
-          <w:sz w:val="26"/>
+          <w:rFonts w:ascii="Times New Roman" w:hAnsi="Times New Roman" w:eastAsia="Times New Roman" w:cs="Times New Roman"/>
+          <w:sz w:val="24"/>
         </w:rPr>
         <w:t xml:space="preserve"> Gọi một cạnh là </w:t>
       </w:r>
@@ -6439,8 +6439,8 @@
       </m:oMath>
       <w:r>
         <w:rPr>
-          <w:rFonts w:ascii="Times New Roman" w:hAnsi="Times New Roman" w:eastAsia="Times New Roman"/>
-          <w:sz w:val="26"/>
+          <w:rFonts w:ascii="Times New Roman" w:hAnsi="Times New Roman" w:eastAsia="Times New Roman" w:cs="Times New Roman"/>
+          <w:sz w:val="24"/>
         </w:rPr>
         <w:t xml:space="preserve"> (m), cạnh kia </w:t>
       </w:r>
@@ -6451,8 +6451,8 @@
       </m:oMath>
       <w:r>
         <w:rPr>
-          <w:rFonts w:ascii="Times New Roman" w:hAnsi="Times New Roman" w:eastAsia="Times New Roman"/>
-          <w:sz w:val="26"/>
+          <w:rFonts w:ascii="Times New Roman" w:hAnsi="Times New Roman" w:eastAsia="Times New Roman" w:cs="Times New Roman"/>
+          <w:sz w:val="24"/>
         </w:rPr>
         <w:t xml:space="preserve">; </w:t>
       </w:r>
@@ -6463,8 +6463,8 @@
       </m:oMath>
       <w:r>
         <w:rPr>
-          <w:rFonts w:ascii="Times New Roman" w:hAnsi="Times New Roman" w:eastAsia="Times New Roman"/>
-          <w:sz w:val="26"/>
+          <w:rFonts w:ascii="Times New Roman" w:hAnsi="Times New Roman" w:eastAsia="Times New Roman" w:cs="Times New Roman"/>
+          <w:sz w:val="24"/>
         </w:rPr>
         <w:t xml:space="preserve">, </w:t>
       </w:r>
@@ -6475,8 +6475,8 @@
       </m:oMath>
       <w:r>
         <w:rPr>
-          <w:rFonts w:ascii="Times New Roman" w:hAnsi="Times New Roman" w:eastAsia="Times New Roman"/>
-          <w:sz w:val="26"/>
+          <w:rFonts w:ascii="Times New Roman" w:hAnsi="Times New Roman" w:eastAsia="Times New Roman" w:cs="Times New Roman"/>
+          <w:sz w:val="24"/>
         </w:rPr>
         <w:t xml:space="preserve">; </w:t>
       </w:r>
@@ -6499,8 +6499,8 @@
       </m:oMath>
       <w:r>
         <w:rPr>
-          <w:rFonts w:ascii="Times New Roman" w:hAnsi="Times New Roman" w:eastAsia="Times New Roman"/>
-          <w:sz w:val="26"/>
+          <w:rFonts w:ascii="Times New Roman" w:hAnsi="Times New Roman" w:eastAsia="Times New Roman" w:cs="Times New Roman"/>
+          <w:sz w:val="24"/>
         </w:rPr>
         <w:t xml:space="preserve">. Diện tích lớn nhất </w:t>
       </w:r>
@@ -6532,8 +6532,8 @@
       </m:oMath>
       <w:r>
         <w:rPr>
-          <w:rFonts w:ascii="Times New Roman" w:hAnsi="Times New Roman" w:eastAsia="Times New Roman"/>
-          <w:sz w:val="26"/>
+          <w:rFonts w:ascii="Times New Roman" w:hAnsi="Times New Roman" w:eastAsia="Times New Roman" w:cs="Times New Roman"/>
+          <w:sz w:val="24"/>
         </w:rPr>
         <w:t xml:space="preserve"> (hình vuông cạnh </w:t>
       </w:r>
@@ -6544,8 +6544,8 @@
       </m:oMath>
       <w:r>
         <w:rPr>
-          <w:rFonts w:ascii="Times New Roman" w:hAnsi="Times New Roman" w:eastAsia="Times New Roman"/>
-          <w:sz w:val="26"/>
+          <w:rFonts w:ascii="Times New Roman" w:hAnsi="Times New Roman" w:eastAsia="Times New Roman" w:cs="Times New Roman"/>
+          <w:sz w:val="24"/>
         </w:rPr>
         <w:t xml:space="preserve"> m).</w:t>
       </w:r>
@@ -6557,9 +6557,9 @@
       </w:pPr>
       <w:r>
         <w:rPr>
-          <w:rFonts w:ascii="Times New Roman" w:hAnsi="Times New Roman" w:eastAsia="Times New Roman"/>
+          <w:rFonts w:ascii="Times New Roman" w:hAnsi="Times New Roman" w:eastAsia="Times New Roman" w:cs="Times New Roman"/>
           <w:b/>
-          <w:sz w:val="26"/>
+          <w:sz w:val="24"/>
         </w:rPr>
         <w:t>Câu 7.</w:t>
       </w:r>
@@ -6572,23 +6572,23 @@
       </w:pPr>
       <w:r>
         <w:rPr>
-          <w:rFonts w:ascii="Times New Roman" w:hAnsi="Times New Roman" w:eastAsia="Times New Roman"/>
-          <w:sz w:val="26"/>
+          <w:rFonts w:ascii="Times New Roman" w:hAnsi="Times New Roman" w:eastAsia="Times New Roman" w:cs="Times New Roman"/>
+          <w:sz w:val="24"/>
         </w:rPr>
         <w:t xml:space="preserve">a) </w:t>
       </w:r>
       <w:r>
         <w:rPr>
-          <w:rFonts w:ascii="Times New Roman" w:hAnsi="Times New Roman" w:eastAsia="Times New Roman"/>
+          <w:rFonts w:ascii="Times New Roman" w:hAnsi="Times New Roman" w:eastAsia="Times New Roman" w:cs="Times New Roman"/>
           <w:b/>
-          <w:sz w:val="26"/>
+          <w:sz w:val="24"/>
         </w:rPr>
         <w:t>Đúng.</w:t>
       </w:r>
       <w:r>
         <w:rPr>
-          <w:rFonts w:ascii="Times New Roman" w:hAnsi="Times New Roman" w:eastAsia="Times New Roman"/>
-          <w:sz w:val="26"/>
+          <w:rFonts w:ascii="Times New Roman" w:hAnsi="Times New Roman" w:eastAsia="Times New Roman" w:cs="Times New Roman"/>
+          <w:sz w:val="24"/>
         </w:rPr>
         <w:t xml:space="preserve"> </w:t>
       </w:r>
@@ -6608,8 +6608,8 @@
       </m:oMath>
       <w:r>
         <w:rPr>
-          <w:rFonts w:ascii="Times New Roman" w:hAnsi="Times New Roman" w:eastAsia="Times New Roman"/>
-          <w:sz w:val="26"/>
+          <w:rFonts w:ascii="Times New Roman" w:hAnsi="Times New Roman" w:eastAsia="Times New Roman" w:cs="Times New Roman"/>
+          <w:sz w:val="24"/>
         </w:rPr>
         <w:t xml:space="preserve"> (nghìn đồng) </w:t>
       </w:r>
@@ -6620,8 +6620,8 @@
       </m:oMath>
       <w:r>
         <w:rPr>
-          <w:rFonts w:ascii="Times New Roman" w:hAnsi="Times New Roman" w:eastAsia="Times New Roman"/>
-          <w:sz w:val="26"/>
+          <w:rFonts w:ascii="Times New Roman" w:hAnsi="Times New Roman" w:eastAsia="Times New Roman" w:cs="Times New Roman"/>
+          <w:sz w:val="24"/>
         </w:rPr>
         <w:t xml:space="preserve"> triệu đồng.</w:t>
       </w:r>
@@ -6634,23 +6634,23 @@
       </w:pPr>
       <w:r>
         <w:rPr>
-          <w:rFonts w:ascii="Times New Roman" w:hAnsi="Times New Roman" w:eastAsia="Times New Roman"/>
-          <w:sz w:val="26"/>
+          <w:rFonts w:ascii="Times New Roman" w:hAnsi="Times New Roman" w:eastAsia="Times New Roman" w:cs="Times New Roman"/>
+          <w:sz w:val="24"/>
         </w:rPr>
         <w:t xml:space="preserve">b) </w:t>
       </w:r>
       <w:r>
         <w:rPr>
-          <w:rFonts w:ascii="Times New Roman" w:hAnsi="Times New Roman" w:eastAsia="Times New Roman"/>
+          <w:rFonts w:ascii="Times New Roman" w:hAnsi="Times New Roman" w:eastAsia="Times New Roman" w:cs="Times New Roman"/>
           <w:b/>
-          <w:sz w:val="26"/>
+          <w:sz w:val="24"/>
         </w:rPr>
         <w:t>Đúng.</w:t>
       </w:r>
       <w:r>
         <w:rPr>
-          <w:rFonts w:ascii="Times New Roman" w:hAnsi="Times New Roman" w:eastAsia="Times New Roman"/>
-          <w:sz w:val="26"/>
+          <w:rFonts w:ascii="Times New Roman" w:hAnsi="Times New Roman" w:eastAsia="Times New Roman" w:cs="Times New Roman"/>
+          <w:sz w:val="24"/>
         </w:rPr>
         <w:t xml:space="preserve"> </w:t>
       </w:r>
@@ -6685,8 +6685,8 @@
       </m:oMath>
       <w:r>
         <w:rPr>
-          <w:rFonts w:ascii="Times New Roman" w:hAnsi="Times New Roman" w:eastAsia="Times New Roman"/>
-          <w:sz w:val="26"/>
+          <w:rFonts w:ascii="Times New Roman" w:hAnsi="Times New Roman" w:eastAsia="Times New Roman" w:cs="Times New Roman"/>
+          <w:sz w:val="24"/>
         </w:rPr>
         <w:t xml:space="preserve"> nên </w:t>
       </w:r>
@@ -6709,8 +6709,8 @@
       </m:oMath>
       <w:r>
         <w:rPr>
-          <w:rFonts w:ascii="Times New Roman" w:hAnsi="Times New Roman" w:eastAsia="Times New Roman"/>
-          <w:sz w:val="26"/>
+          <w:rFonts w:ascii="Times New Roman" w:hAnsi="Times New Roman" w:eastAsia="Times New Roman" w:cs="Times New Roman"/>
+          <w:sz w:val="24"/>
         </w:rPr>
         <w:t>.</w:t>
       </w:r>
@@ -6723,23 +6723,23 @@
       </w:pPr>
       <w:r>
         <w:rPr>
-          <w:rFonts w:ascii="Times New Roman" w:hAnsi="Times New Roman" w:eastAsia="Times New Roman"/>
-          <w:sz w:val="26"/>
+          <w:rFonts w:ascii="Times New Roman" w:hAnsi="Times New Roman" w:eastAsia="Times New Roman" w:cs="Times New Roman"/>
+          <w:sz w:val="24"/>
         </w:rPr>
         <w:t xml:space="preserve">c) </w:t>
       </w:r>
       <w:r>
         <w:rPr>
-          <w:rFonts w:ascii="Times New Roman" w:hAnsi="Times New Roman" w:eastAsia="Times New Roman"/>
+          <w:rFonts w:ascii="Times New Roman" w:hAnsi="Times New Roman" w:eastAsia="Times New Roman" w:cs="Times New Roman"/>
           <w:b/>
-          <w:sz w:val="26"/>
+          <w:sz w:val="24"/>
         </w:rPr>
         <w:t>Đúng.</w:t>
       </w:r>
       <w:r>
         <w:rPr>
-          <w:rFonts w:ascii="Times New Roman" w:hAnsi="Times New Roman" w:eastAsia="Times New Roman"/>
-          <w:sz w:val="26"/>
+          <w:rFonts w:ascii="Times New Roman" w:hAnsi="Times New Roman" w:eastAsia="Times New Roman" w:cs="Times New Roman"/>
+          <w:sz w:val="24"/>
         </w:rPr>
         <w:t xml:space="preserve"> </w:t>
       </w:r>
@@ -6762,8 +6762,8 @@
       </m:oMath>
       <w:r>
         <w:rPr>
-          <w:rFonts w:ascii="Times New Roman" w:hAnsi="Times New Roman" w:eastAsia="Times New Roman"/>
-          <w:sz w:val="26"/>
+          <w:rFonts w:ascii="Times New Roman" w:hAnsi="Times New Roman" w:eastAsia="Times New Roman" w:cs="Times New Roman"/>
+          <w:sz w:val="24"/>
         </w:rPr>
         <w:t xml:space="preserve">; </w:t>
       </w:r>
@@ -6774,8 +6774,8 @@
       </m:oMath>
       <w:r>
         <w:rPr>
-          <w:rFonts w:ascii="Times New Roman" w:hAnsi="Times New Roman" w:eastAsia="Times New Roman"/>
-          <w:sz w:val="26"/>
+          <w:rFonts w:ascii="Times New Roman" w:hAnsi="Times New Roman" w:eastAsia="Times New Roman" w:cs="Times New Roman"/>
+          <w:sz w:val="24"/>
         </w:rPr>
         <w:t xml:space="preserve"> đồng biến trên </w:t>
       </w:r>
@@ -6801,8 +6801,8 @@
       </m:oMath>
       <w:r>
         <w:rPr>
-          <w:rFonts w:ascii="Times New Roman" w:hAnsi="Times New Roman" w:eastAsia="Times New Roman"/>
-          <w:sz w:val="26"/>
+          <w:rFonts w:ascii="Times New Roman" w:hAnsi="Times New Roman" w:eastAsia="Times New Roman" w:cs="Times New Roman"/>
+          <w:sz w:val="24"/>
         </w:rPr>
         <w:t xml:space="preserve">, nghịch biến trên </w:t>
       </w:r>
@@ -6828,8 +6828,8 @@
       </m:oMath>
       <w:r>
         <w:rPr>
-          <w:rFonts w:ascii="Times New Roman" w:hAnsi="Times New Roman" w:eastAsia="Times New Roman"/>
-          <w:sz w:val="26"/>
+          <w:rFonts w:ascii="Times New Roman" w:hAnsi="Times New Roman" w:eastAsia="Times New Roman" w:cs="Times New Roman"/>
+          <w:sz w:val="24"/>
         </w:rPr>
         <w:t xml:space="preserve"> nên lợi nhuận lớn nhất tại </w:t>
       </w:r>
@@ -6840,8 +6840,8 @@
       </m:oMath>
       <w:r>
         <w:rPr>
-          <w:rFonts w:ascii="Times New Roman" w:hAnsi="Times New Roman" w:eastAsia="Times New Roman"/>
-          <w:sz w:val="26"/>
+          <w:rFonts w:ascii="Times New Roman" w:hAnsi="Times New Roman" w:eastAsia="Times New Roman" w:cs="Times New Roman"/>
+          <w:sz w:val="24"/>
         </w:rPr>
         <w:t>.</w:t>
       </w:r>
@@ -6854,23 +6854,23 @@
       </w:pPr>
       <w:r>
         <w:rPr>
-          <w:rFonts w:ascii="Times New Roman" w:hAnsi="Times New Roman" w:eastAsia="Times New Roman"/>
-          <w:sz w:val="26"/>
+          <w:rFonts w:ascii="Times New Roman" w:hAnsi="Times New Roman" w:eastAsia="Times New Roman" w:cs="Times New Roman"/>
+          <w:sz w:val="24"/>
         </w:rPr>
         <w:t xml:space="preserve">d) </w:t>
       </w:r>
       <w:r>
         <w:rPr>
-          <w:rFonts w:ascii="Times New Roman" w:hAnsi="Times New Roman" w:eastAsia="Times New Roman"/>
+          <w:rFonts w:ascii="Times New Roman" w:hAnsi="Times New Roman" w:eastAsia="Times New Roman" w:cs="Times New Roman"/>
           <w:b/>
-          <w:sz w:val="26"/>
+          <w:sz w:val="24"/>
         </w:rPr>
         <w:t>Sai.</w:t>
       </w:r>
       <w:r>
         <w:rPr>
-          <w:rFonts w:ascii="Times New Roman" w:hAnsi="Times New Roman" w:eastAsia="Times New Roman"/>
-          <w:sz w:val="26"/>
+          <w:rFonts w:ascii="Times New Roman" w:hAnsi="Times New Roman" w:eastAsia="Times New Roman" w:cs="Times New Roman"/>
+          <w:sz w:val="24"/>
         </w:rPr>
         <w:t xml:space="preserve"> </w:t>
       </w:r>
@@ -6890,8 +6890,8 @@
       </m:oMath>
       <w:r>
         <w:rPr>
-          <w:rFonts w:ascii="Times New Roman" w:hAnsi="Times New Roman" w:eastAsia="Times New Roman"/>
-          <w:sz w:val="26"/>
+          <w:rFonts w:ascii="Times New Roman" w:hAnsi="Times New Roman" w:eastAsia="Times New Roman" w:cs="Times New Roman"/>
+          <w:sz w:val="24"/>
         </w:rPr>
         <w:t xml:space="preserve"> (nghìn đồng) </w:t>
       </w:r>
@@ -6902,8 +6902,8 @@
       </m:oMath>
       <w:r>
         <w:rPr>
-          <w:rFonts w:ascii="Times New Roman" w:hAnsi="Times New Roman" w:eastAsia="Times New Roman"/>
-          <w:sz w:val="26"/>
+          <w:rFonts w:ascii="Times New Roman" w:hAnsi="Times New Roman" w:eastAsia="Times New Roman" w:cs="Times New Roman"/>
+          <w:sz w:val="24"/>
         </w:rPr>
         <w:t xml:space="preserve"> triệu đồng; </w:t>
       </w:r>
@@ -6914,8 +6914,8 @@
       </m:oMath>
       <w:r>
         <w:rPr>
-          <w:rFonts w:ascii="Times New Roman" w:hAnsi="Times New Roman" w:eastAsia="Times New Roman"/>
-          <w:sz w:val="26"/>
+          <w:rFonts w:ascii="Times New Roman" w:hAnsi="Times New Roman" w:eastAsia="Times New Roman" w:cs="Times New Roman"/>
+          <w:sz w:val="24"/>
         </w:rPr>
         <w:t>.</w:t>
       </w:r>
@@ -6928,9 +6928,9 @@
       </w:pPr>
       <w:r>
         <w:rPr>
-          <w:rFonts w:ascii="Times New Roman" w:hAnsi="Times New Roman" w:eastAsia="Times New Roman"/>
+          <w:rFonts w:ascii="Times New Roman" w:hAnsi="Times New Roman" w:eastAsia="Times New Roman" w:cs="Times New Roman"/>
           <w:b/>
-          <w:sz w:val="26"/>
+          <w:sz w:val="24"/>
         </w:rPr>
         <w:t>(3) Chuẩn bị cho tiết học sau</w:t>
       </w:r>
@@ -6942,16 +6942,16 @@
       </w:pPr>
       <w:r>
         <w:rPr>
-          <w:rFonts w:ascii="Times New Roman" w:hAnsi="Times New Roman" w:eastAsia="Times New Roman"/>
+          <w:rFonts w:ascii="Times New Roman" w:hAnsi="Times New Roman" w:eastAsia="Times New Roman" w:cs="Times New Roman"/>
           <w:b/>
-          <w:sz w:val="26"/>
+          <w:sz w:val="24"/>
         </w:rPr>
         <w:t>Kiểm tra giữa kì I</w:t>
       </w:r>
       <w:r>
         <w:rPr>
-          <w:rFonts w:ascii="Times New Roman" w:hAnsi="Times New Roman" w:eastAsia="Times New Roman"/>
-          <w:sz w:val="26"/>
+          <w:rFonts w:ascii="Times New Roman" w:hAnsi="Times New Roman" w:eastAsia="Times New Roman" w:cs="Times New Roman"/>
+          <w:sz w:val="24"/>
         </w:rPr>
         <w:t xml:space="preserve"> (PPCT: T26, T27 – 90 phút). HS ôn theo sơ đồ tư duy và phiếu luyện tập; mang máy tính cầm tay, thước kẻ, bút chì; hoàn thành đề ôn luyện trực tuyến: https://trangtu66.github.io/Taode_thi_online/kt_toan12_gki.html.</w:t>
       </w:r>
@@ -6964,9 +6964,9 @@
       </w:pPr>
       <w:r>
         <w:rPr>
-          <w:rFonts w:ascii="Times New Roman" w:hAnsi="Times New Roman" w:eastAsia="Times New Roman"/>
+          <w:rFonts w:ascii="Times New Roman" w:hAnsi="Times New Roman" w:eastAsia="Times New Roman" w:cs="Times New Roman"/>
           <w:b/>
-          <w:sz w:val="26"/>
+          <w:sz w:val="24"/>
         </w:rPr>
         <w:t>IV. KIỂM TRA, ĐÁNH GIÁ</w:t>
       </w:r>
@@ -6999,9 +6999,9 @@
             </w:pPr>
             <w:r>
               <w:rPr>
-                <w:rFonts w:ascii="Times New Roman" w:hAnsi="Times New Roman" w:eastAsia="Times New Roman"/>
+                <w:rFonts w:ascii="Times New Roman" w:hAnsi="Times New Roman" w:eastAsia="Times New Roman" w:cs="Times New Roman"/>
                 <w:b/>
-                <w:sz w:val="22"/>
+                <w:sz w:val="24"/>
               </w:rPr>
               <w:t>Hoạt động</w:t>
             </w:r>
@@ -7020,9 +7020,9 @@
             </w:pPr>
             <w:r>
               <w:rPr>
-                <w:rFonts w:ascii="Times New Roman" w:hAnsi="Times New Roman" w:eastAsia="Times New Roman"/>
+                <w:rFonts w:ascii="Times New Roman" w:hAnsi="Times New Roman" w:eastAsia="Times New Roman" w:cs="Times New Roman"/>
                 <w:b/>
-                <w:sz w:val="22"/>
+                <w:sz w:val="24"/>
               </w:rPr>
               <w:t>Hình thức đánh giá</w:t>
             </w:r>
@@ -7041,9 +7041,9 @@
             </w:pPr>
             <w:r>
               <w:rPr>
-                <w:rFonts w:ascii="Times New Roman" w:hAnsi="Times New Roman" w:eastAsia="Times New Roman"/>
+                <w:rFonts w:ascii="Times New Roman" w:hAnsi="Times New Roman" w:eastAsia="Times New Roman" w:cs="Times New Roman"/>
                 <w:b/>
-                <w:sz w:val="22"/>
+                <w:sz w:val="24"/>
               </w:rPr>
               <w:t>Công cụ</w:t>
             </w:r>
@@ -7062,9 +7062,9 @@
             </w:pPr>
             <w:r>
               <w:rPr>
-                <w:rFonts w:ascii="Times New Roman" w:hAnsi="Times New Roman" w:eastAsia="Times New Roman"/>
+                <w:rFonts w:ascii="Times New Roman" w:hAnsi="Times New Roman" w:eastAsia="Times New Roman" w:cs="Times New Roman"/>
                 <w:b/>
-                <w:sz w:val="22"/>
+                <w:sz w:val="24"/>
               </w:rPr>
               <w:t>Tiêu chí (thông báo trước cho HS)</w:t>
             </w:r>
@@ -7084,8 +7084,8 @@
             </w:pPr>
             <w:r>
               <w:rPr>
-                <w:rFonts w:ascii="Times New Roman" w:hAnsi="Times New Roman" w:eastAsia="Times New Roman"/>
-                <w:sz w:val="22"/>
+                <w:rFonts w:ascii="Times New Roman" w:hAnsi="Times New Roman" w:eastAsia="Times New Roman" w:cs="Times New Roman"/>
+                <w:sz w:val="24"/>
               </w:rPr>
               <w:t>HĐ1</w:t>
             </w:r>
@@ -7103,8 +7103,8 @@
             </w:pPr>
             <w:r>
               <w:rPr>
-                <w:rFonts w:ascii="Times New Roman" w:hAnsi="Times New Roman" w:eastAsia="Times New Roman"/>
-                <w:sz w:val="22"/>
+                <w:rFonts w:ascii="Times New Roman" w:hAnsi="Times New Roman" w:eastAsia="Times New Roman" w:cs="Times New Roman"/>
+                <w:sz w:val="24"/>
               </w:rPr>
               <w:t>Quan sát, hỏi – đáp; đánh giá sản phẩm số</w:t>
             </w:r>
@@ -7122,8 +7122,8 @@
             </w:pPr>
             <w:r>
               <w:rPr>
-                <w:rFonts w:ascii="Times New Roman" w:hAnsi="Times New Roman" w:eastAsia="Times New Roman"/>
-                <w:sz w:val="22"/>
+                <w:rFonts w:ascii="Times New Roman" w:hAnsi="Times New Roman" w:eastAsia="Times New Roman" w:cs="Times New Roman"/>
+                <w:sz w:val="24"/>
               </w:rPr>
               <w:t>Sơ đồ tư duy số; thẻ Đ/S</w:t>
             </w:r>
@@ -7141,8 +7141,8 @@
             </w:pPr>
             <w:r>
               <w:rPr>
-                <w:rFonts w:ascii="Times New Roman" w:hAnsi="Times New Roman" w:eastAsia="Times New Roman"/>
-                <w:sz w:val="22"/>
+                <w:rFonts w:ascii="Times New Roman" w:hAnsi="Times New Roman" w:eastAsia="Times New Roman" w:cs="Times New Roman"/>
+                <w:sz w:val="24"/>
               </w:rPr>
               <w:t>Sơ đồ đủ kiến thức trọng tâm; trả lời đúng ≥ 3/4 khẳng định</w:t>
             </w:r>
@@ -7162,8 +7162,8 @@
             </w:pPr>
             <w:r>
               <w:rPr>
-                <w:rFonts w:ascii="Times New Roman" w:hAnsi="Times New Roman" w:eastAsia="Times New Roman"/>
-                <w:sz w:val="22"/>
+                <w:rFonts w:ascii="Times New Roman" w:hAnsi="Times New Roman" w:eastAsia="Times New Roman" w:cs="Times New Roman"/>
+                <w:sz w:val="24"/>
               </w:rPr>
               <w:t>HĐ2</w:t>
             </w:r>
@@ -7181,8 +7181,8 @@
             </w:pPr>
             <w:r>
               <w:rPr>
-                <w:rFonts w:ascii="Times New Roman" w:hAnsi="Times New Roman" w:eastAsia="Times New Roman"/>
-                <w:sz w:val="22"/>
+                <w:rFonts w:ascii="Times New Roman" w:hAnsi="Times New Roman" w:eastAsia="Times New Roman" w:cs="Times New Roman"/>
+                <w:sz w:val="24"/>
               </w:rPr>
               <w:t>Quan sát; thống kê thẻ</w:t>
             </w:r>
@@ -7200,8 +7200,8 @@
             </w:pPr>
             <w:r>
               <w:rPr>
-                <w:rFonts w:ascii="Times New Roman" w:hAnsi="Times New Roman" w:eastAsia="Times New Roman"/>
-                <w:sz w:val="22"/>
+                <w:rFonts w:ascii="Times New Roman" w:hAnsi="Times New Roman" w:eastAsia="Times New Roman" w:cs="Times New Roman"/>
+                <w:sz w:val="24"/>
               </w:rPr>
               <w:t>Phiếu luyện tập Phần I; thẻ A, B, C, D</w:t>
             </w:r>
@@ -7219,8 +7219,8 @@
             </w:pPr>
             <w:r>
               <w:rPr>
-                <w:rFonts w:ascii="Times New Roman" w:hAnsi="Times New Roman" w:eastAsia="Times New Roman"/>
-                <w:sz w:val="22"/>
+                <w:rFonts w:ascii="Times New Roman" w:hAnsi="Times New Roman" w:eastAsia="Times New Roman" w:cs="Times New Roman"/>
+                <w:sz w:val="24"/>
               </w:rPr>
               <w:t>Đúng ≥ 6/8 câu</w:t>
             </w:r>
@@ -7240,8 +7240,8 @@
             </w:pPr>
             <w:r>
               <w:rPr>
-                <w:rFonts w:ascii="Times New Roman" w:hAnsi="Times New Roman" w:eastAsia="Times New Roman"/>
-                <w:sz w:val="22"/>
+                <w:rFonts w:ascii="Times New Roman" w:hAnsi="Times New Roman" w:eastAsia="Times New Roman" w:cs="Times New Roman"/>
+                <w:sz w:val="24"/>
               </w:rPr>
               <w:t>HĐ3</w:t>
             </w:r>
@@ -7259,8 +7259,8 @@
             </w:pPr>
             <w:r>
               <w:rPr>
-                <w:rFonts w:ascii="Times New Roman" w:hAnsi="Times New Roman" w:eastAsia="Times New Roman"/>
-                <w:sz w:val="22"/>
+                <w:rFonts w:ascii="Times New Roman" w:hAnsi="Times New Roman" w:eastAsia="Times New Roman" w:cs="Times New Roman"/>
+                <w:sz w:val="24"/>
               </w:rPr>
               <w:t>Chấm cặp đôi</w:t>
             </w:r>
@@ -7278,8 +7278,8 @@
             </w:pPr>
             <w:r>
               <w:rPr>
-                <w:rFonts w:ascii="Times New Roman" w:hAnsi="Times New Roman" w:eastAsia="Times New Roman"/>
-                <w:sz w:val="22"/>
+                <w:rFonts w:ascii="Times New Roman" w:hAnsi="Times New Roman" w:eastAsia="Times New Roman" w:cs="Times New Roman"/>
+                <w:sz w:val="24"/>
               </w:rPr>
               <w:t>Phiếu luyện tập Phần II</w:t>
             </w:r>
@@ -7297,8 +7297,8 @@
             </w:pPr>
             <w:r>
               <w:rPr>
-                <w:rFonts w:ascii="Times New Roman" w:hAnsi="Times New Roman" w:eastAsia="Times New Roman"/>
-                <w:sz w:val="22"/>
+                <w:rFonts w:ascii="Times New Roman" w:hAnsi="Times New Roman" w:eastAsia="Times New Roman" w:cs="Times New Roman"/>
+                <w:sz w:val="24"/>
               </w:rPr>
               <w:t>Đúng ≥ 3/4 ý, có lập luận</w:t>
             </w:r>
@@ -7318,8 +7318,8 @@
             </w:pPr>
             <w:r>
               <w:rPr>
-                <w:rFonts w:ascii="Times New Roman" w:hAnsi="Times New Roman" w:eastAsia="Times New Roman"/>
-                <w:sz w:val="22"/>
+                <w:rFonts w:ascii="Times New Roman" w:hAnsi="Times New Roman" w:eastAsia="Times New Roman" w:cs="Times New Roman"/>
+                <w:sz w:val="24"/>
               </w:rPr>
               <w:t>HĐ4</w:t>
             </w:r>
@@ -7337,8 +7337,8 @@
             </w:pPr>
             <w:r>
               <w:rPr>
-                <w:rFonts w:ascii="Times New Roman" w:hAnsi="Times New Roman" w:eastAsia="Times New Roman"/>
-                <w:sz w:val="22"/>
+                <w:rFonts w:ascii="Times New Roman" w:hAnsi="Times New Roman" w:eastAsia="Times New Roman" w:cs="Times New Roman"/>
+                <w:sz w:val="24"/>
               </w:rPr>
               <w:t>Đánh giá nhóm (tiếp sức); tự đánh giá trực tuyến ở nhà</w:t>
             </w:r>
@@ -7356,8 +7356,8 @@
             </w:pPr>
             <w:r>
               <w:rPr>
-                <w:rFonts w:ascii="Times New Roman" w:hAnsi="Times New Roman" w:eastAsia="Times New Roman"/>
-                <w:sz w:val="22"/>
+                <w:rFonts w:ascii="Times New Roman" w:hAnsi="Times New Roman" w:eastAsia="Times New Roman" w:cs="Times New Roman"/>
+                <w:sz w:val="24"/>
               </w:rPr>
               <w:t>Phiếu Phần III; đề ôn luyện trực tuyến</w:t>
             </w:r>
@@ -7375,8 +7375,8 @@
             </w:pPr>
             <w:r>
               <w:rPr>
-                <w:rFonts w:ascii="Times New Roman" w:hAnsi="Times New Roman" w:eastAsia="Times New Roman"/>
-                <w:sz w:val="22"/>
+                <w:rFonts w:ascii="Times New Roman" w:hAnsi="Times New Roman" w:eastAsia="Times New Roman" w:cs="Times New Roman"/>
+                <w:sz w:val="24"/>
               </w:rPr>
               <w:t>Đúng ≥ 3/4 câu; đề trực tuyến từ 5 điểm</w:t>
             </w:r>
@@ -7396,8 +7396,8 @@
             </w:pPr>
             <w:r>
               <w:rPr>
-                <w:rFonts w:ascii="Times New Roman" w:hAnsi="Times New Roman" w:eastAsia="Times New Roman"/>
-                <w:sz w:val="22"/>
+                <w:rFonts w:ascii="Times New Roman" w:hAnsi="Times New Roman" w:eastAsia="Times New Roman" w:cs="Times New Roman"/>
+                <w:sz w:val="24"/>
               </w:rPr>
               <w:t>Củng cố</w:t>
             </w:r>
@@ -7415,8 +7415,8 @@
             </w:pPr>
             <w:r>
               <w:rPr>
-                <w:rFonts w:ascii="Times New Roman" w:hAnsi="Times New Roman" w:eastAsia="Times New Roman"/>
-                <w:sz w:val="22"/>
+                <w:rFonts w:ascii="Times New Roman" w:hAnsi="Times New Roman" w:eastAsia="Times New Roman" w:cs="Times New Roman"/>
+                <w:sz w:val="24"/>
               </w:rPr>
               <w:t>Tự đánh giá (trắc nghiệm online)</w:t>
             </w:r>
@@ -7434,8 +7434,8 @@
             </w:pPr>
             <w:r>
               <w:rPr>
-                <w:rFonts w:ascii="Times New Roman" w:hAnsi="Times New Roman" w:eastAsia="Times New Roman"/>
-                <w:sz w:val="22"/>
+                <w:rFonts w:ascii="Times New Roman" w:hAnsi="Times New Roman" w:eastAsia="Times New Roman" w:cs="Times New Roman"/>
+                <w:sz w:val="24"/>
               </w:rPr>
               <w:t>Bài trắc nghiệm 7 câu, thang 10 điểm</w:t>
             </w:r>
@@ -7453,8 +7453,8 @@
             </w:pPr>
             <w:r>
               <w:rPr>
-                <w:rFonts w:ascii="Times New Roman" w:hAnsi="Times New Roman" w:eastAsia="Times New Roman"/>
-                <w:sz w:val="22"/>
+                <w:rFonts w:ascii="Times New Roman" w:hAnsi="Times New Roman" w:eastAsia="Times New Roman" w:cs="Times New Roman"/>
+                <w:sz w:val="24"/>
               </w:rPr>
               <w:t>Đạt: từ 5 điểm; Tốt: từ 8 điểm</w:t>
             </w:r>
@@ -7469,9 +7469,9 @@
       </w:pPr>
       <w:r>
         <w:rPr>
-          <w:rFonts w:ascii="Times New Roman" w:hAnsi="Times New Roman" w:eastAsia="Times New Roman"/>
+          <w:rFonts w:ascii="Times New Roman" w:hAnsi="Times New Roman" w:eastAsia="Times New Roman" w:cs="Times New Roman"/>
           <w:b/>
-          <w:sz w:val="26"/>
+          <w:sz w:val="24"/>
         </w:rPr>
         <w:t>Tiêu chí đánh giá sơ đồ tư duy số Chương I của nhóm (HĐ1)</w:t>
       </w:r>
@@ -7505,9 +7505,9 @@
             </w:pPr>
             <w:r>
               <w:rPr>
-                <w:rFonts w:ascii="Times New Roman" w:hAnsi="Times New Roman" w:eastAsia="Times New Roman"/>
+                <w:rFonts w:ascii="Times New Roman" w:hAnsi="Times New Roman" w:eastAsia="Times New Roman" w:cs="Times New Roman"/>
                 <w:b/>
-                <w:sz w:val="22"/>
+                <w:sz w:val="24"/>
               </w:rPr>
               <w:t>Tiêu chí</w:t>
             </w:r>
@@ -7526,9 +7526,9 @@
             </w:pPr>
             <w:r>
               <w:rPr>
-                <w:rFonts w:ascii="Times New Roman" w:hAnsi="Times New Roman" w:eastAsia="Times New Roman"/>
+                <w:rFonts w:ascii="Times New Roman" w:hAnsi="Times New Roman" w:eastAsia="Times New Roman" w:cs="Times New Roman"/>
                 <w:b/>
-                <w:sz w:val="22"/>
+                <w:sz w:val="24"/>
               </w:rPr>
               <w:t>Mức tốt</w:t>
             </w:r>
@@ -7547,9 +7547,9 @@
             </w:pPr>
             <w:r>
               <w:rPr>
-                <w:rFonts w:ascii="Times New Roman" w:hAnsi="Times New Roman" w:eastAsia="Times New Roman"/>
+                <w:rFonts w:ascii="Times New Roman" w:hAnsi="Times New Roman" w:eastAsia="Times New Roman" w:cs="Times New Roman"/>
                 <w:b/>
-                <w:sz w:val="22"/>
+                <w:sz w:val="24"/>
               </w:rPr>
               <w:t>Mức đạt</w:t>
             </w:r>
@@ -7568,9 +7568,9 @@
             </w:pPr>
             <w:r>
               <w:rPr>
-                <w:rFonts w:ascii="Times New Roman" w:hAnsi="Times New Roman" w:eastAsia="Times New Roman"/>
+                <w:rFonts w:ascii="Times New Roman" w:hAnsi="Times New Roman" w:eastAsia="Times New Roman" w:cs="Times New Roman"/>
                 <w:b/>
-                <w:sz w:val="22"/>
+                <w:sz w:val="24"/>
               </w:rPr>
               <w:t>Mức chưa đạt</w:t>
             </w:r>
@@ -7589,9 +7589,9 @@
             </w:pPr>
             <w:r>
               <w:rPr>
-                <w:rFonts w:ascii="Times New Roman" w:hAnsi="Times New Roman" w:eastAsia="Times New Roman"/>
+                <w:rFonts w:ascii="Times New Roman" w:hAnsi="Times New Roman" w:eastAsia="Times New Roman" w:cs="Times New Roman"/>
                 <w:b/>
-                <w:sz w:val="22"/>
+                <w:sz w:val="24"/>
               </w:rPr>
               <w:t>Điểm</w:t>
             </w:r>
@@ -7611,8 +7611,8 @@
             </w:pPr>
             <w:r>
               <w:rPr>
-                <w:rFonts w:ascii="Times New Roman" w:hAnsi="Times New Roman" w:eastAsia="Times New Roman"/>
-                <w:sz w:val="22"/>
+                <w:rFonts w:ascii="Times New Roman" w:hAnsi="Times New Roman" w:eastAsia="Times New Roman" w:cs="Times New Roman"/>
+                <w:sz w:val="24"/>
               </w:rPr>
               <w:t>1. Nội dung</w:t>
             </w:r>
@@ -7630,8 +7630,8 @@
             </w:pPr>
             <w:r>
               <w:rPr>
-                <w:rFonts w:ascii="Times New Roman" w:hAnsi="Times New Roman" w:eastAsia="Times New Roman"/>
-                <w:sz w:val="22"/>
+                <w:rFonts w:ascii="Times New Roman" w:hAnsi="Times New Roman" w:eastAsia="Times New Roman" w:cs="Times New Roman"/>
+                <w:sz w:val="24"/>
               </w:rPr>
               <w:t>Đủ 4 nhánh, kiến thức chính xác, có lưu ý thường gặp</w:t>
             </w:r>
@@ -7649,8 +7649,8 @@
             </w:pPr>
             <w:r>
               <w:rPr>
-                <w:rFonts w:ascii="Times New Roman" w:hAnsi="Times New Roman" w:eastAsia="Times New Roman"/>
-                <w:sz w:val="22"/>
+                <w:rFonts w:ascii="Times New Roman" w:hAnsi="Times New Roman" w:eastAsia="Times New Roman" w:cs="Times New Roman"/>
+                <w:sz w:val="24"/>
               </w:rPr>
               <w:t>Đủ nhánh, thiếu lưu ý</w:t>
             </w:r>
@@ -7668,8 +7668,8 @@
             </w:pPr>
             <w:r>
               <w:rPr>
-                <w:rFonts w:ascii="Times New Roman" w:hAnsi="Times New Roman" w:eastAsia="Times New Roman"/>
-                <w:sz w:val="22"/>
+                <w:rFonts w:ascii="Times New Roman" w:hAnsi="Times New Roman" w:eastAsia="Times New Roman" w:cs="Times New Roman"/>
+                <w:sz w:val="24"/>
               </w:rPr>
               <w:t>Thiếu nhánh hoặc sai kiến thức</w:t>
             </w:r>
@@ -7687,8 +7687,8 @@
             </w:pPr>
             <w:r>
               <w:rPr>
-                <w:rFonts w:ascii="Times New Roman" w:hAnsi="Times New Roman" w:eastAsia="Times New Roman"/>
-                <w:sz w:val="22"/>
+                <w:rFonts w:ascii="Times New Roman" w:hAnsi="Times New Roman" w:eastAsia="Times New Roman" w:cs="Times New Roman"/>
+                <w:sz w:val="24"/>
               </w:rPr>
               <w:t>5</w:t>
             </w:r>
@@ -7708,8 +7708,8 @@
             </w:pPr>
             <w:r>
               <w:rPr>
-                <w:rFonts w:ascii="Times New Roman" w:hAnsi="Times New Roman" w:eastAsia="Times New Roman"/>
-                <w:sz w:val="22"/>
+                <w:rFonts w:ascii="Times New Roman" w:hAnsi="Times New Roman" w:eastAsia="Times New Roman" w:cs="Times New Roman"/>
+                <w:sz w:val="24"/>
               </w:rPr>
               <w:t>2. Ví dụ minh hoạ</w:t>
             </w:r>
@@ -7727,8 +7727,8 @@
             </w:pPr>
             <w:r>
               <w:rPr>
-                <w:rFonts w:ascii="Times New Roman" w:hAnsi="Times New Roman" w:eastAsia="Times New Roman"/>
-                <w:sz w:val="22"/>
+                <w:rFonts w:ascii="Times New Roman" w:hAnsi="Times New Roman" w:eastAsia="Times New Roman" w:cs="Times New Roman"/>
+                <w:sz w:val="24"/>
               </w:rPr>
               <w:t>Mỗi nhánh có ví dụ đúng</w:t>
             </w:r>
@@ -7746,8 +7746,8 @@
             </w:pPr>
             <w:r>
               <w:rPr>
-                <w:rFonts w:ascii="Times New Roman" w:hAnsi="Times New Roman" w:eastAsia="Times New Roman"/>
-                <w:sz w:val="22"/>
+                <w:rFonts w:ascii="Times New Roman" w:hAnsi="Times New Roman" w:eastAsia="Times New Roman" w:cs="Times New Roman"/>
+                <w:sz w:val="24"/>
               </w:rPr>
               <w:t>Có ví dụ ở một số nhánh</w:t>
             </w:r>
@@ -7765,8 +7765,8 @@
             </w:pPr>
             <w:r>
               <w:rPr>
-                <w:rFonts w:ascii="Times New Roman" w:hAnsi="Times New Roman" w:eastAsia="Times New Roman"/>
-                <w:sz w:val="22"/>
+                <w:rFonts w:ascii="Times New Roman" w:hAnsi="Times New Roman" w:eastAsia="Times New Roman" w:cs="Times New Roman"/>
+                <w:sz w:val="24"/>
               </w:rPr>
               <w:t>Không có ví dụ</w:t>
             </w:r>
@@ -7784,8 +7784,8 @@
             </w:pPr>
             <w:r>
               <w:rPr>
-                <w:rFonts w:ascii="Times New Roman" w:hAnsi="Times New Roman" w:eastAsia="Times New Roman"/>
-                <w:sz w:val="22"/>
+                <w:rFonts w:ascii="Times New Roman" w:hAnsi="Times New Roman" w:eastAsia="Times New Roman" w:cs="Times New Roman"/>
+                <w:sz w:val="24"/>
               </w:rPr>
               <w:t>2</w:t>
             </w:r>
@@ -7805,8 +7805,8 @@
             </w:pPr>
             <w:r>
               <w:rPr>
-                <w:rFonts w:ascii="Times New Roman" w:hAnsi="Times New Roman" w:eastAsia="Times New Roman"/>
-                <w:sz w:val="22"/>
+                <w:rFonts w:ascii="Times New Roman" w:hAnsi="Times New Roman" w:eastAsia="Times New Roman" w:cs="Times New Roman"/>
+                <w:sz w:val="24"/>
               </w:rPr>
               <w:t>3. Hình thức số</w:t>
             </w:r>
@@ -7824,8 +7824,8 @@
             </w:pPr>
             <w:r>
               <w:rPr>
-                <w:rFonts w:ascii="Times New Roman" w:hAnsi="Times New Roman" w:eastAsia="Times New Roman"/>
-                <w:sz w:val="22"/>
+                <w:rFonts w:ascii="Times New Roman" w:hAnsi="Times New Roman" w:eastAsia="Times New Roman" w:cs="Times New Roman"/>
+                <w:sz w:val="24"/>
               </w:rPr>
               <w:t>Bố cục rõ, màu sắc hài hoà, dễ đọc</w:t>
             </w:r>
@@ -7843,8 +7843,8 @@
             </w:pPr>
             <w:r>
               <w:rPr>
-                <w:rFonts w:ascii="Times New Roman" w:hAnsi="Times New Roman" w:eastAsia="Times New Roman"/>
-                <w:sz w:val="22"/>
+                <w:rFonts w:ascii="Times New Roman" w:hAnsi="Times New Roman" w:eastAsia="Times New Roman" w:cs="Times New Roman"/>
+                <w:sz w:val="24"/>
               </w:rPr>
               <w:t>Đọc được, bố cục chưa rõ</w:t>
             </w:r>
@@ -7862,8 +7862,8 @@
             </w:pPr>
             <w:r>
               <w:rPr>
-                <w:rFonts w:ascii="Times New Roman" w:hAnsi="Times New Roman" w:eastAsia="Times New Roman"/>
-                <w:sz w:val="22"/>
+                <w:rFonts w:ascii="Times New Roman" w:hAnsi="Times New Roman" w:eastAsia="Times New Roman" w:cs="Times New Roman"/>
+                <w:sz w:val="24"/>
               </w:rPr>
               <w:t>Khó đọc</w:t>
             </w:r>
@@ -7881,8 +7881,8 @@
             </w:pPr>
             <w:r>
               <w:rPr>
-                <w:rFonts w:ascii="Times New Roman" w:hAnsi="Times New Roman" w:eastAsia="Times New Roman"/>
-                <w:sz w:val="22"/>
+                <w:rFonts w:ascii="Times New Roman" w:hAnsi="Times New Roman" w:eastAsia="Times New Roman" w:cs="Times New Roman"/>
+                <w:sz w:val="24"/>
               </w:rPr>
               <w:t>2</w:t>
             </w:r>
@@ -7902,8 +7902,8 @@
             </w:pPr>
             <w:r>
               <w:rPr>
-                <w:rFonts w:ascii="Times New Roman" w:hAnsi="Times New Roman" w:eastAsia="Times New Roman"/>
-                <w:sz w:val="22"/>
+                <w:rFonts w:ascii="Times New Roman" w:hAnsi="Times New Roman" w:eastAsia="Times New Roman" w:cs="Times New Roman"/>
+                <w:sz w:val="24"/>
               </w:rPr>
               <w:t>4. Trình bày</w:t>
             </w:r>
@@ -7921,8 +7921,8 @@
             </w:pPr>
             <w:r>
               <w:rPr>
-                <w:rFonts w:ascii="Times New Roman" w:hAnsi="Times New Roman" w:eastAsia="Times New Roman"/>
-                <w:sz w:val="22"/>
+                <w:rFonts w:ascii="Times New Roman" w:hAnsi="Times New Roman" w:eastAsia="Times New Roman" w:cs="Times New Roman"/>
+                <w:sz w:val="24"/>
               </w:rPr>
               <w:t>Thuyết trình rõ ràng, đúng giờ</w:t>
             </w:r>
@@ -7940,8 +7940,8 @@
             </w:pPr>
             <w:r>
               <w:rPr>
-                <w:rFonts w:ascii="Times New Roman" w:hAnsi="Times New Roman" w:eastAsia="Times New Roman"/>
-                <w:sz w:val="22"/>
+                <w:rFonts w:ascii="Times New Roman" w:hAnsi="Times New Roman" w:eastAsia="Times New Roman" w:cs="Times New Roman"/>
+                <w:sz w:val="24"/>
               </w:rPr>
               <w:t>Trình bày được, còn lúng túng</w:t>
             </w:r>
@@ -7959,8 +7959,8 @@
             </w:pPr>
             <w:r>
               <w:rPr>
-                <w:rFonts w:ascii="Times New Roman" w:hAnsi="Times New Roman" w:eastAsia="Times New Roman"/>
-                <w:sz w:val="22"/>
+                <w:rFonts w:ascii="Times New Roman" w:hAnsi="Times New Roman" w:eastAsia="Times New Roman" w:cs="Times New Roman"/>
+                <w:sz w:val="24"/>
               </w:rPr>
               <w:t>Không trình bày được</w:t>
             </w:r>
@@ -7978,8 +7978,8 @@
             </w:pPr>
             <w:r>
               <w:rPr>
-                <w:rFonts w:ascii="Times New Roman" w:hAnsi="Times New Roman" w:eastAsia="Times New Roman"/>
-                <w:sz w:val="22"/>
+                <w:rFonts w:ascii="Times New Roman" w:hAnsi="Times New Roman" w:eastAsia="Times New Roman" w:cs="Times New Roman"/>
+                <w:sz w:val="24"/>
               </w:rPr>
               <w:t>1</w:t>
             </w:r>
@@ -7995,9 +7995,9 @@
       </w:pPr>
       <w:r>
         <w:rPr>
-          <w:rFonts w:ascii="Times New Roman" w:hAnsi="Times New Roman" w:eastAsia="Times New Roman"/>
+          <w:rFonts w:ascii="Times New Roman" w:hAnsi="Times New Roman" w:eastAsia="Times New Roman" w:cs="Times New Roman"/>
           <w:b/>
-          <w:sz w:val="26"/>
+          <w:sz w:val="24"/>
         </w:rPr>
         <w:t>Đánh giá đối với học sinh khuyết tật</w:t>
       </w:r>
@@ -8010,16 +8010,16 @@
       </w:pPr>
       <w:r>
         <w:rPr>
-          <w:rFonts w:ascii="Times New Roman" w:hAnsi="Times New Roman" w:eastAsia="Times New Roman"/>
-          <w:sz w:val="26"/>
+          <w:rFonts w:ascii="Times New Roman" w:hAnsi="Times New Roman" w:eastAsia="Times New Roman" w:cs="Times New Roman"/>
+          <w:sz w:val="24"/>
         </w:rPr>
         <w:t>-</w:t>
         <w:tab/>
       </w:r>
       <w:r>
         <w:rPr>
-          <w:rFonts w:ascii="Times New Roman" w:hAnsi="Times New Roman" w:eastAsia="Times New Roman"/>
-          <w:sz w:val="26"/>
+          <w:rFonts w:ascii="Times New Roman" w:hAnsi="Times New Roman" w:eastAsia="Times New Roman" w:cs="Times New Roman"/>
+          <w:sz w:val="24"/>
         </w:rPr>
         <w:t>Đánh giá thường xuyên qua phiếu học tập tại bàn, vấn đáp tại chỗ và phần việc được giao trong nhóm; tiêu chí đạt ở mức Nhận biết – Thông hiểu (Thông tư 22/2021/TT-BGDĐT).</w:t>
       </w:r>
@@ -8032,16 +8032,16 @@
       </w:pPr>
       <w:r>
         <w:rPr>
-          <w:rFonts w:ascii="Times New Roman" w:hAnsi="Times New Roman" w:eastAsia="Times New Roman"/>
-          <w:sz w:val="26"/>
+          <w:rFonts w:ascii="Times New Roman" w:hAnsi="Times New Roman" w:eastAsia="Times New Roman" w:cs="Times New Roman"/>
+          <w:sz w:val="24"/>
         </w:rPr>
         <w:t>-</w:t>
         <w:tab/>
       </w:r>
       <w:r>
         <w:rPr>
-          <w:rFonts w:ascii="Times New Roman" w:hAnsi="Times New Roman" w:eastAsia="Times New Roman"/>
-          <w:sz w:val="26"/>
+          <w:rFonts w:ascii="Times New Roman" w:hAnsi="Times New Roman" w:eastAsia="Times New Roman" w:cs="Times New Roman"/>
+          <w:sz w:val="24"/>
         </w:rPr>
         <w:t>Chấp nhận lời giải ngắn gọn, các bước bấm máy tính cầm tay ra kết quả đúng ở phép tính phức tạp; không đánh giá phần trình bày bảng.</w:t>
       </w:r>
@@ -8054,16 +8054,16 @@
       </w:pPr>
       <w:r>
         <w:rPr>
-          <w:rFonts w:ascii="Times New Roman" w:hAnsi="Times New Roman" w:eastAsia="Times New Roman"/>
-          <w:sz w:val="26"/>
+          <w:rFonts w:ascii="Times New Roman" w:hAnsi="Times New Roman" w:eastAsia="Times New Roman" w:cs="Times New Roman"/>
+          <w:sz w:val="24"/>
         </w:rPr>
         <w:t>-</w:t>
         <w:tab/>
       </w:r>
       <w:r>
         <w:rPr>
-          <w:rFonts w:ascii="Times New Roman" w:hAnsi="Times New Roman" w:eastAsia="Times New Roman"/>
-          <w:sz w:val="26"/>
+          <w:rFonts w:ascii="Times New Roman" w:hAnsi="Times New Roman" w:eastAsia="Times New Roman" w:cs="Times New Roman"/>
+          <w:sz w:val="24"/>
         </w:rPr>
         <w:t>Bài trắc nghiệm củng cố online: cho phép làm thêm 3 – 5 phút hoặc hoàn thành ở nhà nếu HS mệt; khi HS nghỉ học đi khám, tập vật lí trị liệu, GV gửi phiếu bài giảng và lời giải qua Zalo.</w:t>
       </w:r>
@@ -8075,9 +8075,9 @@
       </w:pPr>
       <w:r>
         <w:rPr>
-          <w:rFonts w:ascii="Times New Roman" w:hAnsi="Times New Roman" w:eastAsia="Times New Roman"/>
+          <w:rFonts w:ascii="Times New Roman" w:hAnsi="Times New Roman" w:eastAsia="Times New Roman" w:cs="Times New Roman"/>
           <w:b/>
-          <w:sz w:val="26"/>
+          <w:sz w:val="24"/>
         </w:rPr>
         <w:t>PHỤ LỤC: PHIẾU LUYỆN TẬP THEO CẤU TRÚC ĐỀ KIỂM TRA GIỮA KÌ I</w:t>
       </w:r>
@@ -8089,9 +8089,9 @@
       </w:pPr>
       <w:r>
         <w:rPr>
-          <w:rFonts w:ascii="Times New Roman" w:hAnsi="Times New Roman" w:eastAsia="Times New Roman"/>
+          <w:rFonts w:ascii="Times New Roman" w:hAnsi="Times New Roman" w:eastAsia="Times New Roman" w:cs="Times New Roman"/>
           <w:i/>
-          <w:sz w:val="26"/>
+          <w:sz w:val="24"/>
         </w:rPr>
         <w:t>(Phiếu gồm 8 câu Phần I, 1 câu Phần II, 4 câu Phần III, bám bản đặc tả đề kiểm tra giữa kì I năm học 2026 – 2027.)</w:t>
       </w:r>
@@ -8104,9 +8104,9 @@
       </w:pPr>
       <w:r>
         <w:rPr>
-          <w:rFonts w:ascii="Times New Roman" w:hAnsi="Times New Roman" w:eastAsia="Times New Roman"/>
+          <w:rFonts w:ascii="Times New Roman" w:hAnsi="Times New Roman" w:eastAsia="Times New Roman" w:cs="Times New Roman"/>
           <w:b/>
-          <w:sz w:val="26"/>
+          <w:sz w:val="24"/>
         </w:rPr>
         <w:t>PHẦN I. Câu trắc nghiệm nhiều phương án lựa chọn</w:t>
       </w:r>
@@ -8118,16 +8118,16 @@
       </w:pPr>
       <w:r>
         <w:rPr>
-          <w:rFonts w:ascii="Times New Roman" w:hAnsi="Times New Roman" w:eastAsia="Times New Roman"/>
+          <w:rFonts w:ascii="Times New Roman" w:hAnsi="Times New Roman" w:eastAsia="Times New Roman" w:cs="Times New Roman"/>
           <w:b/>
-          <w:sz w:val="26"/>
+          <w:sz w:val="24"/>
         </w:rPr>
         <w:t>Câu 1 (Bài 1 – Biết).</w:t>
       </w:r>
       <w:r>
         <w:rPr>
-          <w:rFonts w:ascii="Times New Roman" w:hAnsi="Times New Roman" w:eastAsia="Times New Roman"/>
-          <w:sz w:val="26"/>
+          <w:rFonts w:ascii="Times New Roman" w:hAnsi="Times New Roman" w:eastAsia="Times New Roman" w:cs="Times New Roman"/>
+          <w:sz w:val="24"/>
         </w:rPr>
         <w:t xml:space="preserve"> Hàm số </w:t>
       </w:r>
@@ -8165,8 +8165,8 @@
       </m:oMath>
       <w:r>
         <w:rPr>
-          <w:rFonts w:ascii="Times New Roman" w:hAnsi="Times New Roman" w:eastAsia="Times New Roman"/>
-          <w:sz w:val="26"/>
+          <w:rFonts w:ascii="Times New Roman" w:hAnsi="Times New Roman" w:eastAsia="Times New Roman" w:cs="Times New Roman"/>
+          <w:sz w:val="24"/>
         </w:rPr>
         <w:t xml:space="preserve"> nghịch biến trên khoảng nào dưới đây?</w:t>
       </w:r>
@@ -8195,10 +8195,10 @@
             </w:pPr>
             <w:r>
               <w:rPr>
-                <w:rFonts w:ascii="Times New Roman" w:hAnsi="Times New Roman" w:eastAsia="Times New Roman"/>
+                <w:rFonts w:ascii="Times New Roman" w:hAnsi="Times New Roman" w:eastAsia="Times New Roman" w:cs="Times New Roman"/>
                 <w:b/>
                 <w:color w:val="1F4E79"/>
-                <w:sz w:val="26"/>
+                <w:sz w:val="24"/>
               </w:rPr>
               <w:t xml:space="preserve">A. </w:t>
             </w:r>
@@ -8225,8 +8225,8 @@
             </m:oMath>
             <w:r>
               <w:rPr>
-                <w:rFonts w:ascii="Times New Roman" w:hAnsi="Times New Roman" w:eastAsia="Times New Roman"/>
-                <w:sz w:val="26"/>
+                <w:rFonts w:ascii="Times New Roman" w:hAnsi="Times New Roman" w:eastAsia="Times New Roman" w:cs="Times New Roman"/>
+                <w:sz w:val="24"/>
               </w:rPr>
               <w:t>.</w:t>
             </w:r>
@@ -8243,10 +8243,10 @@
             </w:pPr>
             <w:r>
               <w:rPr>
-                <w:rFonts w:ascii="Times New Roman" w:hAnsi="Times New Roman" w:eastAsia="Times New Roman"/>
+                <w:rFonts w:ascii="Times New Roman" w:hAnsi="Times New Roman" w:eastAsia="Times New Roman" w:cs="Times New Roman"/>
                 <w:b/>
                 <w:color w:val="1F4E79"/>
-                <w:sz w:val="26"/>
+                <w:sz w:val="24"/>
               </w:rPr>
               <w:t xml:space="preserve">B. </w:t>
             </w:r>
@@ -8270,8 +8270,8 @@
             </m:oMath>
             <w:r>
               <w:rPr>
-                <w:rFonts w:ascii="Times New Roman" w:hAnsi="Times New Roman" w:eastAsia="Times New Roman"/>
-                <w:sz w:val="26"/>
+                <w:rFonts w:ascii="Times New Roman" w:hAnsi="Times New Roman" w:eastAsia="Times New Roman" w:cs="Times New Roman"/>
+                <w:sz w:val="24"/>
               </w:rPr>
               <w:t>.</w:t>
             </w:r>
@@ -8288,10 +8288,10 @@
             </w:pPr>
             <w:r>
               <w:rPr>
-                <w:rFonts w:ascii="Times New Roman" w:hAnsi="Times New Roman" w:eastAsia="Times New Roman"/>
+                <w:rFonts w:ascii="Times New Roman" w:hAnsi="Times New Roman" w:eastAsia="Times New Roman" w:cs="Times New Roman"/>
                 <w:b/>
                 <w:color w:val="1F4E79"/>
-                <w:sz w:val="26"/>
+                <w:sz w:val="24"/>
               </w:rPr>
               <w:t xml:space="preserve">C. </w:t>
             </w:r>
@@ -8318,8 +8318,8 @@
             </m:oMath>
             <w:r>
               <w:rPr>
-                <w:rFonts w:ascii="Times New Roman" w:hAnsi="Times New Roman" w:eastAsia="Times New Roman"/>
-                <w:sz w:val="26"/>
+                <w:rFonts w:ascii="Times New Roman" w:hAnsi="Times New Roman" w:eastAsia="Times New Roman" w:cs="Times New Roman"/>
+                <w:sz w:val="24"/>
               </w:rPr>
               <w:t>.</w:t>
             </w:r>
@@ -8336,10 +8336,10 @@
             </w:pPr>
             <w:r>
               <w:rPr>
-                <w:rFonts w:ascii="Times New Roman" w:hAnsi="Times New Roman" w:eastAsia="Times New Roman"/>
+                <w:rFonts w:ascii="Times New Roman" w:hAnsi="Times New Roman" w:eastAsia="Times New Roman" w:cs="Times New Roman"/>
                 <w:b/>
                 <w:color w:val="1F4E79"/>
-                <w:sz w:val="26"/>
+                <w:sz w:val="24"/>
               </w:rPr>
               <w:t xml:space="preserve">D. </w:t>
             </w:r>
@@ -8366,8 +8366,8 @@
             </m:oMath>
             <w:r>
               <w:rPr>
-                <w:rFonts w:ascii="Times New Roman" w:hAnsi="Times New Roman" w:eastAsia="Times New Roman"/>
-                <w:sz w:val="26"/>
+                <w:rFonts w:ascii="Times New Roman" w:hAnsi="Times New Roman" w:eastAsia="Times New Roman" w:cs="Times New Roman"/>
+                <w:sz w:val="24"/>
               </w:rPr>
               <w:t>.</w:t>
             </w:r>
@@ -8382,16 +8382,16 @@
       </w:pPr>
       <w:r>
         <w:rPr>
-          <w:rFonts w:ascii="Times New Roman" w:hAnsi="Times New Roman" w:eastAsia="Times New Roman"/>
+          <w:rFonts w:ascii="Times New Roman" w:hAnsi="Times New Roman" w:eastAsia="Times New Roman" w:cs="Times New Roman"/>
           <w:b/>
-          <w:sz w:val="26"/>
+          <w:sz w:val="24"/>
         </w:rPr>
         <w:t>Câu 2 (Bài 1 – Biết).</w:t>
       </w:r>
       <w:r>
         <w:rPr>
-          <w:rFonts w:ascii="Times New Roman" w:hAnsi="Times New Roman" w:eastAsia="Times New Roman"/>
-          <w:sz w:val="26"/>
+          <w:rFonts w:ascii="Times New Roman" w:hAnsi="Times New Roman" w:eastAsia="Times New Roman" w:cs="Times New Roman"/>
+          <w:sz w:val="24"/>
         </w:rPr>
         <w:t xml:space="preserve"> Điểm cực đại của hàm số </w:t>
       </w:r>
@@ -8417,8 +8417,8 @@
       </m:oMath>
       <w:r>
         <w:rPr>
-          <w:rFonts w:ascii="Times New Roman" w:hAnsi="Times New Roman" w:eastAsia="Times New Roman"/>
-          <w:sz w:val="26"/>
+          <w:rFonts w:ascii="Times New Roman" w:hAnsi="Times New Roman" w:eastAsia="Times New Roman" w:cs="Times New Roman"/>
+          <w:sz w:val="24"/>
         </w:rPr>
         <w:t xml:space="preserve"> là</w:t>
       </w:r>
@@ -8447,10 +8447,10 @@
             </w:pPr>
             <w:r>
               <w:rPr>
-                <w:rFonts w:ascii="Times New Roman" w:hAnsi="Times New Roman" w:eastAsia="Times New Roman"/>
+                <w:rFonts w:ascii="Times New Roman" w:hAnsi="Times New Roman" w:eastAsia="Times New Roman" w:cs="Times New Roman"/>
                 <w:b/>
                 <w:color w:val="1F4E79"/>
-                <w:sz w:val="26"/>
+                <w:sz w:val="24"/>
               </w:rPr>
               <w:t xml:space="preserve">A. </w:t>
             </w:r>
@@ -8461,8 +8461,8 @@
             </m:oMath>
             <w:r>
               <w:rPr>
-                <w:rFonts w:ascii="Times New Roman" w:hAnsi="Times New Roman" w:eastAsia="Times New Roman"/>
-                <w:sz w:val="26"/>
+                <w:rFonts w:ascii="Times New Roman" w:hAnsi="Times New Roman" w:eastAsia="Times New Roman" w:cs="Times New Roman"/>
+                <w:sz w:val="24"/>
               </w:rPr>
               <w:t>.</w:t>
             </w:r>
@@ -8479,10 +8479,10 @@
             </w:pPr>
             <w:r>
               <w:rPr>
-                <w:rFonts w:ascii="Times New Roman" w:hAnsi="Times New Roman" w:eastAsia="Times New Roman"/>
+                <w:rFonts w:ascii="Times New Roman" w:hAnsi="Times New Roman" w:eastAsia="Times New Roman" w:cs="Times New Roman"/>
                 <w:b/>
                 <w:color w:val="1F4E79"/>
-                <w:sz w:val="26"/>
+                <w:sz w:val="24"/>
               </w:rPr>
               <w:t xml:space="preserve">B. </w:t>
             </w:r>
@@ -8493,8 +8493,8 @@
             </m:oMath>
             <w:r>
               <w:rPr>
-                <w:rFonts w:ascii="Times New Roman" w:hAnsi="Times New Roman" w:eastAsia="Times New Roman"/>
-                <w:sz w:val="26"/>
+                <w:rFonts w:ascii="Times New Roman" w:hAnsi="Times New Roman" w:eastAsia="Times New Roman" w:cs="Times New Roman"/>
+                <w:sz w:val="24"/>
               </w:rPr>
               <w:t>.</w:t>
             </w:r>
@@ -8511,10 +8511,10 @@
             </w:pPr>
             <w:r>
               <w:rPr>
-                <w:rFonts w:ascii="Times New Roman" w:hAnsi="Times New Roman" w:eastAsia="Times New Roman"/>
+                <w:rFonts w:ascii="Times New Roman" w:hAnsi="Times New Roman" w:eastAsia="Times New Roman" w:cs="Times New Roman"/>
                 <w:b/>
                 <w:color w:val="1F4E79"/>
-                <w:sz w:val="26"/>
+                <w:sz w:val="24"/>
               </w:rPr>
               <w:t xml:space="preserve">C. </w:t>
             </w:r>
@@ -8525,8 +8525,8 @@
             </m:oMath>
             <w:r>
               <w:rPr>
-                <w:rFonts w:ascii="Times New Roman" w:hAnsi="Times New Roman" w:eastAsia="Times New Roman"/>
-                <w:sz w:val="26"/>
+                <w:rFonts w:ascii="Times New Roman" w:hAnsi="Times New Roman" w:eastAsia="Times New Roman" w:cs="Times New Roman"/>
+                <w:sz w:val="24"/>
               </w:rPr>
               <w:t>.</w:t>
             </w:r>
@@ -8543,10 +8543,10 @@
             </w:pPr>
             <w:r>
               <w:rPr>
-                <w:rFonts w:ascii="Times New Roman" w:hAnsi="Times New Roman" w:eastAsia="Times New Roman"/>
+                <w:rFonts w:ascii="Times New Roman" w:hAnsi="Times New Roman" w:eastAsia="Times New Roman" w:cs="Times New Roman"/>
                 <w:b/>
                 <w:color w:val="1F4E79"/>
-                <w:sz w:val="26"/>
+                <w:sz w:val="24"/>
               </w:rPr>
               <w:t xml:space="preserve">D. </w:t>
             </w:r>
@@ -8557,8 +8557,8 @@
             </m:oMath>
             <w:r>
               <w:rPr>
-                <w:rFonts w:ascii="Times New Roman" w:hAnsi="Times New Roman" w:eastAsia="Times New Roman"/>
-                <w:sz w:val="26"/>
+                <w:rFonts w:ascii="Times New Roman" w:hAnsi="Times New Roman" w:eastAsia="Times New Roman" w:cs="Times New Roman"/>
+                <w:sz w:val="24"/>
               </w:rPr>
               <w:t>.</w:t>
             </w:r>
@@ -8573,16 +8573,16 @@
       </w:pPr>
       <w:r>
         <w:rPr>
-          <w:rFonts w:ascii="Times New Roman" w:hAnsi="Times New Roman" w:eastAsia="Times New Roman"/>
+          <w:rFonts w:ascii="Times New Roman" w:hAnsi="Times New Roman" w:eastAsia="Times New Roman" w:cs="Times New Roman"/>
           <w:b/>
-          <w:sz w:val="26"/>
+          <w:sz w:val="24"/>
         </w:rPr>
         <w:t>Câu 3 (Bài 2 – Biết).</w:t>
       </w:r>
       <w:r>
         <w:rPr>
-          <w:rFonts w:ascii="Times New Roman" w:hAnsi="Times New Roman" w:eastAsia="Times New Roman"/>
-          <w:sz w:val="26"/>
+          <w:rFonts w:ascii="Times New Roman" w:hAnsi="Times New Roman" w:eastAsia="Times New Roman" w:cs="Times New Roman"/>
+          <w:sz w:val="24"/>
         </w:rPr>
         <w:t xml:space="preserve"> Giá trị nhỏ nhất của hàm số </w:t>
       </w:r>
@@ -8623,8 +8623,8 @@
       </m:oMath>
       <w:r>
         <w:rPr>
-          <w:rFonts w:ascii="Times New Roman" w:hAnsi="Times New Roman" w:eastAsia="Times New Roman"/>
-          <w:sz w:val="26"/>
+          <w:rFonts w:ascii="Times New Roman" w:hAnsi="Times New Roman" w:eastAsia="Times New Roman" w:cs="Times New Roman"/>
+          <w:sz w:val="24"/>
         </w:rPr>
         <w:t xml:space="preserve"> trên đoạn </w:t>
       </w:r>
@@ -8650,8 +8650,8 @@
       </m:oMath>
       <w:r>
         <w:rPr>
-          <w:rFonts w:ascii="Times New Roman" w:hAnsi="Times New Roman" w:eastAsia="Times New Roman"/>
-          <w:sz w:val="26"/>
+          <w:rFonts w:ascii="Times New Roman" w:hAnsi="Times New Roman" w:eastAsia="Times New Roman" w:cs="Times New Roman"/>
+          <w:sz w:val="24"/>
         </w:rPr>
         <w:t xml:space="preserve"> là</w:t>
       </w:r>
@@ -8680,10 +8680,10 @@
             </w:pPr>
             <w:r>
               <w:rPr>
-                <w:rFonts w:ascii="Times New Roman" w:hAnsi="Times New Roman" w:eastAsia="Times New Roman"/>
+                <w:rFonts w:ascii="Times New Roman" w:hAnsi="Times New Roman" w:eastAsia="Times New Roman" w:cs="Times New Roman"/>
                 <w:b/>
                 <w:color w:val="1F4E79"/>
-                <w:sz w:val="26"/>
+                <w:sz w:val="24"/>
               </w:rPr>
               <w:t xml:space="preserve">A. </w:t>
             </w:r>
@@ -8694,8 +8694,8 @@
             </m:oMath>
             <w:r>
               <w:rPr>
-                <w:rFonts w:ascii="Times New Roman" w:hAnsi="Times New Roman" w:eastAsia="Times New Roman"/>
-                <w:sz w:val="26"/>
+                <w:rFonts w:ascii="Times New Roman" w:hAnsi="Times New Roman" w:eastAsia="Times New Roman" w:cs="Times New Roman"/>
+                <w:sz w:val="24"/>
               </w:rPr>
               <w:t>.</w:t>
             </w:r>
@@ -8712,10 +8712,10 @@
             </w:pPr>
             <w:r>
               <w:rPr>
-                <w:rFonts w:ascii="Times New Roman" w:hAnsi="Times New Roman" w:eastAsia="Times New Roman"/>
+                <w:rFonts w:ascii="Times New Roman" w:hAnsi="Times New Roman" w:eastAsia="Times New Roman" w:cs="Times New Roman"/>
                 <w:b/>
                 <w:color w:val="1F4E79"/>
-                <w:sz w:val="26"/>
+                <w:sz w:val="24"/>
               </w:rPr>
               <w:t xml:space="preserve">B. </w:t>
             </w:r>
@@ -8726,8 +8726,8 @@
             </m:oMath>
             <w:r>
               <w:rPr>
-                <w:rFonts w:ascii="Times New Roman" w:hAnsi="Times New Roman" w:eastAsia="Times New Roman"/>
-                <w:sz w:val="26"/>
+                <w:rFonts w:ascii="Times New Roman" w:hAnsi="Times New Roman" w:eastAsia="Times New Roman" w:cs="Times New Roman"/>
+                <w:sz w:val="24"/>
               </w:rPr>
               <w:t>.</w:t>
             </w:r>
@@ -8744,10 +8744,10 @@
             </w:pPr>
             <w:r>
               <w:rPr>
-                <w:rFonts w:ascii="Times New Roman" w:hAnsi="Times New Roman" w:eastAsia="Times New Roman"/>
+                <w:rFonts w:ascii="Times New Roman" w:hAnsi="Times New Roman" w:eastAsia="Times New Roman" w:cs="Times New Roman"/>
                 <w:b/>
                 <w:color w:val="1F4E79"/>
-                <w:sz w:val="26"/>
+                <w:sz w:val="24"/>
               </w:rPr>
               <w:t xml:space="preserve">C. </w:t>
             </w:r>
@@ -8758,8 +8758,8 @@
             </m:oMath>
             <w:r>
               <w:rPr>
-                <w:rFonts w:ascii="Times New Roman" w:hAnsi="Times New Roman" w:eastAsia="Times New Roman"/>
-                <w:sz w:val="26"/>
+                <w:rFonts w:ascii="Times New Roman" w:hAnsi="Times New Roman" w:eastAsia="Times New Roman" w:cs="Times New Roman"/>
+                <w:sz w:val="24"/>
               </w:rPr>
               <w:t>.</w:t>
             </w:r>
@@ -8776,10 +8776,10 @@
             </w:pPr>
             <w:r>
               <w:rPr>
-                <w:rFonts w:ascii="Times New Roman" w:hAnsi="Times New Roman" w:eastAsia="Times New Roman"/>
+                <w:rFonts w:ascii="Times New Roman" w:hAnsi="Times New Roman" w:eastAsia="Times New Roman" w:cs="Times New Roman"/>
                 <w:b/>
                 <w:color w:val="1F4E79"/>
-                <w:sz w:val="26"/>
+                <w:sz w:val="24"/>
               </w:rPr>
               <w:t xml:space="preserve">D. </w:t>
             </w:r>
@@ -8790,8 +8790,8 @@
             </m:oMath>
             <w:r>
               <w:rPr>
-                <w:rFonts w:ascii="Times New Roman" w:hAnsi="Times New Roman" w:eastAsia="Times New Roman"/>
-                <w:sz w:val="26"/>
+                <w:rFonts w:ascii="Times New Roman" w:hAnsi="Times New Roman" w:eastAsia="Times New Roman" w:cs="Times New Roman"/>
+                <w:sz w:val="24"/>
               </w:rPr>
               <w:t>.</w:t>
             </w:r>
@@ -8806,16 +8806,16 @@
       </w:pPr>
       <w:r>
         <w:rPr>
-          <w:rFonts w:ascii="Times New Roman" w:hAnsi="Times New Roman" w:eastAsia="Times New Roman"/>
+          <w:rFonts w:ascii="Times New Roman" w:hAnsi="Times New Roman" w:eastAsia="Times New Roman" w:cs="Times New Roman"/>
           <w:b/>
-          <w:sz w:val="26"/>
+          <w:sz w:val="24"/>
         </w:rPr>
         <w:t>Câu 4 (Bài 3 – Biết).</w:t>
       </w:r>
       <w:r>
         <w:rPr>
-          <w:rFonts w:ascii="Times New Roman" w:hAnsi="Times New Roman" w:eastAsia="Times New Roman"/>
-          <w:sz w:val="26"/>
+          <w:rFonts w:ascii="Times New Roman" w:hAnsi="Times New Roman" w:eastAsia="Times New Roman" w:cs="Times New Roman"/>
+          <w:sz w:val="24"/>
         </w:rPr>
         <w:t xml:space="preserve"> Tiệm cận đứng của đồ thị hàm số </w:t>
       </w:r>
@@ -8841,8 +8841,8 @@
       </m:oMath>
       <w:r>
         <w:rPr>
-          <w:rFonts w:ascii="Times New Roman" w:hAnsi="Times New Roman" w:eastAsia="Times New Roman"/>
-          <w:sz w:val="26"/>
+          <w:rFonts w:ascii="Times New Roman" w:hAnsi="Times New Roman" w:eastAsia="Times New Roman" w:cs="Times New Roman"/>
+          <w:sz w:val="24"/>
         </w:rPr>
         <w:t xml:space="preserve"> là đường thẳng</w:t>
       </w:r>
@@ -8871,10 +8871,10 @@
             </w:pPr>
             <w:r>
               <w:rPr>
-                <w:rFonts w:ascii="Times New Roman" w:hAnsi="Times New Roman" w:eastAsia="Times New Roman"/>
+                <w:rFonts w:ascii="Times New Roman" w:hAnsi="Times New Roman" w:eastAsia="Times New Roman" w:cs="Times New Roman"/>
                 <w:b/>
                 <w:color w:val="1F4E79"/>
-                <w:sz w:val="26"/>
+                <w:sz w:val="24"/>
               </w:rPr>
               <w:t xml:space="preserve">A. </w:t>
             </w:r>
@@ -8885,8 +8885,8 @@
             </m:oMath>
             <w:r>
               <w:rPr>
-                <w:rFonts w:ascii="Times New Roman" w:hAnsi="Times New Roman" w:eastAsia="Times New Roman"/>
-                <w:sz w:val="26"/>
+                <w:rFonts w:ascii="Times New Roman" w:hAnsi="Times New Roman" w:eastAsia="Times New Roman" w:cs="Times New Roman"/>
+                <w:sz w:val="24"/>
               </w:rPr>
               <w:t>.</w:t>
             </w:r>
@@ -8903,10 +8903,10 @@
             </w:pPr>
             <w:r>
               <w:rPr>
-                <w:rFonts w:ascii="Times New Roman" w:hAnsi="Times New Roman" w:eastAsia="Times New Roman"/>
+                <w:rFonts w:ascii="Times New Roman" w:hAnsi="Times New Roman" w:eastAsia="Times New Roman" w:cs="Times New Roman"/>
                 <w:b/>
                 <w:color w:val="1F4E79"/>
-                <w:sz w:val="26"/>
+                <w:sz w:val="24"/>
               </w:rPr>
               <w:t xml:space="preserve">B. </w:t>
             </w:r>
@@ -8917,8 +8917,8 @@
             </m:oMath>
             <w:r>
               <w:rPr>
-                <w:rFonts w:ascii="Times New Roman" w:hAnsi="Times New Roman" w:eastAsia="Times New Roman"/>
-                <w:sz w:val="26"/>
+                <w:rFonts w:ascii="Times New Roman" w:hAnsi="Times New Roman" w:eastAsia="Times New Roman" w:cs="Times New Roman"/>
+                <w:sz w:val="24"/>
               </w:rPr>
               <w:t>.</w:t>
             </w:r>
@@ -8935,10 +8935,10 @@
             </w:pPr>
             <w:r>
               <w:rPr>
-                <w:rFonts w:ascii="Times New Roman" w:hAnsi="Times New Roman" w:eastAsia="Times New Roman"/>
+                <w:rFonts w:ascii="Times New Roman" w:hAnsi="Times New Roman" w:eastAsia="Times New Roman" w:cs="Times New Roman"/>
                 <w:b/>
                 <w:color w:val="1F4E79"/>
-                <w:sz w:val="26"/>
+                <w:sz w:val="24"/>
               </w:rPr>
               <w:t xml:space="preserve">C. </w:t>
             </w:r>
@@ -8964,8 +8964,8 @@
             </m:oMath>
             <w:r>
               <w:rPr>
-                <w:rFonts w:ascii="Times New Roman" w:hAnsi="Times New Roman" w:eastAsia="Times New Roman"/>
-                <w:sz w:val="26"/>
+                <w:rFonts w:ascii="Times New Roman" w:hAnsi="Times New Roman" w:eastAsia="Times New Roman" w:cs="Times New Roman"/>
+                <w:sz w:val="24"/>
               </w:rPr>
               <w:t>.</w:t>
             </w:r>
@@ -8982,10 +8982,10 @@
             </w:pPr>
             <w:r>
               <w:rPr>
-                <w:rFonts w:ascii="Times New Roman" w:hAnsi="Times New Roman" w:eastAsia="Times New Roman"/>
+                <w:rFonts w:ascii="Times New Roman" w:hAnsi="Times New Roman" w:eastAsia="Times New Roman" w:cs="Times New Roman"/>
                 <w:b/>
                 <w:color w:val="1F4E79"/>
-                <w:sz w:val="26"/>
+                <w:sz w:val="24"/>
               </w:rPr>
               <w:t xml:space="preserve">D. </w:t>
             </w:r>
@@ -8996,8 +8996,8 @@
             </m:oMath>
             <w:r>
               <w:rPr>
-                <w:rFonts w:ascii="Times New Roman" w:hAnsi="Times New Roman" w:eastAsia="Times New Roman"/>
-                <w:sz w:val="26"/>
+                <w:rFonts w:ascii="Times New Roman" w:hAnsi="Times New Roman" w:eastAsia="Times New Roman" w:cs="Times New Roman"/>
+                <w:sz w:val="24"/>
               </w:rPr>
               <w:t>.</w:t>
             </w:r>
@@ -9012,16 +9012,16 @@
       </w:pPr>
       <w:r>
         <w:rPr>
-          <w:rFonts w:ascii="Times New Roman" w:hAnsi="Times New Roman" w:eastAsia="Times New Roman"/>
+          <w:rFonts w:ascii="Times New Roman" w:hAnsi="Times New Roman" w:eastAsia="Times New Roman" w:cs="Times New Roman"/>
           <w:b/>
-          <w:sz w:val="26"/>
+          <w:sz w:val="24"/>
         </w:rPr>
         <w:t>Câu 5 (Bài 3 – Hiểu).</w:t>
       </w:r>
       <w:r>
         <w:rPr>
-          <w:rFonts w:ascii="Times New Roman" w:hAnsi="Times New Roman" w:eastAsia="Times New Roman"/>
-          <w:sz w:val="26"/>
+          <w:rFonts w:ascii="Times New Roman" w:hAnsi="Times New Roman" w:eastAsia="Times New Roman" w:cs="Times New Roman"/>
+          <w:sz w:val="24"/>
         </w:rPr>
         <w:t xml:space="preserve"> Đồ thị hàm số </w:t>
       </w:r>
@@ -9059,8 +9059,8 @@
       </m:oMath>
       <w:r>
         <w:rPr>
-          <w:rFonts w:ascii="Times New Roman" w:hAnsi="Times New Roman" w:eastAsia="Times New Roman"/>
-          <w:sz w:val="26"/>
+          <w:rFonts w:ascii="Times New Roman" w:hAnsi="Times New Roman" w:eastAsia="Times New Roman" w:cs="Times New Roman"/>
+          <w:sz w:val="24"/>
         </w:rPr>
         <w:t xml:space="preserve"> có bao nhiêu đường tiệm cận (đứng và ngang)?</w:t>
       </w:r>
@@ -9089,10 +9089,10 @@
             </w:pPr>
             <w:r>
               <w:rPr>
-                <w:rFonts w:ascii="Times New Roman" w:hAnsi="Times New Roman" w:eastAsia="Times New Roman"/>
+                <w:rFonts w:ascii="Times New Roman" w:hAnsi="Times New Roman" w:eastAsia="Times New Roman" w:cs="Times New Roman"/>
                 <w:b/>
                 <w:color w:val="1F4E79"/>
-                <w:sz w:val="26"/>
+                <w:sz w:val="24"/>
               </w:rPr>
               <w:t xml:space="preserve">A. </w:t>
             </w:r>
@@ -9103,8 +9103,8 @@
             </m:oMath>
             <w:r>
               <w:rPr>
-                <w:rFonts w:ascii="Times New Roman" w:hAnsi="Times New Roman" w:eastAsia="Times New Roman"/>
-                <w:sz w:val="26"/>
+                <w:rFonts w:ascii="Times New Roman" w:hAnsi="Times New Roman" w:eastAsia="Times New Roman" w:cs="Times New Roman"/>
+                <w:sz w:val="24"/>
               </w:rPr>
               <w:t>.</w:t>
             </w:r>
@@ -9121,10 +9121,10 @@
             </w:pPr>
             <w:r>
               <w:rPr>
-                <w:rFonts w:ascii="Times New Roman" w:hAnsi="Times New Roman" w:eastAsia="Times New Roman"/>
+                <w:rFonts w:ascii="Times New Roman" w:hAnsi="Times New Roman" w:eastAsia="Times New Roman" w:cs="Times New Roman"/>
                 <w:b/>
                 <w:color w:val="1F4E79"/>
-                <w:sz w:val="26"/>
+                <w:sz w:val="24"/>
               </w:rPr>
               <w:t xml:space="preserve">B. </w:t>
             </w:r>
@@ -9135,8 +9135,8 @@
             </m:oMath>
             <w:r>
               <w:rPr>
-                <w:rFonts w:ascii="Times New Roman" w:hAnsi="Times New Roman" w:eastAsia="Times New Roman"/>
-                <w:sz w:val="26"/>
+                <w:rFonts w:ascii="Times New Roman" w:hAnsi="Times New Roman" w:eastAsia="Times New Roman" w:cs="Times New Roman"/>
+                <w:sz w:val="24"/>
               </w:rPr>
               <w:t>.</w:t>
             </w:r>
@@ -9153,10 +9153,10 @@
             </w:pPr>
             <w:r>
               <w:rPr>
-                <w:rFonts w:ascii="Times New Roman" w:hAnsi="Times New Roman" w:eastAsia="Times New Roman"/>
+                <w:rFonts w:ascii="Times New Roman" w:hAnsi="Times New Roman" w:eastAsia="Times New Roman" w:cs="Times New Roman"/>
                 <w:b/>
                 <w:color w:val="1F4E79"/>
-                <w:sz w:val="26"/>
+                <w:sz w:val="24"/>
               </w:rPr>
               <w:t xml:space="preserve">C. </w:t>
             </w:r>
@@ -9167,8 +9167,8 @@
             </m:oMath>
             <w:r>
               <w:rPr>
-                <w:rFonts w:ascii="Times New Roman" w:hAnsi="Times New Roman" w:eastAsia="Times New Roman"/>
-                <w:sz w:val="26"/>
+                <w:rFonts w:ascii="Times New Roman" w:hAnsi="Times New Roman" w:eastAsia="Times New Roman" w:cs="Times New Roman"/>
+                <w:sz w:val="24"/>
               </w:rPr>
               <w:t>.</w:t>
             </w:r>
@@ -9185,10 +9185,10 @@
             </w:pPr>
             <w:r>
               <w:rPr>
-                <w:rFonts w:ascii="Times New Roman" w:hAnsi="Times New Roman" w:eastAsia="Times New Roman"/>
+                <w:rFonts w:ascii="Times New Roman" w:hAnsi="Times New Roman" w:eastAsia="Times New Roman" w:cs="Times New Roman"/>
                 <w:b/>
                 <w:color w:val="1F4E79"/>
-                <w:sz w:val="26"/>
+                <w:sz w:val="24"/>
               </w:rPr>
               <w:t xml:space="preserve">D. </w:t>
             </w:r>
@@ -9199,8 +9199,8 @@
             </m:oMath>
             <w:r>
               <w:rPr>
-                <w:rFonts w:ascii="Times New Roman" w:hAnsi="Times New Roman" w:eastAsia="Times New Roman"/>
-                <w:sz w:val="26"/>
+                <w:rFonts w:ascii="Times New Roman" w:hAnsi="Times New Roman" w:eastAsia="Times New Roman" w:cs="Times New Roman"/>
+                <w:sz w:val="24"/>
               </w:rPr>
               <w:t>.</w:t>
             </w:r>
@@ -9215,16 +9215,16 @@
       </w:pPr>
       <w:r>
         <w:rPr>
-          <w:rFonts w:ascii="Times New Roman" w:hAnsi="Times New Roman" w:eastAsia="Times New Roman"/>
+          <w:rFonts w:ascii="Times New Roman" w:hAnsi="Times New Roman" w:eastAsia="Times New Roman" w:cs="Times New Roman"/>
           <w:b/>
-          <w:sz w:val="26"/>
+          <w:sz w:val="24"/>
         </w:rPr>
         <w:t>Câu 6 (Bài 4 – Biết).</w:t>
       </w:r>
       <w:r>
         <w:rPr>
-          <w:rFonts w:ascii="Times New Roman" w:hAnsi="Times New Roman" w:eastAsia="Times New Roman"/>
-          <w:sz w:val="26"/>
+          <w:rFonts w:ascii="Times New Roman" w:hAnsi="Times New Roman" w:eastAsia="Times New Roman" w:cs="Times New Roman"/>
+          <w:sz w:val="24"/>
         </w:rPr>
         <w:t xml:space="preserve"> Đồ thị hàm số </w:t>
       </w:r>
@@ -9250,8 +9250,8 @@
       </m:oMath>
       <w:r>
         <w:rPr>
-          <w:rFonts w:ascii="Times New Roman" w:hAnsi="Times New Roman" w:eastAsia="Times New Roman"/>
-          <w:sz w:val="26"/>
+          <w:rFonts w:ascii="Times New Roman" w:hAnsi="Times New Roman" w:eastAsia="Times New Roman" w:cs="Times New Roman"/>
+          <w:sz w:val="24"/>
         </w:rPr>
         <w:t xml:space="preserve"> cắt trục tung tại điểm</w:t>
       </w:r>
@@ -9280,10 +9280,10 @@
             </w:pPr>
             <w:r>
               <w:rPr>
-                <w:rFonts w:ascii="Times New Roman" w:hAnsi="Times New Roman" w:eastAsia="Times New Roman"/>
+                <w:rFonts w:ascii="Times New Roman" w:hAnsi="Times New Roman" w:eastAsia="Times New Roman" w:cs="Times New Roman"/>
                 <w:b/>
                 <w:color w:val="1F4E79"/>
-                <w:sz w:val="26"/>
+                <w:sz w:val="24"/>
               </w:rPr>
               <w:t xml:space="preserve">A. </w:t>
             </w:r>
@@ -9310,8 +9310,8 @@
             </m:oMath>
             <w:r>
               <w:rPr>
-                <w:rFonts w:ascii="Times New Roman" w:hAnsi="Times New Roman" w:eastAsia="Times New Roman"/>
-                <w:sz w:val="26"/>
+                <w:rFonts w:ascii="Times New Roman" w:hAnsi="Times New Roman" w:eastAsia="Times New Roman" w:cs="Times New Roman"/>
+                <w:sz w:val="24"/>
               </w:rPr>
               <w:t>.</w:t>
             </w:r>
@@ -9328,10 +9328,10 @@
             </w:pPr>
             <w:r>
               <w:rPr>
-                <w:rFonts w:ascii="Times New Roman" w:hAnsi="Times New Roman" w:eastAsia="Times New Roman"/>
+                <w:rFonts w:ascii="Times New Roman" w:hAnsi="Times New Roman" w:eastAsia="Times New Roman" w:cs="Times New Roman"/>
                 <w:b/>
                 <w:color w:val="1F4E79"/>
-                <w:sz w:val="26"/>
+                <w:sz w:val="24"/>
               </w:rPr>
               <w:t xml:space="preserve">B. </w:t>
             </w:r>
@@ -9355,8 +9355,8 @@
             </m:oMath>
             <w:r>
               <w:rPr>
-                <w:rFonts w:ascii="Times New Roman" w:hAnsi="Times New Roman" w:eastAsia="Times New Roman"/>
-                <w:sz w:val="26"/>
+                <w:rFonts w:ascii="Times New Roman" w:hAnsi="Times New Roman" w:eastAsia="Times New Roman" w:cs="Times New Roman"/>
+                <w:sz w:val="24"/>
               </w:rPr>
               <w:t>.</w:t>
             </w:r>
@@ -9373,10 +9373,10 @@
             </w:pPr>
             <w:r>
               <w:rPr>
-                <w:rFonts w:ascii="Times New Roman" w:hAnsi="Times New Roman" w:eastAsia="Times New Roman"/>
+                <w:rFonts w:ascii="Times New Roman" w:hAnsi="Times New Roman" w:eastAsia="Times New Roman" w:cs="Times New Roman"/>
                 <w:b/>
                 <w:color w:val="1F4E79"/>
-                <w:sz w:val="26"/>
+                <w:sz w:val="24"/>
               </w:rPr>
               <w:t xml:space="preserve">C. </w:t>
             </w:r>
@@ -9400,8 +9400,8 @@
             </m:oMath>
             <w:r>
               <w:rPr>
-                <w:rFonts w:ascii="Times New Roman" w:hAnsi="Times New Roman" w:eastAsia="Times New Roman"/>
-                <w:sz w:val="26"/>
+                <w:rFonts w:ascii="Times New Roman" w:hAnsi="Times New Roman" w:eastAsia="Times New Roman" w:cs="Times New Roman"/>
+                <w:sz w:val="24"/>
               </w:rPr>
               <w:t>.</w:t>
             </w:r>
@@ -9418,10 +9418,10 @@
             </w:pPr>
             <w:r>
               <w:rPr>
-                <w:rFonts w:ascii="Times New Roman" w:hAnsi="Times New Roman" w:eastAsia="Times New Roman"/>
+                <w:rFonts w:ascii="Times New Roman" w:hAnsi="Times New Roman" w:eastAsia="Times New Roman" w:cs="Times New Roman"/>
                 <w:b/>
                 <w:color w:val="1F4E79"/>
-                <w:sz w:val="26"/>
+                <w:sz w:val="24"/>
               </w:rPr>
               <w:t xml:space="preserve">D. </w:t>
             </w:r>
@@ -9448,8 +9448,8 @@
             </m:oMath>
             <w:r>
               <w:rPr>
-                <w:rFonts w:ascii="Times New Roman" w:hAnsi="Times New Roman" w:eastAsia="Times New Roman"/>
-                <w:sz w:val="26"/>
+                <w:rFonts w:ascii="Times New Roman" w:hAnsi="Times New Roman" w:eastAsia="Times New Roman" w:cs="Times New Roman"/>
+                <w:sz w:val="24"/>
               </w:rPr>
               <w:t>.</w:t>
             </w:r>
@@ -9464,16 +9464,16 @@
       </w:pPr>
       <w:r>
         <w:rPr>
-          <w:rFonts w:ascii="Times New Roman" w:hAnsi="Times New Roman" w:eastAsia="Times New Roman"/>
+          <w:rFonts w:ascii="Times New Roman" w:hAnsi="Times New Roman" w:eastAsia="Times New Roman" w:cs="Times New Roman"/>
           <w:b/>
-          <w:sz w:val="26"/>
+          <w:sz w:val="24"/>
         </w:rPr>
         <w:t>Câu 7 (Bài 4 – Hiểu).</w:t>
       </w:r>
       <w:r>
         <w:rPr>
-          <w:rFonts w:ascii="Times New Roman" w:hAnsi="Times New Roman" w:eastAsia="Times New Roman"/>
-          <w:sz w:val="26"/>
+          <w:rFonts w:ascii="Times New Roman" w:hAnsi="Times New Roman" w:eastAsia="Times New Roman" w:cs="Times New Roman"/>
+          <w:sz w:val="24"/>
         </w:rPr>
         <w:t xml:space="preserve"> Tâm đối xứng của đồ thị hàm số </w:t>
       </w:r>
@@ -9514,8 +9514,8 @@
       </m:oMath>
       <w:r>
         <w:rPr>
-          <w:rFonts w:ascii="Times New Roman" w:hAnsi="Times New Roman" w:eastAsia="Times New Roman"/>
-          <w:sz w:val="26"/>
+          <w:rFonts w:ascii="Times New Roman" w:hAnsi="Times New Roman" w:eastAsia="Times New Roman" w:cs="Times New Roman"/>
+          <w:sz w:val="24"/>
         </w:rPr>
         <w:t xml:space="preserve"> là điểm</w:t>
       </w:r>
@@ -9544,10 +9544,10 @@
             </w:pPr>
             <w:r>
               <w:rPr>
-                <w:rFonts w:ascii="Times New Roman" w:hAnsi="Times New Roman" w:eastAsia="Times New Roman"/>
+                <w:rFonts w:ascii="Times New Roman" w:hAnsi="Times New Roman" w:eastAsia="Times New Roman" w:cs="Times New Roman"/>
                 <w:b/>
                 <w:color w:val="1F4E79"/>
-                <w:sz w:val="26"/>
+                <w:sz w:val="24"/>
               </w:rPr>
               <w:t xml:space="preserve">A. </w:t>
             </w:r>
@@ -9564,8 +9564,8 @@
             </m:oMath>
             <w:r>
               <w:rPr>
-                <w:rFonts w:ascii="Times New Roman" w:hAnsi="Times New Roman" w:eastAsia="Times New Roman"/>
-                <w:sz w:val="26"/>
+                <w:rFonts w:ascii="Times New Roman" w:hAnsi="Times New Roman" w:eastAsia="Times New Roman" w:cs="Times New Roman"/>
+                <w:sz w:val="24"/>
               </w:rPr>
               <w:t>.</w:t>
             </w:r>
@@ -9582,10 +9582,10 @@
             </w:pPr>
             <w:r>
               <w:rPr>
-                <w:rFonts w:ascii="Times New Roman" w:hAnsi="Times New Roman" w:eastAsia="Times New Roman"/>
+                <w:rFonts w:ascii="Times New Roman" w:hAnsi="Times New Roman" w:eastAsia="Times New Roman" w:cs="Times New Roman"/>
                 <w:b/>
                 <w:color w:val="1F4E79"/>
-                <w:sz w:val="26"/>
+                <w:sz w:val="24"/>
               </w:rPr>
               <w:t xml:space="preserve">B. </w:t>
             </w:r>
@@ -9596,8 +9596,8 @@
             </m:oMath>
             <w:r>
               <w:rPr>
-                <w:rFonts w:ascii="Times New Roman" w:hAnsi="Times New Roman" w:eastAsia="Times New Roman"/>
-                <w:sz w:val="26"/>
+                <w:rFonts w:ascii="Times New Roman" w:hAnsi="Times New Roman" w:eastAsia="Times New Roman" w:cs="Times New Roman"/>
+                <w:sz w:val="24"/>
               </w:rPr>
               <w:t>.</w:t>
             </w:r>
@@ -9614,10 +9614,10 @@
             </w:pPr>
             <w:r>
               <w:rPr>
-                <w:rFonts w:ascii="Times New Roman" w:hAnsi="Times New Roman" w:eastAsia="Times New Roman"/>
+                <w:rFonts w:ascii="Times New Roman" w:hAnsi="Times New Roman" w:eastAsia="Times New Roman" w:cs="Times New Roman"/>
                 <w:b/>
                 <w:color w:val="1F4E79"/>
-                <w:sz w:val="26"/>
+                <w:sz w:val="24"/>
               </w:rPr>
               <w:t xml:space="preserve">C. </w:t>
             </w:r>
@@ -9628,8 +9628,8 @@
             </m:oMath>
             <w:r>
               <w:rPr>
-                <w:rFonts w:ascii="Times New Roman" w:hAnsi="Times New Roman" w:eastAsia="Times New Roman"/>
-                <w:sz w:val="26"/>
+                <w:rFonts w:ascii="Times New Roman" w:hAnsi="Times New Roman" w:eastAsia="Times New Roman" w:cs="Times New Roman"/>
+                <w:sz w:val="24"/>
               </w:rPr>
               <w:t>.</w:t>
             </w:r>
@@ -9646,10 +9646,10 @@
             </w:pPr>
             <w:r>
               <w:rPr>
-                <w:rFonts w:ascii="Times New Roman" w:hAnsi="Times New Roman" w:eastAsia="Times New Roman"/>
+                <w:rFonts w:ascii="Times New Roman" w:hAnsi="Times New Roman" w:eastAsia="Times New Roman" w:cs="Times New Roman"/>
                 <w:b/>
                 <w:color w:val="1F4E79"/>
-                <w:sz w:val="26"/>
+                <w:sz w:val="24"/>
               </w:rPr>
               <w:t xml:space="preserve">D. </w:t>
             </w:r>
@@ -9660,8 +9660,8 @@
             </m:oMath>
             <w:r>
               <w:rPr>
-                <w:rFonts w:ascii="Times New Roman" w:hAnsi="Times New Roman" w:eastAsia="Times New Roman"/>
-                <w:sz w:val="26"/>
+                <w:rFonts w:ascii="Times New Roman" w:hAnsi="Times New Roman" w:eastAsia="Times New Roman" w:cs="Times New Roman"/>
+                <w:sz w:val="24"/>
               </w:rPr>
               <w:t>.</w:t>
             </w:r>
@@ -9676,16 +9676,16 @@
       </w:pPr>
       <w:r>
         <w:rPr>
-          <w:rFonts w:ascii="Times New Roman" w:hAnsi="Times New Roman" w:eastAsia="Times New Roman"/>
+          <w:rFonts w:ascii="Times New Roman" w:hAnsi="Times New Roman" w:eastAsia="Times New Roman" w:cs="Times New Roman"/>
           <w:b/>
-          <w:sz w:val="26"/>
+          <w:sz w:val="24"/>
         </w:rPr>
         <w:t>Câu 8 (Bài 5 – Hiểu).</w:t>
       </w:r>
       <w:r>
         <w:rPr>
-          <w:rFonts w:ascii="Times New Roman" w:hAnsi="Times New Roman" w:eastAsia="Times New Roman"/>
-          <w:sz w:val="26"/>
+          <w:rFonts w:ascii="Times New Roman" w:hAnsi="Times New Roman" w:eastAsia="Times New Roman" w:cs="Times New Roman"/>
+          <w:sz w:val="24"/>
         </w:rPr>
         <w:t xml:space="preserve"> Một chất điểm chuyển động theo phương trình </w:t>
       </w:r>
@@ -9726,8 +9726,8 @@
       </m:oMath>
       <w:r>
         <w:rPr>
-          <w:rFonts w:ascii="Times New Roman" w:hAnsi="Times New Roman" w:eastAsia="Times New Roman"/>
-          <w:sz w:val="26"/>
+          <w:rFonts w:ascii="Times New Roman" w:hAnsi="Times New Roman" w:eastAsia="Times New Roman" w:cs="Times New Roman"/>
+          <w:sz w:val="24"/>
         </w:rPr>
         <w:t xml:space="preserve"> (</w:t>
       </w:r>
@@ -9738,8 +9738,8 @@
       </m:oMath>
       <w:r>
         <w:rPr>
-          <w:rFonts w:ascii="Times New Roman" w:hAnsi="Times New Roman" w:eastAsia="Times New Roman"/>
-          <w:sz w:val="26"/>
+          <w:rFonts w:ascii="Times New Roman" w:hAnsi="Times New Roman" w:eastAsia="Times New Roman" w:cs="Times New Roman"/>
+          <w:sz w:val="24"/>
         </w:rPr>
         <w:t xml:space="preserve"> tính bằng mét, </w:t>
       </w:r>
@@ -9750,8 +9750,8 @@
       </m:oMath>
       <w:r>
         <w:rPr>
-          <w:rFonts w:ascii="Times New Roman" w:hAnsi="Times New Roman" w:eastAsia="Times New Roman"/>
-          <w:sz w:val="26"/>
+          <w:rFonts w:ascii="Times New Roman" w:hAnsi="Times New Roman" w:eastAsia="Times New Roman" w:cs="Times New Roman"/>
+          <w:sz w:val="24"/>
         </w:rPr>
         <w:t xml:space="preserve"> tính bằng giây). Vận tốc của chất điểm tại thời điểm </w:t>
       </w:r>
@@ -9762,8 +9762,8 @@
       </m:oMath>
       <w:r>
         <w:rPr>
-          <w:rFonts w:ascii="Times New Roman" w:hAnsi="Times New Roman" w:eastAsia="Times New Roman"/>
-          <w:sz w:val="26"/>
+          <w:rFonts w:ascii="Times New Roman" w:hAnsi="Times New Roman" w:eastAsia="Times New Roman" w:cs="Times New Roman"/>
+          <w:sz w:val="24"/>
         </w:rPr>
         <w:t xml:space="preserve"> là</w:t>
       </w:r>
@@ -9792,10 +9792,10 @@
             </w:pPr>
             <w:r>
               <w:rPr>
-                <w:rFonts w:ascii="Times New Roman" w:hAnsi="Times New Roman" w:eastAsia="Times New Roman"/>
+                <w:rFonts w:ascii="Times New Roman" w:hAnsi="Times New Roman" w:eastAsia="Times New Roman" w:cs="Times New Roman"/>
                 <w:b/>
                 <w:color w:val="1F4E79"/>
-                <w:sz w:val="26"/>
+                <w:sz w:val="24"/>
               </w:rPr>
               <w:t xml:space="preserve">A. </w:t>
             </w:r>
@@ -9806,8 +9806,8 @@
             </m:oMath>
             <w:r>
               <w:rPr>
-                <w:rFonts w:ascii="Times New Roman" w:hAnsi="Times New Roman" w:eastAsia="Times New Roman"/>
-                <w:sz w:val="26"/>
+                <w:rFonts w:ascii="Times New Roman" w:hAnsi="Times New Roman" w:eastAsia="Times New Roman" w:cs="Times New Roman"/>
+                <w:sz w:val="24"/>
               </w:rPr>
               <w:t xml:space="preserve"> m/s.</w:t>
             </w:r>
@@ -9824,10 +9824,10 @@
             </w:pPr>
             <w:r>
               <w:rPr>
-                <w:rFonts w:ascii="Times New Roman" w:hAnsi="Times New Roman" w:eastAsia="Times New Roman"/>
+                <w:rFonts w:ascii="Times New Roman" w:hAnsi="Times New Roman" w:eastAsia="Times New Roman" w:cs="Times New Roman"/>
                 <w:b/>
                 <w:color w:val="1F4E79"/>
-                <w:sz w:val="26"/>
+                <w:sz w:val="24"/>
               </w:rPr>
               <w:t xml:space="preserve">B. </w:t>
             </w:r>
@@ -9838,8 +9838,8 @@
             </m:oMath>
             <w:r>
               <w:rPr>
-                <w:rFonts w:ascii="Times New Roman" w:hAnsi="Times New Roman" w:eastAsia="Times New Roman"/>
-                <w:sz w:val="26"/>
+                <w:rFonts w:ascii="Times New Roman" w:hAnsi="Times New Roman" w:eastAsia="Times New Roman" w:cs="Times New Roman"/>
+                <w:sz w:val="24"/>
               </w:rPr>
               <w:t xml:space="preserve"> m/s.</w:t>
             </w:r>
@@ -9856,10 +9856,10 @@
             </w:pPr>
             <w:r>
               <w:rPr>
-                <w:rFonts w:ascii="Times New Roman" w:hAnsi="Times New Roman" w:eastAsia="Times New Roman"/>
+                <w:rFonts w:ascii="Times New Roman" w:hAnsi="Times New Roman" w:eastAsia="Times New Roman" w:cs="Times New Roman"/>
                 <w:b/>
                 <w:color w:val="1F4E79"/>
-                <w:sz w:val="26"/>
+                <w:sz w:val="24"/>
               </w:rPr>
               <w:t xml:space="preserve">C. </w:t>
             </w:r>
@@ -9870,8 +9870,8 @@
             </m:oMath>
             <w:r>
               <w:rPr>
-                <w:rFonts w:ascii="Times New Roman" w:hAnsi="Times New Roman" w:eastAsia="Times New Roman"/>
-                <w:sz w:val="26"/>
+                <w:rFonts w:ascii="Times New Roman" w:hAnsi="Times New Roman" w:eastAsia="Times New Roman" w:cs="Times New Roman"/>
+                <w:sz w:val="24"/>
               </w:rPr>
               <w:t xml:space="preserve"> m/s.</w:t>
             </w:r>
@@ -9888,10 +9888,10 @@
             </w:pPr>
             <w:r>
               <w:rPr>
-                <w:rFonts w:ascii="Times New Roman" w:hAnsi="Times New Roman" w:eastAsia="Times New Roman"/>
+                <w:rFonts w:ascii="Times New Roman" w:hAnsi="Times New Roman" w:eastAsia="Times New Roman" w:cs="Times New Roman"/>
                 <w:b/>
                 <w:color w:val="1F4E79"/>
-                <w:sz w:val="26"/>
+                <w:sz w:val="24"/>
               </w:rPr>
               <w:t xml:space="preserve">D. </w:t>
             </w:r>
@@ -9902,8 +9902,8 @@
             </m:oMath>
             <w:r>
               <w:rPr>
-                <w:rFonts w:ascii="Times New Roman" w:hAnsi="Times New Roman" w:eastAsia="Times New Roman"/>
-                <w:sz w:val="26"/>
+                <w:rFonts w:ascii="Times New Roman" w:hAnsi="Times New Roman" w:eastAsia="Times New Roman" w:cs="Times New Roman"/>
+                <w:sz w:val="24"/>
               </w:rPr>
               <w:t xml:space="preserve"> m/s.</w:t>
             </w:r>
@@ -9919,9 +9919,9 @@
       </w:pPr>
       <w:r>
         <w:rPr>
-          <w:rFonts w:ascii="Times New Roman" w:hAnsi="Times New Roman" w:eastAsia="Times New Roman"/>
+          <w:rFonts w:ascii="Times New Roman" w:hAnsi="Times New Roman" w:eastAsia="Times New Roman" w:cs="Times New Roman"/>
           <w:b/>
-          <w:sz w:val="26"/>
+          <w:sz w:val="24"/>
         </w:rPr>
         <w:t>PHẦN II. Câu trắc nghiệm đúng sai</w:t>
       </w:r>
@@ -9933,16 +9933,16 @@
       </w:pPr>
       <w:r>
         <w:rPr>
-          <w:rFonts w:ascii="Times New Roman" w:hAnsi="Times New Roman" w:eastAsia="Times New Roman"/>
+          <w:rFonts w:ascii="Times New Roman" w:hAnsi="Times New Roman" w:eastAsia="Times New Roman" w:cs="Times New Roman"/>
           <w:b/>
-          <w:sz w:val="26"/>
+          <w:sz w:val="24"/>
         </w:rPr>
         <w:t>Câu 9.</w:t>
       </w:r>
       <w:r>
         <w:rPr>
-          <w:rFonts w:ascii="Times New Roman" w:hAnsi="Times New Roman" w:eastAsia="Times New Roman"/>
-          <w:sz w:val="26"/>
+          <w:rFonts w:ascii="Times New Roman" w:hAnsi="Times New Roman" w:eastAsia="Times New Roman" w:cs="Times New Roman"/>
+          <w:sz w:val="24"/>
         </w:rPr>
         <w:t xml:space="preserve"> Cho hàm số </w:t>
       </w:r>
@@ -9983,8 +9983,8 @@
       </m:oMath>
       <w:r>
         <w:rPr>
-          <w:rFonts w:ascii="Times New Roman" w:hAnsi="Times New Roman" w:eastAsia="Times New Roman"/>
-          <w:sz w:val="26"/>
+          <w:rFonts w:ascii="Times New Roman" w:hAnsi="Times New Roman" w:eastAsia="Times New Roman" w:cs="Times New Roman"/>
+          <w:sz w:val="24"/>
         </w:rPr>
         <w:t>. Xét tính đúng, sai của các khẳng định sau:</w:t>
       </w:r>
@@ -9996,8 +9996,8 @@
       </w:pPr>
       <w:r>
         <w:rPr>
-          <w:rFonts w:ascii="Times New Roman" w:hAnsi="Times New Roman" w:eastAsia="Times New Roman"/>
-          <w:sz w:val="26"/>
+          <w:rFonts w:ascii="Times New Roman" w:hAnsi="Times New Roman" w:eastAsia="Times New Roman" w:cs="Times New Roman"/>
+          <w:sz w:val="24"/>
         </w:rPr>
         <w:t xml:space="preserve">a) </w:t>
       </w:r>
@@ -10035,8 +10035,8 @@
       </m:oMath>
       <w:r>
         <w:rPr>
-          <w:rFonts w:ascii="Times New Roman" w:hAnsi="Times New Roman" w:eastAsia="Times New Roman"/>
-          <w:sz w:val="26"/>
+          <w:rFonts w:ascii="Times New Roman" w:hAnsi="Times New Roman" w:eastAsia="Times New Roman" w:cs="Times New Roman"/>
+          <w:sz w:val="24"/>
         </w:rPr>
         <w:t>.</w:t>
       </w:r>
@@ -10048,8 +10048,8 @@
       </w:pPr>
       <w:r>
         <w:rPr>
-          <w:rFonts w:ascii="Times New Roman" w:hAnsi="Times New Roman" w:eastAsia="Times New Roman"/>
-          <w:sz w:val="26"/>
+          <w:rFonts w:ascii="Times New Roman" w:hAnsi="Times New Roman" w:eastAsia="Times New Roman" w:cs="Times New Roman"/>
+          <w:sz w:val="24"/>
         </w:rPr>
         <w:t xml:space="preserve">b) Hàm số đồng biến trên khoảng </w:t>
       </w:r>
@@ -10073,8 +10073,8 @@
       </m:oMath>
       <w:r>
         <w:rPr>
-          <w:rFonts w:ascii="Times New Roman" w:hAnsi="Times New Roman" w:eastAsia="Times New Roman"/>
-          <w:sz w:val="26"/>
+          <w:rFonts w:ascii="Times New Roman" w:hAnsi="Times New Roman" w:eastAsia="Times New Roman" w:cs="Times New Roman"/>
+          <w:sz w:val="24"/>
         </w:rPr>
         <w:t>.</w:t>
       </w:r>
@@ -10086,8 +10086,8 @@
       </w:pPr>
       <w:r>
         <w:rPr>
-          <w:rFonts w:ascii="Times New Roman" w:hAnsi="Times New Roman" w:eastAsia="Times New Roman"/>
-          <w:sz w:val="26"/>
+          <w:rFonts w:ascii="Times New Roman" w:hAnsi="Times New Roman" w:eastAsia="Times New Roman" w:cs="Times New Roman"/>
+          <w:sz w:val="24"/>
         </w:rPr>
         <w:t xml:space="preserve">c) Giá trị cực đại của hàm số bằng </w:t>
       </w:r>
@@ -10098,8 +10098,8 @@
       </m:oMath>
       <w:r>
         <w:rPr>
-          <w:rFonts w:ascii="Times New Roman" w:hAnsi="Times New Roman" w:eastAsia="Times New Roman"/>
-          <w:sz w:val="26"/>
+          <w:rFonts w:ascii="Times New Roman" w:hAnsi="Times New Roman" w:eastAsia="Times New Roman" w:cs="Times New Roman"/>
+          <w:sz w:val="24"/>
         </w:rPr>
         <w:t>.</w:t>
       </w:r>
@@ -10111,8 +10111,8 @@
       </w:pPr>
       <w:r>
         <w:rPr>
-          <w:rFonts w:ascii="Times New Roman" w:hAnsi="Times New Roman" w:eastAsia="Times New Roman"/>
-          <w:sz w:val="26"/>
+          <w:rFonts w:ascii="Times New Roman" w:hAnsi="Times New Roman" w:eastAsia="Times New Roman" w:cs="Times New Roman"/>
+          <w:sz w:val="24"/>
         </w:rPr>
         <w:t xml:space="preserve">d) Giá trị nhỏ nhất của hàm số trên đoạn </w:t>
       </w:r>
@@ -10141,8 +10141,8 @@
       </m:oMath>
       <w:r>
         <w:rPr>
-          <w:rFonts w:ascii="Times New Roman" w:hAnsi="Times New Roman" w:eastAsia="Times New Roman"/>
-          <w:sz w:val="26"/>
+          <w:rFonts w:ascii="Times New Roman" w:hAnsi="Times New Roman" w:eastAsia="Times New Roman" w:cs="Times New Roman"/>
+          <w:sz w:val="24"/>
         </w:rPr>
         <w:t xml:space="preserve"> bằng </w:t>
       </w:r>
@@ -10153,8 +10153,8 @@
       </m:oMath>
       <w:r>
         <w:rPr>
-          <w:rFonts w:ascii="Times New Roman" w:hAnsi="Times New Roman" w:eastAsia="Times New Roman"/>
-          <w:sz w:val="26"/>
+          <w:rFonts w:ascii="Times New Roman" w:hAnsi="Times New Roman" w:eastAsia="Times New Roman" w:cs="Times New Roman"/>
+          <w:sz w:val="24"/>
         </w:rPr>
         <w:t>.</w:t>
       </w:r>
@@ -10167,9 +10167,9 @@
       </w:pPr>
       <w:r>
         <w:rPr>
-          <w:rFonts w:ascii="Times New Roman" w:hAnsi="Times New Roman" w:eastAsia="Times New Roman"/>
+          <w:rFonts w:ascii="Times New Roman" w:hAnsi="Times New Roman" w:eastAsia="Times New Roman" w:cs="Times New Roman"/>
           <w:b/>
-          <w:sz w:val="26"/>
+          <w:sz w:val="24"/>
         </w:rPr>
         <w:t>PHẦN III. Câu trắc nghiệm trả lời ngắn</w:t>
       </w:r>
@@ -10181,16 +10181,16 @@
       </w:pPr>
       <w:r>
         <w:rPr>
-          <w:rFonts w:ascii="Times New Roman" w:hAnsi="Times New Roman" w:eastAsia="Times New Roman"/>
+          <w:rFonts w:ascii="Times New Roman" w:hAnsi="Times New Roman" w:eastAsia="Times New Roman" w:cs="Times New Roman"/>
           <w:b/>
-          <w:sz w:val="26"/>
+          <w:sz w:val="24"/>
         </w:rPr>
         <w:t>Câu 10.</w:t>
       </w:r>
       <w:r>
         <w:rPr>
-          <w:rFonts w:ascii="Times New Roman" w:hAnsi="Times New Roman" w:eastAsia="Times New Roman"/>
-          <w:sz w:val="26"/>
+          <w:rFonts w:ascii="Times New Roman" w:hAnsi="Times New Roman" w:eastAsia="Times New Roman" w:cs="Times New Roman"/>
+          <w:sz w:val="24"/>
         </w:rPr>
         <w:t xml:space="preserve"> Đồ thị hàm số </w:t>
       </w:r>
@@ -10231,8 +10231,8 @@
       </m:oMath>
       <w:r>
         <w:rPr>
-          <w:rFonts w:ascii="Times New Roman" w:hAnsi="Times New Roman" w:eastAsia="Times New Roman"/>
-          <w:sz w:val="26"/>
+          <w:rFonts w:ascii="Times New Roman" w:hAnsi="Times New Roman" w:eastAsia="Times New Roman" w:cs="Times New Roman"/>
+          <w:sz w:val="24"/>
         </w:rPr>
         <w:t xml:space="preserve"> có tiệm cận xiên </w:t>
       </w:r>
@@ -10243,8 +10243,8 @@
       </m:oMath>
       <w:r>
         <w:rPr>
-          <w:rFonts w:ascii="Times New Roman" w:hAnsi="Times New Roman" w:eastAsia="Times New Roman"/>
-          <w:sz w:val="26"/>
+          <w:rFonts w:ascii="Times New Roman" w:hAnsi="Times New Roman" w:eastAsia="Times New Roman" w:cs="Times New Roman"/>
+          <w:sz w:val="24"/>
         </w:rPr>
         <w:t xml:space="preserve">. Tính </w:t>
       </w:r>
@@ -10255,8 +10255,8 @@
       </m:oMath>
       <w:r>
         <w:rPr>
-          <w:rFonts w:ascii="Times New Roman" w:hAnsi="Times New Roman" w:eastAsia="Times New Roman"/>
-          <w:sz w:val="26"/>
+          <w:rFonts w:ascii="Times New Roman" w:hAnsi="Times New Roman" w:eastAsia="Times New Roman" w:cs="Times New Roman"/>
+          <w:sz w:val="24"/>
         </w:rPr>
         <w:t>.</w:t>
       </w:r>
@@ -10268,16 +10268,16 @@
       </w:pPr>
       <w:r>
         <w:rPr>
-          <w:rFonts w:ascii="Times New Roman" w:hAnsi="Times New Roman" w:eastAsia="Times New Roman"/>
+          <w:rFonts w:ascii="Times New Roman" w:hAnsi="Times New Roman" w:eastAsia="Times New Roman" w:cs="Times New Roman"/>
           <w:b/>
-          <w:sz w:val="26"/>
+          <w:sz w:val="24"/>
         </w:rPr>
         <w:t>Câu 11.</w:t>
       </w:r>
       <w:r>
         <w:rPr>
-          <w:rFonts w:ascii="Times New Roman" w:hAnsi="Times New Roman" w:eastAsia="Times New Roman"/>
-          <w:sz w:val="26"/>
+          <w:rFonts w:ascii="Times New Roman" w:hAnsi="Times New Roman" w:eastAsia="Times New Roman" w:cs="Times New Roman"/>
+          <w:sz w:val="24"/>
         </w:rPr>
         <w:t xml:space="preserve"> Tìm giá trị lớn nhất của hàm số </w:t>
       </w:r>
@@ -10303,8 +10303,8 @@
       </m:oMath>
       <w:r>
         <w:rPr>
-          <w:rFonts w:ascii="Times New Roman" w:hAnsi="Times New Roman" w:eastAsia="Times New Roman"/>
-          <w:sz w:val="26"/>
+          <w:rFonts w:ascii="Times New Roman" w:hAnsi="Times New Roman" w:eastAsia="Times New Roman" w:cs="Times New Roman"/>
+          <w:sz w:val="24"/>
         </w:rPr>
         <w:t xml:space="preserve"> trên đoạn </w:t>
       </w:r>
@@ -10330,8 +10330,8 @@
       </m:oMath>
       <w:r>
         <w:rPr>
-          <w:rFonts w:ascii="Times New Roman" w:hAnsi="Times New Roman" w:eastAsia="Times New Roman"/>
-          <w:sz w:val="26"/>
+          <w:rFonts w:ascii="Times New Roman" w:hAnsi="Times New Roman" w:eastAsia="Times New Roman" w:cs="Times New Roman"/>
+          <w:sz w:val="24"/>
         </w:rPr>
         <w:t>.</w:t>
       </w:r>
@@ -10343,16 +10343,16 @@
       </w:pPr>
       <w:r>
         <w:rPr>
-          <w:rFonts w:ascii="Times New Roman" w:hAnsi="Times New Roman" w:eastAsia="Times New Roman"/>
+          <w:rFonts w:ascii="Times New Roman" w:hAnsi="Times New Roman" w:eastAsia="Times New Roman" w:cs="Times New Roman"/>
           <w:b/>
-          <w:sz w:val="26"/>
+          <w:sz w:val="24"/>
         </w:rPr>
         <w:t>Câu 12.</w:t>
       </w:r>
       <w:r>
         <w:rPr>
-          <w:rFonts w:ascii="Times New Roman" w:hAnsi="Times New Roman" w:eastAsia="Times New Roman"/>
-          <w:sz w:val="26"/>
+          <w:rFonts w:ascii="Times New Roman" w:hAnsi="Times New Roman" w:eastAsia="Times New Roman" w:cs="Times New Roman"/>
+          <w:sz w:val="24"/>
         </w:rPr>
         <w:t xml:space="preserve"> Bác An có </w:t>
       </w:r>
@@ -10363,8 +10363,8 @@
       </m:oMath>
       <w:r>
         <w:rPr>
-          <w:rFonts w:ascii="Times New Roman" w:hAnsi="Times New Roman" w:eastAsia="Times New Roman"/>
-          <w:sz w:val="26"/>
+          <w:rFonts w:ascii="Times New Roman" w:hAnsi="Times New Roman" w:eastAsia="Times New Roman" w:cs="Times New Roman"/>
+          <w:sz w:val="24"/>
         </w:rPr>
         <w:t xml:space="preserve"> m lưới để rào một mảnh vườn hình chữ nhật trồng rau, một cạnh dựa vào bức tường có sẵn (không phải rào). Diện tích lớn nhất của mảnh vườn là bao nhiêu mét vuông?</w:t>
       </w:r>
@@ -10376,16 +10376,16 @@
       </w:pPr>
       <w:r>
         <w:rPr>
-          <w:rFonts w:ascii="Times New Roman" w:hAnsi="Times New Roman" w:eastAsia="Times New Roman"/>
+          <w:rFonts w:ascii="Times New Roman" w:hAnsi="Times New Roman" w:eastAsia="Times New Roman" w:cs="Times New Roman"/>
           <w:b/>
-          <w:sz w:val="26"/>
+          <w:sz w:val="24"/>
         </w:rPr>
         <w:t>Câu 13.</w:t>
       </w:r>
       <w:r>
         <w:rPr>
-          <w:rFonts w:ascii="Times New Roman" w:hAnsi="Times New Roman" w:eastAsia="Times New Roman"/>
-          <w:sz w:val="26"/>
+          <w:rFonts w:ascii="Times New Roman" w:hAnsi="Times New Roman" w:eastAsia="Times New Roman" w:cs="Times New Roman"/>
+          <w:sz w:val="24"/>
         </w:rPr>
         <w:t xml:space="preserve"> Có bao nhiêu giá trị nguyên của tham số </w:t>
       </w:r>
@@ -10396,8 +10396,8 @@
       </m:oMath>
       <w:r>
         <w:rPr>
-          <w:rFonts w:ascii="Times New Roman" w:hAnsi="Times New Roman" w:eastAsia="Times New Roman"/>
-          <w:sz w:val="26"/>
+          <w:rFonts w:ascii="Times New Roman" w:hAnsi="Times New Roman" w:eastAsia="Times New Roman" w:cs="Times New Roman"/>
+          <w:sz w:val="24"/>
         </w:rPr>
         <w:t xml:space="preserve"> thuộc đoạn </w:t>
       </w:r>
@@ -10426,8 +10426,8 @@
       </m:oMath>
       <w:r>
         <w:rPr>
-          <w:rFonts w:ascii="Times New Roman" w:hAnsi="Times New Roman" w:eastAsia="Times New Roman"/>
-          <w:sz w:val="26"/>
+          <w:rFonts w:ascii="Times New Roman" w:hAnsi="Times New Roman" w:eastAsia="Times New Roman" w:cs="Times New Roman"/>
+          <w:sz w:val="24"/>
         </w:rPr>
         <w:t xml:space="preserve"> để hàm số </w:t>
       </w:r>
@@ -10468,8 +10468,8 @@
       </m:oMath>
       <w:r>
         <w:rPr>
-          <w:rFonts w:ascii="Times New Roman" w:hAnsi="Times New Roman" w:eastAsia="Times New Roman"/>
-          <w:sz w:val="26"/>
+          <w:rFonts w:ascii="Times New Roman" w:hAnsi="Times New Roman" w:eastAsia="Times New Roman" w:cs="Times New Roman"/>
+          <w:sz w:val="24"/>
         </w:rPr>
         <w:t xml:space="preserve"> đồng biến trên </w:t>
       </w:r>
@@ -10480,8 +10480,8 @@
       </m:oMath>
       <w:r>
         <w:rPr>
-          <w:rFonts w:ascii="Times New Roman" w:hAnsi="Times New Roman" w:eastAsia="Times New Roman"/>
-          <w:sz w:val="26"/>
+          <w:rFonts w:ascii="Times New Roman" w:hAnsi="Times New Roman" w:eastAsia="Times New Roman" w:cs="Times New Roman"/>
+          <w:sz w:val="24"/>
         </w:rPr>
         <w:t>?</w:t>
       </w:r>
@@ -10493,9 +10493,9 @@
       </w:pPr>
       <w:r>
         <w:rPr>
-          <w:rFonts w:ascii="Times New Roman" w:hAnsi="Times New Roman" w:eastAsia="Times New Roman"/>
+          <w:rFonts w:ascii="Times New Roman" w:hAnsi="Times New Roman" w:eastAsia="Times New Roman" w:cs="Times New Roman"/>
           <w:b/>
-          <w:sz w:val="26"/>
+          <w:sz w:val="24"/>
         </w:rPr>
         <w:t>Đáp án và lời giải (dành cho GV)</w:t>
       </w:r>
@@ -10507,16 +10507,16 @@
       </w:pPr>
       <w:r>
         <w:rPr>
-          <w:rFonts w:ascii="Times New Roman" w:hAnsi="Times New Roman" w:eastAsia="Times New Roman"/>
+          <w:rFonts w:ascii="Times New Roman" w:hAnsi="Times New Roman" w:eastAsia="Times New Roman" w:cs="Times New Roman"/>
           <w:b/>
-          <w:sz w:val="26"/>
+          <w:sz w:val="24"/>
         </w:rPr>
         <w:t>Phần I:</w:t>
       </w:r>
       <w:r>
         <w:rPr>
-          <w:rFonts w:ascii="Times New Roman" w:hAnsi="Times New Roman" w:eastAsia="Times New Roman"/>
-          <w:sz w:val="26"/>
+          <w:rFonts w:ascii="Times New Roman" w:hAnsi="Times New Roman" w:eastAsia="Times New Roman" w:cs="Times New Roman"/>
+          <w:sz w:val="24"/>
         </w:rPr>
         <w:t xml:space="preserve"> 1 – B; 2 – C; 3 – A; 4 – D; 5 – B; 6 – A; 7 – C; 8 – D.</w:t>
       </w:r>
@@ -10528,8 +10528,8 @@
       </w:pPr>
       <w:r>
         <w:rPr>
-          <w:rFonts w:ascii="Times New Roman" w:hAnsi="Times New Roman" w:eastAsia="Times New Roman"/>
-          <w:sz w:val="26"/>
+          <w:rFonts w:ascii="Times New Roman" w:hAnsi="Times New Roman" w:eastAsia="Times New Roman" w:cs="Times New Roman"/>
+          <w:sz w:val="24"/>
         </w:rPr>
         <w:t xml:space="preserve">Câu 1: </w:t>
       </w:r>
@@ -10552,8 +10552,8 @@
       </m:oMath>
       <w:r>
         <w:rPr>
-          <w:rFonts w:ascii="Times New Roman" w:hAnsi="Times New Roman" w:eastAsia="Times New Roman"/>
-          <w:sz w:val="26"/>
+          <w:rFonts w:ascii="Times New Roman" w:hAnsi="Times New Roman" w:eastAsia="Times New Roman" w:cs="Times New Roman"/>
+          <w:sz w:val="24"/>
         </w:rPr>
         <w:t xml:space="preserve">. Câu 2: </w:t>
       </w:r>
@@ -10591,8 +10591,8 @@
       </m:oMath>
       <w:r>
         <w:rPr>
-          <w:rFonts w:ascii="Times New Roman" w:hAnsi="Times New Roman" w:eastAsia="Times New Roman"/>
-          <w:sz w:val="26"/>
+          <w:rFonts w:ascii="Times New Roman" w:hAnsi="Times New Roman" w:eastAsia="Times New Roman" w:cs="Times New Roman"/>
+          <w:sz w:val="24"/>
         </w:rPr>
         <w:t xml:space="preserve">; </w:t>
       </w:r>
@@ -10621,8 +10621,8 @@
       </m:oMath>
       <w:r>
         <w:rPr>
-          <w:rFonts w:ascii="Times New Roman" w:hAnsi="Times New Roman" w:eastAsia="Times New Roman"/>
-          <w:sz w:val="26"/>
+          <w:rFonts w:ascii="Times New Roman" w:hAnsi="Times New Roman" w:eastAsia="Times New Roman" w:cs="Times New Roman"/>
+          <w:sz w:val="24"/>
         </w:rPr>
         <w:t xml:space="preserve"> nên </w:t>
       </w:r>
@@ -10633,8 +10633,8 @@
       </m:oMath>
       <w:r>
         <w:rPr>
-          <w:rFonts w:ascii="Times New Roman" w:hAnsi="Times New Roman" w:eastAsia="Times New Roman"/>
-          <w:sz w:val="26"/>
+          <w:rFonts w:ascii="Times New Roman" w:hAnsi="Times New Roman" w:eastAsia="Times New Roman" w:cs="Times New Roman"/>
+          <w:sz w:val="24"/>
         </w:rPr>
         <w:t xml:space="preserve"> là điểm cực đại (</w:t>
       </w:r>
@@ -10657,8 +10657,8 @@
       </m:oMath>
       <w:r>
         <w:rPr>
-          <w:rFonts w:ascii="Times New Roman" w:hAnsi="Times New Roman" w:eastAsia="Times New Roman"/>
-          <w:sz w:val="26"/>
+          <w:rFonts w:ascii="Times New Roman" w:hAnsi="Times New Roman" w:eastAsia="Times New Roman" w:cs="Times New Roman"/>
+          <w:sz w:val="24"/>
         </w:rPr>
         <w:t xml:space="preserve"> – phương án nhiễu "</w:t>
       </w:r>
@@ -10669,8 +10669,8 @@
       </m:oMath>
       <w:r>
         <w:rPr>
-          <w:rFonts w:ascii="Times New Roman" w:hAnsi="Times New Roman" w:eastAsia="Times New Roman"/>
-          <w:sz w:val="26"/>
+          <w:rFonts w:ascii="Times New Roman" w:hAnsi="Times New Roman" w:eastAsia="Times New Roman" w:cs="Times New Roman"/>
+          <w:sz w:val="24"/>
         </w:rPr>
         <w:t xml:space="preserve">" do nhầm điểm cực đại với giá trị cực đại). Câu 3: </w:t>
       </w:r>
@@ -10681,8 +10681,8 @@
       </m:oMath>
       <w:r>
         <w:rPr>
-          <w:rFonts w:ascii="Times New Roman" w:hAnsi="Times New Roman" w:eastAsia="Times New Roman"/>
-          <w:sz w:val="26"/>
+          <w:rFonts w:ascii="Times New Roman" w:hAnsi="Times New Roman" w:eastAsia="Times New Roman" w:cs="Times New Roman"/>
+          <w:sz w:val="24"/>
         </w:rPr>
         <w:t xml:space="preserve">, </w:t>
       </w:r>
@@ -10693,8 +10693,8 @@
       </m:oMath>
       <w:r>
         <w:rPr>
-          <w:rFonts w:ascii="Times New Roman" w:hAnsi="Times New Roman" w:eastAsia="Times New Roman"/>
-          <w:sz w:val="26"/>
+          <w:rFonts w:ascii="Times New Roman" w:hAnsi="Times New Roman" w:eastAsia="Times New Roman" w:cs="Times New Roman"/>
+          <w:sz w:val="24"/>
         </w:rPr>
         <w:t xml:space="preserve">, </w:t>
       </w:r>
@@ -10705,8 +10705,8 @@
       </m:oMath>
       <w:r>
         <w:rPr>
-          <w:rFonts w:ascii="Times New Roman" w:hAnsi="Times New Roman" w:eastAsia="Times New Roman"/>
-          <w:sz w:val="26"/>
+          <w:rFonts w:ascii="Times New Roman" w:hAnsi="Times New Roman" w:eastAsia="Times New Roman" w:cs="Times New Roman"/>
+          <w:sz w:val="24"/>
         </w:rPr>
         <w:t xml:space="preserve">. Câu 4: </w:t>
       </w:r>
@@ -10717,8 +10717,8 @@
       </m:oMath>
       <w:r>
         <w:rPr>
-          <w:rFonts w:ascii="Times New Roman" w:hAnsi="Times New Roman" w:eastAsia="Times New Roman"/>
-          <w:sz w:val="26"/>
+          <w:rFonts w:ascii="Times New Roman" w:hAnsi="Times New Roman" w:eastAsia="Times New Roman" w:cs="Times New Roman"/>
+          <w:sz w:val="24"/>
         </w:rPr>
         <w:t xml:space="preserve">. Câu 5: </w:t>
       </w:r>
@@ -10744,8 +10744,8 @@
       </m:oMath>
       <w:r>
         <w:rPr>
-          <w:rFonts w:ascii="Times New Roman" w:hAnsi="Times New Roman" w:eastAsia="Times New Roman"/>
-          <w:sz w:val="26"/>
+          <w:rFonts w:ascii="Times New Roman" w:hAnsi="Times New Roman" w:eastAsia="Times New Roman" w:cs="Times New Roman"/>
+          <w:sz w:val="24"/>
         </w:rPr>
         <w:t xml:space="preserve"> với </w:t>
       </w:r>
@@ -10756,8 +10756,8 @@
       </m:oMath>
       <w:r>
         <w:rPr>
-          <w:rFonts w:ascii="Times New Roman" w:hAnsi="Times New Roman" w:eastAsia="Times New Roman"/>
-          <w:sz w:val="26"/>
+          <w:rFonts w:ascii="Times New Roman" w:hAnsi="Times New Roman" w:eastAsia="Times New Roman" w:cs="Times New Roman"/>
+          <w:sz w:val="24"/>
         </w:rPr>
         <w:t xml:space="preserve">; </w:t>
       </w:r>
@@ -10795,8 +10795,8 @@
       </m:oMath>
       <w:r>
         <w:rPr>
-          <w:rFonts w:ascii="Times New Roman" w:hAnsi="Times New Roman" w:eastAsia="Times New Roman"/>
-          <w:sz w:val="26"/>
+          <w:rFonts w:ascii="Times New Roman" w:hAnsi="Times New Roman" w:eastAsia="Times New Roman" w:cs="Times New Roman"/>
+          <w:sz w:val="24"/>
         </w:rPr>
         <w:t xml:space="preserve"> hữu hạn nên </w:t>
       </w:r>
@@ -10807,8 +10807,8 @@
       </m:oMath>
       <w:r>
         <w:rPr>
-          <w:rFonts w:ascii="Times New Roman" w:hAnsi="Times New Roman" w:eastAsia="Times New Roman"/>
-          <w:sz w:val="26"/>
+          <w:rFonts w:ascii="Times New Roman" w:hAnsi="Times New Roman" w:eastAsia="Times New Roman" w:cs="Times New Roman"/>
+          <w:sz w:val="24"/>
         </w:rPr>
         <w:t xml:space="preserve"> không là tiệm cận đứng; có tiệm cận đứng </w:t>
       </w:r>
@@ -10819,8 +10819,8 @@
       </m:oMath>
       <w:r>
         <w:rPr>
-          <w:rFonts w:ascii="Times New Roman" w:hAnsi="Times New Roman" w:eastAsia="Times New Roman"/>
-          <w:sz w:val="26"/>
+          <w:rFonts w:ascii="Times New Roman" w:hAnsi="Times New Roman" w:eastAsia="Times New Roman" w:cs="Times New Roman"/>
+          <w:sz w:val="24"/>
         </w:rPr>
         <w:t xml:space="preserve"> và tiệm cận ngang </w:t>
       </w:r>
@@ -10831,8 +10831,8 @@
       </m:oMath>
       <w:r>
         <w:rPr>
-          <w:rFonts w:ascii="Times New Roman" w:hAnsi="Times New Roman" w:eastAsia="Times New Roman"/>
-          <w:sz w:val="26"/>
+          <w:rFonts w:ascii="Times New Roman" w:hAnsi="Times New Roman" w:eastAsia="Times New Roman" w:cs="Times New Roman"/>
+          <w:sz w:val="24"/>
         </w:rPr>
         <w:t xml:space="preserve">: 2 đường. Câu 6: </w:t>
       </w:r>
@@ -10843,8 +10843,8 @@
       </m:oMath>
       <w:r>
         <w:rPr>
-          <w:rFonts w:ascii="Times New Roman" w:hAnsi="Times New Roman" w:eastAsia="Times New Roman"/>
-          <w:sz w:val="26"/>
+          <w:rFonts w:ascii="Times New Roman" w:hAnsi="Times New Roman" w:eastAsia="Times New Roman" w:cs="Times New Roman"/>
+          <w:sz w:val="24"/>
         </w:rPr>
         <w:t xml:space="preserve">. Câu 7: </w:t>
       </w:r>
@@ -10867,8 +10867,8 @@
       </m:oMath>
       <w:r>
         <w:rPr>
-          <w:rFonts w:ascii="Times New Roman" w:hAnsi="Times New Roman" w:eastAsia="Times New Roman"/>
-          <w:sz w:val="26"/>
+          <w:rFonts w:ascii="Times New Roman" w:hAnsi="Times New Roman" w:eastAsia="Times New Roman" w:cs="Times New Roman"/>
+          <w:sz w:val="24"/>
         </w:rPr>
         <w:t xml:space="preserve">, </w:t>
       </w:r>
@@ -10879,8 +10879,8 @@
       </m:oMath>
       <w:r>
         <w:rPr>
-          <w:rFonts w:ascii="Times New Roman" w:hAnsi="Times New Roman" w:eastAsia="Times New Roman"/>
-          <w:sz w:val="26"/>
+          <w:rFonts w:ascii="Times New Roman" w:hAnsi="Times New Roman" w:eastAsia="Times New Roman" w:cs="Times New Roman"/>
+          <w:sz w:val="24"/>
         </w:rPr>
         <w:t xml:space="preserve">. Câu 8: </w:t>
       </w:r>
@@ -10921,8 +10921,8 @@
       </m:oMath>
       <w:r>
         <w:rPr>
-          <w:rFonts w:ascii="Times New Roman" w:hAnsi="Times New Roman" w:eastAsia="Times New Roman"/>
-          <w:sz w:val="26"/>
+          <w:rFonts w:ascii="Times New Roman" w:hAnsi="Times New Roman" w:eastAsia="Times New Roman" w:cs="Times New Roman"/>
+          <w:sz w:val="24"/>
         </w:rPr>
         <w:t xml:space="preserve">, </w:t>
       </w:r>
@@ -10933,8 +10933,8 @@
       </m:oMath>
       <w:r>
         <w:rPr>
-          <w:rFonts w:ascii="Times New Roman" w:hAnsi="Times New Roman" w:eastAsia="Times New Roman"/>
-          <w:sz w:val="26"/>
+          <w:rFonts w:ascii="Times New Roman" w:hAnsi="Times New Roman" w:eastAsia="Times New Roman" w:cs="Times New Roman"/>
+          <w:sz w:val="24"/>
         </w:rPr>
         <w:t xml:space="preserve"> m/s (chất điểm đang chuyển động ngược chiều dương).</w:t>
       </w:r>
@@ -10946,16 +10946,16 @@
       </w:pPr>
       <w:r>
         <w:rPr>
-          <w:rFonts w:ascii="Times New Roman" w:hAnsi="Times New Roman" w:eastAsia="Times New Roman"/>
+          <w:rFonts w:ascii="Times New Roman" w:hAnsi="Times New Roman" w:eastAsia="Times New Roman" w:cs="Times New Roman"/>
           <w:b/>
-          <w:sz w:val="26"/>
+          <w:sz w:val="24"/>
         </w:rPr>
         <w:t>Phần II – Câu 9:</w:t>
       </w:r>
       <w:r>
         <w:rPr>
-          <w:rFonts w:ascii="Times New Roman" w:hAnsi="Times New Roman" w:eastAsia="Times New Roman"/>
-          <w:sz w:val="26"/>
+          <w:rFonts w:ascii="Times New Roman" w:hAnsi="Times New Roman" w:eastAsia="Times New Roman" w:cs="Times New Roman"/>
+          <w:sz w:val="24"/>
         </w:rPr>
         <w:t xml:space="preserve"> a) Đúng. b) Đúng: </w:t>
       </w:r>
@@ -10978,8 +10978,8 @@
       </m:oMath>
       <w:r>
         <w:rPr>
-          <w:rFonts w:ascii="Times New Roman" w:hAnsi="Times New Roman" w:eastAsia="Times New Roman"/>
-          <w:sz w:val="26"/>
+          <w:rFonts w:ascii="Times New Roman" w:hAnsi="Times New Roman" w:eastAsia="Times New Roman" w:cs="Times New Roman"/>
+          <w:sz w:val="24"/>
         </w:rPr>
         <w:t xml:space="preserve">. c) Sai: </w:t>
       </w:r>
@@ -11002,8 +11002,8 @@
       </m:oMath>
       <w:r>
         <w:rPr>
-          <w:rFonts w:ascii="Times New Roman" w:hAnsi="Times New Roman" w:eastAsia="Times New Roman"/>
-          <w:sz w:val="26"/>
+          <w:rFonts w:ascii="Times New Roman" w:hAnsi="Times New Roman" w:eastAsia="Times New Roman" w:cs="Times New Roman"/>
+          <w:sz w:val="24"/>
         </w:rPr>
         <w:t xml:space="preserve">. d) Đúng: </w:t>
       </w:r>
@@ -11020,8 +11020,8 @@
       </m:oMath>
       <w:r>
         <w:rPr>
-          <w:rFonts w:ascii="Times New Roman" w:hAnsi="Times New Roman" w:eastAsia="Times New Roman"/>
-          <w:sz w:val="26"/>
+          <w:rFonts w:ascii="Times New Roman" w:hAnsi="Times New Roman" w:eastAsia="Times New Roman" w:cs="Times New Roman"/>
+          <w:sz w:val="24"/>
         </w:rPr>
         <w:t xml:space="preserve">, </w:t>
       </w:r>
@@ -11032,8 +11032,8 @@
       </m:oMath>
       <w:r>
         <w:rPr>
-          <w:rFonts w:ascii="Times New Roman" w:hAnsi="Times New Roman" w:eastAsia="Times New Roman"/>
-          <w:sz w:val="26"/>
+          <w:rFonts w:ascii="Times New Roman" w:hAnsi="Times New Roman" w:eastAsia="Times New Roman" w:cs="Times New Roman"/>
+          <w:sz w:val="24"/>
         </w:rPr>
         <w:t xml:space="preserve">, </w:t>
       </w:r>
@@ -11044,8 +11044,8 @@
       </m:oMath>
       <w:r>
         <w:rPr>
-          <w:rFonts w:ascii="Times New Roman" w:hAnsi="Times New Roman" w:eastAsia="Times New Roman"/>
-          <w:sz w:val="26"/>
+          <w:rFonts w:ascii="Times New Roman" w:hAnsi="Times New Roman" w:eastAsia="Times New Roman" w:cs="Times New Roman"/>
+          <w:sz w:val="24"/>
         </w:rPr>
         <w:t xml:space="preserve">, </w:t>
       </w:r>
@@ -11056,8 +11056,8 @@
       </m:oMath>
       <w:r>
         <w:rPr>
-          <w:rFonts w:ascii="Times New Roman" w:hAnsi="Times New Roman" w:eastAsia="Times New Roman"/>
-          <w:sz w:val="26"/>
+          <w:rFonts w:ascii="Times New Roman" w:hAnsi="Times New Roman" w:eastAsia="Times New Roman" w:cs="Times New Roman"/>
+          <w:sz w:val="24"/>
         </w:rPr>
         <w:t>.</w:t>
       </w:r>
@@ -11069,16 +11069,16 @@
       </w:pPr>
       <w:r>
         <w:rPr>
-          <w:rFonts w:ascii="Times New Roman" w:hAnsi="Times New Roman" w:eastAsia="Times New Roman"/>
+          <w:rFonts w:ascii="Times New Roman" w:hAnsi="Times New Roman" w:eastAsia="Times New Roman" w:cs="Times New Roman"/>
           <w:b/>
-          <w:sz w:val="26"/>
+          <w:sz w:val="24"/>
         </w:rPr>
         <w:t>Phần III:</w:t>
       </w:r>
       <w:r>
         <w:rPr>
-          <w:rFonts w:ascii="Times New Roman" w:hAnsi="Times New Roman" w:eastAsia="Times New Roman"/>
-          <w:sz w:val="26"/>
+          <w:rFonts w:ascii="Times New Roman" w:hAnsi="Times New Roman" w:eastAsia="Times New Roman" w:cs="Times New Roman"/>
+          <w:sz w:val="24"/>
         </w:rPr>
         <w:t xml:space="preserve"> Câu 10: </w:t>
       </w:r>
@@ -11134,8 +11134,8 @@
       </m:oMath>
       <w:r>
         <w:rPr>
-          <w:rFonts w:ascii="Times New Roman" w:hAnsi="Times New Roman" w:eastAsia="Times New Roman"/>
-          <w:sz w:val="26"/>
+          <w:rFonts w:ascii="Times New Roman" w:hAnsi="Times New Roman" w:eastAsia="Times New Roman" w:cs="Times New Roman"/>
+          <w:sz w:val="24"/>
         </w:rPr>
         <w:t xml:space="preserve">, </w:t>
       </w:r>
@@ -11146,8 +11146,8 @@
       </m:oMath>
       <w:r>
         <w:rPr>
-          <w:rFonts w:ascii="Times New Roman" w:hAnsi="Times New Roman" w:eastAsia="Times New Roman"/>
-          <w:sz w:val="26"/>
+          <w:rFonts w:ascii="Times New Roman" w:hAnsi="Times New Roman" w:eastAsia="Times New Roman" w:cs="Times New Roman"/>
+          <w:sz w:val="24"/>
         </w:rPr>
         <w:t xml:space="preserve">. Câu 11: </w:t>
       </w:r>
@@ -11185,8 +11185,8 @@
       </m:oMath>
       <w:r>
         <w:rPr>
-          <w:rFonts w:ascii="Times New Roman" w:hAnsi="Times New Roman" w:eastAsia="Times New Roman"/>
-          <w:sz w:val="26"/>
+          <w:rFonts w:ascii="Times New Roman" w:hAnsi="Times New Roman" w:eastAsia="Times New Roman" w:cs="Times New Roman"/>
+          <w:sz w:val="24"/>
         </w:rPr>
         <w:t xml:space="preserve">; </w:t>
       </w:r>
@@ -11197,8 +11197,8 @@
       </m:oMath>
       <w:r>
         <w:rPr>
-          <w:rFonts w:ascii="Times New Roman" w:hAnsi="Times New Roman" w:eastAsia="Times New Roman"/>
-          <w:sz w:val="26"/>
+          <w:rFonts w:ascii="Times New Roman" w:hAnsi="Times New Roman" w:eastAsia="Times New Roman" w:cs="Times New Roman"/>
+          <w:sz w:val="24"/>
         </w:rPr>
         <w:t xml:space="preserve">, </w:t>
       </w:r>
@@ -11209,8 +11209,8 @@
       </m:oMath>
       <w:r>
         <w:rPr>
-          <w:rFonts w:ascii="Times New Roman" w:hAnsi="Times New Roman" w:eastAsia="Times New Roman"/>
-          <w:sz w:val="26"/>
+          <w:rFonts w:ascii="Times New Roman" w:hAnsi="Times New Roman" w:eastAsia="Times New Roman" w:cs="Times New Roman"/>
+          <w:sz w:val="24"/>
         </w:rPr>
         <w:t xml:space="preserve">, </w:t>
       </w:r>
@@ -11221,8 +11221,8 @@
       </m:oMath>
       <w:r>
         <w:rPr>
-          <w:rFonts w:ascii="Times New Roman" w:hAnsi="Times New Roman" w:eastAsia="Times New Roman"/>
-          <w:sz w:val="26"/>
+          <w:rFonts w:ascii="Times New Roman" w:hAnsi="Times New Roman" w:eastAsia="Times New Roman" w:cs="Times New Roman"/>
+          <w:sz w:val="24"/>
         </w:rPr>
         <w:t xml:space="preserve">; đáp số </w:t>
       </w:r>
@@ -11233,8 +11233,8 @@
       </m:oMath>
       <w:r>
         <w:rPr>
-          <w:rFonts w:ascii="Times New Roman" w:hAnsi="Times New Roman" w:eastAsia="Times New Roman"/>
-          <w:sz w:val="26"/>
+          <w:rFonts w:ascii="Times New Roman" w:hAnsi="Times New Roman" w:eastAsia="Times New Roman" w:cs="Times New Roman"/>
+          <w:sz w:val="24"/>
         </w:rPr>
         <w:t xml:space="preserve">. Câu 12: cạnh vuông góc với tường </w:t>
       </w:r>
@@ -11245,8 +11245,8 @@
       </m:oMath>
       <w:r>
         <w:rPr>
-          <w:rFonts w:ascii="Times New Roman" w:hAnsi="Times New Roman" w:eastAsia="Times New Roman"/>
-          <w:sz w:val="26"/>
+          <w:rFonts w:ascii="Times New Roman" w:hAnsi="Times New Roman" w:eastAsia="Times New Roman" w:cs="Times New Roman"/>
+          <w:sz w:val="24"/>
         </w:rPr>
         <w:t xml:space="preserve"> (m), cạnh song song </w:t>
       </w:r>
@@ -11257,8 +11257,8 @@
       </m:oMath>
       <w:r>
         <w:rPr>
-          <w:rFonts w:ascii="Times New Roman" w:hAnsi="Times New Roman" w:eastAsia="Times New Roman"/>
-          <w:sz w:val="26"/>
+          <w:rFonts w:ascii="Times New Roman" w:hAnsi="Times New Roman" w:eastAsia="Times New Roman" w:cs="Times New Roman"/>
+          <w:sz w:val="24"/>
         </w:rPr>
         <w:t xml:space="preserve">; </w:t>
       </w:r>
@@ -11269,8 +11269,8 @@
       </m:oMath>
       <w:r>
         <w:rPr>
-          <w:rFonts w:ascii="Times New Roman" w:hAnsi="Times New Roman" w:eastAsia="Times New Roman"/>
-          <w:sz w:val="26"/>
+          <w:rFonts w:ascii="Times New Roman" w:hAnsi="Times New Roman" w:eastAsia="Times New Roman" w:cs="Times New Roman"/>
+          <w:sz w:val="24"/>
         </w:rPr>
         <w:t xml:space="preserve">, </w:t>
       </w:r>
@@ -11293,8 +11293,8 @@
       </m:oMath>
       <w:r>
         <w:rPr>
-          <w:rFonts w:ascii="Times New Roman" w:hAnsi="Times New Roman" w:eastAsia="Times New Roman"/>
-          <w:sz w:val="26"/>
+          <w:rFonts w:ascii="Times New Roman" w:hAnsi="Times New Roman" w:eastAsia="Times New Roman" w:cs="Times New Roman"/>
+          <w:sz w:val="24"/>
         </w:rPr>
         <w:t xml:space="preserve">; </w:t>
       </w:r>
@@ -11317,8 +11317,8 @@
       </m:oMath>
       <w:r>
         <w:rPr>
-          <w:rFonts w:ascii="Times New Roman" w:hAnsi="Times New Roman" w:eastAsia="Times New Roman"/>
-          <w:sz w:val="26"/>
+          <w:rFonts w:ascii="Times New Roman" w:hAnsi="Times New Roman" w:eastAsia="Times New Roman" w:cs="Times New Roman"/>
+          <w:sz w:val="24"/>
         </w:rPr>
         <w:t xml:space="preserve">. Câu 13: </w:t>
       </w:r>
@@ -11356,8 +11356,8 @@
       </m:oMath>
       <w:r>
         <w:rPr>
-          <w:rFonts w:ascii="Times New Roman" w:hAnsi="Times New Roman" w:eastAsia="Times New Roman"/>
-          <w:sz w:val="26"/>
+          <w:rFonts w:ascii="Times New Roman" w:hAnsi="Times New Roman" w:eastAsia="Times New Roman" w:cs="Times New Roman"/>
+          <w:sz w:val="24"/>
         </w:rPr>
         <w:t xml:space="preserve"> với mọi </w:t>
       </w:r>
@@ -11383,8 +11383,8 @@
       </m:oMath>
       <w:r>
         <w:rPr>
-          <w:rFonts w:ascii="Times New Roman" w:hAnsi="Times New Roman" w:eastAsia="Times New Roman"/>
-          <w:sz w:val="26"/>
+          <w:rFonts w:ascii="Times New Roman" w:hAnsi="Times New Roman" w:eastAsia="Times New Roman" w:cs="Times New Roman"/>
+          <w:sz w:val="24"/>
         </w:rPr>
         <w:t xml:space="preserve">; </w:t>
       </w:r>
@@ -11395,8 +11395,8 @@
       </m:oMath>
       <w:r>
         <w:rPr>
-          <w:rFonts w:ascii="Times New Roman" w:hAnsi="Times New Roman" w:eastAsia="Times New Roman"/>
-          <w:sz w:val="26"/>
+          <w:rFonts w:ascii="Times New Roman" w:hAnsi="Times New Roman" w:eastAsia="Times New Roman" w:cs="Times New Roman"/>
+          <w:sz w:val="24"/>
         </w:rPr>
         <w:t xml:space="preserve">: đáp số </w:t>
       </w:r>
@@ -11407,8 +11407,8 @@
       </m:oMath>
       <w:r>
         <w:rPr>
-          <w:rFonts w:ascii="Times New Roman" w:hAnsi="Times New Roman" w:eastAsia="Times New Roman"/>
-          <w:sz w:val="26"/>
+          <w:rFonts w:ascii="Times New Roman" w:hAnsi="Times New Roman" w:eastAsia="Times New Roman" w:cs="Times New Roman"/>
+          <w:sz w:val="24"/>
         </w:rPr>
         <w:t>.</w:t>
       </w:r>
@@ -11420,9 +11420,9 @@
       </w:pPr>
       <w:r>
         <w:rPr>
-          <w:rFonts w:ascii="Times New Roman" w:hAnsi="Times New Roman" w:eastAsia="Times New Roman"/>
+          <w:rFonts w:ascii="Times New Roman" w:hAnsi="Times New Roman" w:eastAsia="Times New Roman" w:cs="Times New Roman"/>
           <w:b/>
-          <w:sz w:val="26"/>
+          <w:sz w:val="24"/>
         </w:rPr>
         <w:t>Phiếu trả lời (HS dùng khi luyện tập)</w:t>
       </w:r>
@@ -11460,7 +11460,7 @@
             </w:pPr>
             <w:r>
               <w:rPr>
-                <w:rFonts w:ascii="Times New Roman" w:hAnsi="Times New Roman" w:eastAsia="Times New Roman"/>
+                <w:rFonts w:ascii="Times New Roman" w:hAnsi="Times New Roman" w:eastAsia="Times New Roman" w:cs="Times New Roman"/>
                 <w:b/>
                 <w:sz w:val="24"/>
               </w:rPr>
@@ -11481,7 +11481,7 @@
             </w:pPr>
             <w:r>
               <w:rPr>
-                <w:rFonts w:ascii="Times New Roman" w:hAnsi="Times New Roman" w:eastAsia="Times New Roman"/>
+                <w:rFonts w:ascii="Times New Roman" w:hAnsi="Times New Roman" w:eastAsia="Times New Roman" w:cs="Times New Roman"/>
                 <w:b/>
                 <w:sz w:val="24"/>
               </w:rPr>
@@ -11502,7 +11502,7 @@
             </w:pPr>
             <w:r>
               <w:rPr>
-                <w:rFonts w:ascii="Times New Roman" w:hAnsi="Times New Roman" w:eastAsia="Times New Roman"/>
+                <w:rFonts w:ascii="Times New Roman" w:hAnsi="Times New Roman" w:eastAsia="Times New Roman" w:cs="Times New Roman"/>
                 <w:b/>
                 <w:sz w:val="24"/>
               </w:rPr>
@@ -11523,7 +11523,7 @@
             </w:pPr>
             <w:r>
               <w:rPr>
-                <w:rFonts w:ascii="Times New Roman" w:hAnsi="Times New Roman" w:eastAsia="Times New Roman"/>
+                <w:rFonts w:ascii="Times New Roman" w:hAnsi="Times New Roman" w:eastAsia="Times New Roman" w:cs="Times New Roman"/>
                 <w:b/>
                 <w:sz w:val="24"/>
               </w:rPr>
@@ -11544,7 +11544,7 @@
             </w:pPr>
             <w:r>
               <w:rPr>
-                <w:rFonts w:ascii="Times New Roman" w:hAnsi="Times New Roman" w:eastAsia="Times New Roman"/>
+                <w:rFonts w:ascii="Times New Roman" w:hAnsi="Times New Roman" w:eastAsia="Times New Roman" w:cs="Times New Roman"/>
                 <w:b/>
                 <w:sz w:val="24"/>
               </w:rPr>
@@ -11565,7 +11565,7 @@
             </w:pPr>
             <w:r>
               <w:rPr>
-                <w:rFonts w:ascii="Times New Roman" w:hAnsi="Times New Roman" w:eastAsia="Times New Roman"/>
+                <w:rFonts w:ascii="Times New Roman" w:hAnsi="Times New Roman" w:eastAsia="Times New Roman" w:cs="Times New Roman"/>
                 <w:b/>
                 <w:sz w:val="24"/>
               </w:rPr>
@@ -11586,7 +11586,7 @@
             </w:pPr>
             <w:r>
               <w:rPr>
-                <w:rFonts w:ascii="Times New Roman" w:hAnsi="Times New Roman" w:eastAsia="Times New Roman"/>
+                <w:rFonts w:ascii="Times New Roman" w:hAnsi="Times New Roman" w:eastAsia="Times New Roman" w:cs="Times New Roman"/>
                 <w:b/>
                 <w:sz w:val="24"/>
               </w:rPr>
@@ -11607,7 +11607,7 @@
             </w:pPr>
             <w:r>
               <w:rPr>
-                <w:rFonts w:ascii="Times New Roman" w:hAnsi="Times New Roman" w:eastAsia="Times New Roman"/>
+                <w:rFonts w:ascii="Times New Roman" w:hAnsi="Times New Roman" w:eastAsia="Times New Roman" w:cs="Times New Roman"/>
                 <w:b/>
                 <w:sz w:val="24"/>
               </w:rPr>
@@ -11628,7 +11628,7 @@
             </w:pPr>
             <w:r>
               <w:rPr>
-                <w:rFonts w:ascii="Times New Roman" w:hAnsi="Times New Roman" w:eastAsia="Times New Roman"/>
+                <w:rFonts w:ascii="Times New Roman" w:hAnsi="Times New Roman" w:eastAsia="Times New Roman" w:cs="Times New Roman"/>
                 <w:b/>
                 <w:sz w:val="24"/>
               </w:rPr>
@@ -11650,7 +11650,7 @@
             </w:pPr>
             <w:r>
               <w:rPr>
-                <w:rFonts w:ascii="Times New Roman" w:hAnsi="Times New Roman" w:eastAsia="Times New Roman"/>
+                <w:rFonts w:ascii="Times New Roman" w:hAnsi="Times New Roman" w:eastAsia="Times New Roman" w:cs="Times New Roman"/>
                 <w:sz w:val="24"/>
               </w:rPr>
               <w:t>Chọn</w:t>
@@ -11790,7 +11790,7 @@
             </w:pPr>
             <w:r>
               <w:rPr>
-                <w:rFonts w:ascii="Times New Roman" w:hAnsi="Times New Roman" w:eastAsia="Times New Roman"/>
+                <w:rFonts w:ascii="Times New Roman" w:hAnsi="Times New Roman" w:eastAsia="Times New Roman" w:cs="Times New Roman"/>
                 <w:b/>
                 <w:sz w:val="24"/>
               </w:rPr>
@@ -11811,7 +11811,7 @@
             </w:pPr>
             <w:r>
               <w:rPr>
-                <w:rFonts w:ascii="Times New Roman" w:hAnsi="Times New Roman" w:eastAsia="Times New Roman"/>
+                <w:rFonts w:ascii="Times New Roman" w:hAnsi="Times New Roman" w:eastAsia="Times New Roman" w:cs="Times New Roman"/>
                 <w:b/>
                 <w:sz w:val="24"/>
               </w:rPr>
@@ -11832,7 +11832,7 @@
             </w:pPr>
             <w:r>
               <w:rPr>
-                <w:rFonts w:ascii="Times New Roman" w:hAnsi="Times New Roman" w:eastAsia="Times New Roman"/>
+                <w:rFonts w:ascii="Times New Roman" w:hAnsi="Times New Roman" w:eastAsia="Times New Roman" w:cs="Times New Roman"/>
                 <w:b/>
                 <w:sz w:val="24"/>
               </w:rPr>
@@ -11853,7 +11853,7 @@
             </w:pPr>
             <w:r>
               <w:rPr>
-                <w:rFonts w:ascii="Times New Roman" w:hAnsi="Times New Roman" w:eastAsia="Times New Roman"/>
+                <w:rFonts w:ascii="Times New Roman" w:hAnsi="Times New Roman" w:eastAsia="Times New Roman" w:cs="Times New Roman"/>
                 <w:b/>
                 <w:sz w:val="24"/>
               </w:rPr>
@@ -11874,7 +11874,7 @@
             </w:pPr>
             <w:r>
               <w:rPr>
-                <w:rFonts w:ascii="Times New Roman" w:hAnsi="Times New Roman" w:eastAsia="Times New Roman"/>
+                <w:rFonts w:ascii="Times New Roman" w:hAnsi="Times New Roman" w:eastAsia="Times New Roman" w:cs="Times New Roman"/>
                 <w:b/>
                 <w:sz w:val="24"/>
               </w:rPr>
@@ -11896,7 +11896,7 @@
             </w:pPr>
             <w:r>
               <w:rPr>
-                <w:rFonts w:ascii="Times New Roman" w:hAnsi="Times New Roman" w:eastAsia="Times New Roman"/>
+                <w:rFonts w:ascii="Times New Roman" w:hAnsi="Times New Roman" w:eastAsia="Times New Roman" w:cs="Times New Roman"/>
                 <w:sz w:val="24"/>
               </w:rPr>
               <w:t>Đúng/Sai</w:t>
@@ -11988,7 +11988,7 @@
             </w:pPr>
             <w:r>
               <w:rPr>
-                <w:rFonts w:ascii="Times New Roman" w:hAnsi="Times New Roman" w:eastAsia="Times New Roman"/>
+                <w:rFonts w:ascii="Times New Roman" w:hAnsi="Times New Roman" w:eastAsia="Times New Roman" w:cs="Times New Roman"/>
                 <w:b/>
                 <w:sz w:val="24"/>
               </w:rPr>
@@ -12009,7 +12009,7 @@
             </w:pPr>
             <w:r>
               <w:rPr>
-                <w:rFonts w:ascii="Times New Roman" w:hAnsi="Times New Roman" w:eastAsia="Times New Roman"/>
+                <w:rFonts w:ascii="Times New Roman" w:hAnsi="Times New Roman" w:eastAsia="Times New Roman" w:cs="Times New Roman"/>
                 <w:b/>
                 <w:sz w:val="24"/>
               </w:rPr>
@@ -12030,7 +12030,7 @@
             </w:pPr>
             <w:r>
               <w:rPr>
-                <w:rFonts w:ascii="Times New Roman" w:hAnsi="Times New Roman" w:eastAsia="Times New Roman"/>
+                <w:rFonts w:ascii="Times New Roman" w:hAnsi="Times New Roman" w:eastAsia="Times New Roman" w:cs="Times New Roman"/>
                 <w:b/>
                 <w:sz w:val="24"/>
               </w:rPr>
@@ -12051,7 +12051,7 @@
             </w:pPr>
             <w:r>
               <w:rPr>
-                <w:rFonts w:ascii="Times New Roman" w:hAnsi="Times New Roman" w:eastAsia="Times New Roman"/>
+                <w:rFonts w:ascii="Times New Roman" w:hAnsi="Times New Roman" w:eastAsia="Times New Roman" w:cs="Times New Roman"/>
                 <w:b/>
                 <w:sz w:val="24"/>
               </w:rPr>
@@ -12072,7 +12072,7 @@
             </w:pPr>
             <w:r>
               <w:rPr>
-                <w:rFonts w:ascii="Times New Roman" w:hAnsi="Times New Roman" w:eastAsia="Times New Roman"/>
+                <w:rFonts w:ascii="Times New Roman" w:hAnsi="Times New Roman" w:eastAsia="Times New Roman" w:cs="Times New Roman"/>
                 <w:b/>
                 <w:sz w:val="24"/>
               </w:rPr>
@@ -12094,7 +12094,7 @@
             </w:pPr>
             <w:r>
               <w:rPr>
-                <w:rFonts w:ascii="Times New Roman" w:hAnsi="Times New Roman" w:eastAsia="Times New Roman"/>
+                <w:rFonts w:ascii="Times New Roman" w:hAnsi="Times New Roman" w:eastAsia="Times New Roman" w:cs="Times New Roman"/>
                 <w:sz w:val="24"/>
               </w:rPr>
               <w:t>Đáp số</w:t>
@@ -12158,9 +12158,9 @@
       </w:pPr>
       <w:r>
         <w:rPr>
-          <w:rFonts w:ascii="Times New Roman" w:hAnsi="Times New Roman" w:eastAsia="Times New Roman"/>
+          <w:rFonts w:ascii="Times New Roman" w:hAnsi="Times New Roman" w:eastAsia="Times New Roman" w:cs="Times New Roman"/>
           <w:b/>
-          <w:sz w:val="26"/>
+          <w:sz w:val="24"/>
         </w:rPr>
         <w:t>PHỤ LỤC: KẾ HOẠCH HỖ TRỢ HỌC SINH KHUYẾT TẬT TRONG BÀI HỌC</w:t>
       </w:r>
@@ -12172,9 +12172,9 @@
       </w:pPr>
       <w:r>
         <w:rPr>
-          <w:rFonts w:ascii="Times New Roman" w:hAnsi="Times New Roman" w:eastAsia="Times New Roman"/>
+          <w:rFonts w:ascii="Times New Roman" w:hAnsi="Times New Roman" w:eastAsia="Times New Roman" w:cs="Times New Roman"/>
           <w:i/>
-          <w:sz w:val="26"/>
+          <w:sz w:val="24"/>
         </w:rPr>
         <w:t>(Khuyết tật vận động – cong vẹo cột sống, đi lại khó khăn – mức độ nặng; theo Kế hoạch dạy học HSKT môn Toán 12, năm học 2026 – 2027.)</w:t>
       </w:r>
@@ -12214,9 +12214,9 @@
             </w:pPr>
             <w:r>
               <w:rPr>
-                <w:rFonts w:ascii="Times New Roman" w:hAnsi="Times New Roman" w:eastAsia="Times New Roman"/>
+                <w:rFonts w:ascii="Times New Roman" w:hAnsi="Times New Roman" w:eastAsia="Times New Roman" w:cs="Times New Roman"/>
                 <w:b/>
-                <w:sz w:val="22"/>
+                <w:sz w:val="24"/>
               </w:rPr>
               <w:t>Hoạt động</w:t>
             </w:r>
@@ -12235,9 +12235,9 @@
             </w:pPr>
             <w:r>
               <w:rPr>
-                <w:rFonts w:ascii="Times New Roman" w:hAnsi="Times New Roman" w:eastAsia="Times New Roman"/>
+                <w:rFonts w:ascii="Times New Roman" w:hAnsi="Times New Roman" w:eastAsia="Times New Roman" w:cs="Times New Roman"/>
                 <w:b/>
-                <w:sz w:val="22"/>
+                <w:sz w:val="24"/>
               </w:rPr>
               <w:t>Yêu cầu điều chỉnh</w:t>
             </w:r>
@@ -12256,9 +12256,9 @@
             </w:pPr>
             <w:r>
               <w:rPr>
-                <w:rFonts w:ascii="Times New Roman" w:hAnsi="Times New Roman" w:eastAsia="Times New Roman"/>
+                <w:rFonts w:ascii="Times New Roman" w:hAnsi="Times New Roman" w:eastAsia="Times New Roman" w:cs="Times New Roman"/>
                 <w:b/>
-                <w:sz w:val="22"/>
+                <w:sz w:val="24"/>
               </w:rPr>
               <w:t>Biện pháp hỗ trợ</w:t>
             </w:r>
@@ -12277,9 +12277,9 @@
             </w:pPr>
             <w:r>
               <w:rPr>
-                <w:rFonts w:ascii="Times New Roman" w:hAnsi="Times New Roman" w:eastAsia="Times New Roman"/>
+                <w:rFonts w:ascii="Times New Roman" w:hAnsi="Times New Roman" w:eastAsia="Times New Roman" w:cs="Times New Roman"/>
                 <w:b/>
-                <w:sz w:val="22"/>
+                <w:sz w:val="24"/>
               </w:rPr>
               <w:t>Minh chứng đánh giá</w:t>
             </w:r>
@@ -12299,8 +12299,8 @@
             </w:pPr>
             <w:r>
               <w:rPr>
-                <w:rFonts w:ascii="Times New Roman" w:hAnsi="Times New Roman" w:eastAsia="Times New Roman"/>
-                <w:sz w:val="22"/>
+                <w:rFonts w:ascii="Times New Roman" w:hAnsi="Times New Roman" w:eastAsia="Times New Roman" w:cs="Times New Roman"/>
+                <w:sz w:val="24"/>
               </w:rPr>
               <w:t>HĐ1 Mở đầu</w:t>
             </w:r>
@@ -12318,8 +12318,8 @@
             </w:pPr>
             <w:r>
               <w:rPr>
-                <w:rFonts w:ascii="Times New Roman" w:hAnsi="Times New Roman" w:eastAsia="Times New Roman"/>
-                <w:sz w:val="22"/>
+                <w:rFonts w:ascii="Times New Roman" w:hAnsi="Times New Roman" w:eastAsia="Times New Roman" w:cs="Times New Roman"/>
+                <w:sz w:val="24"/>
               </w:rPr>
               <w:t>Hệ thống kiến thức; biết điều chỉnh khi kiểm tra</w:t>
             </w:r>
@@ -12337,8 +12337,8 @@
             </w:pPr>
             <w:r>
               <w:rPr>
-                <w:rFonts w:ascii="Times New Roman" w:hAnsi="Times New Roman" w:eastAsia="Times New Roman"/>
-                <w:sz w:val="22"/>
+                <w:rFonts w:ascii="Times New Roman" w:hAnsi="Times New Roman" w:eastAsia="Times New Roman" w:cs="Times New Roman"/>
+                <w:sz w:val="24"/>
               </w:rPr>
               <w:t>Thẻ Đ/S tại chỗ</w:t>
             </w:r>
@@ -12356,8 +12356,8 @@
             </w:pPr>
             <w:r>
               <w:rPr>
-                <w:rFonts w:ascii="Times New Roman" w:hAnsi="Times New Roman" w:eastAsia="Times New Roman"/>
-                <w:sz w:val="22"/>
+                <w:rFonts w:ascii="Times New Roman" w:hAnsi="Times New Roman" w:eastAsia="Times New Roman" w:cs="Times New Roman"/>
+                <w:sz w:val="24"/>
               </w:rPr>
               <w:t>Câu trả lời</w:t>
             </w:r>
@@ -12377,8 +12377,8 @@
             </w:pPr>
             <w:r>
               <w:rPr>
-                <w:rFonts w:ascii="Times New Roman" w:hAnsi="Times New Roman" w:eastAsia="Times New Roman"/>
-                <w:sz w:val="22"/>
+                <w:rFonts w:ascii="Times New Roman" w:hAnsi="Times New Roman" w:eastAsia="Times New Roman" w:cs="Times New Roman"/>
+                <w:sz w:val="24"/>
               </w:rPr>
               <w:t>HĐ2 Phần I</w:t>
             </w:r>
@@ -12396,8 +12396,8 @@
             </w:pPr>
             <w:r>
               <w:rPr>
-                <w:rFonts w:ascii="Times New Roman" w:hAnsi="Times New Roman" w:eastAsia="Times New Roman"/>
-                <w:sz w:val="22"/>
+                <w:rFonts w:ascii="Times New Roman" w:hAnsi="Times New Roman" w:eastAsia="Times New Roman" w:cs="Times New Roman"/>
+                <w:sz w:val="24"/>
               </w:rPr>
               <w:t>Câu Biết – Hiểu</w:t>
             </w:r>
@@ -12415,8 +12415,8 @@
             </w:pPr>
             <w:r>
               <w:rPr>
-                <w:rFonts w:ascii="Times New Roman" w:hAnsi="Times New Roman" w:eastAsia="Times New Roman"/>
-                <w:sz w:val="22"/>
+                <w:rFonts w:ascii="Times New Roman" w:hAnsi="Times New Roman" w:eastAsia="Times New Roman" w:cs="Times New Roman"/>
+                <w:sz w:val="24"/>
               </w:rPr>
               <w:t>Thẻ tại chỗ; máy tính cầm tay</w:t>
             </w:r>
@@ -12434,8 +12434,8 @@
             </w:pPr>
             <w:r>
               <w:rPr>
-                <w:rFonts w:ascii="Times New Roman" w:hAnsi="Times New Roman" w:eastAsia="Times New Roman"/>
-                <w:sz w:val="22"/>
+                <w:rFonts w:ascii="Times New Roman" w:hAnsi="Times New Roman" w:eastAsia="Times New Roman" w:cs="Times New Roman"/>
+                <w:sz w:val="24"/>
               </w:rPr>
               <w:t>Số câu đúng</w:t>
             </w:r>
@@ -12455,8 +12455,8 @@
             </w:pPr>
             <w:r>
               <w:rPr>
-                <w:rFonts w:ascii="Times New Roman" w:hAnsi="Times New Roman" w:eastAsia="Times New Roman"/>
-                <w:sz w:val="22"/>
+                <w:rFonts w:ascii="Times New Roman" w:hAnsi="Times New Roman" w:eastAsia="Times New Roman" w:cs="Times New Roman"/>
+                <w:sz w:val="24"/>
               </w:rPr>
               <w:t>HĐ3 Phần II</w:t>
             </w:r>
@@ -12474,8 +12474,8 @@
             </w:pPr>
             <w:r>
               <w:rPr>
-                <w:rFonts w:ascii="Times New Roman" w:hAnsi="Times New Roman" w:eastAsia="Times New Roman"/>
-                <w:sz w:val="22"/>
+                <w:rFonts w:ascii="Times New Roman" w:hAnsi="Times New Roman" w:eastAsia="Times New Roman" w:cs="Times New Roman"/>
+                <w:sz w:val="24"/>
               </w:rPr>
               <w:t>4 ý đúng – sai</w:t>
             </w:r>
@@ -12493,8 +12493,8 @@
             </w:pPr>
             <w:r>
               <w:rPr>
-                <w:rFonts w:ascii="Times New Roman" w:hAnsi="Times New Roman" w:eastAsia="Times New Roman"/>
-                <w:sz w:val="22"/>
+                <w:rFonts w:ascii="Times New Roman" w:hAnsi="Times New Roman" w:eastAsia="Times New Roman" w:cs="Times New Roman"/>
+                <w:sz w:val="24"/>
               </w:rPr>
               <w:t>Phiếu in sẵn; kiểm tra tại bàn</w:t>
             </w:r>
@@ -12512,8 +12512,8 @@
             </w:pPr>
             <w:r>
               <w:rPr>
-                <w:rFonts w:ascii="Times New Roman" w:hAnsi="Times New Roman" w:eastAsia="Times New Roman"/>
-                <w:sz w:val="22"/>
+                <w:rFonts w:ascii="Times New Roman" w:hAnsi="Times New Roman" w:eastAsia="Times New Roman" w:cs="Times New Roman"/>
+                <w:sz w:val="24"/>
               </w:rPr>
               <w:t>Phiếu luyện tập</w:t>
             </w:r>
@@ -12533,8 +12533,8 @@
             </w:pPr>
             <w:r>
               <w:rPr>
-                <w:rFonts w:ascii="Times New Roman" w:hAnsi="Times New Roman" w:eastAsia="Times New Roman"/>
-                <w:sz w:val="22"/>
+                <w:rFonts w:ascii="Times New Roman" w:hAnsi="Times New Roman" w:eastAsia="Times New Roman" w:cs="Times New Roman"/>
+                <w:sz w:val="24"/>
               </w:rPr>
               <w:t>HĐ4 Phần III</w:t>
             </w:r>
@@ -12552,8 +12552,8 @@
             </w:pPr>
             <w:r>
               <w:rPr>
-                <w:rFonts w:ascii="Times New Roman" w:hAnsi="Times New Roman" w:eastAsia="Times New Roman"/>
-                <w:sz w:val="22"/>
+                <w:rFonts w:ascii="Times New Roman" w:hAnsi="Times New Roman" w:eastAsia="Times New Roman" w:cs="Times New Roman"/>
+                <w:sz w:val="24"/>
               </w:rPr>
               <w:t>Câu 10, 11</w:t>
             </w:r>
@@ -12571,8 +12571,8 @@
             </w:pPr>
             <w:r>
               <w:rPr>
-                <w:rFonts w:ascii="Times New Roman" w:hAnsi="Times New Roman" w:eastAsia="Times New Roman"/>
-                <w:sz w:val="22"/>
+                <w:rFonts w:ascii="Times New Roman" w:hAnsi="Times New Roman" w:eastAsia="Times New Roman" w:cs="Times New Roman"/>
+                <w:sz w:val="24"/>
               </w:rPr>
               <w:t>Phiếu chuyền đến bàn</w:t>
             </w:r>
@@ -12590,8 +12590,8 @@
             </w:pPr>
             <w:r>
               <w:rPr>
-                <w:rFonts w:ascii="Times New Roman" w:hAnsi="Times New Roman" w:eastAsia="Times New Roman"/>
-                <w:sz w:val="22"/>
+                <w:rFonts w:ascii="Times New Roman" w:hAnsi="Times New Roman" w:eastAsia="Times New Roman" w:cs="Times New Roman"/>
+                <w:sz w:val="24"/>
               </w:rPr>
               <w:t>Phiếu tiếp sức</w:t>
             </w:r>
@@ -12611,8 +12611,8 @@
             </w:pPr>
             <w:r>
               <w:rPr>
-                <w:rFonts w:ascii="Times New Roman" w:hAnsi="Times New Roman" w:eastAsia="Times New Roman"/>
-                <w:sz w:val="22"/>
+                <w:rFonts w:ascii="Times New Roman" w:hAnsi="Times New Roman" w:eastAsia="Times New Roman" w:cs="Times New Roman"/>
+                <w:sz w:val="24"/>
               </w:rPr>
               <w:t>Củng cố</w:t>
             </w:r>
@@ -12630,8 +12630,8 @@
             </w:pPr>
             <w:r>
               <w:rPr>
-                <w:rFonts w:ascii="Times New Roman" w:hAnsi="Times New Roman" w:eastAsia="Times New Roman"/>
-                <w:sz w:val="22"/>
+                <w:rFonts w:ascii="Times New Roman" w:hAnsi="Times New Roman" w:eastAsia="Times New Roman" w:cs="Times New Roman"/>
+                <w:sz w:val="24"/>
               </w:rPr>
               <w:t>7 câu trắc nghiệm</w:t>
             </w:r>
@@ -12649,8 +12649,8 @@
             </w:pPr>
             <w:r>
               <w:rPr>
-                <w:rFonts w:ascii="Times New Roman" w:hAnsi="Times New Roman" w:eastAsia="Times New Roman"/>
-                <w:sz w:val="22"/>
+                <w:rFonts w:ascii="Times New Roman" w:hAnsi="Times New Roman" w:eastAsia="Times New Roman" w:cs="Times New Roman"/>
+                <w:sz w:val="24"/>
               </w:rPr>
               <w:t>Làm tại chỗ, thêm thời gian</w:t>
             </w:r>
@@ -12668,8 +12668,8 @@
             </w:pPr>
             <w:r>
               <w:rPr>
-                <w:rFonts w:ascii="Times New Roman" w:hAnsi="Times New Roman" w:eastAsia="Times New Roman"/>
-                <w:sz w:val="22"/>
+                <w:rFonts w:ascii="Times New Roman" w:hAnsi="Times New Roman" w:eastAsia="Times New Roman" w:cs="Times New Roman"/>
+                <w:sz w:val="24"/>
               </w:rPr>
               <w:t>Kết quả online</w:t>
             </w:r>
@@ -12703,19 +12703,19 @@
     </w:pPr>
     <w:r>
       <w:rPr>
-        <w:rFonts w:ascii="Times New Roman" w:hAnsi="Times New Roman" w:eastAsia="Times New Roman"/>
+        <w:rFonts w:ascii="Times New Roman" w:hAnsi="Times New Roman" w:eastAsia="Times New Roman" w:cs="Times New Roman"/>
         <w:i/>
         <w:color w:val="1F4E79"/>
-        <w:sz w:val="22"/>
+        <w:sz w:val="24"/>
       </w:rPr>
       <w:t>GV: TTT</w:t>
     </w:r>
     <w:r>
       <w:rPr>
-        <w:rFonts w:ascii="Times New Roman" w:hAnsi="Times New Roman" w:eastAsia="Times New Roman"/>
+        <w:rFonts w:ascii="Times New Roman" w:hAnsi="Times New Roman" w:eastAsia="Times New Roman" w:cs="Times New Roman"/>
         <w:i/>
         <w:color w:val="1F4E79"/>
-        <w:sz w:val="22"/>
+        <w:sz w:val="24"/>
       </w:rPr>
       <w:tab/>
       <w:t xml:space="preserve">Trang </w:t>
@@ -12724,7 +12724,7 @@
       <w:r>
         <w:rPr>
           <w:i/>
-          <w:sz w:val="22"/>
+          <w:sz w:val="24"/>
         </w:rPr>
         <w:t>1</w:t>
       </w:r>
@@ -12747,20 +12747,20 @@
     </w:pPr>
     <w:r>
       <w:rPr>
-        <w:rFonts w:ascii="Times New Roman" w:hAnsi="Times New Roman" w:eastAsia="Times New Roman"/>
+        <w:rFonts w:ascii="Times New Roman" w:hAnsi="Times New Roman" w:eastAsia="Times New Roman" w:cs="Times New Roman"/>
         <w:b/>
         <w:i/>
         <w:color w:val="1F4E79"/>
-        <w:sz w:val="22"/>
+        <w:sz w:val="24"/>
       </w:rPr>
       <w:t>KHBD-TOÁN12</w:t>
     </w:r>
     <w:r>
       <w:rPr>
-        <w:rFonts w:ascii="Times New Roman" w:hAnsi="Times New Roman" w:eastAsia="Times New Roman"/>
+        <w:rFonts w:ascii="Times New Roman" w:hAnsi="Times New Roman" w:eastAsia="Times New Roman" w:cs="Times New Roman"/>
         <w:i/>
         <w:color w:val="1F4E79"/>
-        <w:sz w:val="22"/>
+        <w:sz w:val="24"/>
       </w:rPr>
       <w:tab/>
       <w:t>Năm học 2026-2027</w:t>
@@ -12857,7 +12857,7 @@
         <w:ind w:left="1440" w:hanging="360"/>
       </w:pPr>
       <w:rPr>
-        <w:rFonts w:ascii="Symbol" w:hAnsi="Symbol" w:hint="default"/>
+        <w:rFonts w:ascii="Times New Roman" w:hAnsi="Times New Roman" w:eastAsia="Times New Roman" w:cs="Times New Roman"/>
       </w:rPr>
     </w:lvl>
   </w:abstractNum>
@@ -12878,7 +12878,7 @@
         <w:ind w:left="1080" w:hanging="360"/>
       </w:pPr>
       <w:rPr>
-        <w:rFonts w:ascii="Symbol" w:hAnsi="Symbol" w:hint="default"/>
+        <w:rFonts w:ascii="Times New Roman" w:hAnsi="Times New Roman" w:eastAsia="Times New Roman" w:cs="Times New Roman"/>
       </w:rPr>
     </w:lvl>
   </w:abstractNum>
@@ -12899,7 +12899,7 @@
         <w:ind w:left="720" w:hanging="360"/>
       </w:pPr>
       <w:rPr>
-        <w:rFonts w:ascii="Symbol" w:hAnsi="Symbol" w:hint="default"/>
+        <w:rFonts w:ascii="Times New Roman" w:hAnsi="Times New Roman" w:eastAsia="Times New Roman" w:cs="Times New Roman"/>
       </w:rPr>
     </w:lvl>
   </w:abstractNum>
@@ -12938,7 +12938,7 @@
         <w:ind w:left="360" w:hanging="360"/>
       </w:pPr>
       <w:rPr>
-        <w:rFonts w:ascii="Symbol" w:hAnsi="Symbol" w:hint="default"/>
+        <w:rFonts w:ascii="Times New Roman" w:hAnsi="Times New Roman" w:eastAsia="Times New Roman" w:cs="Times New Roman"/>
       </w:rPr>
     </w:lvl>
   </w:abstractNum>
@@ -12977,10 +12977,10 @@
   <w:docDefaults>
     <w:rPrDefault>
       <w:rPr>
-        <w:rFonts w:asciiTheme="minorHAnsi" w:eastAsiaTheme="minorEastAsia" w:hAnsiTheme="minorHAnsi" w:cstheme="minorBidi"/>
-        <w:sz w:val="22"/>
-        <w:szCs w:val="22"/>
+        <w:rFonts w:ascii="Times New Roman" w:hAnsi="Times New Roman" w:eastAsia="Times New Roman" w:cs="Times New Roman"/>
         <w:lang w:val="en-US" w:eastAsia="en-US" w:bidi="ar-SA"/>
+        <w:sz w:val="24"/>
+        <w:szCs w:val="24"/>
       </w:rPr>
     </w:rPrDefault>
     <w:pPrDefault>
@@ -13133,8 +13133,8 @@
     <w:qFormat/>
     <w:rsid w:val="00FC693F"/>
     <w:rPr>
-      <w:rFonts w:ascii="Times New Roman" w:hAnsi="Times New Roman" w:eastAsia="Times New Roman"/>
-      <w:sz w:val="26"/>
+      <w:rFonts w:ascii="Times New Roman" w:hAnsi="Times New Roman" w:eastAsia="Times New Roman" w:cs="Times New Roman"/>
+      <w:sz w:val="24"/>
     </w:rPr>
   </w:style>
   <w:style w:type="paragraph" w:styleId="Header">
@@ -13188,12 +13188,12 @@
       <w:outlineLvl w:val="0"/>
     </w:pPr>
     <w:rPr>
-      <w:rFonts w:asciiTheme="majorHAnsi" w:eastAsiaTheme="majorEastAsia" w:hAnsiTheme="majorHAnsi" w:cstheme="majorBidi"/>
+      <w:rFonts w:ascii="Times New Roman" w:hAnsi="Times New Roman" w:eastAsia="Times New Roman" w:cs="Times New Roman"/>
       <w:b/>
       <w:bCs/>
       <w:color w:val="365F91" w:themeColor="accent1" w:themeShade="BF"/>
-      <w:sz w:val="28"/>
-      <w:szCs w:val="28"/>
+      <w:sz w:val="24"/>
+      <w:szCs w:val="24"/>
     </w:rPr>
   </w:style>
   <w:style w:type="paragraph" w:styleId="Heading2">
@@ -13212,12 +13212,12 @@
       <w:outlineLvl w:val="1"/>
     </w:pPr>
     <w:rPr>
-      <w:rFonts w:asciiTheme="majorHAnsi" w:eastAsiaTheme="majorEastAsia" w:hAnsiTheme="majorHAnsi" w:cstheme="majorBidi"/>
+      <w:rFonts w:ascii="Times New Roman" w:hAnsi="Times New Roman" w:eastAsia="Times New Roman" w:cs="Times New Roman"/>
       <w:b/>
       <w:bCs/>
       <w:color w:val="4F81BD" w:themeColor="accent1"/>
-      <w:sz w:val="26"/>
-      <w:szCs w:val="26"/>
+      <w:sz w:val="24"/>
+      <w:szCs w:val="24"/>
     </w:rPr>
   </w:style>
   <w:style w:type="paragraph" w:styleId="Heading3">
@@ -13236,7 +13236,7 @@
       <w:outlineLvl w:val="2"/>
     </w:pPr>
     <w:rPr>
-      <w:rFonts w:asciiTheme="majorHAnsi" w:eastAsiaTheme="majorEastAsia" w:hAnsiTheme="majorHAnsi" w:cstheme="majorBidi"/>
+      <w:rFonts w:ascii="Times New Roman" w:hAnsi="Times New Roman" w:eastAsia="Times New Roman" w:cs="Times New Roman"/>
       <w:b/>
       <w:bCs/>
       <w:color w:val="4F81BD" w:themeColor="accent1"/>
@@ -13259,7 +13259,7 @@
       <w:outlineLvl w:val="3"/>
     </w:pPr>
     <w:rPr>
-      <w:rFonts w:asciiTheme="majorHAnsi" w:eastAsiaTheme="majorEastAsia" w:hAnsiTheme="majorHAnsi" w:cstheme="majorBidi"/>
+      <w:rFonts w:ascii="Times New Roman" w:hAnsi="Times New Roman" w:eastAsia="Times New Roman" w:cs="Times New Roman"/>
       <w:b/>
       <w:bCs/>
       <w:i/>
@@ -13284,7 +13284,7 @@
       <w:outlineLvl w:val="4"/>
     </w:pPr>
     <w:rPr>
-      <w:rFonts w:asciiTheme="majorHAnsi" w:eastAsiaTheme="majorEastAsia" w:hAnsiTheme="majorHAnsi" w:cstheme="majorBidi"/>
+      <w:rFonts w:ascii="Times New Roman" w:hAnsi="Times New Roman" w:eastAsia="Times New Roman" w:cs="Times New Roman"/>
       <w:color w:val="243F60" w:themeColor="accent1" w:themeShade="7F"/>
     </w:rPr>
   </w:style>
@@ -13305,7 +13305,7 @@
       <w:outlineLvl w:val="5"/>
     </w:pPr>
     <w:rPr>
-      <w:rFonts w:asciiTheme="majorHAnsi" w:eastAsiaTheme="majorEastAsia" w:hAnsiTheme="majorHAnsi" w:cstheme="majorBidi"/>
+      <w:rFonts w:ascii="Times New Roman" w:hAnsi="Times New Roman" w:eastAsia="Times New Roman" w:cs="Times New Roman"/>
       <w:i/>
       <w:iCs/>
       <w:color w:val="243F60" w:themeColor="accent1" w:themeShade="7F"/>
@@ -13328,7 +13328,7 @@
       <w:outlineLvl w:val="6"/>
     </w:pPr>
     <w:rPr>
-      <w:rFonts w:asciiTheme="majorHAnsi" w:eastAsiaTheme="majorEastAsia" w:hAnsiTheme="majorHAnsi" w:cstheme="majorBidi"/>
+      <w:rFonts w:ascii="Times New Roman" w:hAnsi="Times New Roman" w:eastAsia="Times New Roman" w:cs="Times New Roman"/>
       <w:i/>
       <w:iCs/>
       <w:color w:val="404040" w:themeColor="text1" w:themeTint="BF"/>
@@ -13351,10 +13351,10 @@
       <w:outlineLvl w:val="7"/>
     </w:pPr>
     <w:rPr>
-      <w:rFonts w:asciiTheme="majorHAnsi" w:eastAsiaTheme="majorEastAsia" w:hAnsiTheme="majorHAnsi" w:cstheme="majorBidi"/>
+      <w:rFonts w:ascii="Times New Roman" w:hAnsi="Times New Roman" w:eastAsia="Times New Roman" w:cs="Times New Roman"/>
       <w:color w:val="4F81BD" w:themeColor="accent1"/>
-      <w:sz w:val="20"/>
-      <w:szCs w:val="20"/>
+      <w:sz w:val="24"/>
+      <w:szCs w:val="24"/>
     </w:rPr>
   </w:style>
   <w:style w:type="paragraph" w:styleId="Heading9">
@@ -13374,12 +13374,12 @@
       <w:outlineLvl w:val="8"/>
     </w:pPr>
     <w:rPr>
-      <w:rFonts w:asciiTheme="majorHAnsi" w:eastAsiaTheme="majorEastAsia" w:hAnsiTheme="majorHAnsi" w:cstheme="majorBidi"/>
+      <w:rFonts w:ascii="Times New Roman" w:hAnsi="Times New Roman" w:eastAsia="Times New Roman" w:cs="Times New Roman"/>
       <w:i/>
       <w:iCs/>
       <w:color w:val="404040" w:themeColor="text1" w:themeTint="BF"/>
-      <w:sz w:val="20"/>
-      <w:szCs w:val="20"/>
+      <w:sz w:val="24"/>
+      <w:szCs w:val="24"/>
     </w:rPr>
   </w:style>
   <w:style w:type="character" w:default="1" w:styleId="DefaultParagraphFont">
@@ -13425,12 +13425,12 @@
     <w:uiPriority w:val="9"/>
     <w:rsid w:val="00FC693F"/>
     <w:rPr>
-      <w:rFonts w:asciiTheme="majorHAnsi" w:eastAsiaTheme="majorEastAsia" w:hAnsiTheme="majorHAnsi" w:cstheme="majorBidi"/>
+      <w:rFonts w:ascii="Times New Roman" w:hAnsi="Times New Roman" w:eastAsia="Times New Roman" w:cs="Times New Roman"/>
       <w:b/>
       <w:bCs/>
       <w:color w:val="365F91" w:themeColor="accent1" w:themeShade="BF"/>
-      <w:sz w:val="28"/>
-      <w:szCs w:val="28"/>
+      <w:sz w:val="24"/>
+      <w:szCs w:val="24"/>
     </w:rPr>
   </w:style>
   <w:style w:type="character" w:customStyle="1" w:styleId="Heading2Char">
@@ -13440,12 +13440,12 @@
     <w:uiPriority w:val="9"/>
     <w:rsid w:val="00FC693F"/>
     <w:rPr>
-      <w:rFonts w:asciiTheme="majorHAnsi" w:eastAsiaTheme="majorEastAsia" w:hAnsiTheme="majorHAnsi" w:cstheme="majorBidi"/>
+      <w:rFonts w:ascii="Times New Roman" w:hAnsi="Times New Roman" w:eastAsia="Times New Roman" w:cs="Times New Roman"/>
       <w:b/>
       <w:bCs/>
       <w:color w:val="4F81BD" w:themeColor="accent1"/>
-      <w:sz w:val="26"/>
-      <w:szCs w:val="26"/>
+      <w:sz w:val="24"/>
+      <w:szCs w:val="24"/>
     </w:rPr>
   </w:style>
   <w:style w:type="character" w:customStyle="1" w:styleId="Heading3Char">
@@ -13455,7 +13455,7 @@
     <w:uiPriority w:val="9"/>
     <w:rsid w:val="00FC693F"/>
     <w:rPr>
-      <w:rFonts w:asciiTheme="majorHAnsi" w:eastAsiaTheme="majorEastAsia" w:hAnsiTheme="majorHAnsi" w:cstheme="majorBidi"/>
+      <w:rFonts w:ascii="Times New Roman" w:hAnsi="Times New Roman" w:eastAsia="Times New Roman" w:cs="Times New Roman"/>
       <w:b/>
       <w:bCs/>
       <w:color w:val="4F81BD" w:themeColor="accent1"/>
@@ -13477,12 +13477,12 @@
       <w:contextualSpacing/>
     </w:pPr>
     <w:rPr>
-      <w:rFonts w:asciiTheme="majorHAnsi" w:eastAsiaTheme="majorEastAsia" w:hAnsiTheme="majorHAnsi" w:cstheme="majorBidi"/>
+      <w:rFonts w:ascii="Times New Roman" w:hAnsi="Times New Roman" w:eastAsia="Times New Roman" w:cs="Times New Roman"/>
       <w:color w:val="17365D" w:themeColor="text2" w:themeShade="BF"/>
       <w:spacing w:val="5"/>
       <w:kern w:val="28"/>
-      <w:sz w:val="52"/>
-      <w:szCs w:val="52"/>
+      <w:sz w:val="24"/>
+      <w:szCs w:val="24"/>
     </w:rPr>
   </w:style>
   <w:style w:type="character" w:customStyle="1" w:styleId="TitleChar">
@@ -13492,12 +13492,12 @@
     <w:uiPriority w:val="10"/>
     <w:rsid w:val="00FC693F"/>
     <w:rPr>
-      <w:rFonts w:asciiTheme="majorHAnsi" w:eastAsiaTheme="majorEastAsia" w:hAnsiTheme="majorHAnsi" w:cstheme="majorBidi"/>
+      <w:rFonts w:ascii="Times New Roman" w:hAnsi="Times New Roman" w:eastAsia="Times New Roman" w:cs="Times New Roman"/>
       <w:color w:val="17365D" w:themeColor="text2" w:themeShade="BF"/>
       <w:spacing w:val="5"/>
       <w:kern w:val="28"/>
-      <w:sz w:val="52"/>
-      <w:szCs w:val="52"/>
+      <w:sz w:val="24"/>
+      <w:szCs w:val="24"/>
     </w:rPr>
   </w:style>
   <w:style w:type="paragraph" w:styleId="Subtitle">
@@ -13514,7 +13514,7 @@
       </w:numPr>
     </w:pPr>
     <w:rPr>
-      <w:rFonts w:asciiTheme="majorHAnsi" w:eastAsiaTheme="majorEastAsia" w:hAnsiTheme="majorHAnsi" w:cstheme="majorBidi"/>
+      <w:rFonts w:ascii="Times New Roman" w:hAnsi="Times New Roman" w:eastAsia="Times New Roman" w:cs="Times New Roman"/>
       <w:i/>
       <w:iCs/>
       <w:color w:val="4F81BD" w:themeColor="accent1"/>
@@ -13530,7 +13530,7 @@
     <w:uiPriority w:val="11"/>
     <w:rsid w:val="00FC693F"/>
     <w:rPr>
-      <w:rFonts w:asciiTheme="majorHAnsi" w:eastAsiaTheme="majorEastAsia" w:hAnsiTheme="majorHAnsi" w:cstheme="majorBidi"/>
+      <w:rFonts w:ascii="Times New Roman" w:hAnsi="Times New Roman" w:eastAsia="Times New Roman" w:cs="Times New Roman"/>
       <w:i/>
       <w:iCs/>
       <w:color w:val="4F81BD" w:themeColor="accent1"/>
@@ -13597,8 +13597,8 @@
       <w:spacing w:after="120"/>
     </w:pPr>
     <w:rPr>
-      <w:sz w:val="16"/>
-      <w:szCs w:val="16"/>
+      <w:sz w:val="24"/>
+      <w:szCs w:val="24"/>
     </w:rPr>
   </w:style>
   <w:style w:type="character" w:customStyle="1" w:styleId="BodyText3Char">
@@ -13608,8 +13608,8 @@
     <w:uiPriority w:val="99"/>
     <w:rsid w:val="00AA1D8D"/>
     <w:rPr>
-      <w:sz w:val="16"/>
-      <w:szCs w:val="16"/>
+      <w:sz w:val="24"/>
+      <w:szCs w:val="24"/>
     </w:rPr>
   </w:style>
   <w:style w:type="paragraph" w:styleId="List">
@@ -13777,9 +13777,9 @@
       </w:tabs>
     </w:pPr>
     <w:rPr>
-      <w:rFonts w:ascii="Courier" w:hAnsi="Courier"/>
-      <w:sz w:val="20"/>
-      <w:szCs w:val="20"/>
+      <w:rFonts w:ascii="Times New Roman" w:hAnsi="Times New Roman" w:eastAsia="Times New Roman" w:cs="Times New Roman"/>
+      <w:sz w:val="24"/>
+      <w:szCs w:val="24"/>
     </w:rPr>
   </w:style>
   <w:style w:type="character" w:customStyle="1" w:styleId="MacroTextChar">
@@ -13789,9 +13789,9 @@
     <w:uiPriority w:val="99"/>
     <w:rsid w:val="0029639D"/>
     <w:rPr>
-      <w:rFonts w:ascii="Courier" w:hAnsi="Courier"/>
-      <w:sz w:val="20"/>
-      <w:szCs w:val="20"/>
+      <w:rFonts w:ascii="Times New Roman" w:hAnsi="Times New Roman" w:eastAsia="Times New Roman" w:cs="Times New Roman"/>
+      <w:sz w:val="24"/>
+      <w:szCs w:val="24"/>
     </w:rPr>
   </w:style>
   <w:style w:type="paragraph" w:styleId="Quote">
@@ -13828,7 +13828,7 @@
     <w:semiHidden/>
     <w:rsid w:val="00FC693F"/>
     <w:rPr>
-      <w:rFonts w:asciiTheme="majorHAnsi" w:eastAsiaTheme="majorEastAsia" w:hAnsiTheme="majorHAnsi" w:cstheme="majorBidi"/>
+      <w:rFonts w:ascii="Times New Roman" w:hAnsi="Times New Roman" w:eastAsia="Times New Roman" w:cs="Times New Roman"/>
       <w:b/>
       <w:bCs/>
       <w:i/>
@@ -13844,7 +13844,7 @@
     <w:semiHidden/>
     <w:rsid w:val="00FC693F"/>
     <w:rPr>
-      <w:rFonts w:asciiTheme="majorHAnsi" w:eastAsiaTheme="majorEastAsia" w:hAnsiTheme="majorHAnsi" w:cstheme="majorBidi"/>
+      <w:rFonts w:ascii="Times New Roman" w:hAnsi="Times New Roman" w:eastAsia="Times New Roman" w:cs="Times New Roman"/>
       <w:color w:val="243F60" w:themeColor="accent1" w:themeShade="7F"/>
     </w:rPr>
   </w:style>
@@ -13856,7 +13856,7 @@
     <w:semiHidden/>
     <w:rsid w:val="00FC693F"/>
     <w:rPr>
-      <w:rFonts w:asciiTheme="majorHAnsi" w:eastAsiaTheme="majorEastAsia" w:hAnsiTheme="majorHAnsi" w:cstheme="majorBidi"/>
+      <w:rFonts w:ascii="Times New Roman" w:hAnsi="Times New Roman" w:eastAsia="Times New Roman" w:cs="Times New Roman"/>
       <w:i/>
       <w:iCs/>
       <w:color w:val="243F60" w:themeColor="accent1" w:themeShade="7F"/>
@@ -13870,7 +13870,7 @@
     <w:semiHidden/>
     <w:rsid w:val="00FC693F"/>
     <w:rPr>
-      <w:rFonts w:asciiTheme="majorHAnsi" w:eastAsiaTheme="majorEastAsia" w:hAnsiTheme="majorHAnsi" w:cstheme="majorBidi"/>
+      <w:rFonts w:ascii="Times New Roman" w:hAnsi="Times New Roman" w:eastAsia="Times New Roman" w:cs="Times New Roman"/>
       <w:i/>
       <w:iCs/>
       <w:color w:val="404040" w:themeColor="text1" w:themeTint="BF"/>
@@ -13884,10 +13884,10 @@
     <w:semiHidden/>
     <w:rsid w:val="00FC693F"/>
     <w:rPr>
-      <w:rFonts w:asciiTheme="majorHAnsi" w:eastAsiaTheme="majorEastAsia" w:hAnsiTheme="majorHAnsi" w:cstheme="majorBidi"/>
+      <w:rFonts w:ascii="Times New Roman" w:hAnsi="Times New Roman" w:eastAsia="Times New Roman" w:cs="Times New Roman"/>
       <w:color w:val="4F81BD" w:themeColor="accent1"/>
-      <w:sz w:val="20"/>
-      <w:szCs w:val="20"/>
+      <w:sz w:val="24"/>
+      <w:szCs w:val="24"/>
     </w:rPr>
   </w:style>
   <w:style w:type="character" w:customStyle="1" w:styleId="Heading9Char">
@@ -13898,12 +13898,12 @@
     <w:semiHidden/>
     <w:rsid w:val="00FC693F"/>
     <w:rPr>
-      <w:rFonts w:asciiTheme="majorHAnsi" w:eastAsiaTheme="majorEastAsia" w:hAnsiTheme="majorHAnsi" w:cstheme="majorBidi"/>
+      <w:rFonts w:ascii="Times New Roman" w:hAnsi="Times New Roman" w:eastAsia="Times New Roman" w:cs="Times New Roman"/>
       <w:i/>
       <w:iCs/>
       <w:color w:val="404040" w:themeColor="text1" w:themeTint="BF"/>
-      <w:sz w:val="20"/>
-      <w:szCs w:val="20"/>
+      <w:sz w:val="24"/>
+      <w:szCs w:val="24"/>
     </w:rPr>
   </w:style>
   <w:style w:type="paragraph" w:styleId="Caption">
@@ -13922,8 +13922,8 @@
       <w:b/>
       <w:bCs/>
       <w:color w:val="4F81BD" w:themeColor="accent1"/>
-      <w:sz w:val="18"/>
-      <w:szCs w:val="18"/>
+      <w:sz w:val="24"/>
+      <w:szCs w:val="24"/>
     </w:rPr>
   </w:style>
   <w:style w:type="character" w:styleId="Strong">
@@ -15487,7 +15487,7 @@
         <w:spacing w:before="0" w:after="0" w:line="240" w:lineRule="auto"/>
       </w:pPr>
       <w:rPr>
-        <w:rFonts w:asciiTheme="majorHAnsi" w:eastAsiaTheme="majorEastAsia" w:hAnsiTheme="majorHAnsi" w:cstheme="majorBidi"/>
+        <w:rFonts w:ascii="Times New Roman" w:hAnsi="Times New Roman" w:eastAsia="Times New Roman" w:cs="Times New Roman"/>
         <w:b/>
         <w:bCs/>
       </w:rPr>
@@ -15508,7 +15508,7 @@
         <w:spacing w:before="0" w:after="0" w:line="240" w:lineRule="auto"/>
       </w:pPr>
       <w:rPr>
-        <w:rFonts w:asciiTheme="majorHAnsi" w:eastAsiaTheme="majorEastAsia" w:hAnsiTheme="majorHAnsi" w:cstheme="majorBidi"/>
+        <w:rFonts w:ascii="Times New Roman" w:hAnsi="Times New Roman" w:eastAsia="Times New Roman" w:cs="Times New Roman"/>
         <w:b/>
         <w:bCs/>
       </w:rPr>
@@ -15526,14 +15526,14 @@
     </w:tblStylePr>
     <w:tblStylePr w:type="firstCol">
       <w:rPr>
-        <w:rFonts w:asciiTheme="majorHAnsi" w:eastAsiaTheme="majorEastAsia" w:hAnsiTheme="majorHAnsi" w:cstheme="majorBidi"/>
+        <w:rFonts w:ascii="Times New Roman" w:hAnsi="Times New Roman" w:eastAsia="Times New Roman" w:cs="Times New Roman"/>
         <w:b/>
         <w:bCs/>
       </w:rPr>
     </w:tblStylePr>
     <w:tblStylePr w:type="lastCol">
       <w:rPr>
-        <w:rFonts w:asciiTheme="majorHAnsi" w:eastAsiaTheme="majorEastAsia" w:hAnsiTheme="majorHAnsi" w:cstheme="majorBidi"/>
+        <w:rFonts w:ascii="Times New Roman" w:hAnsi="Times New Roman" w:eastAsia="Times New Roman" w:cs="Times New Roman"/>
         <w:b/>
         <w:bCs/>
       </w:rPr>
@@ -15617,7 +15617,7 @@
         <w:spacing w:before="0" w:after="0" w:line="240" w:lineRule="auto"/>
       </w:pPr>
       <w:rPr>
-        <w:rFonts w:asciiTheme="majorHAnsi" w:eastAsiaTheme="majorEastAsia" w:hAnsiTheme="majorHAnsi" w:cstheme="majorBidi"/>
+        <w:rFonts w:ascii="Times New Roman" w:hAnsi="Times New Roman" w:eastAsia="Times New Roman" w:cs="Times New Roman"/>
         <w:b/>
         <w:bCs/>
       </w:rPr>
@@ -15638,7 +15638,7 @@
         <w:spacing w:before="0" w:after="0" w:line="240" w:lineRule="auto"/>
       </w:pPr>
       <w:rPr>
-        <w:rFonts w:asciiTheme="majorHAnsi" w:eastAsiaTheme="majorEastAsia" w:hAnsiTheme="majorHAnsi" w:cstheme="majorBidi"/>
+        <w:rFonts w:ascii="Times New Roman" w:hAnsi="Times New Roman" w:eastAsia="Times New Roman" w:cs="Times New Roman"/>
         <w:b/>
         <w:bCs/>
       </w:rPr>
@@ -15656,14 +15656,14 @@
     </w:tblStylePr>
     <w:tblStylePr w:type="firstCol">
       <w:rPr>
-        <w:rFonts w:asciiTheme="majorHAnsi" w:eastAsiaTheme="majorEastAsia" w:hAnsiTheme="majorHAnsi" w:cstheme="majorBidi"/>
+        <w:rFonts w:ascii="Times New Roman" w:hAnsi="Times New Roman" w:eastAsia="Times New Roman" w:cs="Times New Roman"/>
         <w:b/>
         <w:bCs/>
       </w:rPr>
     </w:tblStylePr>
     <w:tblStylePr w:type="lastCol">
       <w:rPr>
-        <w:rFonts w:asciiTheme="majorHAnsi" w:eastAsiaTheme="majorEastAsia" w:hAnsiTheme="majorHAnsi" w:cstheme="majorBidi"/>
+        <w:rFonts w:ascii="Times New Roman" w:hAnsi="Times New Roman" w:eastAsia="Times New Roman" w:cs="Times New Roman"/>
         <w:b/>
         <w:bCs/>
       </w:rPr>
@@ -15747,7 +15747,7 @@
         <w:spacing w:before="0" w:after="0" w:line="240" w:lineRule="auto"/>
       </w:pPr>
       <w:rPr>
-        <w:rFonts w:asciiTheme="majorHAnsi" w:eastAsiaTheme="majorEastAsia" w:hAnsiTheme="majorHAnsi" w:cstheme="majorBidi"/>
+        <w:rFonts w:ascii="Times New Roman" w:hAnsi="Times New Roman" w:eastAsia="Times New Roman" w:cs="Times New Roman"/>
         <w:b/>
         <w:bCs/>
       </w:rPr>
@@ -15768,7 +15768,7 @@
         <w:spacing w:before="0" w:after="0" w:line="240" w:lineRule="auto"/>
       </w:pPr>
       <w:rPr>
-        <w:rFonts w:asciiTheme="majorHAnsi" w:eastAsiaTheme="majorEastAsia" w:hAnsiTheme="majorHAnsi" w:cstheme="majorBidi"/>
+        <w:rFonts w:ascii="Times New Roman" w:hAnsi="Times New Roman" w:eastAsia="Times New Roman" w:cs="Times New Roman"/>
         <w:b/>
         <w:bCs/>
       </w:rPr>
@@ -15786,14 +15786,14 @@
     </w:tblStylePr>
     <w:tblStylePr w:type="firstCol">
       <w:rPr>
-        <w:rFonts w:asciiTheme="majorHAnsi" w:eastAsiaTheme="majorEastAsia" w:hAnsiTheme="majorHAnsi" w:cstheme="majorBidi"/>
+        <w:rFonts w:ascii="Times New Roman" w:hAnsi="Times New Roman" w:eastAsia="Times New Roman" w:cs="Times New Roman"/>
         <w:b/>
         <w:bCs/>
       </w:rPr>
     </w:tblStylePr>
     <w:tblStylePr w:type="lastCol">
       <w:rPr>
-        <w:rFonts w:asciiTheme="majorHAnsi" w:eastAsiaTheme="majorEastAsia" w:hAnsiTheme="majorHAnsi" w:cstheme="majorBidi"/>
+        <w:rFonts w:ascii="Times New Roman" w:hAnsi="Times New Roman" w:eastAsia="Times New Roman" w:cs="Times New Roman"/>
         <w:b/>
         <w:bCs/>
       </w:rPr>
@@ -15877,7 +15877,7 @@
         <w:spacing w:before="0" w:after="0" w:line="240" w:lineRule="auto"/>
       </w:pPr>
       <w:rPr>
-        <w:rFonts w:asciiTheme="majorHAnsi" w:eastAsiaTheme="majorEastAsia" w:hAnsiTheme="majorHAnsi" w:cstheme="majorBidi"/>
+        <w:rFonts w:ascii="Times New Roman" w:hAnsi="Times New Roman" w:eastAsia="Times New Roman" w:cs="Times New Roman"/>
         <w:b/>
         <w:bCs/>
       </w:rPr>
@@ -15898,7 +15898,7 @@
         <w:spacing w:before="0" w:after="0" w:line="240" w:lineRule="auto"/>
       </w:pPr>
       <w:rPr>
-        <w:rFonts w:asciiTheme="majorHAnsi" w:eastAsiaTheme="majorEastAsia" w:hAnsiTheme="majorHAnsi" w:cstheme="majorBidi"/>
+        <w:rFonts w:ascii="Times New Roman" w:hAnsi="Times New Roman" w:eastAsia="Times New Roman" w:cs="Times New Roman"/>
         <w:b/>
         <w:bCs/>
       </w:rPr>
@@ -15916,14 +15916,14 @@
     </w:tblStylePr>
     <w:tblStylePr w:type="firstCol">
       <w:rPr>
-        <w:rFonts w:asciiTheme="majorHAnsi" w:eastAsiaTheme="majorEastAsia" w:hAnsiTheme="majorHAnsi" w:cstheme="majorBidi"/>
+        <w:rFonts w:ascii="Times New Roman" w:hAnsi="Times New Roman" w:eastAsia="Times New Roman" w:cs="Times New Roman"/>
         <w:b/>
         <w:bCs/>
       </w:rPr>
     </w:tblStylePr>
     <w:tblStylePr w:type="lastCol">
       <w:rPr>
-        <w:rFonts w:asciiTheme="majorHAnsi" w:eastAsiaTheme="majorEastAsia" w:hAnsiTheme="majorHAnsi" w:cstheme="majorBidi"/>
+        <w:rFonts w:ascii="Times New Roman" w:hAnsi="Times New Roman" w:eastAsia="Times New Roman" w:cs="Times New Roman"/>
         <w:b/>
         <w:bCs/>
       </w:rPr>
@@ -16007,7 +16007,7 @@
         <w:spacing w:before="0" w:after="0" w:line="240" w:lineRule="auto"/>
       </w:pPr>
       <w:rPr>
-        <w:rFonts w:asciiTheme="majorHAnsi" w:eastAsiaTheme="majorEastAsia" w:hAnsiTheme="majorHAnsi" w:cstheme="majorBidi"/>
+        <w:rFonts w:ascii="Times New Roman" w:hAnsi="Times New Roman" w:eastAsia="Times New Roman" w:cs="Times New Roman"/>
         <w:b/>
         <w:bCs/>
       </w:rPr>
@@ -16028,7 +16028,7 @@
         <w:spacing w:before="0" w:after="0" w:line="240" w:lineRule="auto"/>
       </w:pPr>
       <w:rPr>
-        <w:rFonts w:asciiTheme="majorHAnsi" w:eastAsiaTheme="majorEastAsia" w:hAnsiTheme="majorHAnsi" w:cstheme="majorBidi"/>
+        <w:rFonts w:ascii="Times New Roman" w:hAnsi="Times New Roman" w:eastAsia="Times New Roman" w:cs="Times New Roman"/>
         <w:b/>
         <w:bCs/>
       </w:rPr>
@@ -16046,14 +16046,14 @@
     </w:tblStylePr>
     <w:tblStylePr w:type="firstCol">
       <w:rPr>
-        <w:rFonts w:asciiTheme="majorHAnsi" w:eastAsiaTheme="majorEastAsia" w:hAnsiTheme="majorHAnsi" w:cstheme="majorBidi"/>
+        <w:rFonts w:ascii="Times New Roman" w:hAnsi="Times New Roman" w:eastAsia="Times New Roman" w:cs="Times New Roman"/>
         <w:b/>
         <w:bCs/>
       </w:rPr>
     </w:tblStylePr>
     <w:tblStylePr w:type="lastCol">
       <w:rPr>
-        <w:rFonts w:asciiTheme="majorHAnsi" w:eastAsiaTheme="majorEastAsia" w:hAnsiTheme="majorHAnsi" w:cstheme="majorBidi"/>
+        <w:rFonts w:ascii="Times New Roman" w:hAnsi="Times New Roman" w:eastAsia="Times New Roman" w:cs="Times New Roman"/>
         <w:b/>
         <w:bCs/>
       </w:rPr>
@@ -16137,7 +16137,7 @@
         <w:spacing w:before="0" w:after="0" w:line="240" w:lineRule="auto"/>
       </w:pPr>
       <w:rPr>
-        <w:rFonts w:asciiTheme="majorHAnsi" w:eastAsiaTheme="majorEastAsia" w:hAnsiTheme="majorHAnsi" w:cstheme="majorBidi"/>
+        <w:rFonts w:ascii="Times New Roman" w:hAnsi="Times New Roman" w:eastAsia="Times New Roman" w:cs="Times New Roman"/>
         <w:b/>
         <w:bCs/>
       </w:rPr>
@@ -16158,7 +16158,7 @@
         <w:spacing w:before="0" w:after="0" w:line="240" w:lineRule="auto"/>
       </w:pPr>
       <w:rPr>
-        <w:rFonts w:asciiTheme="majorHAnsi" w:eastAsiaTheme="majorEastAsia" w:hAnsiTheme="majorHAnsi" w:cstheme="majorBidi"/>
+        <w:rFonts w:ascii="Times New Roman" w:hAnsi="Times New Roman" w:eastAsia="Times New Roman" w:cs="Times New Roman"/>
         <w:b/>
         <w:bCs/>
       </w:rPr>
@@ -16176,14 +16176,14 @@
     </w:tblStylePr>
     <w:tblStylePr w:type="firstCol">
       <w:rPr>
-        <w:rFonts w:asciiTheme="majorHAnsi" w:eastAsiaTheme="majorEastAsia" w:hAnsiTheme="majorHAnsi" w:cstheme="majorBidi"/>
+        <w:rFonts w:ascii="Times New Roman" w:hAnsi="Times New Roman" w:eastAsia="Times New Roman" w:cs="Times New Roman"/>
         <w:b/>
         <w:bCs/>
       </w:rPr>
     </w:tblStylePr>
     <w:tblStylePr w:type="lastCol">
       <w:rPr>
-        <w:rFonts w:asciiTheme="majorHAnsi" w:eastAsiaTheme="majorEastAsia" w:hAnsiTheme="majorHAnsi" w:cstheme="majorBidi"/>
+        <w:rFonts w:ascii="Times New Roman" w:hAnsi="Times New Roman" w:eastAsia="Times New Roman" w:cs="Times New Roman"/>
         <w:b/>
         <w:bCs/>
       </w:rPr>
@@ -16267,7 +16267,7 @@
         <w:spacing w:before="0" w:after="0" w:line="240" w:lineRule="auto"/>
       </w:pPr>
       <w:rPr>
-        <w:rFonts w:asciiTheme="majorHAnsi" w:eastAsiaTheme="majorEastAsia" w:hAnsiTheme="majorHAnsi" w:cstheme="majorBidi"/>
+        <w:rFonts w:ascii="Times New Roman" w:hAnsi="Times New Roman" w:eastAsia="Times New Roman" w:cs="Times New Roman"/>
         <w:b/>
         <w:bCs/>
       </w:rPr>
@@ -16288,7 +16288,7 @@
         <w:spacing w:before="0" w:after="0" w:line="240" w:lineRule="auto"/>
       </w:pPr>
       <w:rPr>
-        <w:rFonts w:asciiTheme="majorHAnsi" w:eastAsiaTheme="majorEastAsia" w:hAnsiTheme="majorHAnsi" w:cstheme="majorBidi"/>
+        <w:rFonts w:ascii="Times New Roman" w:hAnsi="Times New Roman" w:eastAsia="Times New Roman" w:cs="Times New Roman"/>
         <w:b/>
         <w:bCs/>
       </w:rPr>
@@ -16306,14 +16306,14 @@
     </w:tblStylePr>
     <w:tblStylePr w:type="firstCol">
       <w:rPr>
-        <w:rFonts w:asciiTheme="majorHAnsi" w:eastAsiaTheme="majorEastAsia" w:hAnsiTheme="majorHAnsi" w:cstheme="majorBidi"/>
+        <w:rFonts w:ascii="Times New Roman" w:hAnsi="Times New Roman" w:eastAsia="Times New Roman" w:cs="Times New Roman"/>
         <w:b/>
         <w:bCs/>
       </w:rPr>
     </w:tblStylePr>
     <w:tblStylePr w:type="lastCol">
       <w:rPr>
-        <w:rFonts w:asciiTheme="majorHAnsi" w:eastAsiaTheme="majorEastAsia" w:hAnsiTheme="majorHAnsi" w:cstheme="majorBidi"/>
+        <w:rFonts w:ascii="Times New Roman" w:hAnsi="Times New Roman" w:eastAsia="Times New Roman" w:cs="Times New Roman"/>
         <w:b/>
         <w:bCs/>
       </w:rPr>
@@ -18178,7 +18178,7 @@
     </w:tblPr>
     <w:tblStylePr w:type="firstRow">
       <w:rPr>
-        <w:rFonts w:asciiTheme="majorHAnsi" w:eastAsiaTheme="majorEastAsia" w:hAnsiTheme="majorHAnsi" w:cstheme="majorBidi"/>
+        <w:rFonts w:ascii="Times New Roman" w:hAnsi="Times New Roman" w:eastAsia="Times New Roman" w:cs="Times New Roman"/>
       </w:rPr>
       <w:tblPr/>
       <w:tcPr>
@@ -18262,7 +18262,7 @@
     </w:tblPr>
     <w:tblStylePr w:type="firstRow">
       <w:rPr>
-        <w:rFonts w:asciiTheme="majorHAnsi" w:eastAsiaTheme="majorEastAsia" w:hAnsiTheme="majorHAnsi" w:cstheme="majorBidi"/>
+        <w:rFonts w:ascii="Times New Roman" w:hAnsi="Times New Roman" w:eastAsia="Times New Roman" w:cs="Times New Roman"/>
       </w:rPr>
       <w:tblPr/>
       <w:tcPr>
@@ -18346,7 +18346,7 @@
     </w:tblPr>
     <w:tblStylePr w:type="firstRow">
       <w:rPr>
-        <w:rFonts w:asciiTheme="majorHAnsi" w:eastAsiaTheme="majorEastAsia" w:hAnsiTheme="majorHAnsi" w:cstheme="majorBidi"/>
+        <w:rFonts w:ascii="Times New Roman" w:hAnsi="Times New Roman" w:eastAsia="Times New Roman" w:cs="Times New Roman"/>
       </w:rPr>
       <w:tblPr/>
       <w:tcPr>
@@ -18430,7 +18430,7 @@
     </w:tblPr>
     <w:tblStylePr w:type="firstRow">
       <w:rPr>
-        <w:rFonts w:asciiTheme="majorHAnsi" w:eastAsiaTheme="majorEastAsia" w:hAnsiTheme="majorHAnsi" w:cstheme="majorBidi"/>
+        <w:rFonts w:ascii="Times New Roman" w:hAnsi="Times New Roman" w:eastAsia="Times New Roman" w:cs="Times New Roman"/>
       </w:rPr>
       <w:tblPr/>
       <w:tcPr>
@@ -18514,7 +18514,7 @@
     </w:tblPr>
     <w:tblStylePr w:type="firstRow">
       <w:rPr>
-        <w:rFonts w:asciiTheme="majorHAnsi" w:eastAsiaTheme="majorEastAsia" w:hAnsiTheme="majorHAnsi" w:cstheme="majorBidi"/>
+        <w:rFonts w:ascii="Times New Roman" w:hAnsi="Times New Roman" w:eastAsia="Times New Roman" w:cs="Times New Roman"/>
       </w:rPr>
       <w:tblPr/>
       <w:tcPr>
@@ -18598,7 +18598,7 @@
     </w:tblPr>
     <w:tblStylePr w:type="firstRow">
       <w:rPr>
-        <w:rFonts w:asciiTheme="majorHAnsi" w:eastAsiaTheme="majorEastAsia" w:hAnsiTheme="majorHAnsi" w:cstheme="majorBidi"/>
+        <w:rFonts w:ascii="Times New Roman" w:hAnsi="Times New Roman" w:eastAsia="Times New Roman" w:cs="Times New Roman"/>
       </w:rPr>
       <w:tblPr/>
       <w:tcPr>
@@ -18682,7 +18682,7 @@
     </w:tblPr>
     <w:tblStylePr w:type="firstRow">
       <w:rPr>
-        <w:rFonts w:asciiTheme="majorHAnsi" w:eastAsiaTheme="majorEastAsia" w:hAnsiTheme="majorHAnsi" w:cstheme="majorBidi"/>
+        <w:rFonts w:ascii="Times New Roman" w:hAnsi="Times New Roman" w:eastAsia="Times New Roman" w:cs="Times New Roman"/>
       </w:rPr>
       <w:tblPr/>
       <w:tcPr>
@@ -18747,7 +18747,7 @@
       <w:spacing w:after="0" w:line="240" w:lineRule="auto"/>
     </w:pPr>
     <w:rPr>
-      <w:rFonts w:asciiTheme="majorHAnsi" w:eastAsiaTheme="majorEastAsia" w:hAnsiTheme="majorHAnsi" w:cstheme="majorBidi"/>
+      <w:rFonts w:ascii="Times New Roman" w:hAnsi="Times New Roman" w:eastAsia="Times New Roman" w:cs="Times New Roman"/>
       <w:color w:val="000000" w:themeColor="text1"/>
     </w:rPr>
     <w:tblPr>
@@ -18875,7 +18875,7 @@
       <w:spacing w:after="0" w:line="240" w:lineRule="auto"/>
     </w:pPr>
     <w:rPr>
-      <w:rFonts w:asciiTheme="majorHAnsi" w:eastAsiaTheme="majorEastAsia" w:hAnsiTheme="majorHAnsi" w:cstheme="majorBidi"/>
+      <w:rFonts w:ascii="Times New Roman" w:hAnsi="Times New Roman" w:eastAsia="Times New Roman" w:cs="Times New Roman"/>
       <w:color w:val="000000" w:themeColor="text1"/>
     </w:rPr>
     <w:tblPr>
@@ -19003,7 +19003,7 @@
       <w:spacing w:after="0" w:line="240" w:lineRule="auto"/>
     </w:pPr>
     <w:rPr>
-      <w:rFonts w:asciiTheme="majorHAnsi" w:eastAsiaTheme="majorEastAsia" w:hAnsiTheme="majorHAnsi" w:cstheme="majorBidi"/>
+      <w:rFonts w:ascii="Times New Roman" w:hAnsi="Times New Roman" w:eastAsia="Times New Roman" w:cs="Times New Roman"/>
       <w:color w:val="000000" w:themeColor="text1"/>
     </w:rPr>
     <w:tblPr>
@@ -19131,7 +19131,7 @@
       <w:spacing w:after="0" w:line="240" w:lineRule="auto"/>
     </w:pPr>
     <w:rPr>
-      <w:rFonts w:asciiTheme="majorHAnsi" w:eastAsiaTheme="majorEastAsia" w:hAnsiTheme="majorHAnsi" w:cstheme="majorBidi"/>
+      <w:rFonts w:ascii="Times New Roman" w:hAnsi="Times New Roman" w:eastAsia="Times New Roman" w:cs="Times New Roman"/>
       <w:color w:val="000000" w:themeColor="text1"/>
     </w:rPr>
     <w:tblPr>
@@ -19259,7 +19259,7 @@
       <w:spacing w:after="0" w:line="240" w:lineRule="auto"/>
     </w:pPr>
     <w:rPr>
-      <w:rFonts w:asciiTheme="majorHAnsi" w:eastAsiaTheme="majorEastAsia" w:hAnsiTheme="majorHAnsi" w:cstheme="majorBidi"/>
+      <w:rFonts w:ascii="Times New Roman" w:hAnsi="Times New Roman" w:eastAsia="Times New Roman" w:cs="Times New Roman"/>
       <w:color w:val="000000" w:themeColor="text1"/>
     </w:rPr>
     <w:tblPr>
@@ -19387,7 +19387,7 @@
       <w:spacing w:after="0" w:line="240" w:lineRule="auto"/>
     </w:pPr>
     <w:rPr>
-      <w:rFonts w:asciiTheme="majorHAnsi" w:eastAsiaTheme="majorEastAsia" w:hAnsiTheme="majorHAnsi" w:cstheme="majorBidi"/>
+      <w:rFonts w:ascii="Times New Roman" w:hAnsi="Times New Roman" w:eastAsia="Times New Roman" w:cs="Times New Roman"/>
       <w:color w:val="000000" w:themeColor="text1"/>
     </w:rPr>
     <w:tblPr>
@@ -19515,7 +19515,7 @@
       <w:spacing w:after="0" w:line="240" w:lineRule="auto"/>
     </w:pPr>
     <w:rPr>
-      <w:rFonts w:asciiTheme="majorHAnsi" w:eastAsiaTheme="majorEastAsia" w:hAnsiTheme="majorHAnsi" w:cstheme="majorBidi"/>
+      <w:rFonts w:ascii="Times New Roman" w:hAnsi="Times New Roman" w:eastAsia="Times New Roman" w:cs="Times New Roman"/>
       <w:color w:val="000000" w:themeColor="text1"/>
     </w:rPr>
     <w:tblPr>
@@ -20154,7 +20154,7 @@
       <w:spacing w:after="0" w:line="240" w:lineRule="auto"/>
     </w:pPr>
     <w:rPr>
-      <w:rFonts w:asciiTheme="majorHAnsi" w:eastAsiaTheme="majorEastAsia" w:hAnsiTheme="majorHAnsi" w:cstheme="majorBidi"/>
+      <w:rFonts w:ascii="Times New Roman" w:hAnsi="Times New Roman" w:eastAsia="Times New Roman" w:cs="Times New Roman"/>
       <w:color w:val="000000" w:themeColor="text1"/>
     </w:rPr>
     <w:tblPr>
@@ -20279,7 +20279,7 @@
       <w:spacing w:after="0" w:line="240" w:lineRule="auto"/>
     </w:pPr>
     <w:rPr>
-      <w:rFonts w:asciiTheme="majorHAnsi" w:eastAsiaTheme="majorEastAsia" w:hAnsiTheme="majorHAnsi" w:cstheme="majorBidi"/>
+      <w:rFonts w:ascii="Times New Roman" w:hAnsi="Times New Roman" w:eastAsia="Times New Roman" w:cs="Times New Roman"/>
       <w:color w:val="000000" w:themeColor="text1"/>
     </w:rPr>
     <w:tblPr>
@@ -20404,7 +20404,7 @@
       <w:spacing w:after="0" w:line="240" w:lineRule="auto"/>
     </w:pPr>
     <w:rPr>
-      <w:rFonts w:asciiTheme="majorHAnsi" w:eastAsiaTheme="majorEastAsia" w:hAnsiTheme="majorHAnsi" w:cstheme="majorBidi"/>
+      <w:rFonts w:ascii="Times New Roman" w:hAnsi="Times New Roman" w:eastAsia="Times New Roman" w:cs="Times New Roman"/>
       <w:color w:val="000000" w:themeColor="text1"/>
     </w:rPr>
     <w:tblPr>
@@ -20529,7 +20529,7 @@
       <w:spacing w:after="0" w:line="240" w:lineRule="auto"/>
     </w:pPr>
     <w:rPr>
-      <w:rFonts w:asciiTheme="majorHAnsi" w:eastAsiaTheme="majorEastAsia" w:hAnsiTheme="majorHAnsi" w:cstheme="majorBidi"/>
+      <w:rFonts w:ascii="Times New Roman" w:hAnsi="Times New Roman" w:eastAsia="Times New Roman" w:cs="Times New Roman"/>
       <w:color w:val="000000" w:themeColor="text1"/>
     </w:rPr>
     <w:tblPr>
@@ -20654,7 +20654,7 @@
       <w:spacing w:after="0" w:line="240" w:lineRule="auto"/>
     </w:pPr>
     <w:rPr>
-      <w:rFonts w:asciiTheme="majorHAnsi" w:eastAsiaTheme="majorEastAsia" w:hAnsiTheme="majorHAnsi" w:cstheme="majorBidi"/>
+      <w:rFonts w:ascii="Times New Roman" w:hAnsi="Times New Roman" w:eastAsia="Times New Roman" w:cs="Times New Roman"/>
       <w:color w:val="000000" w:themeColor="text1"/>
     </w:rPr>
     <w:tblPr>
@@ -20779,7 +20779,7 @@
       <w:spacing w:after="0" w:line="240" w:lineRule="auto"/>
     </w:pPr>
     <w:rPr>
-      <w:rFonts w:asciiTheme="majorHAnsi" w:eastAsiaTheme="majorEastAsia" w:hAnsiTheme="majorHAnsi" w:cstheme="majorBidi"/>
+      <w:rFonts w:ascii="Times New Roman" w:hAnsi="Times New Roman" w:eastAsia="Times New Roman" w:cs="Times New Roman"/>
       <w:color w:val="000000" w:themeColor="text1"/>
     </w:rPr>
     <w:tblPr>
@@ -20904,7 +20904,7 @@
       <w:spacing w:after="0" w:line="240" w:lineRule="auto"/>
     </w:pPr>
     <w:rPr>
-      <w:rFonts w:asciiTheme="majorHAnsi" w:eastAsiaTheme="majorEastAsia" w:hAnsiTheme="majorHAnsi" w:cstheme="majorBidi"/>
+      <w:rFonts w:ascii="Times New Roman" w:hAnsi="Times New Roman" w:eastAsia="Times New Roman" w:cs="Times New Roman"/>
       <w:color w:val="000000" w:themeColor="text1"/>
     </w:rPr>
     <w:tblPr>
